--- a/downloads/teacher/ai-2-week-16.docx
+++ b/downloads/teacher/ai-2-week-16.docx
@@ -3010,6 +3010,396 @@
         <w:t>Compare recommender revisions on fixed development cases, reserving new cases for the final presentation.</w:t>
       </w:r>
     </w:p>
+    <w:p>
+      <w:pPr>
+        <w:pStyle w:val="Heading1"/>
+      </w:pPr>
+      <w:r>
+        <w:t>07. Prepare, teach and assess</w:t>
+      </w:r>
+    </w:p>
+    <w:p>
+      <w:r>
+        <w:t>Teaching target: Compare training and validation evidence for model capacity</w:t>
+      </w:r>
+    </w:p>
+    <w:p>
+      <w:r>
+        <w:t>Prepare the labelled worked-case picture, the matching workbook, fictional input cards and a place for individual responses. No paid AI account is required for the paper reasoning activities.</w:t>
+      </w:r>
+    </w:p>
+    <w:tbl>
+      <w:tblPr>
+        <w:tblStyle w:val="LightShading-Accent1"/>
+        <w:tblW w:type="auto" w:w="0"/>
+        <w:tblLook w:firstColumn="1" w:firstRow="1" w:lastColumn="0" w:lastRow="0" w:noHBand="0" w:noVBand="1" w:val="04A0"/>
+      </w:tblPr>
+      <w:tblGrid>
+        <w:gridCol w:w="3408"/>
+        <w:gridCol w:w="3408"/>
+        <w:gridCol w:w="3408"/>
+      </w:tblGrid>
+      <w:tr>
+        <w:trPr>
+          <w:tblHeader/>
+        </w:trPr>
+        <w:tc>
+          <w:tcPr>
+            <w:tcW w:type="dxa" w:w="3408"/>
+          </w:tcPr>
+          <w:p>
+            <w:r>
+              <w:t>Session</w:t>
+            </w:r>
+          </w:p>
+        </w:tc>
+        <w:tc>
+          <w:tcPr>
+            <w:tcW w:type="dxa" w:w="3408"/>
+          </w:tcPr>
+          <w:p>
+            <w:r>
+              <w:t>Plan</w:t>
+            </w:r>
+          </w:p>
+        </w:tc>
+        <w:tc>
+          <w:tcPr>
+            <w:tcW w:type="dxa" w:w="3408"/>
+          </w:tcPr>
+          <w:p>
+            <w:r>
+              <w:t>Resources</w:t>
+            </w:r>
+          </w:p>
+        </w:tc>
+      </w:tr>
+      <w:tr>
+        <w:tc>
+          <w:tcPr>
+            <w:tcW w:type="dxa" w:w="3408"/>
+          </w:tcPr>
+          <w:p>
+            <w:r>
+              <w:t>Session 1 · Understand · 45 min</w:t>
+            </w:r>
+          </w:p>
+        </w:tc>
+        <w:tc>
+          <w:tcPr>
+            <w:tcW w:type="dxa" w:w="3408"/>
+          </w:tcPr>
+          <w:p>
+            <w:r>
+              <w:t>0–7: recall and prerequisite; 7–15: inspect the concrete case and predict; 15–30: teacher models the worked trace; 30–40: learners explain a step using the text and visual; 40–45: check the core idea.</w:t>
+            </w:r>
+          </w:p>
+        </w:tc>
+        <w:tc>
+          <w:tcPr>
+            <w:tcW w:type="dxa" w:w="3408"/>
+          </w:tcPr>
+          <w:p>
+            <w:r>
+              <w:t>Sections 1–6; record the brief recall in the workbook.</w:t>
+            </w:r>
+          </w:p>
+        </w:tc>
+      </w:tr>
+      <w:tr>
+        <w:tc>
+          <w:tcPr>
+            <w:tcW w:type="dxa" w:w="3408"/>
+          </w:tcPr>
+          <w:p>
+            <w:r>
+              <w:t>Session 2 · Practise · 45 min</w:t>
+            </w:r>
+          </w:p>
+        </w:tc>
+        <w:tc>
+          <w:tcPr>
+            <w:tcW w:type="dxa" w:w="3408"/>
+          </w:tcPr>
+          <w:p>
+            <w:r>
+              <w:t>0–5: retrieve the procedure; 5–15: W2 completion practice; 15–23: explain and check with a partner; 23–30: each learner answers the misconception check; 30–40: targeted reteaching or a harder variation; 40–45: prepare the investigation.</w:t>
+            </w:r>
+          </w:p>
+        </w:tc>
+        <w:tc>
+          <w:tcPr>
+            <w:tcW w:type="dxa" w:w="3408"/>
+          </w:tcPr>
+          <w:p>
+            <w:r>
+              <w:t>Sections 7–10; use the matching workbook W2 and misconception check.</w:t>
+            </w:r>
+          </w:p>
+        </w:tc>
+      </w:tr>
+      <w:tr>
+        <w:tc>
+          <w:tcPr>
+            <w:tcW w:type="dxa" w:w="3408"/>
+          </w:tcPr>
+          <w:p>
+            <w:r>
+              <w:t>Session 3 · Investigate and transfer · 45 min</w:t>
+            </w:r>
+          </w:p>
+        </w:tc>
+        <w:tc>
+          <w:tcPr>
+            <w:tcW w:type="dxa" w:w="3408"/>
+          </w:tcPr>
+          <w:p>
+            <w:r>
+              <w:t>0–5: retrieve the decision rule; 5–20: investigate or trace; 20–30: start the independent case; 30–38: connect the project; 38–43: act on feedback; 43–45: plan the return check.</w:t>
+            </w:r>
+          </w:p>
+        </w:tc>
+        <w:tc>
+          <w:tcPr>
+            <w:tcW w:type="dxa" w:w="3408"/>
+          </w:tcPr>
+          <w:p>
+            <w:r>
+              <w:t>Sections 9 and 11–14. Give extra time to finish the full task set; use Section 15 when the week includes a coding lab.</w:t>
+            </w:r>
+          </w:p>
+        </w:tc>
+      </w:tr>
+    </w:tbl>
+    <w:p>
+      <w:r>
+        <w:t>Before class, solve the supported practice: Does a training-validation gap alone prove overfitting?</w:t>
+      </w:r>
+    </w:p>
+    <w:p>
+      <w:r>
+        <w:t>Reasoned practice answer: Teacher explanation: No. It is consistent with overfitting but may also reflect shift, data quality or split problems.</w:t>
+      </w:r>
+    </w:p>
+    <w:p>
+      <w:r>
+        <w:t>Check every learner before discussion: Use the worked case for Overfitting and model capacity. Proposed explanation: “A final answer is enough”. Decide whether this explanation is supported. Point to the step or supplied fact that decides; explain your repair if needed.</w:t>
+      </w:r>
+    </w:p>
+    <w:p>
+      <w:r>
+        <w:t>Misconception repair: Ask for the relevant counts, units, procedure or saved record. For this week: Choose the line with validation MAE 3. The curve training MAE 0 does not compensate for validation MAE 8.</w:t>
+      </w:r>
+    </w:p>
+    <w:p>
+      <w:r>
+        <w:t>Support: read the exact case aloud, enlarge the labelled picture, supply input cards and model only the first deciding step. Accept a spoken explanation or drawing; retain the reasoning goal.</w:t>
+      </w:r>
+    </w:p>
+    <w:p>
+      <w:r>
+        <w:t>Extension: Complex’s validation error becomes 2 on a newly documented, fair development comparison. Require a prediction and a reason before comparing. Expected result: The stated rule now selects Complex. Reason: The rule compares validation errors; it does not ban complex models.</w:t>
+      </w:r>
+    </w:p>
+    <w:p>
+      <w:r>
+        <w:t>Independent assessment: withhold the reserved answer until the learner has attempted the new case. Record support separately from correctness.</w:t>
+      </w:r>
+    </w:p>
+    <w:tbl>
+      <w:tblPr>
+        <w:tblStyle w:val="LightShading-Accent1"/>
+        <w:tblW w:type="auto" w:w="0"/>
+        <w:tblLook w:firstColumn="1" w:firstRow="1" w:lastColumn="0" w:lastRow="0" w:noHBand="0" w:noVBand="1" w:val="04A0"/>
+      </w:tblPr>
+      <w:tblGrid>
+        <w:gridCol w:w="2556"/>
+        <w:gridCol w:w="2556"/>
+        <w:gridCol w:w="2556"/>
+        <w:gridCol w:w="2556"/>
+      </w:tblGrid>
+      <w:tr>
+        <w:trPr>
+          <w:tblHeader/>
+        </w:trPr>
+        <w:tc>
+          <w:tcPr>
+            <w:tcW w:type="dxa" w:w="2556"/>
+          </w:tcPr>
+          <w:p>
+            <w:r>
+              <w:t>Criterion</w:t>
+            </w:r>
+          </w:p>
+        </w:tc>
+        <w:tc>
+          <w:tcPr>
+            <w:tcW w:type="dxa" w:w="2556"/>
+          </w:tcPr>
+          <w:p>
+            <w:r>
+              <w:t>Not yet</w:t>
+            </w:r>
+          </w:p>
+        </w:tc>
+        <w:tc>
+          <w:tcPr>
+            <w:tcW w:type="dxa" w:w="2556"/>
+          </w:tcPr>
+          <w:p>
+            <w:r>
+              <w:t>With support</w:t>
+            </w:r>
+          </w:p>
+        </w:tc>
+        <w:tc>
+          <w:tcPr>
+            <w:tcW w:type="dxa" w:w="2556"/>
+          </w:tcPr>
+          <w:p>
+            <w:r>
+              <w:t>Independent</w:t>
+            </w:r>
+          </w:p>
+        </w:tc>
+      </w:tr>
+      <w:tr>
+        <w:tc>
+          <w:tcPr>
+            <w:tcW w:type="dxa" w:w="2556"/>
+          </w:tcPr>
+          <w:p>
+            <w:r>
+              <w:t>Explanation</w:t>
+            </w:r>
+          </w:p>
+        </w:tc>
+        <w:tc>
+          <w:tcPr>
+            <w:tcW w:type="dxa" w:w="2556"/>
+          </w:tcPr>
+          <w:p>
+            <w:r>
+              <w:t>Names an answer without a deciding fact</w:t>
+            </w:r>
+          </w:p>
+        </w:tc>
+        <w:tc>
+          <w:tcPr>
+            <w:tcW w:type="dxa" w:w="2556"/>
+          </w:tcPr>
+          <w:p>
+            <w:r>
+              <w:t>Uses a hint to link fact and decision</w:t>
+            </w:r>
+          </w:p>
+        </w:tc>
+        <w:tc>
+          <w:tcPr>
+            <w:tcW w:type="dxa" w:w="2556"/>
+          </w:tcPr>
+          <w:p>
+            <w:r>
+              <w:t>Explains the deciding fact in own words</w:t>
+            </w:r>
+          </w:p>
+        </w:tc>
+      </w:tr>
+      <w:tr>
+        <w:tc>
+          <w:tcPr>
+            <w:tcW w:type="dxa" w:w="2556"/>
+          </w:tcPr>
+          <w:p>
+            <w:r>
+              <w:t>Trace or test</w:t>
+            </w:r>
+          </w:p>
+        </w:tc>
+        <w:tc>
+          <w:tcPr>
+            <w:tcW w:type="dxa" w:w="2556"/>
+          </w:tcPr>
+          <w:p>
+            <w:r>
+              <w:t>Cannot connect input and result</w:t>
+            </w:r>
+          </w:p>
+        </w:tc>
+        <w:tc>
+          <w:tcPr>
+            <w:tcW w:type="dxa" w:w="2556"/>
+          </w:tcPr>
+          <w:p>
+            <w:r>
+              <w:t>Completes steps with prompts</w:t>
+            </w:r>
+          </w:p>
+        </w:tc>
+        <w:tc>
+          <w:tcPr>
+            <w:tcW w:type="dxa" w:w="2556"/>
+          </w:tcPr>
+          <w:p>
+            <w:r>
+              <w:t>Traces or tests a changed case accurately</w:t>
+            </w:r>
+          </w:p>
+        </w:tc>
+      </w:tr>
+      <w:tr>
+        <w:tc>
+          <w:tcPr>
+            <w:tcW w:type="dxa" w:w="2556"/>
+          </w:tcPr>
+          <w:p>
+            <w:r>
+              <w:t>Limits and revision</w:t>
+            </w:r>
+          </w:p>
+        </w:tc>
+        <w:tc>
+          <w:tcPr>
+            <w:tcW w:type="dxa" w:w="2556"/>
+          </w:tcPr>
+          <w:p>
+            <w:r>
+              <w:t>Claims more than evidence supports</w:t>
+            </w:r>
+          </w:p>
+        </w:tc>
+        <w:tc>
+          <w:tcPr>
+            <w:tcW w:type="dxa" w:w="2556"/>
+          </w:tcPr>
+          <w:p>
+            <w:r>
+              <w:t>Names a limit after a prompt</w:t>
+            </w:r>
+          </w:p>
+        </w:tc>
+        <w:tc>
+          <w:tcPr>
+            <w:tcW w:type="dxa" w:w="2556"/>
+          </w:tcPr>
+          <w:p>
+            <w:r>
+              <w:t>States a defensible limit and useful next test</w:t>
+            </w:r>
+          </w:p>
+        </w:tc>
+      </w:tr>
+    </w:tbl>
+    <w:p>
+      <w:r>
+        <w:t>Project checkpoint: Test changed cases. Keep normal, boundary and failure cases; compare expected and observed results.</w:t>
+      </w:r>
+    </w:p>
+    <w:p>
+      <w:r>
+        <w:t>Use the weekly teacher answer for topic-specific reasoning. A saved progress tick is an activity record; judge mastery from the learner’s explanation and evidence.</w:t>
+      </w:r>
+    </w:p>
     <w:sectPr>
       <w:pgSz w:w="12240" w:h="15840"/>
       <w:pgMar w:top="936" w:right="1008" w:bottom="936" w:left="1008" w:header="720" w:footer="720" w:gutter="0"/>

--- a/downloads/teacher/ai-2-week-16.docx
+++ b/downloads/teacher/ai-2-week-16.docx
@@ -3400,6 +3400,39 @@
         <w:t>Use the weekly teacher answer for topic-specific reasoning. A saved progress tick is an activity record; judge mastery from the learner’s explanation and evidence.</w:t>
       </w:r>
     </w:p>
+    <w:p>
+      <w:pPr>
+        <w:pStyle w:val="Heading1"/>
+      </w:pPr>
+      <w:r>
+        <w:t>08. Use feedback, labs and repair paths</w:t>
+      </w:r>
+    </w:p>
+    <w:p>
+      <w:r>
+        <w:t>Use the two formative questions as supported practice, not as independent mastery scores. Discuss the deciding evidence rather than accepting a guessed selection.</w:t>
+      </w:r>
+    </w:p>
+    <w:p>
+      <w:r>
+        <w:t>The feedback comes from the reviewed public worked case. Do not reveal the separately reserved independent teacher answer until the learner has attempted that case.</w:t>
+      </w:r>
+    </w:p>
+    <w:p>
+      <w:r>
+        <w:t>Ask students to predict before running code. Preserve errors and actual outputs; collect a changed test and an explanation. The branch-boundary and indexing lessons deliberately include failure cases.</w:t>
+      </w:r>
+    </w:p>
+    <w:p>
+      <w:r>
+        <w:t>Use the earlier worked-explanation links to address a specific missing building block, then return to the current question. Adapt this suggestion after observing the learner; it is not an automatic diagnosis.</w:t>
+      </w:r>
+    </w:p>
+    <w:p>
+      <w:r>
+        <w:t>Collect the completed-work portfolio as evidence. Record support separately from correctness, and assess explanation, trace/test and limitations. Progress ticks and quiz selections alone do not establish mastery.</w:t>
+      </w:r>
+    </w:p>
     <w:sectPr>
       <w:pgSz w:w="12240" w:h="15840"/>
       <w:pgMar w:top="936" w:right="1008" w:bottom="936" w:left="1008" w:header="720" w:footer="720" w:gutter="0"/>

--- a/downloads/teacher/ai-2-week-16.docx
+++ b/downloads/teacher/ai-2-week-16.docx
@@ -29,6 +29,11 @@
       </w:r>
     </w:p>
     <w:p>
+      <w:r>
+        <w:t>Prepare Overfitting Intuition: check the target, prerequisites, resources and adaptable teaching schedule.</w:t>
+      </w:r>
+    </w:p>
+    <w:p>
       <w:pPr>
         <w:pStyle w:val="Heading3"/>
       </w:pPr>
@@ -37,8 +42,44 @@
       </w:r>
     </w:p>
     <w:p>
-      <w:r>
-        <w:t>Primary target: Compare training and validation evidence for model capacity</w:t>
+      <w:pPr>
+        <w:spacing w:line="336" w:lineRule="auto" w:after="180"/>
+      </w:pPr>
+      <w:r>
+        <w:rPr>
+          <w:b w:val="0"/>
+        </w:rPr>
+        <w:t xml:space="preserve">Primary target: Compare </w:t>
+      </w:r>
+      <w:r>
+        <w:rPr>
+          <w:b/>
+        </w:rPr>
+        <w:t>training</w:t>
+      </w:r>
+      <w:r>
+        <w:rPr>
+          <w:b w:val="0"/>
+        </w:rPr>
+        <w:t xml:space="preserve"> and validation </w:t>
+      </w:r>
+      <w:r>
+        <w:rPr>
+          <w:b/>
+        </w:rPr>
+        <w:t>evidence</w:t>
+      </w:r>
+      <w:r>
+        <w:rPr>
+          <w:b w:val="0"/>
+        </w:rPr>
+        <w:t xml:space="preserve"> for model </w:t>
+      </w:r>
+      <w:r>
+        <w:rPr>
+          <w:b/>
+        </w:rPr>
+        <w:t>capacity</w:t>
       </w:r>
     </w:p>
     <w:tbl>
@@ -185,12 +226,47 @@
       </w:tr>
     </w:tbl>
     <w:p>
-      <w:r>
-        <w:t>This is a starting allocation of 135 minutes, not a validated duration. Preserve all named topics. Schedule extra time for connected examples, the full investigation, independent cases and project building. Repeated copies of a case share one recorded attempt; they are not new evidence.</w:t>
-      </w:r>
-    </w:p>
-    <w:p>
-      <w:r>
+      <w:pPr>
+        <w:spacing w:line="336" w:lineRule="auto" w:after="180"/>
+      </w:pPr>
+      <w:r>
+        <w:rPr>
+          <w:b w:val="0"/>
+        </w:rPr>
+        <w:t>This is a starting allocation of 135 minutes, not a validated duration. Preserve all named topics. Schedule extra time for connected examples, the full investigation, independent cases and project building.</w:t>
+      </w:r>
+    </w:p>
+    <w:p>
+      <w:pPr>
+        <w:spacing w:line="336" w:lineRule="auto" w:after="180"/>
+      </w:pPr>
+      <w:r>
+        <w:rPr>
+          <w:b w:val="0"/>
+        </w:rPr>
+        <w:t xml:space="preserve">Repeated copies of a case share one recorded attempt; they are not new </w:t>
+      </w:r>
+      <w:r>
+        <w:rPr>
+          <w:b/>
+        </w:rPr>
+        <w:t>evidence</w:t>
+      </w:r>
+      <w:r>
+        <w:rPr>
+          <w:b w:val="0"/>
+        </w:rPr>
+        <w:t>.</w:t>
+      </w:r>
+    </w:p>
+    <w:p>
+      <w:pPr>
+        <w:spacing w:line="336" w:lineRule="auto" w:after="180"/>
+      </w:pPr>
+      <w:r>
+        <w:rPr>
+          <w:b w:val="0"/>
+        </w:rPr>
         <w:t>Case exposure check: this source example appears in ai-2/16, ai-4/27, ai-4/30. Reuse a familiar case for recall or modelling; verify that the case used to assess transfer has not already received feedback.</w:t>
       </w:r>
     </w:p>
@@ -211,18 +287,77 @@
       </w:r>
     </w:p>
     <w:p>
-      <w:r>
+      <w:pPr>
+        <w:spacing w:line="336" w:lineRule="auto" w:after="180"/>
+      </w:pPr>
+      <w:r>
+        <w:rPr>
+          <w:b w:val="0"/>
+        </w:rPr>
         <w:t>Without opening the old lesson, explain one key idea from Choose Informative Questions. Give an example and a mistake that the idea helps you avoid.</w:t>
       </w:r>
     </w:p>
     <w:p>
-      <w:r>
-        <w:t>Look for: Fit a root question and leaf predictions from training examples</w:t>
-      </w:r>
-    </w:p>
-    <w:p>
-      <w:r>
-        <w:t>Reference example, not the only acceptable wording: The root asks near, with branches 0 and 1. Leaves predict clear for 0 and blocked for 1. Depth is one. Training labels determined both leaf majorities and the error comparison that selected near rather than tall.</w:t>
+      <w:pPr>
+        <w:spacing w:line="336" w:lineRule="auto" w:after="180"/>
+      </w:pPr>
+      <w:r>
+        <w:rPr>
+          <w:b w:val="0"/>
+        </w:rPr>
+        <w:t xml:space="preserve">Look for: Fit a root question and leaf </w:t>
+      </w:r>
+      <w:r>
+        <w:rPr>
+          <w:b/>
+        </w:rPr>
+        <w:t>prediction</w:t>
+      </w:r>
+      <w:r>
+        <w:rPr>
+          <w:b w:val="0"/>
+        </w:rPr>
+        <w:t xml:space="preserve">s from </w:t>
+      </w:r>
+      <w:r>
+        <w:rPr>
+          <w:b/>
+        </w:rPr>
+        <w:t>training</w:t>
+      </w:r>
+      <w:r>
+        <w:rPr>
+          <w:b w:val="0"/>
+        </w:rPr>
+        <w:t xml:space="preserve"> examples</w:t>
+      </w:r>
+    </w:p>
+    <w:p>
+      <w:pPr>
+        <w:spacing w:line="336" w:lineRule="auto" w:after="180"/>
+      </w:pPr>
+      <w:r>
+        <w:rPr>
+          <w:b w:val="0"/>
+        </w:rPr>
+        <w:t>Reference example, not the only acceptable wording: The root asks near, with branches 0 and 1. Leaves predict clear for 0 and blocked for 1. Depth is one.</w:t>
+      </w:r>
+    </w:p>
+    <w:p>
+      <w:pPr>
+        <w:spacing w:line="336" w:lineRule="auto" w:after="180"/>
+      </w:pPr>
+      <w:r>
+        <w:rPr>
+          <w:b/>
+        </w:rPr>
+        <w:t>Training</w:t>
+      </w:r>
+      <w:r>
+        <w:rPr>
+          <w:b w:val="0"/>
+        </w:rPr>
+        <w:t xml:space="preserve"> labels determined both leaf majorities and the error comparison that selected near rather than tall.</w:t>
       </w:r>
     </w:p>
     <w:p>
@@ -234,17 +369,47 @@
       </w:r>
     </w:p>
     <w:p>
-      <w:r>
+      <w:pPr>
+        <w:spacing w:line="336" w:lineRule="auto" w:after="180"/>
+      </w:pPr>
+      <w:r>
+        <w:rPr>
+          <w:b w:val="0"/>
+        </w:rPr>
         <w:t>Without opening the old lesson, explain one key idea from Types of Classification Error. Give an example and a mistake that the idea helps you avoid.</w:t>
       </w:r>
     </w:p>
     <w:p>
-      <w:r>
-        <w:t>Look for: Build a labelled confusion matrix from matched reference and prediction pairs</w:t>
-      </w:r>
-    </w:p>
-    <w:p>
-      <w:r>
+      <w:pPr>
+        <w:spacing w:line="336" w:lineRule="auto" w:after="180"/>
+      </w:pPr>
+      <w:r>
+        <w:rPr>
+          <w:b w:val="0"/>
+        </w:rPr>
+        <w:t xml:space="preserve">Look for: Build a labelled confusion matrix from matched reference and </w:t>
+      </w:r>
+      <w:r>
+        <w:rPr>
+          <w:b/>
+        </w:rPr>
+        <w:t>prediction</w:t>
+      </w:r>
+      <w:r>
+        <w:rPr>
+          <w:b w:val="0"/>
+        </w:rPr>
+        <w:t xml:space="preserve"> pairs</w:t>
+      </w:r>
+    </w:p>
+    <w:p>
+      <w:pPr>
+        <w:spacing w:line="336" w:lineRule="auto" w:after="180"/>
+      </w:pPr>
+      <w:r>
+        <w:rPr>
+          <w:b w:val="0"/>
+        </w:rPr>
         <w:t>Reference example, not the only acceptable wording: Reference clear/predicted clear contains V1,V2: 2. Clear/blocked contains V3: 1. Blocked/clear contains V4,V5: 2. Blocked/blocked contains V6,V7,V8: 3. Matrix [[2,1],[2,3]].</w:t>
       </w:r>
     </w:p>
@@ -257,22 +422,122 @@
       </w:r>
     </w:p>
     <w:p>
-      <w:r>
+      <w:pPr>
+        <w:spacing w:line="336" w:lineRule="auto" w:after="180"/>
+      </w:pPr>
+      <w:r>
+        <w:rPr>
+          <w:b w:val="0"/>
+        </w:rPr>
         <w:t>Without opening the old lesson, explain one key idea from Human Classifier Simulation. Give an example and a mistake that the idea helps you avoid.</w:t>
       </w:r>
     </w:p>
     <w:p>
-      <w:r>
-        <w:t>Look for: Construct a classifier with a stated input format, selected rule and recorded output</w:t>
-      </w:r>
-    </w:p>
-    <w:p>
-      <w:r>
-        <w:t>Reference example, not the only acceptable wording: Require a present height, unit cm, a whole number and range 1 through 10 inclusive. For example, 7 cm is accepted; blank is missing, 60 mm has the wrong unit and 11 cm is outside the range. Fractional values such as 4.5 cm also fail. The contract defines accepted inputs; it does not list only the fitting records or establish prediction correctness.</w:t>
-      </w:r>
-    </w:p>
-    <w:p>
-      <w:r>
+      <w:pPr>
+        <w:spacing w:line="336" w:lineRule="auto" w:after="180"/>
+      </w:pPr>
+      <w:r>
+        <w:rPr>
+          <w:b w:val="0"/>
+        </w:rPr>
+        <w:t xml:space="preserve">Look for: Construct a classifier with a stated </w:t>
+      </w:r>
+      <w:r>
+        <w:rPr>
+          <w:b/>
+        </w:rPr>
+        <w:t>input</w:t>
+      </w:r>
+      <w:r>
+        <w:rPr>
+          <w:b w:val="0"/>
+        </w:rPr>
+        <w:t xml:space="preserve"> format, selected rule and recorded </w:t>
+      </w:r>
+      <w:r>
+        <w:rPr>
+          <w:b/>
+        </w:rPr>
+        <w:t>output</w:t>
+      </w:r>
+    </w:p>
+    <w:p>
+      <w:pPr>
+        <w:spacing w:line="336" w:lineRule="auto" w:after="180"/>
+      </w:pPr>
+      <w:r>
+        <w:rPr>
+          <w:b w:val="0"/>
+        </w:rPr>
+        <w:t>Reference example, not the only acceptable wording: Require a present height, unit cm, a whole number and range 1 through 10 inclusive.</w:t>
+      </w:r>
+    </w:p>
+    <w:p>
+      <w:pPr>
+        <w:spacing w:line="336" w:lineRule="auto" w:after="180"/>
+      </w:pPr>
+      <w:r>
+        <w:rPr>
+          <w:b w:val="0"/>
+        </w:rPr>
+        <w:t>For example, 7 cm is accepted; blank is missing, 60 mm has the wrong unit and 11 cm is outside the range. Fractional values such as 4.5 cm also fail.</w:t>
+      </w:r>
+    </w:p>
+    <w:p>
+      <w:pPr>
+        <w:spacing w:line="336" w:lineRule="auto" w:after="180"/>
+      </w:pPr>
+      <w:r>
+        <w:rPr>
+          <w:b w:val="0"/>
+        </w:rPr>
+        <w:t xml:space="preserve">The contract defines accepted </w:t>
+      </w:r>
+      <w:r>
+        <w:rPr>
+          <w:b/>
+        </w:rPr>
+        <w:t>input</w:t>
+      </w:r>
+      <w:r>
+        <w:rPr>
+          <w:b w:val="0"/>
+        </w:rPr>
+        <w:t xml:space="preserve">s; it does not list only the </w:t>
+      </w:r>
+      <w:r>
+        <w:rPr>
+          <w:b/>
+        </w:rPr>
+        <w:t>fitting</w:t>
+      </w:r>
+      <w:r>
+        <w:rPr>
+          <w:b w:val="0"/>
+        </w:rPr>
+        <w:t xml:space="preserve"> records or establish </w:t>
+      </w:r>
+      <w:r>
+        <w:rPr>
+          <w:b/>
+        </w:rPr>
+        <w:t>prediction</w:t>
+      </w:r>
+      <w:r>
+        <w:rPr>
+          <w:b w:val="0"/>
+        </w:rPr>
+        <w:t xml:space="preserve"> correctness.</w:t>
+      </w:r>
+    </w:p>
+    <w:p>
+      <w:pPr>
+        <w:spacing w:line="336" w:lineRule="auto" w:after="180"/>
+      </w:pPr>
+      <w:r>
+        <w:rPr>
+          <w:b w:val="0"/>
+        </w:rPr>
         <w:t>Use the student module and workbook section with this exact week title. The worked case, independent question and answers below form one aligned lesson sequence.</w:t>
       </w:r>
     </w:p>
@@ -285,8 +550,63 @@
       </w:r>
     </w:p>
     <w:p>
-      <w:r>
-        <w:t>Rule A memorises eight training IDs and gets 8/8 training, 2/8 validation. Rule B uses genre and gets 6/8 training, 6/8 validation. Which is preferable on this evidence, and what test remains?</w:t>
+      <w:pPr>
+        <w:spacing w:line="336" w:lineRule="auto" w:after="180"/>
+        <w:shd w:fill="F5F1FB"/>
+      </w:pPr>
+      <w:r>
+        <w:rPr>
+          <w:b w:val="0"/>
+        </w:rPr>
+        <w:t xml:space="preserve">Rule A memorises eight </w:t>
+      </w:r>
+      <w:r>
+        <w:rPr>
+          <w:b/>
+        </w:rPr>
+        <w:t>training</w:t>
+      </w:r>
+      <w:r>
+        <w:rPr>
+          <w:b w:val="0"/>
+        </w:rPr>
+        <w:t xml:space="preserve"> IDs and gets 8/8 </w:t>
+      </w:r>
+      <w:r>
+        <w:rPr>
+          <w:b/>
+        </w:rPr>
+        <w:t>training</w:t>
+      </w:r>
+      <w:r>
+        <w:rPr>
+          <w:b w:val="0"/>
+        </w:rPr>
+        <w:t xml:space="preserve">, 2/8 validation. Rule B uses genre and gets 6/8 </w:t>
+      </w:r>
+      <w:r>
+        <w:rPr>
+          <w:b/>
+        </w:rPr>
+        <w:t>training</w:t>
+      </w:r>
+      <w:r>
+        <w:rPr>
+          <w:b w:val="0"/>
+        </w:rPr>
+        <w:t xml:space="preserve">, 6/8 validation. Which is preferable on this </w:t>
+      </w:r>
+      <w:r>
+        <w:rPr>
+          <w:b/>
+        </w:rPr>
+        <w:t>evidence</w:t>
+      </w:r>
+      <w:r>
+        <w:rPr>
+          <w:b w:val="0"/>
+        </w:rPr>
+        <w:t>, and what test remains?</w:t>
       </w:r>
     </w:p>
     <w:p>
@@ -298,7 +618,13 @@
       </w:r>
     </w:p>
     <w:p>
-      <w:r>
+      <w:pPr>
+        <w:spacing w:line="336" w:lineRule="auto" w:after="180"/>
+      </w:pPr>
+      <w:r>
+        <w:rPr>
+          <w:b w:val="0"/>
+        </w:rPr>
         <w:t>A rule that memorizes examples may fail on new cases.</w:t>
       </w:r>
     </w:p>
@@ -435,12 +761,38 @@
       </w:r>
     </w:p>
     <w:p>
-      <w:r>
+      <w:pPr>
+        <w:spacing w:line="336" w:lineRule="auto" w:after="180"/>
+      </w:pPr>
+      <w:r>
+        <w:rPr>
+          <w:b w:val="0"/>
+        </w:rPr>
         <w:t>Use the supplied scenario, student illustrations and blank paper. For numeric work, offer counters or a calculator after learners show the setup. Fictional records are supplied; personal data and paid accounts are unnecessary.</w:t>
       </w:r>
     </w:p>
     <w:p>
-      <w:r>
+      <w:pPr>
+        <w:pStyle w:val="Heading3"/>
+      </w:pPr>
+      <w:r>
+        <w:t>Alternative compact allocation</w:t>
+      </w:r>
+    </w:p>
+    <w:p>
+      <w:r>
+        <w:t>This compact option is not the full-week schedule. Use the main teaching cycle and allow extra sessions for the investigation, independent work and project.</w:t>
+      </w:r>
+    </w:p>
+    <w:p>
+      <w:pPr>
+        <w:spacing w:line="336" w:lineRule="auto" w:after="180"/>
+        <w:shd w:fill="F1F6F8"/>
+      </w:pPr>
+      <w:r>
+        <w:rPr>
+          <w:b w:val="0"/>
+        </w:rPr>
         <w:t>Allow 80 minutes: recall 8; explanation 12; worked demonstration 15; guided practice 20; independent assessment 15; project and reflection 10. Extend the lab into a second session when needed.</w:t>
       </w:r>
     </w:p>
@@ -453,8 +805,49 @@
       </w:r>
     </w:p>
     <w:p>
-      <w:r>
-        <w:t>Teach two 45-minute sessions. This week focuses on overfitting and model capacity. Model the worked example first, collect the new W 4 case independently before feedback, and use the fresh retry to check transfer. Award credit for traceable reasoning and bounded claims, including justified uncertainty.</w:t>
+      <w:pPr>
+        <w:spacing w:line="336" w:lineRule="auto" w:after="180"/>
+      </w:pPr>
+      <w:r>
+        <w:rPr>
+          <w:b w:val="0"/>
+        </w:rPr>
+        <w:t xml:space="preserve">Teach two 45-minute sessions. This week focuses on </w:t>
+      </w:r>
+      <w:r>
+        <w:rPr>
+          <w:b/>
+        </w:rPr>
+        <w:t>overfitting</w:t>
+      </w:r>
+      <w:r>
+        <w:rPr>
+          <w:b w:val="0"/>
+        </w:rPr>
+        <w:t xml:space="preserve"> and model </w:t>
+      </w:r>
+      <w:r>
+        <w:rPr>
+          <w:b/>
+        </w:rPr>
+        <w:t>capacity</w:t>
+      </w:r>
+      <w:r>
+        <w:rPr>
+          <w:b w:val="0"/>
+        </w:rPr>
+        <w:t>. Model the worked example first, collect the new W 4 case independently before feedback, and use the fresh retry to check transfer.</w:t>
+      </w:r>
+    </w:p>
+    <w:p>
+      <w:pPr>
+        <w:spacing w:line="336" w:lineRule="auto" w:after="180"/>
+      </w:pPr>
+      <w:r>
+        <w:rPr>
+          <w:b w:val="0"/>
+        </w:rPr>
+        <w:t>Award credit for traceable reasoning and bounded claims, including justified uncertainty.</w:t>
       </w:r>
     </w:p>
     <w:p>
@@ -466,27 +859,81 @@
       </w:r>
     </w:p>
     <w:p>
-      <w:r>
-        <w:t>No; it may fit peculiarities of the training sample.</w:t>
-      </w:r>
-    </w:p>
-    <w:p>
-      <w:r>
+      <w:pPr>
+        <w:spacing w:line="336" w:lineRule="auto" w:after="180"/>
+      </w:pPr>
+      <w:r>
+        <w:rPr>
+          <w:b w:val="0"/>
+        </w:rPr>
+        <w:t xml:space="preserve">No; it may fit peculiarities of the </w:t>
+      </w:r>
+      <w:r>
+        <w:rPr>
+          <w:b/>
+        </w:rPr>
+        <w:t>training</w:t>
+      </w:r>
+      <w:r>
+        <w:rPr>
+          <w:b w:val="0"/>
+        </w:rPr>
+        <w:t xml:space="preserve"> sample.</w:t>
+      </w:r>
+    </w:p>
+    <w:p>
+      <w:pPr>
+        <w:spacing w:line="336" w:lineRule="auto" w:after="180"/>
+      </w:pPr>
+      <w:r>
+        <w:rPr>
+          <w:b w:val="0"/>
+        </w:rPr>
         <w:t>Printed student lesson and workbook</w:t>
       </w:r>
     </w:p>
     <w:p>
-      <w:r>
+      <w:pPr>
+        <w:spacing w:line="336" w:lineRule="auto" w:after="180"/>
+      </w:pPr>
+      <w:r>
+        <w:rPr>
+          <w:b w:val="0"/>
+        </w:rPr>
         <w:t>Paper, pencils and a calculator for fractions</w:t>
       </w:r>
     </w:p>
     <w:p>
-      <w:r>
-        <w:t>The fictional examples and a blank evidence table</w:t>
-      </w:r>
-    </w:p>
-    <w:p>
-      <w:r>
+      <w:pPr>
+        <w:spacing w:line="336" w:lineRule="auto" w:after="180"/>
+      </w:pPr>
+      <w:r>
+        <w:rPr>
+          <w:b w:val="0"/>
+        </w:rPr>
+        <w:t xml:space="preserve">The fictional examples and a blank </w:t>
+      </w:r>
+      <w:r>
+        <w:rPr>
+          <w:b/>
+        </w:rPr>
+        <w:t>evidence</w:t>
+      </w:r>
+      <w:r>
+        <w:rPr>
+          <w:b w:val="0"/>
+        </w:rPr>
+        <w:t xml:space="preserve"> table</w:t>
+      </w:r>
+    </w:p>
+    <w:p>
+      <w:pPr>
+        <w:spacing w:line="336" w:lineRule="auto" w:after="180"/>
+      </w:pPr>
+      <w:r>
+        <w:rPr>
+          <w:b w:val="0"/>
+        </w:rPr>
         <w:t>Saved classroom project records for critique; no personal student dataset required</w:t>
       </w:r>
     </w:p>
@@ -499,12 +946,48 @@
       </w:r>
     </w:p>
     <w:p>
-      <w:r>
-        <w:t>By the end, I can use development performance rather than training fit alone to choose model complexity.</w:t>
-      </w:r>
-    </w:p>
-    <w:p>
-      <w:r>
+      <w:pPr>
+        <w:spacing w:line="336" w:lineRule="auto" w:after="180"/>
+      </w:pPr>
+      <w:r>
+        <w:rPr>
+          <w:b w:val="0"/>
+        </w:rPr>
+        <w:t xml:space="preserve">By the end, I can use development performance rather than </w:t>
+      </w:r>
+      <w:r>
+        <w:rPr>
+          <w:b/>
+        </w:rPr>
+        <w:t>training</w:t>
+      </w:r>
+      <w:r>
+        <w:rPr>
+          <w:b w:val="0"/>
+        </w:rPr>
+        <w:t xml:space="preserve"> fit alone to choose model </w:t>
+      </w:r>
+      <w:r>
+        <w:rPr>
+          <w:b/>
+        </w:rPr>
+        <w:t>complexity</w:t>
+      </w:r>
+      <w:r>
+        <w:rPr>
+          <w:b w:val="0"/>
+        </w:rPr>
+        <w:t>.</w:t>
+      </w:r>
+    </w:p>
+    <w:p>
+      <w:pPr>
+        <w:spacing w:line="336" w:lineRule="auto" w:after="180"/>
+      </w:pPr>
+      <w:r>
+        <w:rPr>
+          <w:b w:val="0"/>
+        </w:rPr>
         <w:t>This added worked case illustrates the week’s main idea. Retain all original and connected topics; schedule its practice within the teaching cycle.</w:t>
       </w:r>
     </w:p>
@@ -517,61 +1000,203 @@
       </w:r>
     </w:p>
     <w:p>
+      <w:r>
+        <w:t>Model Overfitting Intuition using the supplied case, labelled mechanism and reasoning. Make the scope of each conclusion explicit.</w:t>
+      </w:r>
+    </w:p>
+    <w:p>
+      <w:pPr>
+        <w:spacing w:line="336" w:lineRule="auto" w:after="180"/>
+      </w:pPr>
+      <w:r>
+        <w:rPr>
+          <w:b/>
+        </w:rPr>
+        <w:t>Input</w:t>
+      </w:r>
+      <w:r>
+        <w:rPr>
+          <w:b w:val="0"/>
+        </w:rPr>
+        <w:t xml:space="preserve"> → </w:t>
+      </w:r>
+      <w:r>
+        <w:rPr>
+          <w:b/>
+        </w:rPr>
+        <w:t>Process</w:t>
+      </w:r>
+      <w:r>
+        <w:rPr>
+          <w:b w:val="0"/>
+        </w:rPr>
+        <w:t xml:space="preserve"> → </w:t>
+      </w:r>
+      <w:r>
+        <w:rPr>
+          <w:b/>
+        </w:rPr>
+        <w:t>Output</w:t>
+      </w:r>
+    </w:p>
+    <w:p>
+      <w:pPr>
+        <w:spacing w:line="336" w:lineRule="auto" w:after="180"/>
+      </w:pPr>
+      <w:r>
+        <w:rPr>
+          <w:b w:val="0"/>
+        </w:rPr>
+        <w:t>Trace the information. At each stage, ask what changed and how you could test it.</w:t>
+      </w:r>
+    </w:p>
+    <w:p>
+      <w:pPr>
+        <w:spacing w:line="336" w:lineRule="auto" w:after="180"/>
+      </w:pPr>
+      <w:r>
+        <w:rPr>
+          <w:b w:val="0"/>
+        </w:rPr>
+        <w:t>Which stage could fail even when the other two are correct? Explain:</w:t>
+      </w:r>
+    </w:p>
+    <w:p>
+      <w:pPr>
+        <w:spacing w:line="336" w:lineRule="auto" w:after="180"/>
+      </w:pPr>
+      <w:r>
+        <w:rPr>
+          <w:b w:val="0"/>
+        </w:rPr>
+        <w:t xml:space="preserve">Predict first. Then check each step. A correct answer without visible reasoning is incomplete </w:t>
+      </w:r>
+      <w:r>
+        <w:rPr>
+          <w:b/>
+        </w:rPr>
+        <w:t>evidence</w:t>
+      </w:r>
+      <w:r>
+        <w:rPr>
+          <w:b w:val="0"/>
+        </w:rPr>
+        <w:t>.</w:t>
+      </w:r>
+    </w:p>
+    <w:p>
+      <w:pPr>
+        <w:spacing w:line="336" w:lineRule="auto" w:after="180"/>
+        <w:shd w:fill="F4F9FC"/>
+      </w:pPr>
+      <w:r>
+        <w:rPr>
+          <w:b w:val="0"/>
+        </w:rPr>
+        <w:t>1. Simple rule: difficulty ≤ reader level + 1.</w:t>
+      </w:r>
+    </w:p>
+    <w:p>
+      <w:pPr>
+        <w:spacing w:line="336" w:lineRule="auto" w:after="180"/>
+        <w:shd w:fill="F4F9FC"/>
+      </w:pPr>
+      <w:r>
+        <w:rPr>
+          <w:b w:val="0"/>
+        </w:rPr>
+        <w:t xml:space="preserve">2. Memorized rule: seven title-specific </w:t>
+      </w:r>
+      <w:r>
+        <w:rPr>
+          <w:b/>
+        </w:rPr>
+        <w:t>exception</w:t>
+      </w:r>
+      <w:r>
+        <w:rPr>
+          <w:b w:val="0"/>
+        </w:rPr>
+        <w:t>s.</w:t>
+      </w:r>
+    </w:p>
+    <w:p>
+      <w:pPr>
+        <w:spacing w:line="336" w:lineRule="auto" w:after="180"/>
+        <w:shd w:fill="F4F9FC"/>
+      </w:pPr>
+      <w:r>
+        <w:rPr>
+          <w:b w:val="0"/>
+        </w:rPr>
+        <w:t xml:space="preserve">3. Both fit the seen books; only new books reveal </w:t>
+      </w:r>
+      <w:r>
+        <w:rPr>
+          <w:b/>
+        </w:rPr>
+        <w:t>generalization</w:t>
+      </w:r>
+      <w:r>
+        <w:rPr>
+          <w:b w:val="0"/>
+        </w:rPr>
+        <w:t>.</w:t>
+      </w:r>
+    </w:p>
+    <w:p>
+      <w:pPr>
+        <w:spacing w:line="336" w:lineRule="auto" w:after="180"/>
+        <w:shd w:fill="F4F9FC"/>
+      </w:pPr>
+      <w:r>
+        <w:rPr>
+          <w:b w:val="0"/>
+        </w:rPr>
+        <w:t>4. Prefer the simplest rule that performs well on fair validation cases.</w:t>
+      </w:r>
+    </w:p>
+    <w:p>
+      <w:pPr>
+        <w:spacing w:line="336" w:lineRule="auto" w:after="180"/>
+      </w:pPr>
+      <w:r>
+        <w:rPr>
+          <w:b w:val="0"/>
+        </w:rPr>
+        <w:t>Recalculate, retrace, or restate the reasoning in your own representation:</w:t>
+      </w:r>
+    </w:p>
+    <w:p>
+      <w:pPr>
+        <w:spacing w:line="336" w:lineRule="auto" w:after="180"/>
+        <w:shd w:fill="F5F1FB"/>
+      </w:pPr>
+      <w:r>
+        <w:rPr>
+          <w:b w:val="0"/>
+        </w:rPr>
+        <w:t xml:space="preserve">CHECK Did the </w:t>
+      </w:r>
+      <w:r>
+        <w:rPr>
+          <w:b/>
+        </w:rPr>
+        <w:t>evidence</w:t>
+      </w:r>
+      <w:r>
+        <w:rPr>
+          <w:b w:val="0"/>
+        </w:rPr>
+        <w:t xml:space="preserve"> answer the exact question? Did the total, path, or source record stay consistent?</w:t>
+      </w:r>
+    </w:p>
+    <w:p>
       <w:pPr>
         <w:pStyle w:val="Heading3"/>
       </w:pPr>
       <w:r>
-        <w:t>Explain the mechanism</w:t>
-      </w:r>
-    </w:p>
-    <w:p>
-      <w:r>
-        <w:t>Input → Process → Output</w:t>
-      </w:r>
-    </w:p>
-    <w:p>
-      <w:r>
-        <w:t>Trace the information. At each stage, ask what changed and how you could test it.</w:t>
-      </w:r>
-    </w:p>
-    <w:p>
-      <w:r>
-        <w:t>Which stage could fail even when the other two are correct? Explain:</w:t>
-      </w:r>
-    </w:p>
-    <w:p>
-      <w:r>
-        <w:t>Predict first. Then check each step. A correct answer without visible reasoning is incomplete evidence.</w:t>
-      </w:r>
-    </w:p>
-    <w:p>
-      <w:r>
-        <w:t>1. Simple rule: difficulty ≤ reader level + 1.</w:t>
-      </w:r>
-    </w:p>
-    <w:p>
-      <w:r>
-        <w:t>2. Memorized rule: seven title-specific exceptions.</w:t>
-      </w:r>
-    </w:p>
-    <w:p>
-      <w:r>
-        <w:t>3. Both fit the seen books; only new books reveal generalization.</w:t>
-      </w:r>
-    </w:p>
-    <w:p>
-      <w:r>
-        <w:t>4. Prefer the simplest rule that performs well on fair validation cases.</w:t>
-      </w:r>
-    </w:p>
-    <w:p>
-      <w:r>
-        <w:t>Recalculate, retrace, or restate the reasoning in your own representation:</w:t>
-      </w:r>
-    </w:p>
-    <w:p>
-      <w:r>
-        <w:t>CHECK Did the evidence answer the exact question? Did the total, path, or source record stay consistent?</w:t>
+        <w:t>Concrete teaching case</w:t>
       </w:r>
     </w:p>
     <w:p>
@@ -579,17 +1204,55 @@
         <w:pStyle w:val="Heading3"/>
       </w:pPr>
       <w:r>
-        <w:t>Concrete teaching case</w:t>
-      </w:r>
-    </w:p>
-    <w:p>
-      <w:r>
-        <w:t>Rule A memorises six training book names. It scores 6/6 familiar and 2/6 new. Rule B uses relevant traits but is untested.</w:t>
-      </w:r>
-    </w:p>
-    <w:p>
-      <w:r>
-        <w:t>What does the evidence support?</w:t>
+        <w:t>The teaching case</w:t>
+      </w:r>
+    </w:p>
+    <w:p>
+      <w:pPr>
+        <w:spacing w:line="336" w:lineRule="auto" w:after="180"/>
+        <w:shd w:fill="F1F6FC"/>
+      </w:pPr>
+      <w:r>
+        <w:rPr>
+          <w:b w:val="0"/>
+        </w:rPr>
+        <w:t xml:space="preserve">Rule A memorises six </w:t>
+      </w:r>
+      <w:r>
+        <w:rPr>
+          <w:b/>
+        </w:rPr>
+        <w:t>training</w:t>
+      </w:r>
+      <w:r>
+        <w:rPr>
+          <w:b w:val="0"/>
+        </w:rPr>
+        <w:t xml:space="preserve"> book names. It scores 6/6 familiar and 2/6 new. Rule B uses relevant traits but is untested.</w:t>
+      </w:r>
+    </w:p>
+    <w:p>
+      <w:pPr>
+        <w:spacing w:line="336" w:lineRule="auto" w:after="180"/>
+        <w:shd w:fill="F5F1FB"/>
+      </w:pPr>
+      <w:r>
+        <w:rPr>
+          <w:b w:val="0"/>
+        </w:rPr>
+        <w:t xml:space="preserve">What does the </w:t>
+      </w:r>
+      <w:r>
+        <w:rPr>
+          <w:b/>
+        </w:rPr>
+        <w:t>evidence</w:t>
+      </w:r>
+      <w:r>
+        <w:rPr>
+          <w:b w:val="0"/>
+        </w:rPr>
+        <w:t xml:space="preserve"> support?</w:t>
       </w:r>
     </w:p>
     <w:p>
@@ -601,7 +1264,22 @@
       </w:r>
     </w:p>
     <w:p>
-      <w:r>
+      <w:pPr>
+        <w:pStyle w:val="Heading3"/>
+      </w:pPr>
+      <w:r>
+        <w:t>Why the result follows</w:t>
+      </w:r>
+    </w:p>
+    <w:p>
+      <w:pPr>
+        <w:spacing w:line="336" w:lineRule="auto" w:after="180"/>
+        <w:shd w:fill="F1F6FC"/>
+      </w:pPr>
+      <w:r>
+        <w:rPr>
+          <w:b w:val="0"/>
+        </w:rPr>
         <w:t>A shows weak transfer. B might generalise better but requires testing; simplicity is not proof.</w:t>
       </w:r>
     </w:p>
@@ -614,23 +1292,251 @@
       </w:r>
     </w:p>
     <w:p>
-      <w:r>
-        <w:t>A more flexible model can represent complicated relationships and accidental details. Capacity can help when there is enough relevant evidence, but perfect training performance is not the goal. Compare training and validation using the same metric while checking leakage and representativeness.</w:t>
-      </w:r>
-    </w:p>
-    <w:p>
-      <w:r>
-        <w:t>Use fictional classroom data throughout this investigation. Keep the task, units, reference labels and data split visible as you reason. Earlier weeks supplied the model-building process; this week examines overfitting and model capacity.</w:t>
-      </w:r>
-    </w:p>
-    <w:p>
-      <w:r>
-        <w:t>On the same regression split, a constant has training MAE 5 and validation 6, a line has training 2 and validation 3, and a highly flexible curve has training 0 and validation 8. Under smallest validation MAE, choose the line. The curve has the lowest training loss but the worst validation result.</w:t>
-      </w:r>
-    </w:p>
-    <w:p>
-      <w:r>
-        <w:t>Before continuing, underline the decision rule and circle the evidence that supports the conclusion. Explain the example to a partner without replacing the counts or conditions with a stronger claim. Keep the distinction between an observed result and a proposed next step.</w:t>
+      <w:pPr>
+        <w:pStyle w:val="Heading3"/>
+      </w:pPr>
+      <w:r>
+        <w:t>Explain the added worked example · 1</w:t>
+      </w:r>
+    </w:p>
+    <w:p>
+      <w:pPr>
+        <w:spacing w:line="336" w:lineRule="auto" w:after="180"/>
+      </w:pPr>
+      <w:r>
+        <w:rPr>
+          <w:b w:val="0"/>
+        </w:rPr>
+        <w:t xml:space="preserve">A more flexible model can represent complicated relationships and accidental details. </w:t>
+      </w:r>
+      <w:r>
+        <w:rPr>
+          <w:b/>
+        </w:rPr>
+        <w:t>Capacity</w:t>
+      </w:r>
+      <w:r>
+        <w:rPr>
+          <w:b w:val="0"/>
+        </w:rPr>
+        <w:t xml:space="preserve"> can help when there is enough relevant </w:t>
+      </w:r>
+      <w:r>
+        <w:rPr>
+          <w:b/>
+        </w:rPr>
+        <w:t>evidence</w:t>
+      </w:r>
+      <w:r>
+        <w:rPr>
+          <w:b w:val="0"/>
+        </w:rPr>
+        <w:t xml:space="preserve">, but perfect </w:t>
+      </w:r>
+      <w:r>
+        <w:rPr>
+          <w:b/>
+        </w:rPr>
+        <w:t>training</w:t>
+      </w:r>
+      <w:r>
+        <w:rPr>
+          <w:b w:val="0"/>
+        </w:rPr>
+        <w:t xml:space="preserve"> performance is not the goal.</w:t>
+      </w:r>
+    </w:p>
+    <w:p>
+      <w:pPr>
+        <w:spacing w:line="336" w:lineRule="auto" w:after="180"/>
+      </w:pPr>
+      <w:r>
+        <w:rPr>
+          <w:b w:val="0"/>
+        </w:rPr>
+        <w:t xml:space="preserve">Compare </w:t>
+      </w:r>
+      <w:r>
+        <w:rPr>
+          <w:b/>
+        </w:rPr>
+        <w:t>training</w:t>
+      </w:r>
+      <w:r>
+        <w:rPr>
+          <w:b w:val="0"/>
+        </w:rPr>
+        <w:t xml:space="preserve"> and validation using the same metric while checking leakage and representativeness.</w:t>
+      </w:r>
+    </w:p>
+    <w:p>
+      <w:pPr>
+        <w:spacing w:line="336" w:lineRule="auto" w:after="180"/>
+      </w:pPr>
+      <w:r>
+        <w:rPr>
+          <w:b w:val="0"/>
+        </w:rPr>
+        <w:t>Use fictional classroom data throughout this investigation. Keep the task, units, reference labels and data split visible as you reason.</w:t>
+      </w:r>
+    </w:p>
+    <w:p>
+      <w:pPr>
+        <w:spacing w:line="336" w:lineRule="auto" w:after="180"/>
+      </w:pPr>
+      <w:r>
+        <w:rPr>
+          <w:b w:val="0"/>
+        </w:rPr>
+        <w:t xml:space="preserve">Earlier weeks supplied the model-building </w:t>
+      </w:r>
+      <w:r>
+        <w:rPr>
+          <w:b/>
+        </w:rPr>
+        <w:t>process</w:t>
+      </w:r>
+      <w:r>
+        <w:rPr>
+          <w:b w:val="0"/>
+        </w:rPr>
+        <w:t xml:space="preserve">; this week examines </w:t>
+      </w:r>
+      <w:r>
+        <w:rPr>
+          <w:b/>
+        </w:rPr>
+        <w:t>overfitting</w:t>
+      </w:r>
+      <w:r>
+        <w:rPr>
+          <w:b w:val="0"/>
+        </w:rPr>
+        <w:t xml:space="preserve"> and model </w:t>
+      </w:r>
+      <w:r>
+        <w:rPr>
+          <w:b/>
+        </w:rPr>
+        <w:t>capacity</w:t>
+      </w:r>
+      <w:r>
+        <w:rPr>
+          <w:b w:val="0"/>
+        </w:rPr>
+        <w:t>.</w:t>
+      </w:r>
+    </w:p>
+    <w:p>
+      <w:pPr>
+        <w:pStyle w:val="Heading3"/>
+      </w:pPr>
+      <w:r>
+        <w:t>Explain the added worked example · 2</w:t>
+      </w:r>
+    </w:p>
+    <w:p>
+      <w:pPr>
+        <w:spacing w:line="336" w:lineRule="auto" w:after="180"/>
+      </w:pPr>
+      <w:r>
+        <w:rPr>
+          <w:b w:val="0"/>
+        </w:rPr>
+        <w:t xml:space="preserve">On the same regression split, a constant has </w:t>
+      </w:r>
+      <w:r>
+        <w:rPr>
+          <w:b/>
+        </w:rPr>
+        <w:t>training</w:t>
+      </w:r>
+      <w:r>
+        <w:rPr>
+          <w:b w:val="0"/>
+        </w:rPr>
+        <w:t xml:space="preserve"> MAE 5 and validation 6, a line has </w:t>
+      </w:r>
+      <w:r>
+        <w:rPr>
+          <w:b/>
+        </w:rPr>
+        <w:t>training</w:t>
+      </w:r>
+      <w:r>
+        <w:rPr>
+          <w:b w:val="0"/>
+        </w:rPr>
+        <w:t xml:space="preserve"> 2 and validation 3, and a highly flexible curve has </w:t>
+      </w:r>
+      <w:r>
+        <w:rPr>
+          <w:b/>
+        </w:rPr>
+        <w:t>training</w:t>
+      </w:r>
+      <w:r>
+        <w:rPr>
+          <w:b w:val="0"/>
+        </w:rPr>
+        <w:t xml:space="preserve"> 0 and validation 8. Under smallest validation MAE, choose the line.</w:t>
+      </w:r>
+    </w:p>
+    <w:p>
+      <w:pPr>
+        <w:spacing w:line="336" w:lineRule="auto" w:after="180"/>
+      </w:pPr>
+      <w:r>
+        <w:rPr>
+          <w:b w:val="0"/>
+        </w:rPr>
+        <w:t xml:space="preserve">The curve has the lowest </w:t>
+      </w:r>
+      <w:r>
+        <w:rPr>
+          <w:b/>
+        </w:rPr>
+        <w:t>training</w:t>
+      </w:r>
+      <w:r>
+        <w:rPr>
+          <w:b w:val="0"/>
+        </w:rPr>
+        <w:t xml:space="preserve"> loss but the worst validation result.</w:t>
+      </w:r>
+    </w:p>
+    <w:p>
+      <w:pPr>
+        <w:spacing w:line="336" w:lineRule="auto" w:after="180"/>
+      </w:pPr>
+      <w:r>
+        <w:rPr>
+          <w:b w:val="0"/>
+        </w:rPr>
+        <w:t xml:space="preserve">Before continuing, underline the decision rule and circle the </w:t>
+      </w:r>
+      <w:r>
+        <w:rPr>
+          <w:b/>
+        </w:rPr>
+        <w:t>evidence</w:t>
+      </w:r>
+      <w:r>
+        <w:rPr>
+          <w:b w:val="0"/>
+        </w:rPr>
+        <w:t xml:space="preserve"> that supports the conclusion. Explain the example to a partner without replacing the counts or conditions with a stronger claim.</w:t>
+      </w:r>
+    </w:p>
+    <w:p>
+      <w:pPr>
+        <w:spacing w:line="336" w:lineRule="auto" w:after="180"/>
+      </w:pPr>
+      <w:r>
+        <w:rPr>
+          <w:b w:val="0"/>
+        </w:rPr>
+        <w:t>Keep the distinction between an observed result and a proposed next step.</w:t>
       </w:r>
     </w:p>
     <w:p>
@@ -774,8 +1680,37 @@
       </w:r>
     </w:p>
     <w:p>
-      <w:r>
-        <w:t>Use the complete worked example below before asking learners to complete W2. Reveal a small part, invite a prediction, then explain the deciding step. These teacher notes contain solutions; do not reveal the independent case answer during modelling.</w:t>
+      <w:pPr>
+        <w:spacing w:line="336" w:lineRule="auto" w:after="180"/>
+      </w:pPr>
+      <w:r>
+        <w:rPr>
+          <w:b w:val="0"/>
+        </w:rPr>
+        <w:t xml:space="preserve">Use the complete worked example below before asking learners to complete W2. Reveal a small part, invite a </w:t>
+      </w:r>
+      <w:r>
+        <w:rPr>
+          <w:b/>
+        </w:rPr>
+        <w:t>prediction</w:t>
+      </w:r>
+      <w:r>
+        <w:rPr>
+          <w:b w:val="0"/>
+        </w:rPr>
+        <w:t>, then explain the deciding step.</w:t>
+      </w:r>
+    </w:p>
+    <w:p>
+      <w:pPr>
+        <w:spacing w:line="336" w:lineRule="auto" w:after="180"/>
+      </w:pPr>
+      <w:r>
+        <w:rPr>
+          <w:b w:val="0"/>
+        </w:rPr>
+        <w:t>These teacher notes contain solutions; do not reveal the independent case answer during modelling.</w:t>
       </w:r>
     </w:p>
     <w:p>
@@ -1065,7 +2000,13 @@
       </w:tr>
     </w:tbl>
     <w:p>
-      <w:r>
+      <w:pPr>
+        <w:spacing w:line="336" w:lineRule="auto" w:after="180"/>
+      </w:pPr>
+      <w:r>
+        <w:rPr>
+          <w:b w:val="0"/>
+        </w:rPr>
         <w:t>Use the diagram and verbal explanation together. Ask learners to match a sentence to a specific visual step; do not assign learners fixed visual or auditory learning styles.</w:t>
       </w:r>
     </w:p>
@@ -1078,8 +2019,26 @@
       </w:r>
     </w:p>
     <w:p>
-      <w:r>
-        <w:t>A fictional project compares three book-length prediction models on the same development sets.</w:t>
+      <w:pPr>
+        <w:spacing w:line="336" w:lineRule="auto" w:after="180"/>
+      </w:pPr>
+      <w:r>
+        <w:rPr>
+          <w:b w:val="0"/>
+        </w:rPr>
+        <w:t xml:space="preserve">A fictional project compares three book-length </w:t>
+      </w:r>
+      <w:r>
+        <w:rPr>
+          <w:b/>
+        </w:rPr>
+        <w:t>prediction</w:t>
+      </w:r>
+      <w:r>
+        <w:rPr>
+          <w:b w:val="0"/>
+        </w:rPr>
+        <w:t xml:space="preserve"> models on the same development sets.</w:t>
       </w:r>
     </w:p>
     <w:p>
@@ -1091,12 +2050,78 @@
       </w:r>
     </w:p>
     <w:p>
-      <w:r>
-        <w:t>Mean absolute errors in pages: Simple training 5, validation 6; Medium training 2, validation 3; Complex training 0, validation 7.</w:t>
-      </w:r>
-    </w:p>
-    <w:p>
-      <w:r>
+      <w:pPr>
+        <w:pStyle w:val="Heading3"/>
+      </w:pPr>
+      <w:r>
+        <w:t>Supplied facts</w:t>
+      </w:r>
+    </w:p>
+    <w:p>
+      <w:pPr>
+        <w:spacing w:line="336" w:lineRule="auto" w:after="180"/>
+        <w:shd w:fill="F1F6FC"/>
+      </w:pPr>
+      <w:r>
+        <w:rPr>
+          <w:b w:val="0"/>
+        </w:rPr>
+        <w:t xml:space="preserve">Mean absolute errors in pages: Simple </w:t>
+      </w:r>
+      <w:r>
+        <w:rPr>
+          <w:b/>
+        </w:rPr>
+        <w:t>training</w:t>
+      </w:r>
+      <w:r>
+        <w:rPr>
+          <w:b w:val="0"/>
+        </w:rPr>
+        <w:t xml:space="preserve"> 5, validation 6; Medium </w:t>
+      </w:r>
+      <w:r>
+        <w:rPr>
+          <w:b/>
+        </w:rPr>
+        <w:t>training</w:t>
+      </w:r>
+      <w:r>
+        <w:rPr>
+          <w:b w:val="0"/>
+        </w:rPr>
+        <w:t xml:space="preserve"> 2, validation 3; Complex </w:t>
+      </w:r>
+      <w:r>
+        <w:rPr>
+          <w:b/>
+        </w:rPr>
+        <w:t>training</w:t>
+      </w:r>
+      <w:r>
+        <w:rPr>
+          <w:b w:val="0"/>
+        </w:rPr>
+        <w:t xml:space="preserve"> 0, validation 7.</w:t>
+      </w:r>
+    </w:p>
+    <w:p>
+      <w:pPr>
+        <w:pStyle w:val="Heading3"/>
+      </w:pPr>
+      <w:r>
+        <w:t>Supplied facts</w:t>
+      </w:r>
+    </w:p>
+    <w:p>
+      <w:pPr>
+        <w:spacing w:line="336" w:lineRule="auto" w:after="180"/>
+        <w:shd w:fill="F1F6FC"/>
+      </w:pPr>
+      <w:r>
+        <w:rPr>
+          <w:b w:val="0"/>
+        </w:rPr>
         <w:t>Select lowest validation error; untouched final tests are not used for selection.</w:t>
       </w:r>
     </w:p>
@@ -1318,43 +2343,196 @@
       </w:r>
     </w:p>
     <w:p>
-      <w:r>
-        <w:t>A flexible model can fit quirks of its training set without predicting new examples well. Here Complex’s training success occur togethers with the worst validation error. The numbers are invented comparisons, not a claim that complexity always hurts. Choosing Medium uses development evidence; its validation score must not be advertised as an untouched final-test result.</w:t>
-      </w:r>
-    </w:p>
-    <w:p>
       <w:pPr>
         <w:pStyle w:val="Heading3"/>
       </w:pPr>
       <w:r>
+        <w:t>Why the result follows</w:t>
+      </w:r>
+    </w:p>
+    <w:p>
+      <w:pPr>
+        <w:spacing w:line="336" w:lineRule="auto" w:after="180"/>
+        <w:shd w:fill="F1F6FC"/>
+      </w:pPr>
+      <w:r>
+        <w:rPr>
+          <w:b w:val="0"/>
+        </w:rPr>
+        <w:t xml:space="preserve">A flexible model can fit quirks of its </w:t>
+      </w:r>
+      <w:r>
+        <w:rPr>
+          <w:b/>
+        </w:rPr>
+        <w:t>training</w:t>
+      </w:r>
+      <w:r>
+        <w:rPr>
+          <w:b w:val="0"/>
+        </w:rPr>
+        <w:t xml:space="preserve"> set without predicting new examples well. Here Complex’s </w:t>
+      </w:r>
+      <w:r>
+        <w:rPr>
+          <w:b/>
+        </w:rPr>
+        <w:t>training</w:t>
+      </w:r>
+      <w:r>
+        <w:rPr>
+          <w:b w:val="0"/>
+        </w:rPr>
+        <w:t xml:space="preserve"> success occur togethers with the worst validation error.</w:t>
+      </w:r>
+    </w:p>
+    <w:p>
+      <w:pPr>
+        <w:spacing w:line="336" w:lineRule="auto" w:after="180"/>
+        <w:shd w:fill="F1F6FC"/>
+      </w:pPr>
+      <w:r>
+        <w:rPr>
+          <w:b w:val="0"/>
+        </w:rPr>
+        <w:t xml:space="preserve">The numbers are invented comparisons, not a claim that </w:t>
+      </w:r>
+      <w:r>
+        <w:rPr>
+          <w:b/>
+        </w:rPr>
+        <w:t>complexity</w:t>
+      </w:r>
+      <w:r>
+        <w:rPr>
+          <w:b w:val="0"/>
+        </w:rPr>
+        <w:t xml:space="preserve"> always hurts. Choosing Medium uses development </w:t>
+      </w:r>
+      <w:r>
+        <w:rPr>
+          <w:b/>
+        </w:rPr>
+        <w:t>evidence</w:t>
+      </w:r>
+      <w:r>
+        <w:rPr>
+          <w:b w:val="0"/>
+        </w:rPr>
+        <w:t>; its validation score must not be advertised as an untouched final-test result.</w:t>
+      </w:r>
+    </w:p>
+    <w:p>
+      <w:pPr>
+        <w:pStyle w:val="Heading3"/>
+      </w:pPr>
+      <w:r>
         <w:t>What this example does not establish</w:t>
       </w:r>
     </w:p>
     <w:p>
-      <w:r>
-        <w:t>A single small validation set may be noisy; selection evidence does not prove future population performance.</w:t>
-      </w:r>
-    </w:p>
-    <w:p>
       <w:pPr>
         <w:pStyle w:val="Heading3"/>
       </w:pPr>
       <w:r>
+        <w:t>Keep the stated limit</w:t>
+      </w:r>
+    </w:p>
+    <w:p>
+      <w:pPr>
+        <w:spacing w:line="336" w:lineRule="auto" w:after="180"/>
+        <w:shd w:fill="FFF5E6"/>
+      </w:pPr>
+      <w:r>
+        <w:rPr>
+          <w:b w:val="0"/>
+        </w:rPr>
+        <w:t xml:space="preserve">A single small validation set may be noisy; selection </w:t>
+      </w:r>
+      <w:r>
+        <w:rPr>
+          <w:b/>
+        </w:rPr>
+        <w:t>evidence</w:t>
+      </w:r>
+      <w:r>
+        <w:rPr>
+          <w:b w:val="0"/>
+        </w:rPr>
+        <w:t xml:space="preserve"> does not prove future population performance.</w:t>
+      </w:r>
+    </w:p>
+    <w:p>
+      <w:pPr>
+        <w:pStyle w:val="Heading3"/>
+      </w:pPr>
+      <w:r>
         <w:t>Change one thing in the pictured case</w:t>
       </w:r>
     </w:p>
     <w:p>
-      <w:r>
+      <w:pPr>
+        <w:pStyle w:val="Heading3"/>
+      </w:pPr>
+      <w:r>
+        <w:t>Change one thing</w:t>
+      </w:r>
+    </w:p>
+    <w:p>
+      <w:pPr>
+        <w:spacing w:line="336" w:lineRule="auto" w:after="180"/>
+        <w:shd w:fill="F5F1FB"/>
+      </w:pPr>
+      <w:r>
+        <w:rPr>
+          <w:b w:val="0"/>
+        </w:rPr>
         <w:t>Change: Complex’s validation error becomes 2 on a newly documented, fair development comparison.</w:t>
       </w:r>
     </w:p>
     <w:p>
-      <w:r>
-        <w:t>Prediction: The stated rule now selects Complex.</w:t>
-      </w:r>
-    </w:p>
-    <w:p>
-      <w:r>
+      <w:pPr>
+        <w:pStyle w:val="Heading3"/>
+      </w:pPr>
+      <w:r>
+        <w:t>Predicted result</w:t>
+      </w:r>
+    </w:p>
+    <w:p>
+      <w:pPr>
+        <w:spacing w:line="336" w:lineRule="auto" w:after="180"/>
+        <w:shd w:fill="F1F6FC"/>
+      </w:pPr>
+      <w:r>
+        <w:rPr>
+          <w:b/>
+        </w:rPr>
+        <w:t>Prediction</w:t>
+      </w:r>
+      <w:r>
+        <w:rPr>
+          <w:b w:val="0"/>
+        </w:rPr>
+        <w:t>: The stated rule now selects Complex.</w:t>
+      </w:r>
+    </w:p>
+    <w:p>
+      <w:pPr>
+        <w:pStyle w:val="Heading3"/>
+      </w:pPr>
+      <w:r>
+        <w:t>Why the result follows</w:t>
+      </w:r>
+    </w:p>
+    <w:p>
+      <w:pPr>
+        <w:spacing w:line="336" w:lineRule="auto" w:after="180"/>
+        <w:shd w:fill="F1F6FC"/>
+      </w:pPr>
+      <w:r>
+        <w:rPr>
+          <w:b w:val="0"/>
+        </w:rPr>
         <w:t>Reason: The rule compares validation errors; it does not ban complex models.</w:t>
       </w:r>
     </w:p>
@@ -1367,8 +2545,57 @@
       </w:r>
     </w:p>
     <w:p>
-      <w:r>
-        <w:t>Cover the result. Ask learners to name the inputs and predict the next step. Uncover one step, connect the icon to the actual procedure, and explain its evidence. Then change the supplied condition and compare. The picture is a representation; it does not document execution of a real AI model.</w:t>
+      <w:pPr>
+        <w:pStyle w:val="Heading3"/>
+      </w:pPr>
+      <w:r>
+        <w:t>Ask while showing the picture · 3</w:t>
+      </w:r>
+    </w:p>
+    <w:p>
+      <w:pPr>
+        <w:spacing w:line="336" w:lineRule="auto" w:after="180"/>
+      </w:pPr>
+      <w:r>
+        <w:rPr>
+          <w:b w:val="0"/>
+        </w:rPr>
+        <w:t xml:space="preserve">Cover the result. Ask learners to name the </w:t>
+      </w:r>
+      <w:r>
+        <w:rPr>
+          <w:b/>
+        </w:rPr>
+        <w:t>input</w:t>
+      </w:r>
+      <w:r>
+        <w:rPr>
+          <w:b w:val="0"/>
+        </w:rPr>
+        <w:t xml:space="preserve">s and predict the next step. Uncover one step, connect the icon to the actual procedure, and explain its </w:t>
+      </w:r>
+      <w:r>
+        <w:rPr>
+          <w:b/>
+        </w:rPr>
+        <w:t>evidence</w:t>
+      </w:r>
+      <w:r>
+        <w:rPr>
+          <w:b w:val="0"/>
+        </w:rPr>
+        <w:t>. Then change the supplied condition and compare.</w:t>
+      </w:r>
+    </w:p>
+    <w:p>
+      <w:pPr>
+        <w:spacing w:line="336" w:lineRule="auto" w:after="180"/>
+      </w:pPr>
+      <w:r>
+        <w:rPr>
+          <w:b w:val="0"/>
+        </w:rPr>
+        <w:t>The picture is a representation; it does not document execution of a real AI model.</w:t>
       </w:r>
     </w:p>
     <w:p>
@@ -1380,11 +2607,16 @@
       </w:r>
     </w:p>
     <w:p>
+      <w:r>
+        <w:t>Demonstrate Overfitting Intuition, reduce support deliberately and check individual reasoning before discussing answers.</w:t>
+      </w:r>
+    </w:p>
+    <w:p>
       <w:pPr>
         <w:pStyle w:val="Heading3"/>
       </w:pPr>
       <w:r>
-        <w:t>Demonstrate and guide practice</w:t>
+        <w:t>Board sequence</w:t>
       </w:r>
     </w:p>
     <w:p>
@@ -1392,27 +2624,31 @@
         <w:pStyle w:val="Heading3"/>
       </w:pPr>
       <w:r>
-        <w:t>Board sequence</w:t>
-      </w:r>
-    </w:p>
-    <w:p>
-      <w:r>
-        <w:t>Write the given facts: Rule A memorises six training book names. It scores 6/6 familiar and 2/6 new. Rule B uses relevant traits but is untested.</w:t>
-      </w:r>
-    </w:p>
-    <w:p>
-      <w:r>
-        <w:t>Write the question to explain: What does the evidence support?</w:t>
-      </w:r>
-    </w:p>
-    <w:p>
-      <w:r>
-        <w:t>Reveal after predictions: A shows weak transfer. B might generalise better but requires testing; simplicity is not proof.</w:t>
-      </w:r>
-    </w:p>
-    <w:p>
-      <w:r>
-        <w:t>Keep for an independent attempt: Rule A memorises six training book IDs. Rule B uses a relevant topic feature. Why might A fail on a new ID? What test is needed?</w:t>
+        <w:t>1. Put the facts on the board</w:t>
+      </w:r>
+    </w:p>
+    <w:p>
+      <w:pPr>
+        <w:spacing w:line="336" w:lineRule="auto" w:after="180"/>
+        <w:shd w:fill="F4F9FC"/>
+      </w:pPr>
+      <w:r>
+        <w:rPr>
+          <w:b w:val="0"/>
+        </w:rPr>
+        <w:t xml:space="preserve">Write the given facts: Rule A memorises six </w:t>
+      </w:r>
+      <w:r>
+        <w:rPr>
+          <w:b/>
+        </w:rPr>
+        <w:t>training</w:t>
+      </w:r>
+      <w:r>
+        <w:rPr>
+          <w:b w:val="0"/>
+        </w:rPr>
+        <w:t xml:space="preserve"> book names. It scores 6/6 familiar and 2/6 new. Rule B uses relevant traits but is untested.</w:t>
       </w:r>
     </w:p>
     <w:p>
@@ -1420,27 +2656,177 @@
         <w:pStyle w:val="Heading3"/>
       </w:pPr>
       <w:r>
+        <w:t>2. State the decision to explain</w:t>
+      </w:r>
+    </w:p>
+    <w:p>
+      <w:pPr>
+        <w:spacing w:line="336" w:lineRule="auto" w:after="180"/>
+        <w:shd w:fill="F5F1FB"/>
+      </w:pPr>
+      <w:r>
+        <w:rPr>
+          <w:b w:val="0"/>
+        </w:rPr>
+        <w:t xml:space="preserve">Write the question to explain: What does the </w:t>
+      </w:r>
+      <w:r>
+        <w:rPr>
+          <w:b/>
+        </w:rPr>
+        <w:t>evidence</w:t>
+      </w:r>
+      <w:r>
+        <w:rPr>
+          <w:b w:val="0"/>
+        </w:rPr>
+        <w:t xml:space="preserve"> support?</w:t>
+      </w:r>
+    </w:p>
+    <w:p>
+      <w:pPr>
+        <w:pStyle w:val="Heading3"/>
+      </w:pPr>
+      <w:r>
+        <w:t>3. Reveal the worked reasoning</w:t>
+      </w:r>
+    </w:p>
+    <w:p>
+      <w:pPr>
+        <w:spacing w:line="336" w:lineRule="auto" w:after="180"/>
+        <w:shd w:fill="F1F6FC"/>
+      </w:pPr>
+      <w:r>
+        <w:rPr>
+          <w:b w:val="0"/>
+        </w:rPr>
+        <w:t xml:space="preserve">Reveal after </w:t>
+      </w:r>
+      <w:r>
+        <w:rPr>
+          <w:b/>
+        </w:rPr>
+        <w:t>prediction</w:t>
+      </w:r>
+      <w:r>
+        <w:rPr>
+          <w:b w:val="0"/>
+        </w:rPr>
+        <w:t>s: A shows weak transfer. B might generalise better but requires testing; simplicity is not proof.</w:t>
+      </w:r>
+    </w:p>
+    <w:p>
+      <w:pPr>
+        <w:pStyle w:val="Heading3"/>
+      </w:pPr>
+      <w:r>
+        <w:t>Hold back the independent task</w:t>
+      </w:r>
+    </w:p>
+    <w:p>
+      <w:pPr>
+        <w:spacing w:line="336" w:lineRule="auto" w:after="180"/>
+        <w:shd w:fill="F5F1FB"/>
+      </w:pPr>
+      <w:r>
+        <w:rPr>
+          <w:b w:val="0"/>
+        </w:rPr>
+        <w:t xml:space="preserve">Keep for an independent attempt: Rule A memorises six </w:t>
+      </w:r>
+      <w:r>
+        <w:rPr>
+          <w:b/>
+        </w:rPr>
+        <w:t>training</w:t>
+      </w:r>
+      <w:r>
+        <w:rPr>
+          <w:b w:val="0"/>
+        </w:rPr>
+        <w:t xml:space="preserve"> book IDs. Rule B uses a relevant topic feature. Why might A fail on a new ID? What test is needed?</w:t>
+      </w:r>
+    </w:p>
+    <w:p>
+      <w:pPr>
+        <w:pStyle w:val="Heading3"/>
+      </w:pPr>
+      <w:r>
         <w:t>Classroom dialogue</w:t>
       </w:r>
     </w:p>
     <w:p>
-      <w:r>
+      <w:pPr>
+        <w:pStyle w:val="Heading3"/>
+      </w:pPr>
+      <w:r>
+        <w:t>Ask the class</w:t>
+      </w:r>
+    </w:p>
+    <w:p>
+      <w:pPr>
+        <w:spacing w:line="336" w:lineRule="auto" w:after="180"/>
+        <w:shd w:fill="F5F1FB"/>
+      </w:pPr>
+      <w:r>
+        <w:rPr>
+          <w:b w:val="0"/>
+        </w:rPr>
         <w:t>Ask: Which facts are given, and which would we have to assume? Learners mark relevant details before discussing answers.</w:t>
       </w:r>
     </w:p>
     <w:p>
-      <w:r>
+      <w:pPr>
+        <w:pStyle w:val="Heading3"/>
+      </w:pPr>
+      <w:r>
+        <w:t>Language to model</w:t>
+      </w:r>
+    </w:p>
+    <w:p>
+      <w:pPr>
+        <w:spacing w:line="336" w:lineRule="auto" w:after="180"/>
+        <w:shd w:fill="F1F6F8"/>
+      </w:pPr>
+      <w:r>
+        <w:rPr>
+          <w:b w:val="0"/>
+        </w:rPr>
         <w:t>Say: Predict first. Show the rule, information path or calculation that would produce the result. A correct guess is not yet an explanation.</w:t>
       </w:r>
     </w:p>
     <w:p>
-      <w:r>
+      <w:pPr>
+        <w:spacing w:line="336" w:lineRule="auto" w:after="180"/>
+      </w:pPr>
+      <w:r>
+        <w:rPr>
+          <w:b w:val="0"/>
+        </w:rPr>
         <w:t>Reveal reasoning one step at a time. Explain why a tempting alternative fails. Write units and denominators for arithmetic, trace conditions for decisions, and identify supporting sources for claims.</w:t>
       </w:r>
     </w:p>
     <w:p>
-      <w:r>
-        <w:t>In pairs, one learner solves while the other checks evidence; exchange roles. Remove the worked answer before independent assessment.</w:t>
+      <w:pPr>
+        <w:spacing w:line="336" w:lineRule="auto" w:after="180"/>
+      </w:pPr>
+      <w:r>
+        <w:rPr>
+          <w:b w:val="0"/>
+        </w:rPr>
+        <w:t xml:space="preserve">In pairs, one learner solves while the other checks </w:t>
+      </w:r>
+      <w:r>
+        <w:rPr>
+          <w:b/>
+        </w:rPr>
+        <w:t>evidence</w:t>
+      </w:r>
+      <w:r>
+        <w:rPr>
+          <w:b w:val="0"/>
+        </w:rPr>
+        <w:t>; exchange roles. Remove the worked answer before independent assessment.</w:t>
       </w:r>
     </w:p>
     <w:p>
@@ -1452,8 +2838,37 @@
       </w:r>
     </w:p>
     <w:p>
-      <w:r>
-        <w:t>Guided response: No. It is consistent with overfitting but may also reflect shift, data quality or split problems. Exit response: Check data provenance, split grouping, label quality and repeated development results; inspect representative residuals without using final test feedback to tune.</w:t>
+      <w:pPr>
+        <w:spacing w:line="336" w:lineRule="auto" w:after="180"/>
+      </w:pPr>
+      <w:r>
+        <w:rPr>
+          <w:b w:val="0"/>
+        </w:rPr>
+        <w:t xml:space="preserve">Guided response: No. It is consistent with </w:t>
+      </w:r>
+      <w:r>
+        <w:rPr>
+          <w:b/>
+        </w:rPr>
+        <w:t>overfitting</w:t>
+      </w:r>
+      <w:r>
+        <w:rPr>
+          <w:b w:val="0"/>
+        </w:rPr>
+        <w:t xml:space="preserve"> but may also reflect shift, data quality or split problems.</w:t>
+      </w:r>
+    </w:p>
+    <w:p>
+      <w:pPr>
+        <w:spacing w:line="336" w:lineRule="auto" w:after="180"/>
+      </w:pPr>
+      <w:r>
+        <w:rPr>
+          <w:b w:val="0"/>
+        </w:rPr>
+        <w:t>Exit response: Check data provenance, split grouping, label quality and repeated development results; inspect representative residuals without using final test feedback to tune.</w:t>
       </w:r>
     </w:p>
     <w:p>
@@ -1685,41 +3100,167 @@
       </w:r>
     </w:p>
     <w:p>
-      <w:r>
-        <w:t>Completion task: Does a training-validation gap alone prove overfitting?</w:t>
-      </w:r>
-    </w:p>
-    <w:p>
-      <w:r>
-        <w:t>Teacher check: Teacher explanation: No. It is consistent with overfitting but may also reflect shift, data quality or split problems.</w:t>
-      </w:r>
-    </w:p>
-    <w:p>
-      <w:r>
-        <w:t>Start by identifying the given inputs together. Leave the intermediate steps blank. If needed, model one step, then withdraw that help on the next step. Move to a full trace only when the partial trace is understood. For partners, alternate explainer and checker; collect a response from every learner before discussion.</w:t>
-      </w:r>
-    </w:p>
-    <w:p>
       <w:pPr>
         <w:pStyle w:val="Heading3"/>
       </w:pPr>
       <w:r>
+        <w:t>Completion practice</w:t>
+      </w:r>
+    </w:p>
+    <w:p>
+      <w:pPr>
+        <w:spacing w:line="336" w:lineRule="auto" w:after="180"/>
+        <w:shd w:fill="F5F1FB"/>
+      </w:pPr>
+      <w:r>
+        <w:rPr>
+          <w:b w:val="0"/>
+        </w:rPr>
+        <w:t xml:space="preserve">Completion task: Does a </w:t>
+      </w:r>
+      <w:r>
+        <w:rPr>
+          <w:b/>
+        </w:rPr>
+        <w:t>training</w:t>
+      </w:r>
+      <w:r>
+        <w:rPr>
+          <w:b w:val="0"/>
+        </w:rPr>
+        <w:t xml:space="preserve">-validation gap alone prove </w:t>
+      </w:r>
+      <w:r>
+        <w:rPr>
+          <w:b/>
+        </w:rPr>
+        <w:t>overfitting</w:t>
+      </w:r>
+      <w:r>
+        <w:rPr>
+          <w:b w:val="0"/>
+        </w:rPr>
+        <w:t>?</w:t>
+      </w:r>
+    </w:p>
+    <w:p>
+      <w:pPr>
+        <w:pStyle w:val="Heading3"/>
+      </w:pPr>
+      <w:r>
+        <w:t>Reasoning to listen for</w:t>
+      </w:r>
+    </w:p>
+    <w:p>
+      <w:pPr>
+        <w:spacing w:line="336" w:lineRule="auto" w:after="180"/>
+        <w:shd w:fill="F1F6FC"/>
+      </w:pPr>
+      <w:r>
+        <w:rPr>
+          <w:b w:val="0"/>
+        </w:rPr>
+        <w:t xml:space="preserve">Teacher check: Teacher explanation: No. It is consistent with </w:t>
+      </w:r>
+      <w:r>
+        <w:rPr>
+          <w:b/>
+        </w:rPr>
+        <w:t>overfitting</w:t>
+      </w:r>
+      <w:r>
+        <w:rPr>
+          <w:b w:val="0"/>
+        </w:rPr>
+        <w:t xml:space="preserve"> but may also reflect shift, data quality or split problems.</w:t>
+      </w:r>
+    </w:p>
+    <w:p>
+      <w:pPr>
+        <w:spacing w:line="336" w:lineRule="auto" w:after="180"/>
+      </w:pPr>
+      <w:r>
+        <w:rPr>
+          <w:b w:val="0"/>
+        </w:rPr>
+        <w:t xml:space="preserve">Start by identifying the given </w:t>
+      </w:r>
+      <w:r>
+        <w:rPr>
+          <w:b/>
+        </w:rPr>
+        <w:t>input</w:t>
+      </w:r>
+      <w:r>
+        <w:rPr>
+          <w:b w:val="0"/>
+        </w:rPr>
+        <w:t>s together. Leave the intermediate steps blank. If needed, model one step, then withdraw that help on the next step. Move to a full trace only when the partial trace is understood.</w:t>
+      </w:r>
+    </w:p>
+    <w:p>
+      <w:pPr>
+        <w:spacing w:line="336" w:lineRule="auto" w:after="180"/>
+      </w:pPr>
+      <w:r>
+        <w:rPr>
+          <w:b w:val="0"/>
+        </w:rPr>
+        <w:t>For partners, alternate explainer and checker; collect a response from every learner before discussion.</w:t>
+      </w:r>
+    </w:p>
+    <w:p>
+      <w:pPr>
+        <w:pStyle w:val="Heading3"/>
+      </w:pPr>
+      <w:r>
         <w:t>Individual reasoning check</w:t>
       </w:r>
     </w:p>
     <w:p>
-      <w:r>
-        <w:t>Use the worked case for Overfitting and model capacity. Proposed explanation: “A final answer is enough”. Decide whether this explanation is supported. Point to the step or supplied fact that decides; explain your repair if needed.</w:t>
-      </w:r>
-    </w:p>
-    <w:p>
-      <w:r>
-        <w:t>Expected correction: Ask for the relevant counts, units, procedure or saved record. For this week: Choose the line with validation MAE 3. The curve training MAE 0 does not compensate for validation MAE 8.</w:t>
-      </w:r>
-    </w:p>
-    <w:p>
-      <w:r>
-        <w:t>Collect explanations, not only yes/no votes. If a misunderstanding is common, re-model the relevant step for the class. If it affects a few learners, give a short targeted group explanation while others solve a more demanding variation.</w:t>
+      <w:pPr>
+        <w:spacing w:line="336" w:lineRule="auto" w:after="180"/>
+      </w:pPr>
+      <w:r>
+        <w:rPr>
+          <w:b w:val="0"/>
+        </w:rPr>
+        <w:t xml:space="preserve">Use the worked case for </w:t>
+      </w:r>
+      <w:r>
+        <w:rPr>
+          <w:b/>
+        </w:rPr>
+        <w:t>Overfitting</w:t>
+      </w:r>
+      <w:r>
+        <w:rPr>
+          <w:b w:val="0"/>
+        </w:rPr>
+        <w:t xml:space="preserve"> and model </w:t>
+      </w:r>
+      <w:r>
+        <w:rPr>
+          <w:b/>
+        </w:rPr>
+        <w:t>capacity</w:t>
+      </w:r>
+      <w:r>
+        <w:rPr>
+          <w:b w:val="0"/>
+        </w:rPr>
+        <w:t>. Proposed explanation: “A final answer is enough”. Decide whether this explanation is supported.</w:t>
+      </w:r>
+    </w:p>
+    <w:p>
+      <w:pPr>
+        <w:spacing w:line="336" w:lineRule="auto" w:after="180"/>
+      </w:pPr>
+      <w:r>
+        <w:rPr>
+          <w:b w:val="0"/>
+        </w:rPr>
+        <w:t>Point to the step or supplied fact that decides; explain your repair if needed.</w:t>
       </w:r>
     </w:p>
     <w:p>
@@ -1727,12 +3268,85 @@
         <w:pStyle w:val="Heading3"/>
       </w:pPr>
       <w:r>
+        <w:t>Expected repair</w:t>
+      </w:r>
+    </w:p>
+    <w:p>
+      <w:pPr>
+        <w:spacing w:line="336" w:lineRule="auto" w:after="180"/>
+        <w:shd w:fill="F1F6FC"/>
+      </w:pPr>
+      <w:r>
+        <w:rPr>
+          <w:b w:val="0"/>
+        </w:rPr>
+        <w:t xml:space="preserve">Expected correction: Ask for the relevant counts, units, procedure or saved record. For this week: Choose the line with validation MAE 3. The curve </w:t>
+      </w:r>
+      <w:r>
+        <w:rPr>
+          <w:b/>
+        </w:rPr>
+        <w:t>training</w:t>
+      </w:r>
+      <w:r>
+        <w:rPr>
+          <w:b w:val="0"/>
+        </w:rPr>
+        <w:t xml:space="preserve"> MAE 0 does not compensate for validation MAE 8.</w:t>
+      </w:r>
+    </w:p>
+    <w:p>
+      <w:pPr>
+        <w:spacing w:line="336" w:lineRule="auto" w:after="180"/>
+      </w:pPr>
+      <w:r>
+        <w:rPr>
+          <w:b w:val="0"/>
+        </w:rPr>
+        <w:t>Collect explanations, not only yes/no votes. If a misunderstanding is common, re-model the relevant step for the class.</w:t>
+      </w:r>
+    </w:p>
+    <w:p>
+      <w:pPr>
+        <w:spacing w:line="336" w:lineRule="auto" w:after="180"/>
+      </w:pPr>
+      <w:r>
+        <w:rPr>
+          <w:b w:val="0"/>
+        </w:rPr>
+        <w:t>If it affects a few learners, give a short targeted group explanation while others solve a more demanding variation.</w:t>
+      </w:r>
+    </w:p>
+    <w:p>
+      <w:pPr>
+        <w:pStyle w:val="Heading3"/>
+      </w:pPr>
+      <w:r>
         <w:t>Pictorial practice question</w:t>
       </w:r>
     </w:p>
     <w:p>
-      <w:r>
-        <w:t>Does zero training error justify choosing Complex in the original record?</w:t>
+      <w:pPr>
+        <w:spacing w:line="336" w:lineRule="auto" w:after="180"/>
+        <w:shd w:fill="F5F1FB"/>
+      </w:pPr>
+      <w:r>
+        <w:rPr>
+          <w:b w:val="0"/>
+        </w:rPr>
+        <w:t xml:space="preserve">Does zero </w:t>
+      </w:r>
+      <w:r>
+        <w:rPr>
+          <w:b/>
+        </w:rPr>
+        <w:t>training</w:t>
+      </w:r>
+      <w:r>
+        <w:rPr>
+          <w:b w:val="0"/>
+        </w:rPr>
+        <w:t xml:space="preserve"> error justify choosing Complex in the original record?</w:t>
       </w:r>
     </w:p>
     <w:p>
@@ -1744,18 +3358,60 @@
       </w:r>
     </w:p>
     <w:p>
-      <w:r>
+      <w:pPr>
+        <w:spacing w:line="336" w:lineRule="auto" w:after="180"/>
+      </w:pPr>
+      <w:r>
+        <w:rPr>
+          <w:b w:val="0"/>
+        </w:rPr>
         <w:t>No. The declared criterion is validation error; Medium’s 3 is lowest, while Complex’s validation error is 7.</w:t>
       </w:r>
     </w:p>
     <w:p>
-      <w:r>
+      <w:pPr>
+        <w:spacing w:line="336" w:lineRule="auto" w:after="180"/>
+      </w:pPr>
+      <w:r>
+        <w:rPr>
+          <w:b w:val="0"/>
+        </w:rPr>
         <w:t>Changed-case reasoning: The stated rule now selects Complex. The rule compares validation errors; it does not ban complex models.</w:t>
       </w:r>
     </w:p>
     <w:p>
-      <w:r>
-        <w:t>Collect each learner’s explanation before discussion. Use the first missing connection between input, deciding step and result to choose support. This question is worked-case practice, not fresh mastery evidence.</w:t>
+      <w:pPr>
+        <w:spacing w:line="336" w:lineRule="auto" w:after="180"/>
+      </w:pPr>
+      <w:r>
+        <w:rPr>
+          <w:b w:val="0"/>
+        </w:rPr>
+        <w:t xml:space="preserve">Collect each learner’s explanation before discussion. Use the first missing connection between </w:t>
+      </w:r>
+      <w:r>
+        <w:rPr>
+          <w:b/>
+        </w:rPr>
+        <w:t>input</w:t>
+      </w:r>
+      <w:r>
+        <w:rPr>
+          <w:b w:val="0"/>
+        </w:rPr>
+        <w:t xml:space="preserve">, deciding step and result to choose support. This question is worked-case practice, not fresh mastery </w:t>
+      </w:r>
+      <w:r>
+        <w:rPr>
+          <w:b/>
+        </w:rPr>
+        <w:t>evidence</w:t>
+      </w:r>
+      <w:r>
+        <w:rPr>
+          <w:b w:val="0"/>
+        </w:rPr>
+        <w:t>.</w:t>
       </w:r>
     </w:p>
     <w:p>
@@ -1767,54 +3423,129 @@
       </w:r>
     </w:p>
     <w:p>
+      <w:r>
+        <w:t>Run the Overfitting Intuition investigation and use the first unsupported step to choose a teaching response.</w:t>
+      </w:r>
+    </w:p>
+    <w:p>
+      <w:pPr>
+        <w:spacing w:line="336" w:lineRule="auto" w:after="180"/>
+      </w:pPr>
+      <w:r>
+        <w:rPr>
+          <w:b w:val="0"/>
+        </w:rPr>
+        <w:t>Words You Can Use to Reason</w:t>
+      </w:r>
+    </w:p>
+    <w:p>
+      <w:pPr>
+        <w:spacing w:line="336" w:lineRule="auto" w:after="180"/>
+      </w:pPr>
+      <w:r>
+        <w:rPr>
+          <w:b w:val="0"/>
+        </w:rPr>
+        <w:t>A definition matters when you can recognize the idea, use it, and contrast it with a near-miss.</w:t>
+      </w:r>
+    </w:p>
+    <w:p>
+      <w:pPr>
+        <w:spacing w:line="336" w:lineRule="auto" w:after="180"/>
+      </w:pPr>
+      <w:r>
+        <w:rPr>
+          <w:b w:val="0"/>
+        </w:rPr>
+        <w:t>Predict → Test → Record → Explain</w:t>
+      </w:r>
+    </w:p>
+    <w:p>
+      <w:pPr>
+        <w:spacing w:line="336" w:lineRule="auto" w:after="180"/>
+      </w:pPr>
+      <w:r>
+        <w:rPr>
+          <w:b w:val="0"/>
+        </w:rPr>
+        <w:t>Keep expected and actual results separate. Surprises are useful data when recorded honestly.</w:t>
+      </w:r>
+    </w:p>
+    <w:p>
+      <w:pPr>
+        <w:spacing w:line="336" w:lineRule="auto" w:after="180"/>
+      </w:pPr>
+      <w:r>
+        <w:rPr>
+          <w:b w:val="0"/>
+        </w:rPr>
+        <w:t xml:space="preserve">Compare simple and </w:t>
+      </w:r>
+      <w:r>
+        <w:rPr>
+          <w:b/>
+        </w:rPr>
+        <w:t>exception</w:t>
+      </w:r>
+      <w:r>
+        <w:rPr>
+          <w:b w:val="0"/>
+        </w:rPr>
+        <w:t xml:space="preserve">-heavy rules on </w:t>
+      </w:r>
+      <w:r>
+        <w:rPr>
+          <w:b/>
+        </w:rPr>
+        <w:t>training</w:t>
+      </w:r>
+      <w:r>
+        <w:rPr>
+          <w:b w:val="0"/>
+        </w:rPr>
+        <w:t xml:space="preserve"> cards, then on sealed new cards. Count where performance changes and explain why.</w:t>
+      </w:r>
+    </w:p>
+    <w:p>
+      <w:pPr>
+        <w:spacing w:line="336" w:lineRule="auto" w:after="180"/>
+        <w:shd w:fill="F5F1FB"/>
+      </w:pPr>
+      <w:r>
+        <w:rPr>
+          <w:b w:val="0"/>
+        </w:rPr>
+        <w:t>What did the hardest test teach you that the normal test did not?</w:t>
+      </w:r>
+    </w:p>
+    <w:p>
       <w:pPr>
         <w:pStyle w:val="Heading3"/>
       </w:pPr>
       <w:r>
-        <w:t>Run the weekly evidence lab</w:t>
-      </w:r>
-    </w:p>
-    <w:p>
-      <w:r>
-        <w:t>Words You Can Use to Reason</w:t>
-      </w:r>
-    </w:p>
-    <w:p>
-      <w:r>
-        <w:t>A definition matters when you can recognize the idea, use it, and contrast it with a near-miss.</w:t>
-      </w:r>
-    </w:p>
-    <w:p>
-      <w:r>
-        <w:t>Predict → Test → Record → Explain</w:t>
-      </w:r>
-    </w:p>
-    <w:p>
-      <w:r>
-        <w:t>Keep expected and actual results separate. Surprises are useful data when recorded honestly.</w:t>
-      </w:r>
-    </w:p>
-    <w:p>
-      <w:r>
-        <w:t>Compare simple and exception-heavy rules on training cards, then on sealed new cards. Count where performance changes and explain why.</w:t>
-      </w:r>
-    </w:p>
-    <w:p>
-      <w:r>
-        <w:t>What did the hardest test teach you that the normal test did not?</w:t>
-      </w:r>
-    </w:p>
-    <w:p>
-      <w:pPr>
-        <w:pStyle w:val="Heading3"/>
-      </w:pPr>
-      <w:r>
         <w:t>Make the lab runnable</w:t>
       </w:r>
     </w:p>
     <w:p>
-      <w:r>
-        <w:t>Use the concrete case as the shared normal case and the independent question as a second case. Each pair creates a boundary or missing-information case and predicts its result before testing. Keep the expected result separate from an observed mistake.</w:t>
+      <w:pPr>
+        <w:spacing w:line="336" w:lineRule="auto" w:after="180"/>
+      </w:pPr>
+      <w:r>
+        <w:rPr>
+          <w:b w:val="0"/>
+        </w:rPr>
+        <w:t>Use the concrete case as the shared normal case and the independent question as a second case. Each pair creates a boundary or missing-information case and predicts its result before testing.</w:t>
+      </w:r>
+    </w:p>
+    <w:p>
+      <w:pPr>
+        <w:spacing w:line="336" w:lineRule="auto" w:after="180"/>
+      </w:pPr>
+      <w:r>
+        <w:rPr>
+          <w:b w:val="0"/>
+        </w:rPr>
+        <w:t>Keep the expected result separate from an observed mistake.</w:t>
       </w:r>
     </w:p>
     <w:tbl>
@@ -1972,8 +3703,25 @@
       </w:r>
     </w:p>
     <w:p>
-      <w:r>
-        <w:t>For guessing, return to given facts and request a trace. For vocabulary without application, use one example and one non-example. For arithmetic errors, check the setup before the calculation. Finish with a different uncoached case before recording mastery.</w:t>
+      <w:pPr>
+        <w:spacing w:line="336" w:lineRule="auto" w:after="180"/>
+      </w:pPr>
+      <w:r>
+        <w:rPr>
+          <w:b w:val="0"/>
+        </w:rPr>
+        <w:t>For guessing, return to given facts and request a trace. For vocabulary without application, use one example and one non-example. For arithmetic errors, check the setup before the calculation.</w:t>
+      </w:r>
+    </w:p>
+    <w:p>
+      <w:pPr>
+        <w:spacing w:line="336" w:lineRule="auto" w:after="180"/>
+      </w:pPr>
+      <w:r>
+        <w:rPr>
+          <w:b w:val="0"/>
+        </w:rPr>
+        <w:t>Finish with a different uncoached case before recording mastery.</w:t>
       </w:r>
     </w:p>
     <w:p>
@@ -1985,18 +3733,83 @@
       </w:r>
     </w:p>
     <w:p>
-      <w:r>
-        <w:t>A final answer is enough: Ask for the relevant counts, units, procedure or saved record. For this week: Choose the line with validation MAE 3. The curve training MAE 0 does not compensate for validation MAE 8.</w:t>
-      </w:r>
-    </w:p>
-    <w:p>
-      <w:r>
+      <w:pPr>
+        <w:spacing w:line="336" w:lineRule="auto" w:after="180"/>
+      </w:pPr>
+      <w:r>
+        <w:rPr>
+          <w:b w:val="0"/>
+        </w:rPr>
+        <w:t xml:space="preserve">A final answer is enough: Ask for the relevant counts, units, procedure or saved record. For this week: Choose the line with validation MAE 3. The curve </w:t>
+      </w:r>
+      <w:r>
+        <w:rPr>
+          <w:b/>
+        </w:rPr>
+        <w:t>training</w:t>
+      </w:r>
+      <w:r>
+        <w:rPr>
+          <w:b w:val="0"/>
+        </w:rPr>
+        <w:t xml:space="preserve"> MAE 0 does not compensate for validation MAE 8.</w:t>
+      </w:r>
+    </w:p>
+    <w:p>
+      <w:pPr>
+        <w:spacing w:line="336" w:lineRule="auto" w:after="180"/>
+      </w:pPr>
+      <w:r>
+        <w:rPr>
+          <w:b w:val="0"/>
+        </w:rPr>
         <w:t>A stronger claim makes a stronger project: Check data provenance, split grouping, label quality and repeated development results; inspect representative residuals without using final test feedback to tune.</w:t>
       </w:r>
     </w:p>
     <w:p>
-      <w:r>
-        <w:t>The new case can be copied from the example: The independent task changes the evidence. Require a fresh explanation: B wins the validation tie by the declared simplicity rule. C is not selected merely for its zero training error.</w:t>
+      <w:pPr>
+        <w:spacing w:line="336" w:lineRule="auto" w:after="180"/>
+      </w:pPr>
+      <w:r>
+        <w:rPr>
+          <w:b w:val="0"/>
+        </w:rPr>
+        <w:t xml:space="preserve">The new case can be copied from the example: The independent task changes the </w:t>
+      </w:r>
+      <w:r>
+        <w:rPr>
+          <w:b/>
+        </w:rPr>
+        <w:t>evidence</w:t>
+      </w:r>
+      <w:r>
+        <w:rPr>
+          <w:b w:val="0"/>
+        </w:rPr>
+        <w:t>. Require a fresh explanation: B wins the validation tie by the declared simplicity rule.</w:t>
+      </w:r>
+    </w:p>
+    <w:p>
+      <w:pPr>
+        <w:spacing w:line="336" w:lineRule="auto" w:after="180"/>
+      </w:pPr>
+      <w:r>
+        <w:rPr>
+          <w:b w:val="0"/>
+        </w:rPr>
+        <w:t xml:space="preserve">C is not selected merely for its zero </w:t>
+      </w:r>
+      <w:r>
+        <w:rPr>
+          <w:b/>
+        </w:rPr>
+        <w:t>training</w:t>
+      </w:r>
+      <w:r>
+        <w:rPr>
+          <w:b w:val="0"/>
+        </w:rPr>
+        <w:t xml:space="preserve"> error.</w:t>
       </w:r>
     </w:p>
     <w:p>
@@ -2154,8 +3967,25 @@
       </w:tr>
     </w:tbl>
     <w:p>
-      <w:r>
-        <w:t>Offer an oral explanation, drawing, enlarged visual or fewer examples when that removes a reading/writing barrier. Keep the same reasoning goal. Stretch secure learners by changing a boundary or assumption and asking them to defend the effect, not simply by assigning more of the same questions.</w:t>
+      <w:pPr>
+        <w:spacing w:line="336" w:lineRule="auto" w:after="180"/>
+      </w:pPr>
+      <w:r>
+        <w:rPr>
+          <w:b w:val="0"/>
+        </w:rPr>
+        <w:t>Offer an oral explanation, drawing, enlarged visual or fewer examples when that removes a reading/writing barrier. Keep the same reasoning goal.</w:t>
+      </w:r>
+    </w:p>
+    <w:p>
+      <w:pPr>
+        <w:spacing w:line="336" w:lineRule="auto" w:after="180"/>
+      </w:pPr>
+      <w:r>
+        <w:rPr>
+          <w:b w:val="0"/>
+        </w:rPr>
+        <w:t>Stretch secure learners by changing a boundary or assumption and asking them to defend the effect, not simply by assigning more of the same questions.</w:t>
       </w:r>
     </w:p>
     <w:p>
@@ -2167,11 +3997,16 @@
       </w:r>
     </w:p>
     <w:p>
+      <w:r>
+        <w:t>Use the Overfitting Intuition questions, teacher keys and criteria after the relevant attempts. Previously discussed cases are practice; protect the separately selected independent task.</w:t>
+      </w:r>
+    </w:p>
+    <w:p>
       <w:pPr>
         <w:pStyle w:val="Heading3"/>
       </w:pPr>
       <w:r>
-        <w:t>Assess and explain the answers</w:t>
+        <w:t>Worked case answer</w:t>
       </w:r>
     </w:p>
     <w:p>
@@ -2179,11 +4014,18 @@
         <w:pStyle w:val="Heading3"/>
       </w:pPr>
       <w:r>
-        <w:t>Worked case answer</w:t>
-      </w:r>
-    </w:p>
-    <w:p>
-      <w:r>
+        <w:t>Teacher key · Worked case answer</w:t>
+      </w:r>
+    </w:p>
+    <w:p>
+      <w:pPr>
+        <w:spacing w:line="336" w:lineRule="auto" w:after="180"/>
+        <w:shd w:fill="F1F6FC"/>
+      </w:pPr>
+      <w:r>
+        <w:rPr>
+          <w:b w:val="0"/>
+        </w:rPr>
         <w:t>A shows weak transfer. B might generalise better but requires testing; simplicity is not proof.</w:t>
       </w:r>
     </w:p>
@@ -2196,20 +4038,62 @@
       </w:r>
     </w:p>
     <w:p>
-      <w:r>
-        <w:t>Rule A memorises six training book IDs. Rule B uses a relevant topic feature. Why might A fail on a new ID? What test is needed?</w:t>
-      </w:r>
-    </w:p>
-    <w:p>
       <w:pPr>
         <w:pStyle w:val="Heading3"/>
       </w:pPr>
       <w:r>
+        <w:t>Independent question · withhold the key</w:t>
+      </w:r>
+    </w:p>
+    <w:p>
+      <w:pPr>
+        <w:spacing w:line="336" w:lineRule="auto" w:after="180"/>
+        <w:shd w:fill="F5F1FB"/>
+      </w:pPr>
+      <w:r>
+        <w:rPr>
+          <w:b w:val="0"/>
+        </w:rPr>
+        <w:t xml:space="preserve">Rule A memorises six </w:t>
+      </w:r>
+      <w:r>
+        <w:rPr>
+          <w:b/>
+        </w:rPr>
+        <w:t>training</w:t>
+      </w:r>
+      <w:r>
+        <w:rPr>
+          <w:b w:val="0"/>
+        </w:rPr>
+        <w:t xml:space="preserve"> book IDs. Rule B uses a relevant topic feature. Why might A fail on a new ID? What test is needed?</w:t>
+      </w:r>
+    </w:p>
+    <w:p>
+      <w:pPr>
+        <w:pStyle w:val="Heading3"/>
+      </w:pPr>
+      <w:r>
         <w:t>Expected independent answer</w:t>
       </w:r>
     </w:p>
     <w:p>
-      <w:r>
+      <w:pPr>
+        <w:pStyle w:val="Heading3"/>
+      </w:pPr>
+      <w:r>
+        <w:t>Teacher key · Expected independent answer</w:t>
+      </w:r>
+    </w:p>
+    <w:p>
+      <w:pPr>
+        <w:spacing w:line="336" w:lineRule="auto" w:after="180"/>
+        <w:shd w:fill="F1F6FC"/>
+      </w:pPr>
+      <w:r>
+        <w:rPr>
+          <w:b w:val="0"/>
+        </w:rPr>
         <w:t>A has no learned relationship for the new ID beyond memorised records. Test both on unseen books with correct labels; B's relevance is promising but does not guarantee success.</w:t>
       </w:r>
     </w:p>
@@ -2448,8 +4332,25 @@
       </w:tr>
     </w:tbl>
     <w:p>
-      <w:r>
-        <w:t>Use 6/8 as a classroom checkpoint, with 2 required for both Result and Reasoning. This is a proposed teaching rule, not a validated certification threshold. Do not count a coached answer as independent mastery; correct unsafe or unsupported claims regardless of total.</w:t>
+      <w:pPr>
+        <w:spacing w:line="336" w:lineRule="auto" w:after="180"/>
+      </w:pPr>
+      <w:r>
+        <w:rPr>
+          <w:b w:val="0"/>
+        </w:rPr>
+        <w:t>Use 6/8 as a classroom checkpoint, with 2 required for both Result and Reasoning. This is a proposed teaching rule, not a validated certification threshold.</w:t>
+      </w:r>
+    </w:p>
+    <w:p>
+      <w:pPr>
+        <w:spacing w:line="336" w:lineRule="auto" w:after="180"/>
+      </w:pPr>
+      <w:r>
+        <w:rPr>
+          <w:b w:val="0"/>
+        </w:rPr>
+        <w:t>Do not count a coached answer as independent mastery; correct unsafe or unsupported claims regardless of total.</w:t>
       </w:r>
     </w:p>
     <w:p>
@@ -2461,8 +4362,38 @@
       </w:r>
     </w:p>
     <w:p>
-      <w:r>
-        <w:t>Ask the learner to find the evidence that challenges this claim: “Perfect training results guarantee unseen performance.” Keep the first attempt and an uncoached retry separate.</w:t>
+      <w:pPr>
+        <w:spacing w:line="336" w:lineRule="auto" w:after="180"/>
+      </w:pPr>
+      <w:r>
+        <w:rPr>
+          <w:b w:val="0"/>
+        </w:rPr>
+        <w:t xml:space="preserve">Ask the learner to find the </w:t>
+      </w:r>
+      <w:r>
+        <w:rPr>
+          <w:b/>
+        </w:rPr>
+        <w:t>evidence</w:t>
+      </w:r>
+      <w:r>
+        <w:rPr>
+          <w:b w:val="0"/>
+        </w:rPr>
+        <w:t xml:space="preserve"> that challenges this claim: “Perfect </w:t>
+      </w:r>
+      <w:r>
+        <w:rPr>
+          <w:b/>
+        </w:rPr>
+        <w:t>training</w:t>
+      </w:r>
+      <w:r>
+        <w:rPr>
+          <w:b w:val="0"/>
+        </w:rPr>
+        <w:t xml:space="preserve"> results guarantee unseen performance.” Keep the first attempt and an uncoached retry separate.</w:t>
       </w:r>
     </w:p>
     <w:p>
@@ -2474,15 +4405,42 @@
       </w:r>
     </w:p>
     <w:p>
-      <w:r>
-        <w:t>B has better validation performance and is the stronger candidate here. A's large gap suggests poor transfer. Evaluate the selected rule on fresh final cases; neither simplicity nor one small validation set proves universal superiority.</w:t>
-      </w:r>
-    </w:p>
-    <w:p>
       <w:pPr>
         <w:pStyle w:val="Heading3"/>
       </w:pPr>
       <w:r>
+        <w:t>Teacher key · Original transfer answer</w:t>
+      </w:r>
+    </w:p>
+    <w:p>
+      <w:pPr>
+        <w:spacing w:line="336" w:lineRule="auto" w:after="180"/>
+        <w:shd w:fill="F1F6FC"/>
+      </w:pPr>
+      <w:r>
+        <w:rPr>
+          <w:b w:val="0"/>
+        </w:rPr>
+        <w:t>B has better validation performance and is the stronger candidate here. A's large gap suggests poor transfer.</w:t>
+      </w:r>
+    </w:p>
+    <w:p>
+      <w:pPr>
+        <w:spacing w:line="336" w:lineRule="auto" w:after="180"/>
+        <w:shd w:fill="F1F6FC"/>
+      </w:pPr>
+      <w:r>
+        <w:rPr>
+          <w:b w:val="0"/>
+        </w:rPr>
+        <w:t>Evaluate the selected rule on fresh final cases; neither simplicity nor one small validation set proves universal superiority.</w:t>
+      </w:r>
+    </w:p>
+    <w:p>
+      <w:pPr>
+        <w:pStyle w:val="Heading3"/>
+      </w:pPr>
+      <w:r>
         <w:t>Explanations for the additional workbook examples</w:t>
       </w:r>
     </w:p>
@@ -2495,84 +4453,378 @@
       </w:r>
     </w:p>
     <w:p>
-      <w:r>
-        <w:t>Choose among the three worked candidates and explain the training trap.</w:t>
-      </w:r>
-    </w:p>
-    <w:p>
-      <w:r>
-        <w:t>Teacher explanation: Choose the line with validation MAE 3. The curve training MAE 0 does not compensate for validation MAE 8.</w:t>
-      </w:r>
-    </w:p>
-    <w:p>
       <w:pPr>
         <w:pStyle w:val="Heading3"/>
       </w:pPr>
       <w:r>
+        <w:t>Workbook question · W1</w:t>
+      </w:r>
+    </w:p>
+    <w:p>
+      <w:pPr>
+        <w:spacing w:line="336" w:lineRule="auto" w:after="180"/>
+        <w:shd w:fill="F5F1FB"/>
+      </w:pPr>
+      <w:r>
+        <w:rPr>
+          <w:b w:val="0"/>
+        </w:rPr>
+        <w:t xml:space="preserve">Choose among the three worked candidates and explain the </w:t>
+      </w:r>
+      <w:r>
+        <w:rPr>
+          <w:b/>
+        </w:rPr>
+        <w:t>training</w:t>
+      </w:r>
+      <w:r>
+        <w:rPr>
+          <w:b w:val="0"/>
+        </w:rPr>
+        <w:t xml:space="preserve"> trap.</w:t>
+      </w:r>
+    </w:p>
+    <w:p>
+      <w:pPr>
+        <w:pStyle w:val="Heading3"/>
+      </w:pPr>
+      <w:r>
+        <w:t>Teacher reasoning · W1</w:t>
+      </w:r>
+    </w:p>
+    <w:p>
+      <w:pPr>
+        <w:spacing w:line="336" w:lineRule="auto" w:after="180"/>
+        <w:shd w:fill="F1F6FC"/>
+      </w:pPr>
+      <w:r>
+        <w:rPr>
+          <w:b w:val="0"/>
+        </w:rPr>
+        <w:t xml:space="preserve">Teacher explanation: Choose the line with validation MAE 3. The curve </w:t>
+      </w:r>
+      <w:r>
+        <w:rPr>
+          <w:b/>
+        </w:rPr>
+        <w:t>training</w:t>
+      </w:r>
+      <w:r>
+        <w:rPr>
+          <w:b w:val="0"/>
+        </w:rPr>
+        <w:t xml:space="preserve"> MAE 0 does not compensate for validation MAE 8.</w:t>
+      </w:r>
+    </w:p>
+    <w:p>
+      <w:pPr>
+        <w:pStyle w:val="Heading3"/>
+      </w:pPr>
+      <w:r>
         <w:t>W2 Interpret a gap</w:t>
       </w:r>
     </w:p>
     <w:p>
-      <w:r>
-        <w:t>Does a training-validation gap alone prove overfitting?</w:t>
-      </w:r>
-    </w:p>
-    <w:p>
-      <w:r>
-        <w:t>Teacher explanation: No. It is consistent with overfitting but may also reflect shift, data quality or split problems.</w:t>
-      </w:r>
-    </w:p>
-    <w:p>
       <w:pPr>
         <w:pStyle w:val="Heading3"/>
       </w:pPr>
       <w:r>
+        <w:t>Workbook question · W2</w:t>
+      </w:r>
+    </w:p>
+    <w:p>
+      <w:pPr>
+        <w:spacing w:line="336" w:lineRule="auto" w:after="180"/>
+        <w:shd w:fill="F5F1FB"/>
+      </w:pPr>
+      <w:r>
+        <w:rPr>
+          <w:b w:val="0"/>
+        </w:rPr>
+        <w:t xml:space="preserve">Does a </w:t>
+      </w:r>
+      <w:r>
+        <w:rPr>
+          <w:b/>
+        </w:rPr>
+        <w:t>training</w:t>
+      </w:r>
+      <w:r>
+        <w:rPr>
+          <w:b w:val="0"/>
+        </w:rPr>
+        <w:t xml:space="preserve">-validation gap alone prove </w:t>
+      </w:r>
+      <w:r>
+        <w:rPr>
+          <w:b/>
+        </w:rPr>
+        <w:t>overfitting</w:t>
+      </w:r>
+      <w:r>
+        <w:rPr>
+          <w:b w:val="0"/>
+        </w:rPr>
+        <w:t>?</w:t>
+      </w:r>
+    </w:p>
+    <w:p>
+      <w:pPr>
+        <w:pStyle w:val="Heading3"/>
+      </w:pPr>
+      <w:r>
+        <w:t>Teacher reasoning · W2</w:t>
+      </w:r>
+    </w:p>
+    <w:p>
+      <w:pPr>
+        <w:spacing w:line="336" w:lineRule="auto" w:after="180"/>
+        <w:shd w:fill="F1F6FC"/>
+      </w:pPr>
+      <w:r>
+        <w:rPr>
+          <w:b w:val="0"/>
+        </w:rPr>
+        <w:t xml:space="preserve">Teacher explanation: No. It is consistent with </w:t>
+      </w:r>
+      <w:r>
+        <w:rPr>
+          <w:b/>
+        </w:rPr>
+        <w:t>overfitting</w:t>
+      </w:r>
+      <w:r>
+        <w:rPr>
+          <w:b w:val="0"/>
+        </w:rPr>
+        <w:t xml:space="preserve"> but may also reflect shift, data quality or split problems.</w:t>
+      </w:r>
+    </w:p>
+    <w:p>
+      <w:pPr>
+        <w:pStyle w:val="Heading3"/>
+      </w:pPr>
+      <w:r>
         <w:t>W3 Propose a controlled change</w:t>
       </w:r>
     </w:p>
     <w:p>
-      <w:r>
+      <w:pPr>
+        <w:pStyle w:val="Heading3"/>
+      </w:pPr>
+      <w:r>
+        <w:t>Workbook question · W3</w:t>
+      </w:r>
+    </w:p>
+    <w:p>
+      <w:pPr>
+        <w:spacing w:line="336" w:lineRule="auto" w:after="180"/>
+        <w:shd w:fill="F5F1FB"/>
+      </w:pPr>
+      <w:r>
+        <w:rPr>
+          <w:b w:val="0"/>
+        </w:rPr>
         <w:t>Describe one fair next development comparison.</w:t>
       </w:r>
     </w:p>
     <w:p>
-      <w:r>
-        <w:t>Teacher explanation: Compare a simpler curve against the current curve on the same validation rows, retaining the same metric and training-only fitting; log the change.</w:t>
-      </w:r>
-    </w:p>
-    <w:p>
       <w:pPr>
         <w:pStyle w:val="Heading3"/>
       </w:pPr>
       <w:r>
+        <w:t>Teacher reasoning · W3</w:t>
+      </w:r>
+    </w:p>
+    <w:p>
+      <w:pPr>
+        <w:spacing w:line="336" w:lineRule="auto" w:after="180"/>
+        <w:shd w:fill="F1F6FC"/>
+      </w:pPr>
+      <w:r>
+        <w:rPr>
+          <w:b w:val="0"/>
+        </w:rPr>
+        <w:t xml:space="preserve">Teacher explanation: Compare a simpler curve against the current curve on the same validation rows, retaining the same metric and </w:t>
+      </w:r>
+      <w:r>
+        <w:rPr>
+          <w:b/>
+        </w:rPr>
+        <w:t>training</w:t>
+      </w:r>
+      <w:r>
+        <w:rPr>
+          <w:b w:val="0"/>
+        </w:rPr>
+        <w:t xml:space="preserve">-only </w:t>
+      </w:r>
+      <w:r>
+        <w:rPr>
+          <w:b/>
+        </w:rPr>
+        <w:t>fitting</w:t>
+      </w:r>
+      <w:r>
+        <w:rPr>
+          <w:b w:val="0"/>
+        </w:rPr>
+        <w:t>; log the change.</w:t>
+      </w:r>
+    </w:p>
+    <w:p>
+      <w:pPr>
+        <w:pStyle w:val="Heading3"/>
+      </w:pPr>
+      <w:r>
         <w:t>W4 Apply independently</w:t>
       </w:r>
     </w:p>
     <w:p>
-      <w:r>
-        <w:t>Models A training 4 validation 5, B training 1 validation 2, C training 0 validation 2. Lowest validation MAE then simpler; B is simpler than C. Choose and justify.</w:t>
-      </w:r>
-    </w:p>
-    <w:p>
-      <w:r>
-        <w:t>Teacher explanation: B wins the validation tie by the declared simplicity rule. C is not selected merely for its zero training error.</w:t>
-      </w:r>
-    </w:p>
-    <w:p>
       <w:pPr>
         <w:pStyle w:val="Heading3"/>
       </w:pPr>
       <w:r>
+        <w:t>Workbook question · W4</w:t>
+      </w:r>
+    </w:p>
+    <w:p>
+      <w:pPr>
+        <w:spacing w:line="336" w:lineRule="auto" w:after="180"/>
+        <w:shd w:fill="F5F1FB"/>
+      </w:pPr>
+      <w:r>
+        <w:rPr>
+          <w:b w:val="0"/>
+        </w:rPr>
+        <w:t xml:space="preserve">Models A </w:t>
+      </w:r>
+      <w:r>
+        <w:rPr>
+          <w:b/>
+        </w:rPr>
+        <w:t>training</w:t>
+      </w:r>
+      <w:r>
+        <w:rPr>
+          <w:b w:val="0"/>
+        </w:rPr>
+        <w:t xml:space="preserve"> 4 validation 5, B </w:t>
+      </w:r>
+      <w:r>
+        <w:rPr>
+          <w:b/>
+        </w:rPr>
+        <w:t>training</w:t>
+      </w:r>
+      <w:r>
+        <w:rPr>
+          <w:b w:val="0"/>
+        </w:rPr>
+        <w:t xml:space="preserve"> 1 validation 2, C </w:t>
+      </w:r>
+      <w:r>
+        <w:rPr>
+          <w:b/>
+        </w:rPr>
+        <w:t>training</w:t>
+      </w:r>
+      <w:r>
+        <w:rPr>
+          <w:b w:val="0"/>
+        </w:rPr>
+        <w:t xml:space="preserve"> 0 validation 2. Lowest validation MAE then simpler; B is simpler than C. Choose and justify.</w:t>
+      </w:r>
+    </w:p>
+    <w:p>
+      <w:pPr>
+        <w:pStyle w:val="Heading3"/>
+      </w:pPr>
+      <w:r>
+        <w:t>Teacher reasoning · W4</w:t>
+      </w:r>
+    </w:p>
+    <w:p>
+      <w:pPr>
+        <w:spacing w:line="336" w:lineRule="auto" w:after="180"/>
+        <w:shd w:fill="F1F6FC"/>
+      </w:pPr>
+      <w:r>
+        <w:rPr>
+          <w:b w:val="0"/>
+        </w:rPr>
+        <w:t xml:space="preserve">Teacher explanation: B wins the validation tie by the declared simplicity rule. C is not selected merely for its zero </w:t>
+      </w:r>
+      <w:r>
+        <w:rPr>
+          <w:b/>
+        </w:rPr>
+        <w:t>training</w:t>
+      </w:r>
+      <w:r>
+        <w:rPr>
+          <w:b w:val="0"/>
+        </w:rPr>
+        <w:t xml:space="preserve"> error.</w:t>
+      </w:r>
+    </w:p>
+    <w:p>
+      <w:pPr>
+        <w:pStyle w:val="Heading3"/>
+      </w:pPr>
+      <w:r>
         <w:t>W5 Limit a diagnosis</w:t>
       </w:r>
     </w:p>
     <w:p>
-      <w:r>
-        <w:t>What extra evidence would you inspect before concluding a model memorized noise?</w:t>
-      </w:r>
-    </w:p>
-    <w:p>
-      <w:r>
+      <w:pPr>
+        <w:pStyle w:val="Heading3"/>
+      </w:pPr>
+      <w:r>
+        <w:t>Workbook question · W5</w:t>
+      </w:r>
+    </w:p>
+    <w:p>
+      <w:pPr>
+        <w:spacing w:line="336" w:lineRule="auto" w:after="180"/>
+        <w:shd w:fill="F5F1FB"/>
+      </w:pPr>
+      <w:r>
+        <w:rPr>
+          <w:b w:val="0"/>
+        </w:rPr>
+        <w:t xml:space="preserve">What extra </w:t>
+      </w:r>
+      <w:r>
+        <w:rPr>
+          <w:b/>
+        </w:rPr>
+        <w:t>evidence</w:t>
+      </w:r>
+      <w:r>
+        <w:rPr>
+          <w:b w:val="0"/>
+        </w:rPr>
+        <w:t xml:space="preserve"> would you inspect before concluding a model memorized noise?</w:t>
+      </w:r>
+    </w:p>
+    <w:p>
+      <w:pPr>
+        <w:pStyle w:val="Heading3"/>
+      </w:pPr>
+      <w:r>
+        <w:t>Teacher reasoning · W5</w:t>
+      </w:r>
+    </w:p>
+    <w:p>
+      <w:pPr>
+        <w:spacing w:line="336" w:lineRule="auto" w:after="180"/>
+        <w:shd w:fill="F1F6FC"/>
+      </w:pPr>
+      <w:r>
+        <w:rPr>
+          <w:b w:val="0"/>
+        </w:rPr>
         <w:t>Teacher explanation: Check data provenance, split grouping, label quality and repeated development results; inspect representative residuals without using final test feedback to tune.</w:t>
       </w:r>
     </w:p>
@@ -2585,21 +4837,99 @@
       </w:r>
     </w:p>
     <w:p>
-      <w:r>
-        <w:t>Selected case: Models A training 4 validation 5, B training 1 validation 2, C training 0 validation 2. Lowest validation MAE then simpler; B is simpler than C. Choose and justify.</w:t>
-      </w:r>
-    </w:p>
-    <w:p>
       <w:pPr>
         <w:pStyle w:val="Heading3"/>
       </w:pPr>
       <w:r>
+        <w:t>Independent question · withhold the key</w:t>
+      </w:r>
+    </w:p>
+    <w:p>
+      <w:pPr>
+        <w:spacing w:line="336" w:lineRule="auto" w:after="180"/>
+        <w:shd w:fill="F5F1FB"/>
+      </w:pPr>
+      <w:r>
+        <w:rPr>
+          <w:b w:val="0"/>
+        </w:rPr>
+        <w:t xml:space="preserve">Selected case: Models A </w:t>
+      </w:r>
+      <w:r>
+        <w:rPr>
+          <w:b/>
+        </w:rPr>
+        <w:t>training</w:t>
+      </w:r>
+      <w:r>
+        <w:rPr>
+          <w:b w:val="0"/>
+        </w:rPr>
+        <w:t xml:space="preserve"> 4 validation 5, B </w:t>
+      </w:r>
+      <w:r>
+        <w:rPr>
+          <w:b/>
+        </w:rPr>
+        <w:t>training</w:t>
+      </w:r>
+      <w:r>
+        <w:rPr>
+          <w:b w:val="0"/>
+        </w:rPr>
+        <w:t xml:space="preserve"> 1 validation 2, C </w:t>
+      </w:r>
+      <w:r>
+        <w:rPr>
+          <w:b/>
+        </w:rPr>
+        <w:t>training</w:t>
+      </w:r>
+      <w:r>
+        <w:rPr>
+          <w:b w:val="0"/>
+        </w:rPr>
+        <w:t xml:space="preserve"> 0 validation 2. Lowest validation MAE then simpler; B is simpler than C. Choose and justify.</w:t>
+      </w:r>
+    </w:p>
+    <w:p>
+      <w:pPr>
+        <w:pStyle w:val="Heading3"/>
+      </w:pPr>
+      <w:r>
         <w:t>Selected case answer</w:t>
       </w:r>
     </w:p>
     <w:p>
-      <w:r>
-        <w:t>Teacher explanation: B wins the validation tie by the declared simplicity rule. C is not selected merely for its zero training error.</w:t>
+      <w:pPr>
+        <w:pStyle w:val="Heading3"/>
+      </w:pPr>
+      <w:r>
+        <w:t>Teacher key · Selected case answer</w:t>
+      </w:r>
+    </w:p>
+    <w:p>
+      <w:pPr>
+        <w:spacing w:line="336" w:lineRule="auto" w:after="180"/>
+        <w:shd w:fill="F1F6FC"/>
+      </w:pPr>
+      <w:r>
+        <w:rPr>
+          <w:b w:val="0"/>
+        </w:rPr>
+        <w:t xml:space="preserve">Teacher explanation: B wins the validation tie by the declared simplicity rule. C is not selected merely for its zero </w:t>
+      </w:r>
+      <w:r>
+        <w:rPr>
+          <w:b/>
+        </w:rPr>
+        <w:t>training</w:t>
+      </w:r>
+      <w:r>
+        <w:rPr>
+          <w:b w:val="0"/>
+        </w:rPr>
+        <w:t xml:space="preserve"> error.</w:t>
       </w:r>
     </w:p>
     <w:tbl>
@@ -2705,21 +5035,77 @@
       </w:tr>
     </w:tbl>
     <w:p>
-      <w:r>
-        <w:t>Record each dimension as not yet, with support, or independent. Accept a valid alternative procedure with a defensible trace. Do not penalise an honestly recorded model failure if the learner correctly explains its evidence and limits.</w:t>
-      </w:r>
-    </w:p>
-    <w:p>
       <w:pPr>
         <w:pStyle w:val="Heading3"/>
       </w:pPr>
       <w:r>
+        <w:t>Teacher key · Selected case answer</w:t>
+      </w:r>
+    </w:p>
+    <w:p>
+      <w:pPr>
+        <w:spacing w:line="336" w:lineRule="auto" w:after="180"/>
+        <w:shd w:fill="F1F6FC"/>
+      </w:pPr>
+      <w:r>
+        <w:rPr>
+          <w:b w:val="0"/>
+        </w:rPr>
+        <w:t>Record each dimension as not yet, with support, or independent. Accept a valid alternative procedure with a defensible trace.</w:t>
+      </w:r>
+    </w:p>
+    <w:p>
+      <w:pPr>
+        <w:spacing w:line="336" w:lineRule="auto" w:after="180"/>
+        <w:shd w:fill="F1F6FC"/>
+      </w:pPr>
+      <w:r>
+        <w:rPr>
+          <w:b w:val="0"/>
+        </w:rPr>
+        <w:t xml:space="preserve">Do not penalise an honestly recorded model failure if the learner correctly explains its </w:t>
+      </w:r>
+      <w:r>
+        <w:rPr>
+          <w:b/>
+        </w:rPr>
+        <w:t>evidence</w:t>
+      </w:r>
+      <w:r>
+        <w:rPr>
+          <w:b w:val="0"/>
+        </w:rPr>
+        <w:t xml:space="preserve"> and limits.</w:t>
+      </w:r>
+    </w:p>
+    <w:p>
+      <w:pPr>
+        <w:pStyle w:val="Heading3"/>
+      </w:pPr>
+      <w:r>
         <w:t>Feedback that the learner uses</w:t>
       </w:r>
     </w:p>
     <w:p>
-      <w:r>
-        <w:t>Name the earliest unsupported step and give one action to repair it. Have the learner make that repair now and explain why. Then assess the relevant skill on a fresh, fully specified case. Confirm it was not previously practised with feedback; solve and check the new case before assigning it. A follow-up design prompt is a starting brief, not automatically an equivalent test.</w:t>
+      <w:pPr>
+        <w:spacing w:line="336" w:lineRule="auto" w:after="180"/>
+      </w:pPr>
+      <w:r>
+        <w:rPr>
+          <w:b w:val="0"/>
+        </w:rPr>
+        <w:t>Name the earliest unsupported step and give one action to repair it. Have the learner make that repair now and explain why. Then assess the relevant skill on a fresh, fully specified case.</w:t>
+      </w:r>
+    </w:p>
+    <w:p>
+      <w:pPr>
+        <w:spacing w:line="336" w:lineRule="auto" w:after="180"/>
+      </w:pPr>
+      <w:r>
+        <w:rPr>
+          <w:b w:val="0"/>
+        </w:rPr>
+        <w:t>Confirm it was not previously practised with feedback; solve and check the new case before assigning it. A follow-up design prompt is a starting brief, not automatically an equivalent test.</w:t>
       </w:r>
     </w:p>
     <w:p>
@@ -2731,11 +5117,62 @@
       </w:r>
     </w:p>
     <w:p>
+      <w:r>
+        <w:t>Connect Overfitting Intuition to Transparent Book Recommender, adapt support and plan a later changed-case check.</w:t>
+      </w:r>
+    </w:p>
+    <w:p>
       <w:pPr>
         <w:pStyle w:val="Heading3"/>
       </w:pPr>
       <w:r>
-        <w:t>Connect and extend learning</w:t>
+        <w:t>Transparent Book Recommender</w:t>
+      </w:r>
+    </w:p>
+    <w:p>
+      <w:pPr>
+        <w:spacing w:line="336" w:lineRule="auto" w:after="180"/>
+      </w:pPr>
+      <w:r>
+        <w:rPr>
+          <w:b w:val="0"/>
+        </w:rPr>
+        <w:t>Avoid title-by-title patches; improve features or thresholds that transfer.</w:t>
+      </w:r>
+    </w:p>
+    <w:p>
+      <w:pPr>
+        <w:spacing w:line="336" w:lineRule="auto" w:after="180"/>
+      </w:pPr>
+      <w:r>
+        <w:rPr>
+          <w:b w:val="0"/>
+        </w:rPr>
+        <w:t xml:space="preserve">Keep the decision, </w:t>
+      </w:r>
+      <w:r>
+        <w:rPr>
+          <w:b/>
+        </w:rPr>
+        <w:t>input</w:t>
+      </w:r>
+      <w:r>
+        <w:rPr>
+          <w:b w:val="0"/>
+        </w:rPr>
+        <w:t xml:space="preserve">, result, explanation and remaining limitation in the project </w:t>
+      </w:r>
+      <w:r>
+        <w:rPr>
+          <w:b/>
+        </w:rPr>
+        <w:t>evidence</w:t>
+      </w:r>
+      <w:r>
+        <w:rPr>
+          <w:b w:val="0"/>
+        </w:rPr>
+        <w:t xml:space="preserve"> record. Retrieve this record next week rather than restarting the project.</w:t>
       </w:r>
     </w:p>
     <w:p>
@@ -2743,17 +5180,18 @@
         <w:pStyle w:val="Heading3"/>
       </w:pPr>
       <w:r>
-        <w:t>Transparent Book Recommender</w:t>
-      </w:r>
-    </w:p>
-    <w:p>
-      <w:r>
-        <w:t>Avoid title-by-title patches; improve features or thresholds that transfer.</w:t>
-      </w:r>
-    </w:p>
-    <w:p>
-      <w:r>
-        <w:t>Keep the decision, input, result, explanation and remaining limitation in the project evidence record. Retrieve this record next week rather than restarting the project.</w:t>
+        <w:t>Support and stretch</w:t>
+      </w:r>
+    </w:p>
+    <w:p>
+      <w:pPr>
+        <w:spacing w:line="336" w:lineRule="auto" w:after="180"/>
+      </w:pPr>
+      <w:r>
+        <w:rPr>
+          <w:b w:val="0"/>
+        </w:rPr>
+        <w:t>Trace one record or condition at a time with counters and labelled columns. Stretch: introduce a tie, boundary or missing field and declare its handling policy before rerunning.</w:t>
       </w:r>
     </w:p>
     <w:p>
@@ -2761,12 +5199,30 @@
         <w:pStyle w:val="Heading3"/>
       </w:pPr>
       <w:r>
-        <w:t>Support and stretch</w:t>
-      </w:r>
-    </w:p>
-    <w:p>
-      <w:r>
-        <w:t>Trace one record or condition at a time with counters and labelled columns. Stretch: introduce a tie, boundary or missing field and declare its handling policy before rerunning.</w:t>
+        <w:t>Exit reflection</w:t>
+      </w:r>
+    </w:p>
+    <w:p>
+      <w:pPr>
+        <w:spacing w:line="336" w:lineRule="auto" w:after="180"/>
+      </w:pPr>
+      <w:r>
+        <w:rPr>
+          <w:b w:val="0"/>
+        </w:rPr>
+        <w:t xml:space="preserve">Ask for one decision the learner can now justify and one situation requiring more </w:t>
+      </w:r>
+      <w:r>
+        <w:rPr>
+          <w:b/>
+        </w:rPr>
+        <w:t>evidence</w:t>
+      </w:r>
+      <w:r>
+        <w:rPr>
+          <w:b w:val="0"/>
+        </w:rPr>
+        <w:t xml:space="preserve"> or human review. Confidence ratings are separate from correct independent performance.</w:t>
       </w:r>
     </w:p>
     <w:p>
@@ -2774,12 +5230,30 @@
         <w:pStyle w:val="Heading3"/>
       </w:pPr>
       <w:r>
-        <w:t>Exit reflection</w:t>
-      </w:r>
-    </w:p>
-    <w:p>
-      <w:r>
-        <w:t>Ask for one decision the learner can now justify and one situation requiring more evidence or human review. Confidence ratings are separate from correct independent performance.</w:t>
+        <w:t>Bridge to the next week</w:t>
+      </w:r>
+    </w:p>
+    <w:p>
+      <w:pPr>
+        <w:spacing w:line="336" w:lineRule="auto" w:after="180"/>
+      </w:pPr>
+      <w:r>
+        <w:rPr>
+          <w:b w:val="0"/>
+        </w:rPr>
+        <w:t xml:space="preserve">Next: Week 17: Noise and Outliers. Retrieve today’s </w:t>
+      </w:r>
+      <w:r>
+        <w:rPr>
+          <w:b/>
+        </w:rPr>
+        <w:t>evidence</w:t>
+      </w:r>
+      <w:r>
+        <w:rPr>
+          <w:b w:val="0"/>
+        </w:rPr>
+        <w:t xml:space="preserve"> and identify what carries forward and what is new.</w:t>
       </w:r>
     </w:p>
     <w:p>
@@ -2787,12 +5261,145 @@
         <w:pStyle w:val="Heading3"/>
       </w:pPr>
       <w:r>
-        <w:t>Bridge to the next week</w:t>
-      </w:r>
-    </w:p>
-    <w:p>
-      <w:r>
-        <w:t>Next: Week 17: Noise and Outliers. Retrieve today’s evidence and identify what carries forward and what is new.</w:t>
+        <w:t>Support and fresh reassessment</w:t>
+      </w:r>
+    </w:p>
+    <w:p>
+      <w:pPr>
+        <w:spacing w:line="336" w:lineRule="auto" w:after="180"/>
+      </w:pPr>
+      <w:r>
+        <w:rPr>
+          <w:b w:val="0"/>
+        </w:rPr>
+        <w:t xml:space="preserve">Provide a blank </w:t>
+      </w:r>
+      <w:r>
+        <w:rPr>
+          <w:b/>
+        </w:rPr>
+        <w:t>evidence</w:t>
+      </w:r>
+      <w:r>
+        <w:rPr>
+          <w:b w:val="0"/>
+        </w:rPr>
+        <w:t xml:space="preserve"> table and allow a verbal explanation before writing. Highlight the given conditions without supplying the W 4 conclusion. Use </w:t>
+      </w:r>
+      <w:r>
+        <w:rPr>
+          <w:b/>
+        </w:rPr>
+        <w:t>capacity</w:t>
+      </w:r>
+      <w:r>
+        <w:rPr>
+          <w:b w:val="0"/>
+        </w:rPr>
+        <w:t xml:space="preserve"> and </w:t>
+      </w:r>
+      <w:r>
+        <w:rPr>
+          <w:b/>
+        </w:rPr>
+        <w:t>overfitting</w:t>
+      </w:r>
+      <w:r>
+        <w:rPr>
+          <w:b w:val="0"/>
+        </w:rPr>
+        <w:t xml:space="preserve"> in full sentences.</w:t>
+      </w:r>
+    </w:p>
+    <w:p>
+      <w:pPr>
+        <w:spacing w:line="336" w:lineRule="auto" w:after="180"/>
+      </w:pPr>
+      <w:r>
+        <w:rPr>
+          <w:b w:val="0"/>
+        </w:rPr>
+        <w:t>Extension: alter one condition in the worked example and explain which conclusion changes and which remains supported.</w:t>
+      </w:r>
+    </w:p>
+    <w:p>
+      <w:pPr>
+        <w:spacing w:line="336" w:lineRule="auto" w:after="180"/>
+      </w:pPr>
+      <w:r>
+        <w:rPr>
+          <w:b w:val="0"/>
+        </w:rPr>
+        <w:t xml:space="preserve">For independent W 4, require: B wins the validation tie by the declared simplicity rule. C is not selected merely for its zero </w:t>
+      </w:r>
+      <w:r>
+        <w:rPr>
+          <w:b/>
+        </w:rPr>
+        <w:t>training</w:t>
+      </w:r>
+      <w:r>
+        <w:rPr>
+          <w:b w:val="0"/>
+        </w:rPr>
+        <w:t xml:space="preserve"> error.</w:t>
+      </w:r>
+    </w:p>
+    <w:p>
+      <w:pPr>
+        <w:spacing w:line="336" w:lineRule="auto" w:after="180"/>
+      </w:pPr>
+      <w:r>
+        <w:rPr>
+          <w:b w:val="0"/>
+        </w:rPr>
+        <w:t xml:space="preserve">Fresh retry </w:t>
+      </w:r>
+      <w:r>
+        <w:rPr>
+          <w:b/>
+        </w:rPr>
+        <w:t>training</w:t>
+      </w:r>
+      <w:r>
+        <w:rPr>
+          <w:b w:val="0"/>
+        </w:rPr>
+        <w:t>/validation D 3/4 E 0/7 F 2/3: choose F under lowest validation loss. Explain why E is not automatically best. Mark each criterion as independent, supported or not yet demonstrated.</w:t>
+      </w:r>
+    </w:p>
+    <w:p>
+      <w:pPr>
+        <w:spacing w:line="336" w:lineRule="auto" w:after="180"/>
+      </w:pPr>
+      <w:r>
+        <w:rPr>
+          <w:b w:val="0"/>
+        </w:rPr>
+        <w:t>Reassess the reasoning after feedback; do not replace the first attempt silently.</w:t>
+      </w:r>
+    </w:p>
+    <w:p>
+      <w:pPr>
+        <w:spacing w:line="336" w:lineRule="auto" w:after="180"/>
+      </w:pPr>
+      <w:r>
+        <w:rPr>
+          <w:b w:val="0"/>
+        </w:rPr>
+        <w:t xml:space="preserve">Next week: Learning curves and variability. Carry forward the saved </w:t>
+      </w:r>
+      <w:r>
+        <w:rPr>
+          <w:b/>
+        </w:rPr>
+        <w:t>evidence</w:t>
+      </w:r>
+      <w:r>
+        <w:rPr>
+          <w:b w:val="0"/>
+        </w:rPr>
+        <w:t xml:space="preserve"> and the distinction between development choices and justified claims.</w:t>
       </w:r>
     </w:p>
     <w:p>
@@ -2800,40 +5407,40 @@
         <w:pStyle w:val="Heading3"/>
       </w:pPr>
       <w:r>
-        <w:t>Support and fresh reassessment</w:t>
-      </w:r>
-    </w:p>
-    <w:p>
-      <w:r>
-        <w:t>Provide a blank evidence table and allow a verbal explanation before writing. Highlight the given conditions without supplying the W 4 conclusion. Use capacity and overfitting in full sentences. Extension: alter one condition in the worked example and explain which conclusion changes and which remains supported.</w:t>
-      </w:r>
-    </w:p>
-    <w:p>
-      <w:r>
-        <w:t>For independent W 4, require: B wins the validation tie by the declared simplicity rule. C is not selected merely for its zero training error. Fresh retry training/validation D 3/4 E 0/7 F 2/3: choose F under lowest validation loss. Explain why E is not automatically best. Mark each criterion as independent, supported or not yet demonstrated. Reassess the reasoning after feedback; do not replace the first attempt silently.</w:t>
-      </w:r>
-    </w:p>
-    <w:p>
-      <w:r>
-        <w:t>Next week: Learning curves and variability. Carry forward the saved evidence and the distinction between development choices and justified claims.</w:t>
-      </w:r>
-    </w:p>
-    <w:p>
-      <w:pPr>
-        <w:pStyle w:val="Heading3"/>
-      </w:pPr>
-      <w:r>
         <w:t>Plan the delayed return</w:t>
       </w:r>
     </w:p>
     <w:p>
-      <w:r>
+      <w:pPr>
+        <w:spacing w:line="336" w:lineRule="auto" w:after="180"/>
+      </w:pPr>
+      <w:r>
+        <w:rPr>
+          <w:b w:val="0"/>
+        </w:rPr>
         <w:t>Suggested return points in this level: ai-2/17, ai-2/19, ai-2/22. Use actual classroom dates, adjusting for holidays and gaps. One, three and six teaching weeks are scheduling choices, not a claimed optimal spacing.</w:t>
       </w:r>
     </w:p>
     <w:p>
-      <w:r>
-        <w:t>At a delayed check, ask for the idea from memory and a changed application. Compare with the earlier independent response and record support used. For a new level, revisit the previous capstone before checking the new prerequisites.</w:t>
+      <w:pPr>
+        <w:spacing w:line="336" w:lineRule="auto" w:after="180"/>
+      </w:pPr>
+      <w:r>
+        <w:rPr>
+          <w:b w:val="0"/>
+        </w:rPr>
+        <w:t>At a delayed check, ask for the idea from memory and a changed application. Compare with the earlier independent response and record support used.</w:t>
+      </w:r>
+    </w:p>
+    <w:p>
+      <w:pPr>
+        <w:spacing w:line="336" w:lineRule="auto" w:after="180"/>
+      </w:pPr>
+      <w:r>
+        <w:rPr>
+          <w:b w:val="0"/>
+        </w:rPr>
+        <w:t>For a new level, revisit the previous capstone before checking the new prerequisites.</w:t>
       </w:r>
     </w:p>
     <w:tbl>
@@ -2993,8 +5600,26 @@
       </w:tr>
     </w:tbl>
     <w:p>
-      <w:r>
-        <w:t>Use the evidence to choose reteaching or the next step. A completed page, confidence rating or attractive project does not by itself demonstrate understanding.</w:t>
+      <w:pPr>
+        <w:spacing w:line="336" w:lineRule="auto" w:after="180"/>
+      </w:pPr>
+      <w:r>
+        <w:rPr>
+          <w:b w:val="0"/>
+        </w:rPr>
+        <w:t xml:space="preserve">Use the </w:t>
+      </w:r>
+      <w:r>
+        <w:rPr>
+          <w:b/>
+        </w:rPr>
+        <w:t>evidence</w:t>
+      </w:r>
+      <w:r>
+        <w:rPr>
+          <w:b w:val="0"/>
+        </w:rPr>
+        <w:t xml:space="preserve"> to choose reteaching or the next step. A completed page, confidence rating or attractive project does not by itself demonstrate understanding.</w:t>
       </w:r>
     </w:p>
     <w:p>
@@ -3006,7 +5631,13 @@
       </w:r>
     </w:p>
     <w:p>
-      <w:r>
+      <w:pPr>
+        <w:spacing w:line="336" w:lineRule="auto" w:after="180"/>
+      </w:pPr>
+      <w:r>
+        <w:rPr>
+          <w:b w:val="0"/>
+        </w:rPr>
         <w:t>Compare recommender revisions on fixed development cases, reserving new cases for the final presentation.</w:t>
       </w:r>
     </w:p>
@@ -3020,12 +5651,80 @@
     </w:p>
     <w:p>
       <w:r>
-        <w:t>Teaching target: Compare training and validation evidence for model capacity</w:t>
-      </w:r>
-    </w:p>
-    <w:p>
-      <w:r>
-        <w:t>Prepare the labelled worked-case picture, the matching workbook, fictional input cards and a place for individual responses. No paid AI account is required for the paper reasoning activities.</w:t>
+        <w:t>Use this preparation summary alongside the detailed Overfitting Intuition lesson; it is a checklist rather than a replacement for the full sequence.</w:t>
+      </w:r>
+    </w:p>
+    <w:p>
+      <w:pPr>
+        <w:pStyle w:val="Heading3"/>
+      </w:pPr>
+      <w:r>
+        <w:t>Teaching target</w:t>
+      </w:r>
+    </w:p>
+    <w:p>
+      <w:pPr>
+        <w:spacing w:line="336" w:lineRule="auto" w:after="180"/>
+        <w:shd w:fill="EDF7F3"/>
+      </w:pPr>
+      <w:r>
+        <w:rPr>
+          <w:b w:val="0"/>
+        </w:rPr>
+        <w:t xml:space="preserve">Teaching target: Compare </w:t>
+      </w:r>
+      <w:r>
+        <w:rPr>
+          <w:b/>
+        </w:rPr>
+        <w:t>training</w:t>
+      </w:r>
+      <w:r>
+        <w:rPr>
+          <w:b w:val="0"/>
+        </w:rPr>
+        <w:t xml:space="preserve"> and validation </w:t>
+      </w:r>
+      <w:r>
+        <w:rPr>
+          <w:b/>
+        </w:rPr>
+        <w:t>evidence</w:t>
+      </w:r>
+      <w:r>
+        <w:rPr>
+          <w:b w:val="0"/>
+        </w:rPr>
+        <w:t xml:space="preserve"> for model </w:t>
+      </w:r>
+      <w:r>
+        <w:rPr>
+          <w:b/>
+        </w:rPr>
+        <w:t>capacity</w:t>
+      </w:r>
+    </w:p>
+    <w:p>
+      <w:pPr>
+        <w:spacing w:line="336" w:lineRule="auto" w:after="180"/>
+      </w:pPr>
+      <w:r>
+        <w:rPr>
+          <w:b w:val="0"/>
+        </w:rPr>
+        <w:t xml:space="preserve">Prepare the labelled worked-case picture, the matching workbook, fictional </w:t>
+      </w:r>
+      <w:r>
+        <w:rPr>
+          <w:b/>
+        </w:rPr>
+        <w:t>input</w:t>
+      </w:r>
+      <w:r>
+        <w:rPr>
+          <w:b w:val="0"/>
+        </w:rPr>
+        <w:t xml:space="preserve"> cards and a place for individual responses. No paid AI account is required for the paper reasoning activities.</w:t>
       </w:r>
     </w:p>
     <w:tbl>
@@ -3172,37 +5871,244 @@
       </w:tr>
     </w:tbl>
     <w:p>
-      <w:r>
-        <w:t>Before class, solve the supported practice: Does a training-validation gap alone prove overfitting?</w:t>
-      </w:r>
-    </w:p>
-    <w:p>
-      <w:r>
-        <w:t>Reasoned practice answer: Teacher explanation: No. It is consistent with overfitting but may also reflect shift, data quality or split problems.</w:t>
-      </w:r>
-    </w:p>
-    <w:p>
-      <w:r>
-        <w:t>Check every learner before discussion: Use the worked case for Overfitting and model capacity. Proposed explanation: “A final answer is enough”. Decide whether this explanation is supported. Point to the step or supplied fact that decides; explain your repair if needed.</w:t>
-      </w:r>
-    </w:p>
-    <w:p>
-      <w:r>
-        <w:t>Misconception repair: Ask for the relevant counts, units, procedure or saved record. For this week: Choose the line with validation MAE 3. The curve training MAE 0 does not compensate for validation MAE 8.</w:t>
-      </w:r>
-    </w:p>
-    <w:p>
-      <w:r>
-        <w:t>Support: read the exact case aloud, enlarge the labelled picture, supply input cards and model only the first deciding step. Accept a spoken explanation or drawing; retain the reasoning goal.</w:t>
-      </w:r>
-    </w:p>
-    <w:p>
-      <w:r>
-        <w:t>Extension: Complex’s validation error becomes 2 on a newly documented, fair development comparison. Require a prediction and a reason before comparing. Expected result: The stated rule now selects Complex. Reason: The rule compares validation errors; it does not ban complex models.</w:t>
-      </w:r>
-    </w:p>
-    <w:p>
-      <w:r>
+      <w:pPr>
+        <w:spacing w:line="336" w:lineRule="auto" w:after="180"/>
+        <w:shd w:fill="F5F1FB"/>
+      </w:pPr>
+      <w:r>
+        <w:rPr>
+          <w:b w:val="0"/>
+        </w:rPr>
+        <w:t xml:space="preserve">Before class, solve the supported practice: Does a </w:t>
+      </w:r>
+      <w:r>
+        <w:rPr>
+          <w:b/>
+        </w:rPr>
+        <w:t>training</w:t>
+      </w:r>
+      <w:r>
+        <w:rPr>
+          <w:b w:val="0"/>
+        </w:rPr>
+        <w:t xml:space="preserve">-validation gap alone prove </w:t>
+      </w:r>
+      <w:r>
+        <w:rPr>
+          <w:b/>
+        </w:rPr>
+        <w:t>overfitting</w:t>
+      </w:r>
+      <w:r>
+        <w:rPr>
+          <w:b w:val="0"/>
+        </w:rPr>
+        <w:t>?</w:t>
+      </w:r>
+    </w:p>
+    <w:p>
+      <w:pPr>
+        <w:pStyle w:val="Heading3"/>
+      </w:pPr>
+      <w:r>
+        <w:t>Supported practice answer</w:t>
+      </w:r>
+    </w:p>
+    <w:p>
+      <w:pPr>
+        <w:spacing w:line="336" w:lineRule="auto" w:after="180"/>
+        <w:shd w:fill="F1F6FC"/>
+      </w:pPr>
+      <w:r>
+        <w:rPr>
+          <w:b w:val="0"/>
+        </w:rPr>
+        <w:t xml:space="preserve">Reasoned practice answer: Teacher explanation: No. It is consistent with </w:t>
+      </w:r>
+      <w:r>
+        <w:rPr>
+          <w:b/>
+        </w:rPr>
+        <w:t>overfitting</w:t>
+      </w:r>
+      <w:r>
+        <w:rPr>
+          <w:b w:val="0"/>
+        </w:rPr>
+        <w:t xml:space="preserve"> but may also reflect shift, data quality or split problems.</w:t>
+      </w:r>
+    </w:p>
+    <w:p>
+      <w:pPr>
+        <w:spacing w:line="336" w:lineRule="auto" w:after="180"/>
+      </w:pPr>
+      <w:r>
+        <w:rPr>
+          <w:b w:val="0"/>
+        </w:rPr>
+        <w:t xml:space="preserve">Check every learner before discussion: Use the worked case for </w:t>
+      </w:r>
+      <w:r>
+        <w:rPr>
+          <w:b/>
+        </w:rPr>
+        <w:t>Overfitting</w:t>
+      </w:r>
+      <w:r>
+        <w:rPr>
+          <w:b w:val="0"/>
+        </w:rPr>
+        <w:t xml:space="preserve"> and model </w:t>
+      </w:r>
+      <w:r>
+        <w:rPr>
+          <w:b/>
+        </w:rPr>
+        <w:t>capacity</w:t>
+      </w:r>
+      <w:r>
+        <w:rPr>
+          <w:b w:val="0"/>
+        </w:rPr>
+        <w:t>. Proposed explanation: “A final answer is enough”. Decide whether this explanation is supported.</w:t>
+      </w:r>
+    </w:p>
+    <w:p>
+      <w:pPr>
+        <w:spacing w:line="336" w:lineRule="auto" w:after="180"/>
+      </w:pPr>
+      <w:r>
+        <w:rPr>
+          <w:b w:val="0"/>
+        </w:rPr>
+        <w:t>Point to the step or supplied fact that decides; explain your repair if needed.</w:t>
+      </w:r>
+    </w:p>
+    <w:p>
+      <w:pPr>
+        <w:pStyle w:val="Heading3"/>
+      </w:pPr>
+      <w:r>
+        <w:t>Repair the misconception</w:t>
+      </w:r>
+    </w:p>
+    <w:p>
+      <w:pPr>
+        <w:spacing w:line="336" w:lineRule="auto" w:after="180"/>
+        <w:shd w:fill="FFF5E6"/>
+      </w:pPr>
+      <w:r>
+        <w:rPr>
+          <w:b w:val="0"/>
+        </w:rPr>
+        <w:t xml:space="preserve">Misconception repair: Ask for the relevant counts, units, procedure or saved record. For this week: Choose the line with validation MAE 3. The curve </w:t>
+      </w:r>
+      <w:r>
+        <w:rPr>
+          <w:b/>
+        </w:rPr>
+        <w:t>training</w:t>
+      </w:r>
+      <w:r>
+        <w:rPr>
+          <w:b w:val="0"/>
+        </w:rPr>
+        <w:t xml:space="preserve"> MAE 0 does not compensate for validation MAE 8.</w:t>
+      </w:r>
+    </w:p>
+    <w:p>
+      <w:pPr>
+        <w:pStyle w:val="Heading3"/>
+      </w:pPr>
+      <w:r>
+        <w:t>Support without giving away the answer</w:t>
+      </w:r>
+    </w:p>
+    <w:p>
+      <w:pPr>
+        <w:spacing w:line="336" w:lineRule="auto" w:after="180"/>
+        <w:shd w:fill="F1F6F8"/>
+      </w:pPr>
+      <w:r>
+        <w:rPr>
+          <w:b w:val="0"/>
+        </w:rPr>
+        <w:t xml:space="preserve">Support: read the exact case aloud, enlarge the labelled picture, supply </w:t>
+      </w:r>
+      <w:r>
+        <w:rPr>
+          <w:b/>
+        </w:rPr>
+        <w:t>input</w:t>
+      </w:r>
+      <w:r>
+        <w:rPr>
+          <w:b w:val="0"/>
+        </w:rPr>
+        <w:t xml:space="preserve"> cards and model only the first deciding step. Accept a spoken explanation or drawing; retain the reasoning goal.</w:t>
+      </w:r>
+    </w:p>
+    <w:p>
+      <w:pPr>
+        <w:pStyle w:val="Heading3"/>
+      </w:pPr>
+      <w:r>
+        <w:t>Extend the reasoning</w:t>
+      </w:r>
+    </w:p>
+    <w:p>
+      <w:pPr>
+        <w:spacing w:line="336" w:lineRule="auto" w:after="180"/>
+        <w:shd w:fill="F5F1FB"/>
+      </w:pPr>
+      <w:r>
+        <w:rPr>
+          <w:b w:val="0"/>
+        </w:rPr>
+        <w:t xml:space="preserve">Extension: Complex’s validation error becomes 2 on a newly documented, fair development comparison. Require a </w:t>
+      </w:r>
+      <w:r>
+        <w:rPr>
+          <w:b/>
+        </w:rPr>
+        <w:t>prediction</w:t>
+      </w:r>
+      <w:r>
+        <w:rPr>
+          <w:b w:val="0"/>
+        </w:rPr>
+        <w:t xml:space="preserve"> and a reason before comparing. Expected result: The stated rule now selects Complex.</w:t>
+      </w:r>
+    </w:p>
+    <w:p>
+      <w:pPr>
+        <w:spacing w:line="336" w:lineRule="auto" w:after="180"/>
+        <w:shd w:fill="F5F1FB"/>
+      </w:pPr>
+      <w:r>
+        <w:rPr>
+          <w:b w:val="0"/>
+        </w:rPr>
+        <w:t>Reason: The rule compares validation errors; it does not ban complex models.</w:t>
+      </w:r>
+    </w:p>
+    <w:p>
+      <w:pPr>
+        <w:pStyle w:val="Heading3"/>
+      </w:pPr>
+      <w:r>
+        <w:t>Protect the independent attempt</w:t>
+      </w:r>
+    </w:p>
+    <w:p>
+      <w:pPr>
+        <w:spacing w:line="336" w:lineRule="auto" w:after="180"/>
+        <w:shd w:fill="FFF5E6"/>
+      </w:pPr>
+      <w:r>
+        <w:rPr>
+          <w:b w:val="0"/>
+        </w:rPr>
         <w:t>Independent assessment: withhold the reserved answer until the learner has attempted the new case. Record support separately from correctness.</w:t>
       </w:r>
     </w:p>
@@ -3391,13 +6297,46 @@
       </w:tr>
     </w:tbl>
     <w:p>
-      <w:r>
+      <w:pPr>
+        <w:pStyle w:val="Heading3"/>
+      </w:pPr>
+      <w:r>
+        <w:t>Project checkpoint</w:t>
+      </w:r>
+    </w:p>
+    <w:p>
+      <w:pPr>
+        <w:spacing w:line="336" w:lineRule="auto" w:after="180"/>
+        <w:shd w:fill="EDF7F3"/>
+      </w:pPr>
+      <w:r>
+        <w:rPr>
+          <w:b w:val="0"/>
+        </w:rPr>
         <w:t>Project checkpoint: Test changed cases. Keep normal, boundary and failure cases; compare expected and observed results.</w:t>
       </w:r>
     </w:p>
     <w:p>
-      <w:r>
-        <w:t>Use the weekly teacher answer for topic-specific reasoning. A saved progress tick is an activity record; judge mastery from the learner’s explanation and evidence.</w:t>
+      <w:pPr>
+        <w:spacing w:line="336" w:lineRule="auto" w:after="180"/>
+      </w:pPr>
+      <w:r>
+        <w:rPr>
+          <w:b w:val="0"/>
+        </w:rPr>
+        <w:t xml:space="preserve">Use the weekly teacher answer for topic-specific reasoning. A saved progress tick is an activity record; judge mastery from the learner’s explanation and </w:t>
+      </w:r>
+      <w:r>
+        <w:rPr>
+          <w:b/>
+        </w:rPr>
+        <w:t>evidence</w:t>
+      </w:r>
+      <w:r>
+        <w:rPr>
+          <w:b w:val="0"/>
+        </w:rPr>
+        <w:t>.</w:t>
       </w:r>
     </w:p>
     <w:p>
@@ -3410,27 +6349,1038 @@
     </w:p>
     <w:p>
       <w:r>
-        <w:t>Use the two formative questions as supported practice, not as independent mastery scores. Discuss the deciding evidence rather than accepting a guessed selection.</w:t>
-      </w:r>
-    </w:p>
-    <w:p>
-      <w:r>
+        <w:t>Use feedback, earlier review and portfolios purposefully. Apply the coding routine only when this lesson has an executable lab.</w:t>
+      </w:r>
+    </w:p>
+    <w:p>
+      <w:pPr>
+        <w:spacing w:line="336" w:lineRule="auto" w:after="180"/>
+      </w:pPr>
+      <w:r>
+        <w:rPr>
+          <w:b w:val="0"/>
+        </w:rPr>
+        <w:t xml:space="preserve">Use the two formative questions as supported practice, not as independent mastery scores. Discuss the deciding </w:t>
+      </w:r>
+      <w:r>
+        <w:rPr>
+          <w:b/>
+        </w:rPr>
+        <w:t>evidence</w:t>
+      </w:r>
+      <w:r>
+        <w:rPr>
+          <w:b w:val="0"/>
+        </w:rPr>
+        <w:t xml:space="preserve"> rather than accepting a guessed selection.</w:t>
+      </w:r>
+    </w:p>
+    <w:p>
+      <w:pPr>
+        <w:spacing w:line="336" w:lineRule="auto" w:after="180"/>
+      </w:pPr>
+      <w:r>
+        <w:rPr>
+          <w:b w:val="0"/>
+        </w:rPr>
         <w:t>The feedback comes from the reviewed public worked case. Do not reveal the separately reserved independent teacher answer until the learner has attempted that case.</w:t>
       </w:r>
     </w:p>
     <w:p>
-      <w:r>
-        <w:t>Ask students to predict before running code. Preserve errors and actual outputs; collect a changed test and an explanation. The branch-boundary and indexing lessons deliberately include failure cases.</w:t>
-      </w:r>
-    </w:p>
-    <w:p>
-      <w:r>
+      <w:pPr>
+        <w:pStyle w:val="Heading3"/>
+      </w:pPr>
+      <w:r>
+        <w:t>For later coding lessons</w:t>
+      </w:r>
+    </w:p>
+    <w:p>
+      <w:r>
+        <w:t>This week has no code block. Use this routine when a later lesson includes an executable lab.</w:t>
+      </w:r>
+    </w:p>
+    <w:p>
+      <w:pPr>
+        <w:spacing w:line="336" w:lineRule="auto" w:after="180"/>
+        <w:shd w:fill="F1F6F8"/>
+      </w:pPr>
+      <w:r>
+        <w:rPr>
+          <w:b w:val="0"/>
+        </w:rPr>
+        <w:t xml:space="preserve">Ask students to predict before running code. Preserve errors and actual </w:t>
+      </w:r>
+      <w:r>
+        <w:rPr>
+          <w:b/>
+        </w:rPr>
+        <w:t>output</w:t>
+      </w:r>
+      <w:r>
+        <w:rPr>
+          <w:b w:val="0"/>
+        </w:rPr>
+        <w:t>s; collect a changed test and an explanation. The branch-boundary and indexing lessons deliberately include failure cases.</w:t>
+      </w:r>
+    </w:p>
+    <w:p>
+      <w:pPr>
+        <w:spacing w:line="336" w:lineRule="auto" w:after="180"/>
+      </w:pPr>
+      <w:r>
+        <w:rPr>
+          <w:b w:val="0"/>
+        </w:rPr>
         <w:t>Use the earlier worked-explanation links to address a specific missing building block, then return to the current question. Adapt this suggestion after observing the learner; it is not an automatic diagnosis.</w:t>
       </w:r>
     </w:p>
     <w:p>
-      <w:r>
-        <w:t>Collect the completed-work portfolio as evidence. Record support separately from correctness, and assess explanation, trace/test and limitations. Progress ticks and quiz selections alone do not establish mastery.</w:t>
+      <w:pPr>
+        <w:spacing w:line="336" w:lineRule="auto" w:after="180"/>
+      </w:pPr>
+      <w:r>
+        <w:rPr>
+          <w:b w:val="0"/>
+        </w:rPr>
+        <w:t xml:space="preserve">Collect the completed-work portfolio as </w:t>
+      </w:r>
+      <w:r>
+        <w:rPr>
+          <w:b/>
+        </w:rPr>
+        <w:t>evidence</w:t>
+      </w:r>
+      <w:r>
+        <w:rPr>
+          <w:b w:val="0"/>
+        </w:rPr>
+        <w:t>. Record support separately from correctness, and assess explanation, trace/test and limitations. Progress ticks and quiz selections alone do not establish mastery.</w:t>
+      </w:r>
+    </w:p>
+    <w:p>
+      <w:pPr>
+        <w:pStyle w:val="Heading1"/>
+      </w:pPr>
+      <w:r>
+        <w:t>09. Visual concept journey</w:t>
+      </w:r>
+    </w:p>
+    <w:p>
+      <w:r>
+        <w:t>Show one Overfitting Intuition graphic at a time, request a prediction and discuss its trace before the independent assessment.</w:t>
+      </w:r>
+    </w:p>
+    <w:p>
+      <w:pPr>
+        <w:spacing w:line="336" w:lineRule="auto" w:after="180"/>
+      </w:pPr>
+      <w:r>
+        <w:rPr>
+          <w:b w:val="0"/>
+        </w:rPr>
+        <w:t xml:space="preserve">Use one picture at a time. Hide a worked result before asking for a </w:t>
+      </w:r>
+      <w:r>
+        <w:rPr>
+          <w:b/>
+        </w:rPr>
+        <w:t>prediction</w:t>
+      </w:r>
+      <w:r>
+        <w:rPr>
+          <w:b w:val="0"/>
+        </w:rPr>
+        <w:t>, then reveal it for feedback. These are supported teaching cases; retain the separate independent assessment for a fresh first attempt.</w:t>
+      </w:r>
+    </w:p>
+    <w:p>
+      <w:pPr>
+        <w:pStyle w:val="Heading3"/>
+      </w:pPr>
+      <w:r>
+        <w:t>01. Overfitting Intuition: the case</w:t>
+      </w:r>
+    </w:p>
+    <w:p>
+      <w:r>
+        <w:drawing>
+          <wp:inline xmlns:a="http://schemas.openxmlformats.org/drawingml/2006/main" xmlns:pic="http://schemas.openxmlformats.org/drawingml/2006/picture">
+            <wp:extent cx="5486400" cy="3142488"/>
+            <wp:docPr id="3" name="Picture 3" descr="A fictional project compares three book-length prediction models on the same development sets. Supplied facts: Mean absolute errors in pages: Simple training 5, validation 6; Medium training 2, validation 3; Complex training 0, validation 7. Select lowest validation error; untouched final tests are not used for selection."/>
+            <wp:cNvGraphicFramePr>
+              <a:graphicFrameLocks noChangeAspect="1"/>
+            </wp:cNvGraphicFramePr>
+            <a:graphic>
+              <a:graphicData uri="http://schemas.openxmlformats.org/drawingml/2006/picture">
+                <pic:pic>
+                  <pic:nvPicPr>
+                    <pic:cNvPr id="0" name="academy-story-ai-2-16-01.png"/>
+                    <pic:cNvPicPr/>
+                  </pic:nvPicPr>
+                  <pic:blipFill>
+                    <a:blip r:embed="rId11"/>
+                    <a:stretch>
+                      <a:fillRect/>
+                    </a:stretch>
+                  </pic:blipFill>
+                  <pic:spPr>
+                    <a:xfrm>
+                      <a:off x="0" y="0"/>
+                      <a:ext cx="5486400" cy="3142488"/>
+                    </a:xfrm>
+                    <a:prstGeom prst="rect"/>
+                  </pic:spPr>
+                </pic:pic>
+              </a:graphicData>
+            </a:graphic>
+          </wp:inline>
+        </w:drawing>
+      </w:r>
+    </w:p>
+    <w:p>
+      <w:pPr>
+        <w:spacing w:line="336" w:lineRule="auto" w:after="180"/>
+      </w:pPr>
+      <w:r>
+        <w:rPr>
+          <w:b w:val="0"/>
+        </w:rPr>
+        <w:t xml:space="preserve">A fictional project compares three book-length </w:t>
+      </w:r>
+      <w:r>
+        <w:rPr>
+          <w:b/>
+        </w:rPr>
+        <w:t>prediction</w:t>
+      </w:r>
+      <w:r>
+        <w:rPr>
+          <w:b w:val="0"/>
+        </w:rPr>
+        <w:t xml:space="preserve"> models on the same development sets.</w:t>
+      </w:r>
+    </w:p>
+    <w:p>
+      <w:pPr>
+        <w:spacing w:line="336" w:lineRule="auto" w:after="180"/>
+      </w:pPr>
+      <w:r>
+        <w:rPr>
+          <w:b w:val="0"/>
+        </w:rPr>
+        <w:t xml:space="preserve">Supplied facts: Mean absolute errors in pages: Simple </w:t>
+      </w:r>
+      <w:r>
+        <w:rPr>
+          <w:b/>
+        </w:rPr>
+        <w:t>training</w:t>
+      </w:r>
+      <w:r>
+        <w:rPr>
+          <w:b w:val="0"/>
+        </w:rPr>
+        <w:t xml:space="preserve"> 5, validation 6; Medium </w:t>
+      </w:r>
+      <w:r>
+        <w:rPr>
+          <w:b/>
+        </w:rPr>
+        <w:t>training</w:t>
+      </w:r>
+      <w:r>
+        <w:rPr>
+          <w:b w:val="0"/>
+        </w:rPr>
+        <w:t xml:space="preserve"> 2, validation 3; Complex </w:t>
+      </w:r>
+      <w:r>
+        <w:rPr>
+          <w:b/>
+        </w:rPr>
+        <w:t>training</w:t>
+      </w:r>
+      <w:r>
+        <w:rPr>
+          <w:b w:val="0"/>
+        </w:rPr>
+        <w:t xml:space="preserve"> 0, validation 7.</w:t>
+      </w:r>
+    </w:p>
+    <w:p>
+      <w:pPr>
+        <w:spacing w:line="336" w:lineRule="auto" w:after="180"/>
+      </w:pPr>
+      <w:r>
+        <w:rPr>
+          <w:b w:val="0"/>
+        </w:rPr>
+        <w:t>Select lowest validation error; untouched final tests are not used for selection.</w:t>
+      </w:r>
+    </w:p>
+    <w:p>
+      <w:pPr>
+        <w:spacing w:line="336" w:lineRule="auto" w:after="180"/>
+        <w:shd w:fill="F5F1FB"/>
+      </w:pPr>
+      <w:r>
+        <w:rPr>
+          <w:b w:val="0"/>
+        </w:rPr>
+        <w:t>Point to the given fact that matters most. Explain why it matters.</w:t>
+      </w:r>
+    </w:p>
+    <w:p>
+      <w:pPr>
+        <w:pStyle w:val="Heading3"/>
+      </w:pPr>
+      <w:r>
+        <w:t>Discuss while showing the picture</w:t>
+      </w:r>
+    </w:p>
+    <w:p>
+      <w:pPr>
+        <w:spacing w:line="336" w:lineRule="auto" w:after="180"/>
+        <w:shd w:fill="F1F6F8"/>
+      </w:pPr>
+      <w:r>
+        <w:rPr>
+          <w:b w:val="0"/>
+        </w:rPr>
+        <w:t>Teacher prompt: Point to the given fact that matters most. Explain why it matters. Ask learners to describe one label or arrow in ordinary words. Use the adjacent transcript if the image is difficult to see.</w:t>
+      </w:r>
+    </w:p>
+    <w:p>
+      <w:pPr>
+        <w:pStyle w:val="Heading3"/>
+      </w:pPr>
+      <w:r>
+        <w:t>02. Follow the deciding steps</w:t>
+      </w:r>
+    </w:p>
+    <w:p>
+      <w:r>
+        <w:drawing>
+          <wp:inline xmlns:a="http://schemas.openxmlformats.org/drawingml/2006/main" xmlns:pic="http://schemas.openxmlformats.org/drawingml/2006/picture">
+            <wp:extent cx="5486400" cy="4005072"/>
+            <wp:docPr id="4" name="Picture 4" descr="Training comparison: Complex fits training perfectly with zero error. → Validation comparison: Medium has error 3, versus Simple 6 and Complex 7. → Choose for development: Select Medium under the declared lowest-validation-error rule. → Final evaluation: Freeze the selection, then evaluate new reserved cases."/>
+            <wp:cNvGraphicFramePr>
+              <a:graphicFrameLocks noChangeAspect="1"/>
+            </wp:cNvGraphicFramePr>
+            <a:graphic>
+              <a:graphicData uri="http://schemas.openxmlformats.org/drawingml/2006/picture">
+                <pic:pic>
+                  <pic:nvPicPr>
+                    <pic:cNvPr id="0" name="academy-story-ai-2-16-02.png"/>
+                    <pic:cNvPicPr/>
+                  </pic:nvPicPr>
+                  <pic:blipFill>
+                    <a:blip r:embed="rId12"/>
+                    <a:stretch>
+                      <a:fillRect/>
+                    </a:stretch>
+                  </pic:blipFill>
+                  <pic:spPr>
+                    <a:xfrm>
+                      <a:off x="0" y="0"/>
+                      <a:ext cx="5486400" cy="4005072"/>
+                    </a:xfrm>
+                    <a:prstGeom prst="rect"/>
+                  </pic:spPr>
+                </pic:pic>
+              </a:graphicData>
+            </a:graphic>
+          </wp:inline>
+        </w:drawing>
+      </w:r>
+    </w:p>
+    <w:p>
+      <w:pPr>
+        <w:spacing w:line="336" w:lineRule="auto" w:after="180"/>
+      </w:pPr>
+      <w:r>
+        <w:rPr>
+          <w:b/>
+        </w:rPr>
+        <w:t>Training</w:t>
+      </w:r>
+      <w:r>
+        <w:rPr>
+          <w:b w:val="0"/>
+        </w:rPr>
+        <w:t xml:space="preserve"> comparison: Complex fits </w:t>
+      </w:r>
+      <w:r>
+        <w:rPr>
+          <w:b/>
+        </w:rPr>
+        <w:t>training</w:t>
+      </w:r>
+      <w:r>
+        <w:rPr>
+          <w:b w:val="0"/>
+        </w:rPr>
+        <w:t xml:space="preserve"> perfectly with zero error. → Validation comparison: Medium has error 3, versus Simple 6 and Complex 7. → Choose for development: Select Medium under the declared lowest-validation-error rule. → Final evaluation: Freeze the selection, then evaluate new reserved cases.</w:t>
+      </w:r>
+    </w:p>
+    <w:p>
+      <w:pPr>
+        <w:spacing w:line="336" w:lineRule="auto" w:after="180"/>
+        <w:shd w:fill="F5F1FB"/>
+      </w:pPr>
+      <w:r>
+        <w:rPr>
+          <w:b w:val="0"/>
+        </w:rPr>
+        <w:t xml:space="preserve">Point to each numbered stage and explain which recorded </w:t>
+      </w:r>
+      <w:r>
+        <w:rPr>
+          <w:b/>
+        </w:rPr>
+        <w:t>input</w:t>
+      </w:r>
+      <w:r>
+        <w:rPr>
+          <w:b w:val="0"/>
+        </w:rPr>
+        <w:t xml:space="preserve"> it uses.</w:t>
+      </w:r>
+    </w:p>
+    <w:p>
+      <w:pPr>
+        <w:pStyle w:val="Heading3"/>
+      </w:pPr>
+      <w:r>
+        <w:t>Discuss while showing the picture</w:t>
+      </w:r>
+    </w:p>
+    <w:p>
+      <w:pPr>
+        <w:spacing w:line="336" w:lineRule="auto" w:after="180"/>
+        <w:shd w:fill="F1F6F8"/>
+      </w:pPr>
+      <w:r>
+        <w:rPr>
+          <w:b w:val="0"/>
+        </w:rPr>
+        <w:t xml:space="preserve">Teacher prompt: Point to each numbered stage and explain which recorded </w:t>
+      </w:r>
+      <w:r>
+        <w:rPr>
+          <w:b/>
+        </w:rPr>
+        <w:t>input</w:t>
+      </w:r>
+      <w:r>
+        <w:rPr>
+          <w:b w:val="0"/>
+        </w:rPr>
+        <w:t xml:space="preserve"> it uses. Ask learners to describe one label or arrow in ordinary words. Use the adjacent transcript if the image is difficult to see.</w:t>
+      </w:r>
+    </w:p>
+    <w:p>
+      <w:pPr>
+        <w:pStyle w:val="Heading3"/>
+      </w:pPr>
+      <w:r>
+        <w:t>03. Training and validation errors</w:t>
+      </w:r>
+    </w:p>
+    <w:p>
+      <w:r>
+        <w:drawing>
+          <wp:inline xmlns:a="http://schemas.openxmlformats.org/drawingml/2006/main" xmlns:pic="http://schemas.openxmlformats.org/drawingml/2006/picture">
+            <wp:extent cx="5486400" cy="3617976"/>
+            <wp:docPr id="5" name="Picture 5" descr="Training and validation errors. Simple: Training MAE pages = 5, Validation MAE pages = 6. Medium: Training MAE pages = 2, Validation MAE pages = 3. Complex: Training MAE pages = 0, Validation MAE pages = 7."/>
+            <wp:cNvGraphicFramePr>
+              <a:graphicFrameLocks noChangeAspect="1"/>
+            </wp:cNvGraphicFramePr>
+            <a:graphic>
+              <a:graphicData uri="http://schemas.openxmlformats.org/drawingml/2006/picture">
+                <pic:pic>
+                  <pic:nvPicPr>
+                    <pic:cNvPr id="0" name="academy-story-ai-2-16-03.png"/>
+                    <pic:cNvPicPr/>
+                  </pic:nvPicPr>
+                  <pic:blipFill>
+                    <a:blip r:embed="rId13"/>
+                    <a:stretch>
+                      <a:fillRect/>
+                    </a:stretch>
+                  </pic:blipFill>
+                  <pic:spPr>
+                    <a:xfrm>
+                      <a:off x="0" y="0"/>
+                      <a:ext cx="5486400" cy="3617976"/>
+                    </a:xfrm>
+                    <a:prstGeom prst="rect"/>
+                  </pic:spPr>
+                </pic:pic>
+              </a:graphicData>
+            </a:graphic>
+          </wp:inline>
+        </w:drawing>
+      </w:r>
+    </w:p>
+    <w:p>
+      <w:pPr>
+        <w:spacing w:line="336" w:lineRule="auto" w:after="180"/>
+      </w:pPr>
+      <w:r>
+        <w:rPr>
+          <w:b/>
+        </w:rPr>
+        <w:t>Training</w:t>
+      </w:r>
+      <w:r>
+        <w:rPr>
+          <w:b w:val="0"/>
+        </w:rPr>
+        <w:t xml:space="preserve"> and validation errors. Simple: </w:t>
+      </w:r>
+      <w:r>
+        <w:rPr>
+          <w:b/>
+        </w:rPr>
+        <w:t>Training</w:t>
+      </w:r>
+      <w:r>
+        <w:rPr>
+          <w:b w:val="0"/>
+        </w:rPr>
+        <w:t xml:space="preserve"> MAE pages = 5, Validation MAE pages = 6. Medium: </w:t>
+      </w:r>
+      <w:r>
+        <w:rPr>
+          <w:b/>
+        </w:rPr>
+        <w:t>Training</w:t>
+      </w:r>
+      <w:r>
+        <w:rPr>
+          <w:b w:val="0"/>
+        </w:rPr>
+        <w:t xml:space="preserve"> MAE pages = 2, Validation MAE pages = 3. Complex: </w:t>
+      </w:r>
+      <w:r>
+        <w:rPr>
+          <w:b/>
+        </w:rPr>
+        <w:t>Training</w:t>
+      </w:r>
+      <w:r>
+        <w:rPr>
+          <w:b w:val="0"/>
+        </w:rPr>
+        <w:t xml:space="preserve"> MAE pages = 0, Validation MAE pages = 7.</w:t>
+      </w:r>
+    </w:p>
+    <w:p>
+      <w:pPr>
+        <w:spacing w:line="336" w:lineRule="auto" w:after="180"/>
+        <w:shd w:fill="F5F1FB"/>
+      </w:pPr>
+      <w:r>
+        <w:rPr>
+          <w:b w:val="0"/>
+        </w:rPr>
+        <w:t>Read the labels and values. Explain the relationship the model shows.</w:t>
+      </w:r>
+    </w:p>
+    <w:p>
+      <w:pPr>
+        <w:pStyle w:val="Heading3"/>
+      </w:pPr>
+      <w:r>
+        <w:t>Discuss while showing the picture</w:t>
+      </w:r>
+    </w:p>
+    <w:p>
+      <w:pPr>
+        <w:spacing w:line="336" w:lineRule="auto" w:after="180"/>
+        <w:shd w:fill="F1F6F8"/>
+      </w:pPr>
+      <w:r>
+        <w:rPr>
+          <w:b w:val="0"/>
+        </w:rPr>
+        <w:t>Teacher prompt: Read the labels and values. Explain the relationship the model shows. Ask learners to describe one label or arrow in ordinary words. Use the adjacent transcript if the image is difficult to see.</w:t>
+      </w:r>
+    </w:p>
+    <w:p>
+      <w:pPr>
+        <w:spacing w:line="336" w:lineRule="auto" w:after="180"/>
+        <w:shd w:fill="F1F6F8"/>
+      </w:pPr>
+      <w:r>
+        <w:rPr>
+          <w:b w:val="0"/>
+        </w:rPr>
+        <w:t>Check row/column meanings, units and denominators before discussing a difference. Supplied toy values are not real class or model results.</w:t>
+      </w:r>
+    </w:p>
+    <w:p>
+      <w:pPr>
+        <w:pStyle w:val="Heading3"/>
+      </w:pPr>
+      <w:r>
+        <w:t>04. Change one thing. Trace what follows.</w:t>
+      </w:r>
+    </w:p>
+    <w:p>
+      <w:r>
+        <w:drawing>
+          <wp:inline xmlns:a="http://schemas.openxmlformats.org/drawingml/2006/main" xmlns:pic="http://schemas.openxmlformats.org/drawingml/2006/picture">
+            <wp:extent cx="5486400" cy="3041904"/>
+            <wp:docPr id="6" name="Picture 6" descr="Original case: Freeze the selection, then evaluate new reserved cases. Changed condition: Complex’s validation error becomes 2 on a newly documented, fair development comparison. Expected result: The stated rule now selects Complex. Reason: The rule compares validation errors; it does not ban complex models."/>
+            <wp:cNvGraphicFramePr>
+              <a:graphicFrameLocks noChangeAspect="1"/>
+            </wp:cNvGraphicFramePr>
+            <a:graphic>
+              <a:graphicData uri="http://schemas.openxmlformats.org/drawingml/2006/picture">
+                <pic:pic>
+                  <pic:nvPicPr>
+                    <pic:cNvPr id="0" name="academy-story-ai-2-16-04.png"/>
+                    <pic:cNvPicPr/>
+                  </pic:nvPicPr>
+                  <pic:blipFill>
+                    <a:blip r:embed="rId14"/>
+                    <a:stretch>
+                      <a:fillRect/>
+                    </a:stretch>
+                  </pic:blipFill>
+                  <pic:spPr>
+                    <a:xfrm>
+                      <a:off x="0" y="0"/>
+                      <a:ext cx="5486400" cy="3041904"/>
+                    </a:xfrm>
+                    <a:prstGeom prst="rect"/>
+                  </pic:spPr>
+                </pic:pic>
+              </a:graphicData>
+            </a:graphic>
+          </wp:inline>
+        </w:drawing>
+      </w:r>
+    </w:p>
+    <w:p>
+      <w:pPr>
+        <w:spacing w:line="336" w:lineRule="auto" w:after="180"/>
+      </w:pPr>
+      <w:r>
+        <w:rPr>
+          <w:b w:val="0"/>
+        </w:rPr>
+        <w:t>Original case: Freeze the selection, then evaluate new reserved cases. Changed condition: Complex’s validation error becomes 2 on a newly documented, fair development comparison.</w:t>
+      </w:r>
+    </w:p>
+    <w:p>
+      <w:pPr>
+        <w:spacing w:line="336" w:lineRule="auto" w:after="180"/>
+      </w:pPr>
+      <w:r>
+        <w:rPr>
+          <w:b w:val="0"/>
+        </w:rPr>
+        <w:t>Expected result: The stated rule now selects Complex. Reason: The rule compares validation errors; it does not ban complex models.</w:t>
+      </w:r>
+    </w:p>
+    <w:p>
+      <w:pPr>
+        <w:spacing w:line="336" w:lineRule="auto" w:after="180"/>
+        <w:shd w:fill="F5F1FB"/>
+      </w:pPr>
+      <w:r>
+        <w:rPr>
+          <w:b w:val="0"/>
+        </w:rPr>
+        <w:t>Predict before checking the worked changed-case result. Name what changed and what the supplied facts allow you to conclude.</w:t>
+      </w:r>
+    </w:p>
+    <w:p>
+      <w:pPr>
+        <w:pStyle w:val="Heading3"/>
+      </w:pPr>
+      <w:r>
+        <w:t>Discuss while showing the picture</w:t>
+      </w:r>
+    </w:p>
+    <w:p>
+      <w:pPr>
+        <w:spacing w:line="336" w:lineRule="auto" w:after="180"/>
+        <w:shd w:fill="F1F6F8"/>
+      </w:pPr>
+      <w:r>
+        <w:rPr>
+          <w:b w:val="0"/>
+        </w:rPr>
+        <w:t>Teacher prompt: Predict before checking the worked changed-case result. Name what changed and what the supplied facts allow you to conclude. Ask learners to describe one label or arrow in ordinary words.</w:t>
+      </w:r>
+    </w:p>
+    <w:p>
+      <w:pPr>
+        <w:spacing w:line="336" w:lineRule="auto" w:after="180"/>
+        <w:shd w:fill="F1F6F8"/>
+      </w:pPr>
+      <w:r>
+        <w:rPr>
+          <w:b w:val="0"/>
+        </w:rPr>
+        <w:t>Use the adjacent transcript if the image is difficult to see. Changed-case reasoning: The rule compares validation errors; it does not ban complex models.</w:t>
+      </w:r>
+    </w:p>
+    <w:p>
+      <w:pPr>
+        <w:pStyle w:val="Heading3"/>
+      </w:pPr>
+      <w:r>
+        <w:t>05. Connect the explanation to its limit</w:t>
+      </w:r>
+    </w:p>
+    <w:p>
+      <w:r>
+        <w:drawing>
+          <wp:inline xmlns:a="http://schemas.openxmlformats.org/drawingml/2006/main" xmlns:pic="http://schemas.openxmlformats.org/drawingml/2006/picture">
+            <wp:extent cx="5486400" cy="2834640"/>
+            <wp:docPr id="7" name="Picture 7" descr="A flexible model can fit quirks of its training set without predicting new examples well. Here Complex’s training success occur togethers with the worst validation error. The numbers are invented comparisons, not a claim that complexity always hurts. Choosing Medium uses development evidence; its validation score must not be advertised as an untouched final-test result. Limit: A single small validation set may be noisy; selection evidence does not prove future population performance."/>
+            <wp:cNvGraphicFramePr>
+              <a:graphicFrameLocks noChangeAspect="1"/>
+            </wp:cNvGraphicFramePr>
+            <a:graphic>
+              <a:graphicData uri="http://schemas.openxmlformats.org/drawingml/2006/picture">
+                <pic:pic>
+                  <pic:nvPicPr>
+                    <pic:cNvPr id="0" name="academy-story-ai-2-16-05.png"/>
+                    <pic:cNvPicPr/>
+                  </pic:nvPicPr>
+                  <pic:blipFill>
+                    <a:blip r:embed="rId15"/>
+                    <a:stretch>
+                      <a:fillRect/>
+                    </a:stretch>
+                  </pic:blipFill>
+                  <pic:spPr>
+                    <a:xfrm>
+                      <a:off x="0" y="0"/>
+                      <a:ext cx="5486400" cy="2834640"/>
+                    </a:xfrm>
+                    <a:prstGeom prst="rect"/>
+                  </pic:spPr>
+                </pic:pic>
+              </a:graphicData>
+            </a:graphic>
+          </wp:inline>
+        </w:drawing>
+      </w:r>
+    </w:p>
+    <w:p>
+      <w:pPr>
+        <w:spacing w:line="336" w:lineRule="auto" w:after="180"/>
+      </w:pPr>
+      <w:r>
+        <w:rPr>
+          <w:b w:val="0"/>
+        </w:rPr>
+        <w:t xml:space="preserve">A flexible model can fit quirks of its </w:t>
+      </w:r>
+      <w:r>
+        <w:rPr>
+          <w:b/>
+        </w:rPr>
+        <w:t>training</w:t>
+      </w:r>
+      <w:r>
+        <w:rPr>
+          <w:b w:val="0"/>
+        </w:rPr>
+        <w:t xml:space="preserve"> set without predicting new examples well. Here Complex’s </w:t>
+      </w:r>
+      <w:r>
+        <w:rPr>
+          <w:b/>
+        </w:rPr>
+        <w:t>training</w:t>
+      </w:r>
+      <w:r>
+        <w:rPr>
+          <w:b w:val="0"/>
+        </w:rPr>
+        <w:t xml:space="preserve"> success occur togethers with the worst validation error.</w:t>
+      </w:r>
+    </w:p>
+    <w:p>
+      <w:pPr>
+        <w:spacing w:line="336" w:lineRule="auto" w:after="180"/>
+      </w:pPr>
+      <w:r>
+        <w:rPr>
+          <w:b w:val="0"/>
+        </w:rPr>
+        <w:t xml:space="preserve">The numbers are invented comparisons, not a claim that </w:t>
+      </w:r>
+      <w:r>
+        <w:rPr>
+          <w:b/>
+        </w:rPr>
+        <w:t>complexity</w:t>
+      </w:r>
+      <w:r>
+        <w:rPr>
+          <w:b w:val="0"/>
+        </w:rPr>
+        <w:t xml:space="preserve"> always hurts. Choosing Medium uses development </w:t>
+      </w:r>
+      <w:r>
+        <w:rPr>
+          <w:b/>
+        </w:rPr>
+        <w:t>evidence</w:t>
+      </w:r>
+      <w:r>
+        <w:rPr>
+          <w:b w:val="0"/>
+        </w:rPr>
+        <w:t>; its validation score must not be advertised as an untouched final-test result.</w:t>
+      </w:r>
+    </w:p>
+    <w:p>
+      <w:pPr>
+        <w:spacing w:line="336" w:lineRule="auto" w:after="180"/>
+      </w:pPr>
+      <w:r>
+        <w:rPr>
+          <w:b w:val="0"/>
+        </w:rPr>
+        <w:t xml:space="preserve">Limit: A single small validation set may be noisy; selection </w:t>
+      </w:r>
+      <w:r>
+        <w:rPr>
+          <w:b/>
+        </w:rPr>
+        <w:t>evidence</w:t>
+      </w:r>
+      <w:r>
+        <w:rPr>
+          <w:b w:val="0"/>
+        </w:rPr>
+        <w:t xml:space="preserve"> does not prove future population performance.</w:t>
+      </w:r>
+    </w:p>
+    <w:p>
+      <w:pPr>
+        <w:spacing w:line="336" w:lineRule="auto" w:after="180"/>
+        <w:shd w:fill="F5F1FB"/>
+      </w:pPr>
+      <w:r>
+        <w:rPr>
+          <w:b w:val="0"/>
+        </w:rPr>
+        <w:t>Explain the case, then point to a limit on the claim.</w:t>
+      </w:r>
+    </w:p>
+    <w:p>
+      <w:pPr>
+        <w:pStyle w:val="Heading3"/>
+      </w:pPr>
+      <w:r>
+        <w:t>Discuss while showing the picture</w:t>
+      </w:r>
+    </w:p>
+    <w:p>
+      <w:pPr>
+        <w:spacing w:line="336" w:lineRule="auto" w:after="180"/>
+        <w:shd w:fill="F1F6F8"/>
+      </w:pPr>
+      <w:r>
+        <w:rPr>
+          <w:b w:val="0"/>
+        </w:rPr>
+        <w:t>Teacher prompt: Explain the case, then point to a limit on the claim. Ask learners to describe one label or arrow in ordinary words. Use the adjacent transcript if the image is difficult to see.</w:t>
+      </w:r>
+    </w:p>
+    <w:p>
+      <w:pPr>
+        <w:spacing w:line="336" w:lineRule="auto" w:after="180"/>
+        <w:shd w:fill="F1F6F8"/>
+      </w:pPr>
+      <w:r>
+        <w:rPr>
+          <w:b w:val="0"/>
+        </w:rPr>
+        <w:t xml:space="preserve">Keep the stated scope: A single small validation set may be noisy; selection </w:t>
+      </w:r>
+      <w:r>
+        <w:rPr>
+          <w:b/>
+        </w:rPr>
+        <w:t>evidence</w:t>
+      </w:r>
+      <w:r>
+        <w:rPr>
+          <w:b w:val="0"/>
+        </w:rPr>
+        <w:t xml:space="preserve"> does not prove future population performance.</w:t>
+      </w:r>
+    </w:p>
+    <w:p>
+      <w:pPr>
+        <w:pStyle w:val="Heading3"/>
+      </w:pPr>
+      <w:r>
+        <w:t>06. Make the idea visible in your project</w:t>
+      </w:r>
+    </w:p>
+    <w:p>
+      <w:r>
+        <w:drawing>
+          <wp:inline xmlns:a="http://schemas.openxmlformats.org/drawingml/2006/main" xmlns:pic="http://schemas.openxmlformats.org/drawingml/2006/picture">
+            <wp:extent cx="5486400" cy="3380232"/>
+            <wp:docPr id="8" name="Picture 8" descr="Compare recommender revisions on fixed development cases, reserving new cases for the final presentation. Draw your input, deciding step, result and limit. Supported question: Does zero training error justify choosing Complex in the original record?"/>
+            <wp:cNvGraphicFramePr>
+              <a:graphicFrameLocks noChangeAspect="1"/>
+            </wp:cNvGraphicFramePr>
+            <a:graphic>
+              <a:graphicData uri="http://schemas.openxmlformats.org/drawingml/2006/picture">
+                <pic:pic>
+                  <pic:nvPicPr>
+                    <pic:cNvPr id="0" name="academy-story-ai-2-16-06.png"/>
+                    <pic:cNvPicPr/>
+                  </pic:nvPicPr>
+                  <pic:blipFill>
+                    <a:blip r:embed="rId16"/>
+                    <a:stretch>
+                      <a:fillRect/>
+                    </a:stretch>
+                  </pic:blipFill>
+                  <pic:spPr>
+                    <a:xfrm>
+                      <a:off x="0" y="0"/>
+                      <a:ext cx="5486400" cy="3380232"/>
+                    </a:xfrm>
+                    <a:prstGeom prst="rect"/>
+                  </pic:spPr>
+                </pic:pic>
+              </a:graphicData>
+            </a:graphic>
+          </wp:inline>
+        </w:drawing>
+      </w:r>
+    </w:p>
+    <w:p>
+      <w:pPr>
+        <w:spacing w:line="336" w:lineRule="auto" w:after="180"/>
+        <w:shd w:fill="F5F1FB"/>
+      </w:pPr>
+      <w:r>
+        <w:rPr>
+          <w:b w:val="0"/>
+        </w:rPr>
+        <w:t xml:space="preserve">Compare recommender revisions on fixed development cases, reserving new cases for the final presentation. Draw your </w:t>
+      </w:r>
+      <w:r>
+        <w:rPr>
+          <w:b/>
+        </w:rPr>
+        <w:t>input</w:t>
+      </w:r>
+      <w:r>
+        <w:rPr>
+          <w:b w:val="0"/>
+        </w:rPr>
+        <w:t>, deciding step, result and limit.</w:t>
+      </w:r>
+    </w:p>
+    <w:p>
+      <w:pPr>
+        <w:spacing w:line="336" w:lineRule="auto" w:after="180"/>
+        <w:shd w:fill="F5F1FB"/>
+      </w:pPr>
+      <w:r>
+        <w:rPr>
+          <w:b w:val="0"/>
+        </w:rPr>
+        <w:t xml:space="preserve">Supported question: Does zero </w:t>
+      </w:r>
+      <w:r>
+        <w:rPr>
+          <w:b/>
+        </w:rPr>
+        <w:t>training</w:t>
+      </w:r>
+      <w:r>
+        <w:rPr>
+          <w:b w:val="0"/>
+        </w:rPr>
+        <w:t xml:space="preserve"> error justify choosing Complex in the original record?</w:t>
+      </w:r>
+    </w:p>
+    <w:p>
+      <w:pPr>
+        <w:spacing w:line="336" w:lineRule="auto" w:after="180"/>
+        <w:shd w:fill="F5F1FB"/>
+      </w:pPr>
+      <w:r>
+        <w:rPr>
+          <w:b w:val="0"/>
+        </w:rPr>
+        <w:t xml:space="preserve">Draw your project trace and justify the deciding step using </w:t>
+      </w:r>
+      <w:r>
+        <w:rPr>
+          <w:b/>
+        </w:rPr>
+        <w:t>evidence</w:t>
+      </w:r>
+      <w:r>
+        <w:rPr>
+          <w:b w:val="0"/>
+        </w:rPr>
+        <w:t>.</w:t>
+      </w:r>
+    </w:p>
+    <w:p>
+      <w:pPr>
+        <w:pStyle w:val="Heading3"/>
+      </w:pPr>
+      <w:r>
+        <w:t>Discuss while showing the picture</w:t>
+      </w:r>
+    </w:p>
+    <w:p>
+      <w:pPr>
+        <w:spacing w:line="336" w:lineRule="auto" w:after="180"/>
+        <w:shd w:fill="F1F6F8"/>
+      </w:pPr>
+      <w:r>
+        <w:rPr>
+          <w:b w:val="0"/>
+        </w:rPr>
+        <w:t xml:space="preserve">Teacher prompt: Draw your project trace and justify the deciding step using </w:t>
+      </w:r>
+      <w:r>
+        <w:rPr>
+          <w:b/>
+        </w:rPr>
+        <w:t>evidence</w:t>
+      </w:r>
+      <w:r>
+        <w:rPr>
+          <w:b w:val="0"/>
+        </w:rPr>
+        <w:t>. Ask learners to describe one label or arrow in ordinary words. Use the adjacent transcript if the image is difficult to see.</w:t>
+      </w:r>
+    </w:p>
+    <w:p>
+      <w:pPr>
+        <w:spacing w:line="336" w:lineRule="auto" w:after="180"/>
+        <w:shd w:fill="F1F6F8"/>
+      </w:pPr>
+      <w:r>
+        <w:rPr>
+          <w:b w:val="0"/>
+        </w:rPr>
+        <w:t>Supported practice key: No. The declared criterion is validation error; Medium’s 3 is lowest, while Complex’s validation error is 7.</w:t>
       </w:r>
     </w:p>
     <w:sectPr>

--- a/downloads/teacher/ai-2-week-16.docx
+++ b/downloads/teacher/ai-2-week-16.docx
@@ -155,7 +155,7 @@
           </w:tcPr>
           <w:p>
             <w:r>
-              <w:t>Sections 1–6; record the brief recall in the workbook.</w:t>
+              <w:t>Use Your mission, Notice the evidence, See how it works, Compare the cases, Words that unlock the idea and Follow a worked example; record the brief recall in the workbook.</w:t>
             </w:r>
           </w:p>
         </w:tc>
@@ -187,7 +187,7 @@
           </w:tcPr>
           <w:p>
             <w:r>
-              <w:t>Sections 7–10; use the matching workbook W2 and misconception check.</w:t>
+              <w:t>Use Find and repair a mistake, Practise together, Run the investigation and Build your understanding; use the matching workbook W2 and misconception check.</w:t>
             </w:r>
           </w:p>
         </w:tc>
@@ -219,7 +219,7 @@
           </w:tcPr>
           <w:p>
             <w:r>
-              <w:t>Sections 9 and 11–14. Give extra time to finish the full task set; use Section 15 when the week includes a coding lab.</w:t>
+              <w:t>Use Run the investigation, Connect your project, Show what you know, Study a complete case and Try a new case independently. Allow extra time for the full task set. Use a coding lab only when this week actually provides one; Your lesson route is the planning section.</w:t>
             </w:r>
           </w:p>
         </w:tc>
@@ -1443,7 +1443,7 @@
         <w:rPr>
           <w:b w:val="0"/>
         </w:rPr>
-        <w:t xml:space="preserve">On the same regression split, a constant has </w:t>
+        <w:t xml:space="preserve">MAE means mean absolute error: find the size of each prediction mistake without its plus or minus sign, then average those sizes. Lower MAE means smaller average mistakes in the stated units. On the same regression split, a constant has </w:t>
       </w:r>
       <w:r>
         <w:rPr>
@@ -2383,7 +2383,7 @@
         <w:rPr>
           <w:b w:val="0"/>
         </w:rPr>
-        <w:t xml:space="preserve"> success occur togethers with the worst validation error.</w:t>
+        <w:t xml:space="preserve"> success occurs alongside the worst validation error.</w:t>
       </w:r>
     </w:p>
     <w:p>
@@ -5800,7 +5800,7 @@
           </w:tcPr>
           <w:p>
             <w:r>
-              <w:t>Sections 1–6; record the brief recall in the workbook.</w:t>
+              <w:t>Use Your mission, Notice the evidence, See how it works, Compare the cases, Words that unlock the idea and Follow a worked example; record the brief recall in the workbook.</w:t>
             </w:r>
           </w:p>
         </w:tc>
@@ -5832,7 +5832,7 @@
           </w:tcPr>
           <w:p>
             <w:r>
-              <w:t>Sections 7–10; use the matching workbook W2 and misconception check.</w:t>
+              <w:t>Use Find and repair a mistake, Practise together, Run the investigation and Build your understanding; use the matching workbook W2 and misconception check.</w:t>
             </w:r>
           </w:p>
         </w:tc>
@@ -5864,7 +5864,7 @@
           </w:tcPr>
           <w:p>
             <w:r>
-              <w:t>Sections 9 and 11–14. Give extra time to finish the full task set; use Section 15 when the week includes a coding lab.</w:t>
+              <w:t>Use Run the investigation, Connect your project, Show what you know, Study a complete case and Try a new case independently. Allow extra time for the full task set. Use a coding lab only when this week actually provides one; Your lesson route is the planning section.</w:t>
             </w:r>
           </w:p>
         </w:tc>
@@ -7043,7 +7043,7 @@
         <w:drawing>
           <wp:inline xmlns:a="http://schemas.openxmlformats.org/drawingml/2006/main" xmlns:pic="http://schemas.openxmlformats.org/drawingml/2006/picture">
             <wp:extent cx="5486400" cy="2834640"/>
-            <wp:docPr id="7" name="Picture 7" descr="A flexible model can fit quirks of its training set without predicting new examples well. Here Complex’s training success occur togethers with the worst validation error. The numbers are invented comparisons, not a claim that complexity always hurts. Choosing Medium uses development evidence; its validation score must not be advertised as an untouched final-test result. Limit: A single small validation set may be noisy; selection evidence does not prove future population performance."/>
+            <wp:docPr id="7" name="Picture 7" descr="A flexible model can fit quirks of its training set without predicting new examples well. Here Complex’s training success occurs alongside the worst validation error. The numbers are invented comparisons, not a claim that complexity always hurts. Choosing Medium uses development evidence; its validation score must not be advertised as an untouched final-test result. Limit: A single small validation set may be noisy; selection evidence does not prove future population performance."/>
             <wp:cNvGraphicFramePr>
               <a:graphicFrameLocks noChangeAspect="1"/>
             </wp:cNvGraphicFramePr>
@@ -7106,7 +7106,7 @@
         <w:rPr>
           <w:b w:val="0"/>
         </w:rPr>
-        <w:t xml:space="preserve"> success occur togethers with the worst validation error.</w:t>
+        <w:t xml:space="preserve"> success occurs alongside the worst validation error.</w:t>
       </w:r>
     </w:p>
     <w:p>

--- a/downloads/teacher/ai-2-week-16.docx
+++ b/downloads/teacher/ai-2-week-16.docx
@@ -25,20 +25,38 @@
         <w:pStyle w:val="Heading1"/>
       </w:pPr>
       <w:r>
-        <w:t>01. Overfitting Intuition</w:t>
-      </w:r>
-    </w:p>
-    <w:p>
-      <w:r>
-        <w:t>Prepare Overfitting Intuition: check the target, prerequisites, resources and adaptable teaching schedule.</w:t>
-      </w:r>
-    </w:p>
-    <w:p>
-      <w:pPr>
-        <w:pStyle w:val="Heading3"/>
-      </w:pPr>
-      <w:r>
-        <w:t>Teach the learning cycle</w:t>
+        <w:t>Teach model choice as an evidence-based development decision.</w:t>
+      </w:r>
+    </w:p>
+    <w:p>
+      <w:r>
+        <w:t>Provide raw validation predictions, distinguish the two comparisons and reserve the new tie case for assessment.</w:t>
+      </w:r>
+    </w:p>
+    <w:p>
+      <w:r>
+        <w:t>Require the decision rule and remaining uncertainty beside every selected model.</w:t>
+      </w:r>
+    </w:p>
+    <w:p>
+      <w:pPr>
+        <w:pStyle w:val="Heading1"/>
+      </w:pPr>
+      <w:r>
+        <w:t>01. Prepare this connected week</w:t>
+      </w:r>
+    </w:p>
+    <w:p>
+      <w:r>
+        <w:t>Use one main plan and keep practice separate from the independent first attempt.</w:t>
+      </w:r>
+    </w:p>
+    <w:p>
+      <w:pPr>
+        <w:pStyle w:val="Heading2"/>
+      </w:pPr>
+      <w:r>
+        <w:t>Learning goal and precision</w:t>
       </w:r>
     </w:p>
     <w:p>
@@ -80,6 +98,151 @@
           <w:b/>
         </w:rPr>
         <w:t>capacity</w:t>
+      </w:r>
+    </w:p>
+    <w:p>
+      <w:pPr>
+        <w:spacing w:line="336" w:lineRule="auto" w:after="180"/>
+      </w:pPr>
+      <w:r>
+        <w:rPr>
+          <w:b w:val="0"/>
+        </w:rPr>
+        <w:t xml:space="preserve">Teach two 45-minute sessions. This week focuses on </w:t>
+      </w:r>
+      <w:r>
+        <w:rPr>
+          <w:b/>
+        </w:rPr>
+        <w:t>overfitting</w:t>
+      </w:r>
+      <w:r>
+        <w:rPr>
+          <w:b w:val="0"/>
+        </w:rPr>
+        <w:t xml:space="preserve"> and model </w:t>
+      </w:r>
+      <w:r>
+        <w:rPr>
+          <w:b/>
+        </w:rPr>
+        <w:t>capacity</w:t>
+      </w:r>
+      <w:r>
+        <w:rPr>
+          <w:b w:val="0"/>
+        </w:rPr>
+        <w:t>. Model the worked example first, collect the new W 4 case independently before feedback, and use the fresh retry to check transfer.</w:t>
+      </w:r>
+    </w:p>
+    <w:p>
+      <w:pPr>
+        <w:spacing w:line="336" w:lineRule="auto" w:after="180"/>
+      </w:pPr>
+      <w:r>
+        <w:rPr>
+          <w:b w:val="0"/>
+        </w:rPr>
+        <w:t>Award credit for traceable reasoning and bounded claims, including justified uncertainty.</w:t>
+      </w:r>
+    </w:p>
+    <w:p>
+      <w:pPr>
+        <w:spacing w:line="336" w:lineRule="auto" w:after="180"/>
+      </w:pPr>
+      <w:r>
+        <w:rPr>
+          <w:b w:val="0"/>
+        </w:rPr>
+        <w:t xml:space="preserve">By the end, I can use development performance rather than </w:t>
+      </w:r>
+      <w:r>
+        <w:rPr>
+          <w:b/>
+        </w:rPr>
+        <w:t>training</w:t>
+      </w:r>
+      <w:r>
+        <w:rPr>
+          <w:b w:val="0"/>
+        </w:rPr>
+        <w:t xml:space="preserve"> fit alone to choose model </w:t>
+      </w:r>
+      <w:r>
+        <w:rPr>
+          <w:b/>
+        </w:rPr>
+        <w:t>complexity</w:t>
+      </w:r>
+      <w:r>
+        <w:rPr>
+          <w:b w:val="0"/>
+        </w:rPr>
+        <w:t>.</w:t>
+      </w:r>
+    </w:p>
+    <w:p>
+      <w:pPr>
+        <w:pStyle w:val="Heading2"/>
+      </w:pPr>
+      <w:r>
+        <w:t>What to prepare</w:t>
+      </w:r>
+    </w:p>
+    <w:p>
+      <w:pPr>
+        <w:pStyle w:val="ListBullet"/>
+      </w:pPr>
+      <w:r>
+        <w:t>Use the supplied scenario, student illustrations and blank paper. For numeric work, offer counters or a calculator after learners show the setup. Fictional records are supplied; personal data and paid accounts are unnecessary.</w:t>
+      </w:r>
+    </w:p>
+    <w:p>
+      <w:pPr>
+        <w:pStyle w:val="ListBullet"/>
+      </w:pPr>
+      <w:r>
+        <w:t>Case exposure check: this source example appears in ai-2/16, ai-4/27, ai-4/30. Reuse a familiar case for recall or modelling; verify that the case used to assess transfer has not already received feedback.</w:t>
+      </w:r>
+    </w:p>
+    <w:p>
+      <w:pPr>
+        <w:pStyle w:val="ListBullet"/>
+      </w:pPr>
+      <w:r>
+        <w:t>Printed student lesson and workbook</w:t>
+      </w:r>
+    </w:p>
+    <w:p>
+      <w:pPr>
+        <w:pStyle w:val="ListBullet"/>
+      </w:pPr>
+      <w:r>
+        <w:t>Paper, pencils and a calculator for fractions</w:t>
+      </w:r>
+    </w:p>
+    <w:p>
+      <w:pPr>
+        <w:pStyle w:val="ListBullet"/>
+      </w:pPr>
+      <w:r>
+        <w:t>The fictional examples and a blank evidence table</w:t>
+      </w:r>
+    </w:p>
+    <w:p>
+      <w:pPr>
+        <w:pStyle w:val="ListBullet"/>
+      </w:pPr>
+      <w:r>
+        <w:t>Saved classroom project records for critique; no personal student dataset required</w:t>
+      </w:r>
+    </w:p>
+    <w:p>
+      <w:pPr>
+        <w:pStyle w:val="Heading2"/>
+      </w:pPr>
+      <w:r>
+        <w:t>Main teaching plan</w:t>
       </w:r>
     </w:p>
     <w:tbl>
@@ -261,13 +424,269 @@
     </w:p>
     <w:p>
       <w:pPr>
+        <w:pStyle w:val="Heading2"/>
+      </w:pPr>
+      <w:r>
+        <w:t>Opening retrieval and readiness</w:t>
+      </w:r>
+    </w:p>
+    <w:p>
+      <w:pPr>
         <w:spacing w:line="336" w:lineRule="auto" w:after="180"/>
       </w:pPr>
       <w:r>
         <w:rPr>
           <w:b w:val="0"/>
         </w:rPr>
-        <w:t>Case exposure check: this source example appears in ai-2/16, ai-4/27, ai-4/30. Reuse a familiar case for recall or modelling; verify that the case used to assess transfer has not already received feedback.</w:t>
+        <w:t>Without opening the old lesson, explain one key idea from Choose Informative Questions. Give an example and a mistake that the idea helps you avoid.</w:t>
+      </w:r>
+    </w:p>
+    <w:p>
+      <w:pPr>
+        <w:spacing w:line="336" w:lineRule="auto" w:after="180"/>
+      </w:pPr>
+      <w:r>
+        <w:rPr>
+          <w:b w:val="0"/>
+        </w:rPr>
+        <w:t xml:space="preserve">Look for: Fit a root question and leaf </w:t>
+      </w:r>
+      <w:r>
+        <w:rPr>
+          <w:b/>
+        </w:rPr>
+        <w:t>prediction</w:t>
+      </w:r>
+      <w:r>
+        <w:rPr>
+          <w:b w:val="0"/>
+        </w:rPr>
+        <w:t xml:space="preserve">s from </w:t>
+      </w:r>
+      <w:r>
+        <w:rPr>
+          <w:b/>
+        </w:rPr>
+        <w:t>training</w:t>
+      </w:r>
+      <w:r>
+        <w:rPr>
+          <w:b w:val="0"/>
+        </w:rPr>
+        <w:t xml:space="preserve"> examples</w:t>
+      </w:r>
+    </w:p>
+    <w:p>
+      <w:pPr>
+        <w:spacing w:line="336" w:lineRule="auto" w:after="180"/>
+      </w:pPr>
+      <w:r>
+        <w:rPr>
+          <w:b w:val="0"/>
+        </w:rPr>
+        <w:t>Reference example, not the only acceptable wording: The root asks near, with branches 0 and 1. Leaves predict clear for 0 and blocked for 1. Depth is one.</w:t>
+      </w:r>
+    </w:p>
+    <w:p>
+      <w:pPr>
+        <w:spacing w:line="336" w:lineRule="auto" w:after="180"/>
+      </w:pPr>
+      <w:r>
+        <w:rPr>
+          <w:b/>
+        </w:rPr>
+        <w:t>Training</w:t>
+      </w:r>
+      <w:r>
+        <w:rPr>
+          <w:b w:val="0"/>
+        </w:rPr>
+        <w:t xml:space="preserve"> labels determined both leaf majorities and the error comparison that selected near rather than tall.</w:t>
+      </w:r>
+    </w:p>
+    <w:p>
+      <w:pPr>
+        <w:spacing w:line="336" w:lineRule="auto" w:after="180"/>
+      </w:pPr>
+      <w:r>
+        <w:rPr>
+          <w:b w:val="0"/>
+        </w:rPr>
+        <w:t>Without opening the old lesson, explain one key idea from Types of Classification Error. Give an example and a mistake that the idea helps you avoid.</w:t>
+      </w:r>
+    </w:p>
+    <w:p>
+      <w:pPr>
+        <w:spacing w:line="336" w:lineRule="auto" w:after="180"/>
+      </w:pPr>
+      <w:r>
+        <w:rPr>
+          <w:b w:val="0"/>
+        </w:rPr>
+        <w:t xml:space="preserve">Look for: Build a labelled confusion matrix from matched reference and </w:t>
+      </w:r>
+      <w:r>
+        <w:rPr>
+          <w:b/>
+        </w:rPr>
+        <w:t>prediction</w:t>
+      </w:r>
+      <w:r>
+        <w:rPr>
+          <w:b w:val="0"/>
+        </w:rPr>
+        <w:t xml:space="preserve"> pairs</w:t>
+      </w:r>
+    </w:p>
+    <w:p>
+      <w:pPr>
+        <w:spacing w:line="336" w:lineRule="auto" w:after="180"/>
+      </w:pPr>
+      <w:r>
+        <w:rPr>
+          <w:b w:val="0"/>
+        </w:rPr>
+        <w:t>Reference example, not the only acceptable wording: Reference clear/predicted clear contains V1,V2: 2. Clear/blocked contains V3: 1. Blocked/clear contains V4,V5: 2. Blocked/blocked contains V6,V7,V8: 3. Matrix [[2,1],[2,3]].</w:t>
+      </w:r>
+    </w:p>
+    <w:p>
+      <w:pPr>
+        <w:spacing w:line="336" w:lineRule="auto" w:after="180"/>
+      </w:pPr>
+      <w:r>
+        <w:rPr>
+          <w:b w:val="0"/>
+        </w:rPr>
+        <w:t>Without opening the old lesson, explain one key idea from Human Classifier Simulation. Give an example and a mistake that the idea helps you avoid.</w:t>
+      </w:r>
+    </w:p>
+    <w:p>
+      <w:pPr>
+        <w:spacing w:line="336" w:lineRule="auto" w:after="180"/>
+      </w:pPr>
+      <w:r>
+        <w:rPr>
+          <w:b w:val="0"/>
+        </w:rPr>
+        <w:t xml:space="preserve">Look for: Construct a classifier with a stated </w:t>
+      </w:r>
+      <w:r>
+        <w:rPr>
+          <w:b/>
+        </w:rPr>
+        <w:t>input</w:t>
+      </w:r>
+      <w:r>
+        <w:rPr>
+          <w:b w:val="0"/>
+        </w:rPr>
+        <w:t xml:space="preserve"> format, selected rule and recorded </w:t>
+      </w:r>
+      <w:r>
+        <w:rPr>
+          <w:b/>
+        </w:rPr>
+        <w:t>output</w:t>
+      </w:r>
+    </w:p>
+    <w:p>
+      <w:pPr>
+        <w:spacing w:line="336" w:lineRule="auto" w:after="180"/>
+      </w:pPr>
+      <w:r>
+        <w:rPr>
+          <w:b w:val="0"/>
+        </w:rPr>
+        <w:t>Reference example, not the only acceptable wording: Require a present height, unit cm, a whole number and range 1 through 10 inclusive.</w:t>
+      </w:r>
+    </w:p>
+    <w:p>
+      <w:pPr>
+        <w:spacing w:line="336" w:lineRule="auto" w:after="180"/>
+      </w:pPr>
+      <w:r>
+        <w:rPr>
+          <w:b w:val="0"/>
+        </w:rPr>
+        <w:t>For example, 7 cm is accepted; blank is missing, 60 mm has the wrong unit and 11 cm is outside the range. Fractional values such as 4.5 cm also fail.</w:t>
+      </w:r>
+    </w:p>
+    <w:p>
+      <w:pPr>
+        <w:spacing w:line="336" w:lineRule="auto" w:after="180"/>
+      </w:pPr>
+      <w:r>
+        <w:rPr>
+          <w:b w:val="0"/>
+        </w:rPr>
+        <w:t xml:space="preserve">The contract defines accepted </w:t>
+      </w:r>
+      <w:r>
+        <w:rPr>
+          <w:b/>
+        </w:rPr>
+        <w:t>input</w:t>
+      </w:r>
+      <w:r>
+        <w:rPr>
+          <w:b w:val="0"/>
+        </w:rPr>
+        <w:t xml:space="preserve">s; it does not list only the </w:t>
+      </w:r>
+      <w:r>
+        <w:rPr>
+          <w:b/>
+        </w:rPr>
+        <w:t>fitting</w:t>
+      </w:r>
+      <w:r>
+        <w:rPr>
+          <w:b w:val="0"/>
+        </w:rPr>
+        <w:t xml:space="preserve"> records or establish </w:t>
+      </w:r>
+      <w:r>
+        <w:rPr>
+          <w:b/>
+        </w:rPr>
+        <w:t>prediction</w:t>
+      </w:r>
+      <w:r>
+        <w:rPr>
+          <w:b w:val="0"/>
+        </w:rPr>
+        <w:t xml:space="preserve"> correctness.</w:t>
+      </w:r>
+    </w:p>
+    <w:p>
+      <w:pPr>
+        <w:spacing w:line="336" w:lineRule="auto" w:after="180"/>
+      </w:pPr>
+      <w:r>
+        <w:rPr>
+          <w:b w:val="0"/>
+        </w:rPr>
+        <w:t xml:space="preserve">No; it may fit peculiarities of the </w:t>
+      </w:r>
+      <w:r>
+        <w:rPr>
+          <w:b/>
+        </w:rPr>
+        <w:t>training</w:t>
+      </w:r>
+      <w:r>
+        <w:rPr>
+          <w:b w:val="0"/>
+        </w:rPr>
+        <w:t xml:space="preserve"> sample.</w:t>
+      </w:r>
+    </w:p>
+    <w:p>
+      <w:pPr>
+        <w:pStyle w:val="Heading2"/>
+      </w:pPr>
+      <w:r>
+        <w:t>Earlier wording, alternatives and picture transcripts · reference / check after trying</w:t>
       </w:r>
     </w:p>
     <w:p>
@@ -275,6 +694,14 @@
         <w:pStyle w:val="Heading3"/>
       </w:pPr>
       <w:r>
+        <w:t>Teach the learning cycle</w:t>
+      </w:r>
+    </w:p>
+    <w:p>
+      <w:pPr>
+        <w:pStyle w:val="Heading3"/>
+      </w:pPr>
+      <w:r>
         <w:t>Retrieval answer guidance</w:t>
       </w:r>
     </w:p>
@@ -288,271 +715,42 @@
     </w:p>
     <w:p>
       <w:pPr>
+        <w:pStyle w:val="Heading3"/>
+      </w:pPr>
+      <w:r>
+        <w:t>Types of Classification Error</w:t>
+      </w:r>
+    </w:p>
+    <w:p>
+      <w:pPr>
+        <w:pStyle w:val="Heading3"/>
+      </w:pPr>
+      <w:r>
+        <w:t>Human Classifier Simulation</w:t>
+      </w:r>
+    </w:p>
+    <w:p>
+      <w:pPr>
         <w:spacing w:line="336" w:lineRule="auto" w:after="180"/>
       </w:pPr>
       <w:r>
         <w:rPr>
           <w:b w:val="0"/>
         </w:rPr>
-        <w:t>Without opening the old lesson, explain one key idea from Choose Informative Questions. Give an example and a mistake that the idea helps you avoid.</w:t>
+        <w:t>Use the student module and workbook section with this exact week title. The worked case, independent question and answers below form one aligned lesson sequence.</w:t>
+      </w:r>
+    </w:p>
+    <w:p>
+      <w:pPr>
+        <w:pStyle w:val="Heading3"/>
+      </w:pPr>
+      <w:r>
+        <w:t>What the learner must demonstrate</w:t>
       </w:r>
     </w:p>
     <w:p>
       <w:pPr>
         <w:spacing w:line="336" w:lineRule="auto" w:after="180"/>
-      </w:pPr>
-      <w:r>
-        <w:rPr>
-          <w:b w:val="0"/>
-        </w:rPr>
-        <w:t xml:space="preserve">Look for: Fit a root question and leaf </w:t>
-      </w:r>
-      <w:r>
-        <w:rPr>
-          <w:b/>
-        </w:rPr>
-        <w:t>prediction</w:t>
-      </w:r>
-      <w:r>
-        <w:rPr>
-          <w:b w:val="0"/>
-        </w:rPr>
-        <w:t xml:space="preserve">s from </w:t>
-      </w:r>
-      <w:r>
-        <w:rPr>
-          <w:b/>
-        </w:rPr>
-        <w:t>training</w:t>
-      </w:r>
-      <w:r>
-        <w:rPr>
-          <w:b w:val="0"/>
-        </w:rPr>
-        <w:t xml:space="preserve"> examples</w:t>
-      </w:r>
-    </w:p>
-    <w:p>
-      <w:pPr>
-        <w:spacing w:line="336" w:lineRule="auto" w:after="180"/>
-      </w:pPr>
-      <w:r>
-        <w:rPr>
-          <w:b w:val="0"/>
-        </w:rPr>
-        <w:t>Reference example, not the only acceptable wording: The root asks near, with branches 0 and 1. Leaves predict clear for 0 and blocked for 1. Depth is one.</w:t>
-      </w:r>
-    </w:p>
-    <w:p>
-      <w:pPr>
-        <w:spacing w:line="336" w:lineRule="auto" w:after="180"/>
-      </w:pPr>
-      <w:r>
-        <w:rPr>
-          <w:b/>
-        </w:rPr>
-        <w:t>Training</w:t>
-      </w:r>
-      <w:r>
-        <w:rPr>
-          <w:b w:val="0"/>
-        </w:rPr>
-        <w:t xml:space="preserve"> labels determined both leaf majorities and the error comparison that selected near rather than tall.</w:t>
-      </w:r>
-    </w:p>
-    <w:p>
-      <w:pPr>
-        <w:pStyle w:val="Heading3"/>
-      </w:pPr>
-      <w:r>
-        <w:t>Types of Classification Error</w:t>
-      </w:r>
-    </w:p>
-    <w:p>
-      <w:pPr>
-        <w:spacing w:line="336" w:lineRule="auto" w:after="180"/>
-      </w:pPr>
-      <w:r>
-        <w:rPr>
-          <w:b w:val="0"/>
-        </w:rPr>
-        <w:t>Without opening the old lesson, explain one key idea from Types of Classification Error. Give an example and a mistake that the idea helps you avoid.</w:t>
-      </w:r>
-    </w:p>
-    <w:p>
-      <w:pPr>
-        <w:spacing w:line="336" w:lineRule="auto" w:after="180"/>
-      </w:pPr>
-      <w:r>
-        <w:rPr>
-          <w:b w:val="0"/>
-        </w:rPr>
-        <w:t xml:space="preserve">Look for: Build a labelled confusion matrix from matched reference and </w:t>
-      </w:r>
-      <w:r>
-        <w:rPr>
-          <w:b/>
-        </w:rPr>
-        <w:t>prediction</w:t>
-      </w:r>
-      <w:r>
-        <w:rPr>
-          <w:b w:val="0"/>
-        </w:rPr>
-        <w:t xml:space="preserve"> pairs</w:t>
-      </w:r>
-    </w:p>
-    <w:p>
-      <w:pPr>
-        <w:spacing w:line="336" w:lineRule="auto" w:after="180"/>
-      </w:pPr>
-      <w:r>
-        <w:rPr>
-          <w:b w:val="0"/>
-        </w:rPr>
-        <w:t>Reference example, not the only acceptable wording: Reference clear/predicted clear contains V1,V2: 2. Clear/blocked contains V3: 1. Blocked/clear contains V4,V5: 2. Blocked/blocked contains V6,V7,V8: 3. Matrix [[2,1],[2,3]].</w:t>
-      </w:r>
-    </w:p>
-    <w:p>
-      <w:pPr>
-        <w:pStyle w:val="Heading3"/>
-      </w:pPr>
-      <w:r>
-        <w:t>Human Classifier Simulation</w:t>
-      </w:r>
-    </w:p>
-    <w:p>
-      <w:pPr>
-        <w:spacing w:line="336" w:lineRule="auto" w:after="180"/>
-      </w:pPr>
-      <w:r>
-        <w:rPr>
-          <w:b w:val="0"/>
-        </w:rPr>
-        <w:t>Without opening the old lesson, explain one key idea from Human Classifier Simulation. Give an example and a mistake that the idea helps you avoid.</w:t>
-      </w:r>
-    </w:p>
-    <w:p>
-      <w:pPr>
-        <w:spacing w:line="336" w:lineRule="auto" w:after="180"/>
-      </w:pPr>
-      <w:r>
-        <w:rPr>
-          <w:b w:val="0"/>
-        </w:rPr>
-        <w:t xml:space="preserve">Look for: Construct a classifier with a stated </w:t>
-      </w:r>
-      <w:r>
-        <w:rPr>
-          <w:b/>
-        </w:rPr>
-        <w:t>input</w:t>
-      </w:r>
-      <w:r>
-        <w:rPr>
-          <w:b w:val="0"/>
-        </w:rPr>
-        <w:t xml:space="preserve"> format, selected rule and recorded </w:t>
-      </w:r>
-      <w:r>
-        <w:rPr>
-          <w:b/>
-        </w:rPr>
-        <w:t>output</w:t>
-      </w:r>
-    </w:p>
-    <w:p>
-      <w:pPr>
-        <w:spacing w:line="336" w:lineRule="auto" w:after="180"/>
-      </w:pPr>
-      <w:r>
-        <w:rPr>
-          <w:b w:val="0"/>
-        </w:rPr>
-        <w:t>Reference example, not the only acceptable wording: Require a present height, unit cm, a whole number and range 1 through 10 inclusive.</w:t>
-      </w:r>
-    </w:p>
-    <w:p>
-      <w:pPr>
-        <w:spacing w:line="336" w:lineRule="auto" w:after="180"/>
-      </w:pPr>
-      <w:r>
-        <w:rPr>
-          <w:b w:val="0"/>
-        </w:rPr>
-        <w:t>For example, 7 cm is accepted; blank is missing, 60 mm has the wrong unit and 11 cm is outside the range. Fractional values such as 4.5 cm also fail.</w:t>
-      </w:r>
-    </w:p>
-    <w:p>
-      <w:pPr>
-        <w:spacing w:line="336" w:lineRule="auto" w:after="180"/>
-      </w:pPr>
-      <w:r>
-        <w:rPr>
-          <w:b w:val="0"/>
-        </w:rPr>
-        <w:t xml:space="preserve">The contract defines accepted </w:t>
-      </w:r>
-      <w:r>
-        <w:rPr>
-          <w:b/>
-        </w:rPr>
-        <w:t>input</w:t>
-      </w:r>
-      <w:r>
-        <w:rPr>
-          <w:b w:val="0"/>
-        </w:rPr>
-        <w:t xml:space="preserve">s; it does not list only the </w:t>
-      </w:r>
-      <w:r>
-        <w:rPr>
-          <w:b/>
-        </w:rPr>
-        <w:t>fitting</w:t>
-      </w:r>
-      <w:r>
-        <w:rPr>
-          <w:b w:val="0"/>
-        </w:rPr>
-        <w:t xml:space="preserve"> records or establish </w:t>
-      </w:r>
-      <w:r>
-        <w:rPr>
-          <w:b/>
-        </w:rPr>
-        <w:t>prediction</w:t>
-      </w:r>
-      <w:r>
-        <w:rPr>
-          <w:b w:val="0"/>
-        </w:rPr>
-        <w:t xml:space="preserve"> correctness.</w:t>
-      </w:r>
-    </w:p>
-    <w:p>
-      <w:pPr>
-        <w:spacing w:line="336" w:lineRule="auto" w:after="180"/>
-      </w:pPr>
-      <w:r>
-        <w:rPr>
-          <w:b w:val="0"/>
-        </w:rPr>
-        <w:t>Use the student module and workbook section with this exact week title. The worked case, independent question and answers below form one aligned lesson sequence.</w:t>
-      </w:r>
-    </w:p>
-    <w:p>
-      <w:pPr>
-        <w:pStyle w:val="Heading3"/>
-      </w:pPr>
-      <w:r>
-        <w:t>What the learner must demonstrate</w:t>
-      </w:r>
-    </w:p>
-    <w:p>
-      <w:pPr>
-        <w:spacing w:line="336" w:lineRule="auto" w:after="180"/>
-        <w:shd w:fill="F5F1FB"/>
       </w:pPr>
       <w:r>
         <w:rPr>
@@ -761,6 +959,11 @@
       </w:r>
     </w:p>
     <w:p>
+      <w:r>
+        <w:t>This compact option is not the full-week schedule. Use the main teaching cycle and allow extra sessions for the investigation, independent work and project.</w:t>
+      </w:r>
+    </w:p>
+    <w:p>
       <w:pPr>
         <w:spacing w:line="336" w:lineRule="auto" w:after="180"/>
       </w:pPr>
@@ -768,7 +971,7 @@
         <w:rPr>
           <w:b w:val="0"/>
         </w:rPr>
-        <w:t>Use the supplied scenario, student illustrations and blank paper. For numeric work, offer counters or a calculator after learners show the setup. Fictional records are supplied; personal data and paid accounts are unnecessary.</w:t>
+        <w:t>Allow 80 minutes: recall 8; explanation 12; worked demonstration 15; guided practice 20; independent assessment 15; project and reflection 10. Extend the lab into a second session when needed.</w:t>
       </w:r>
     </w:p>
     <w:p>
@@ -776,24 +979,705 @@
         <w:pStyle w:val="Heading3"/>
       </w:pPr>
       <w:r>
-        <w:t>Alternative compact allocation</w:t>
-      </w:r>
-    </w:p>
-    <w:p>
-      <w:r>
-        <w:t>This compact option is not the full-week schedule. Use the main teaching cycle and allow extra sessions for the investigation, independent work and project.</w:t>
+        <w:t>Preparation for the connected explanation</w:t>
+      </w:r>
+    </w:p>
+    <w:p>
+      <w:pPr>
+        <w:pStyle w:val="Heading3"/>
+      </w:pPr>
+      <w:r>
+        <w:t>Readiness answer</w:t>
+      </w:r>
+    </w:p>
+    <w:p>
+      <w:pPr>
+        <w:pStyle w:val="Heading3"/>
+      </w:pPr>
+      <w:r>
+        <w:t>End goal for the pictorial case</w:t>
       </w:r>
     </w:p>
     <w:p>
       <w:pPr>
         <w:spacing w:line="336" w:lineRule="auto" w:after="180"/>
-        <w:shd w:fill="F1F6F8"/>
       </w:pPr>
       <w:r>
         <w:rPr>
           <w:b w:val="0"/>
         </w:rPr>
-        <w:t>Allow 80 minutes: recall 8; explanation 12; worked demonstration 15; guided practice 20; independent assessment 15; project and reflection 10. Extend the lab into a second session when needed.</w:t>
+        <w:t>This added worked case illustrates the week’s main idea. Retain all original and connected topics; schedule its practice within the teaching cycle.</w:t>
+      </w:r>
+    </w:p>
+    <w:p>
+      <w:pPr>
+        <w:pStyle w:val="Heading1"/>
+      </w:pPr>
+      <w:r>
+        <w:t>02. Teach the validation choice with explicit units and records</w:t>
+      </w:r>
+    </w:p>
+    <w:p>
+      <w:r>
+        <w:t>Separate the two worked comparisons and preserve final-test independence.</w:t>
+      </w:r>
+    </w:p>
+    <w:p>
+      <w:pPr>
+        <w:pStyle w:val="Heading2"/>
+      </w:pPr>
+      <w:r>
+        <w:t>State model capacity and the fictional-data scope</w:t>
+      </w:r>
+    </w:p>
+    <w:p>
+      <w:pPr>
+        <w:spacing w:line="336" w:lineRule="auto" w:after="180"/>
+      </w:pPr>
+      <w:r>
+        <w:rPr>
+          <w:b w:val="0"/>
+        </w:rPr>
+        <w:t xml:space="preserve">A more flexible model can represent complicated relationships and accidental details. </w:t>
+      </w:r>
+      <w:r>
+        <w:rPr>
+          <w:b/>
+        </w:rPr>
+        <w:t>Capacity</w:t>
+      </w:r>
+      <w:r>
+        <w:rPr>
+          <w:b w:val="0"/>
+        </w:rPr>
+        <w:t xml:space="preserve"> can help when there is enough relevant </w:t>
+      </w:r>
+      <w:r>
+        <w:rPr>
+          <w:b/>
+        </w:rPr>
+        <w:t>evidence</w:t>
+      </w:r>
+      <w:r>
+        <w:rPr>
+          <w:b w:val="0"/>
+        </w:rPr>
+        <w:t xml:space="preserve">, but perfect </w:t>
+      </w:r>
+      <w:r>
+        <w:rPr>
+          <w:b/>
+        </w:rPr>
+        <w:t>training</w:t>
+      </w:r>
+      <w:r>
+        <w:rPr>
+          <w:b w:val="0"/>
+        </w:rPr>
+        <w:t xml:space="preserve"> performance is not the goal.</w:t>
+      </w:r>
+    </w:p>
+    <w:p>
+      <w:pPr>
+        <w:spacing w:line="336" w:lineRule="auto" w:after="180"/>
+      </w:pPr>
+      <w:r>
+        <w:rPr>
+          <w:b w:val="0"/>
+        </w:rPr>
+        <w:t xml:space="preserve">Compare </w:t>
+      </w:r>
+      <w:r>
+        <w:rPr>
+          <w:b/>
+        </w:rPr>
+        <w:t>training</w:t>
+      </w:r>
+      <w:r>
+        <w:rPr>
+          <w:b w:val="0"/>
+        </w:rPr>
+        <w:t xml:space="preserve"> and validation using the same metric while checking leakage and representativeness.</w:t>
+      </w:r>
+    </w:p>
+    <w:p>
+      <w:pPr>
+        <w:spacing w:line="336" w:lineRule="auto" w:after="180"/>
+      </w:pPr>
+      <w:r>
+        <w:rPr>
+          <w:b w:val="0"/>
+        </w:rPr>
+        <w:t>Use fictional classroom data throughout this investigation. Keep the task, units, reference labels and data split visible as you reason.</w:t>
+      </w:r>
+    </w:p>
+    <w:p>
+      <w:pPr>
+        <w:spacing w:line="336" w:lineRule="auto" w:after="180"/>
+      </w:pPr>
+      <w:r>
+        <w:rPr>
+          <w:b w:val="0"/>
+        </w:rPr>
+        <w:t xml:space="preserve">Earlier weeks supplied the model-building </w:t>
+      </w:r>
+      <w:r>
+        <w:rPr>
+          <w:b/>
+        </w:rPr>
+        <w:t>process</w:t>
+      </w:r>
+      <w:r>
+        <w:rPr>
+          <w:b w:val="0"/>
+        </w:rPr>
+        <w:t xml:space="preserve">; this week examines </w:t>
+      </w:r>
+      <w:r>
+        <w:rPr>
+          <w:b/>
+        </w:rPr>
+        <w:t>overfitting</w:t>
+      </w:r>
+      <w:r>
+        <w:rPr>
+          <w:b w:val="0"/>
+        </w:rPr>
+        <w:t xml:space="preserve"> and model </w:t>
+      </w:r>
+      <w:r>
+        <w:rPr>
+          <w:b/>
+        </w:rPr>
+        <w:t>capacity</w:t>
+      </w:r>
+      <w:r>
+        <w:rPr>
+          <w:b w:val="0"/>
+        </w:rPr>
+        <w:t>.</w:t>
+      </w:r>
+    </w:p>
+    <w:p>
+      <w:pPr>
+        <w:pStyle w:val="Heading2"/>
+      </w:pPr>
+      <w:r>
+        <w:t>Define MAE and the lowest-validation rule</w:t>
+      </w:r>
+    </w:p>
+    <w:p>
+      <w:pPr>
+        <w:spacing w:line="336" w:lineRule="auto" w:after="180"/>
+      </w:pPr>
+      <w:r>
+        <w:rPr>
+          <w:b w:val="0"/>
+        </w:rPr>
+        <w:t xml:space="preserve">MAE means mean absolute error: find the size of each prediction mistake without its plus or minus sign, then average those sizes. Lower MAE means smaller average mistakes in the stated units. On the same regression split, a constant has </w:t>
+      </w:r>
+      <w:r>
+        <w:rPr>
+          <w:b/>
+        </w:rPr>
+        <w:t>training</w:t>
+      </w:r>
+      <w:r>
+        <w:rPr>
+          <w:b w:val="0"/>
+        </w:rPr>
+        <w:t xml:space="preserve"> MAE 5 and validation 6, a line has </w:t>
+      </w:r>
+      <w:r>
+        <w:rPr>
+          <w:b/>
+        </w:rPr>
+        <w:t>training</w:t>
+      </w:r>
+      <w:r>
+        <w:rPr>
+          <w:b w:val="0"/>
+        </w:rPr>
+        <w:t xml:space="preserve"> 2 and validation 3, and a highly flexible curve has </w:t>
+      </w:r>
+      <w:r>
+        <w:rPr>
+          <w:b/>
+        </w:rPr>
+        <w:t>training</w:t>
+      </w:r>
+      <w:r>
+        <w:rPr>
+          <w:b w:val="0"/>
+        </w:rPr>
+        <w:t xml:space="preserve"> 0 and validation 8. Under smallest validation MAE, choose the line.</w:t>
+      </w:r>
+    </w:p>
+    <w:p>
+      <w:pPr>
+        <w:spacing w:line="336" w:lineRule="auto" w:after="180"/>
+      </w:pPr>
+      <w:r>
+        <w:rPr>
+          <w:b w:val="0"/>
+        </w:rPr>
+        <w:t xml:space="preserve">The curve has the lowest </w:t>
+      </w:r>
+      <w:r>
+        <w:rPr>
+          <w:b/>
+        </w:rPr>
+        <w:t>training</w:t>
+      </w:r>
+      <w:r>
+        <w:rPr>
+          <w:b w:val="0"/>
+        </w:rPr>
+        <w:t xml:space="preserve"> loss but the worst validation result.</w:t>
+      </w:r>
+    </w:p>
+    <w:p>
+      <w:pPr>
+        <w:pStyle w:val="Heading2"/>
+      </w:pPr>
+      <w:r>
+        <w:t>Read the opening comparison</w:t>
+      </w:r>
+    </w:p>
+    <w:tbl>
+      <w:tblPr>
+        <w:tblStyle w:val="LightShading-Accent1"/>
+        <w:tblW w:type="auto" w:w="0"/>
+        <w:tblLook w:firstColumn="1" w:firstRow="1" w:lastColumn="0" w:lastRow="0" w:noHBand="0" w:noVBand="1" w:val="04A0"/>
+      </w:tblPr>
+      <w:tblGrid>
+        <w:gridCol w:w="3408"/>
+        <w:gridCol w:w="3408"/>
+        <w:gridCol w:w="3408"/>
+      </w:tblGrid>
+      <w:tr>
+        <w:trPr>
+          <w:tblHeader/>
+        </w:trPr>
+        <w:tc>
+          <w:tcPr>
+            <w:tcW w:type="dxa" w:w="3408"/>
+          </w:tcPr>
+          <w:p>
+            <w:r>
+              <w:t>Candidate</w:t>
+            </w:r>
+          </w:p>
+        </w:tc>
+        <w:tc>
+          <w:tcPr>
+            <w:tcW w:type="dxa" w:w="3408"/>
+          </w:tcPr>
+          <w:p>
+            <w:r>
+              <w:t>Training MAE (pages)</w:t>
+            </w:r>
+          </w:p>
+        </w:tc>
+        <w:tc>
+          <w:tcPr>
+            <w:tcW w:type="dxa" w:w="3408"/>
+          </w:tcPr>
+          <w:p>
+            <w:r>
+              <w:t>Validation MAE (pages)</w:t>
+            </w:r>
+          </w:p>
+        </w:tc>
+      </w:tr>
+      <w:tr>
+        <w:tc>
+          <w:tcPr>
+            <w:tcW w:type="dxa" w:w="3408"/>
+          </w:tcPr>
+          <w:p>
+            <w:r>
+              <w:t>Constant</w:t>
+            </w:r>
+          </w:p>
+        </w:tc>
+        <w:tc>
+          <w:tcPr>
+            <w:tcW w:type="dxa" w:w="3408"/>
+          </w:tcPr>
+          <w:p>
+            <w:r>
+              <w:t>5</w:t>
+            </w:r>
+          </w:p>
+        </w:tc>
+        <w:tc>
+          <w:tcPr>
+            <w:tcW w:type="dxa" w:w="3408"/>
+          </w:tcPr>
+          <w:p>
+            <w:r>
+              <w:t>6</w:t>
+            </w:r>
+          </w:p>
+        </w:tc>
+      </w:tr>
+      <w:tr>
+        <w:tc>
+          <w:tcPr>
+            <w:tcW w:type="dxa" w:w="3408"/>
+          </w:tcPr>
+          <w:p>
+            <w:r>
+              <w:t>Line</w:t>
+            </w:r>
+          </w:p>
+        </w:tc>
+        <w:tc>
+          <w:tcPr>
+            <w:tcW w:type="dxa" w:w="3408"/>
+          </w:tcPr>
+          <w:p>
+            <w:r>
+              <w:t>2</w:t>
+            </w:r>
+          </w:p>
+        </w:tc>
+        <w:tc>
+          <w:tcPr>
+            <w:tcW w:type="dxa" w:w="3408"/>
+          </w:tcPr>
+          <w:p>
+            <w:r>
+              <w:t>3</w:t>
+            </w:r>
+          </w:p>
+        </w:tc>
+      </w:tr>
+      <w:tr>
+        <w:tc>
+          <w:tcPr>
+            <w:tcW w:type="dxa" w:w="3408"/>
+          </w:tcPr>
+          <w:p>
+            <w:r>
+              <w:t>Flexible curve</w:t>
+            </w:r>
+          </w:p>
+        </w:tc>
+        <w:tc>
+          <w:tcPr>
+            <w:tcW w:type="dxa" w:w="3408"/>
+          </w:tcPr>
+          <w:p>
+            <w:r>
+              <w:t>0</w:t>
+            </w:r>
+          </w:p>
+        </w:tc>
+        <w:tc>
+          <w:tcPr>
+            <w:tcW w:type="dxa" w:w="3408"/>
+          </w:tcPr>
+          <w:p>
+            <w:r>
+              <w:t>8</w:t>
+            </w:r>
+          </w:p>
+        </w:tc>
+      </w:tr>
+    </w:tbl>
+    <w:p>
+      <w:pPr>
+        <w:pStyle w:val="Heading2"/>
+      </w:pPr>
+      <w:r>
+        <w:t>Provide the raw validation audit records</w:t>
+      </w:r>
+    </w:p>
+    <w:tbl>
+      <w:tblPr>
+        <w:tblStyle w:val="LightShading-Accent1"/>
+        <w:tblW w:type="auto" w:w="0"/>
+        <w:tblLook w:firstColumn="1" w:firstRow="1" w:lastColumn="0" w:lastRow="0" w:noHBand="0" w:noVBand="1" w:val="04A0"/>
+      </w:tblPr>
+      <w:tblGrid>
+        <w:gridCol w:w="2045"/>
+        <w:gridCol w:w="2045"/>
+        <w:gridCol w:w="2045"/>
+        <w:gridCol w:w="2045"/>
+        <w:gridCol w:w="2045"/>
+      </w:tblGrid>
+      <w:tr>
+        <w:trPr>
+          <w:tblHeader/>
+        </w:trPr>
+        <w:tc>
+          <w:tcPr>
+            <w:tcW w:type="dxa" w:w="2045"/>
+          </w:tcPr>
+          <w:p>
+            <w:r>
+              <w:t>Validation ID</w:t>
+            </w:r>
+          </w:p>
+        </w:tc>
+        <w:tc>
+          <w:tcPr>
+            <w:tcW w:type="dxa" w:w="2045"/>
+          </w:tcPr>
+          <w:p>
+            <w:r>
+              <w:t>Reference pages</w:t>
+            </w:r>
+          </w:p>
+        </w:tc>
+        <w:tc>
+          <w:tcPr>
+            <w:tcW w:type="dxa" w:w="2045"/>
+          </w:tcPr>
+          <w:p>
+            <w:r>
+              <w:t>Constant prediction</w:t>
+            </w:r>
+          </w:p>
+        </w:tc>
+        <w:tc>
+          <w:tcPr>
+            <w:tcW w:type="dxa" w:w="2045"/>
+          </w:tcPr>
+          <w:p>
+            <w:r>
+              <w:t>Line prediction</w:t>
+            </w:r>
+          </w:p>
+        </w:tc>
+        <w:tc>
+          <w:tcPr>
+            <w:tcW w:type="dxa" w:w="2045"/>
+          </w:tcPr>
+          <w:p>
+            <w:r>
+              <w:t>Flexible prediction</w:t>
+            </w:r>
+          </w:p>
+        </w:tc>
+      </w:tr>
+      <w:tr>
+        <w:tc>
+          <w:tcPr>
+            <w:tcW w:type="dxa" w:w="2045"/>
+          </w:tcPr>
+          <w:p>
+            <w:r>
+              <w:t>V1</w:t>
+            </w:r>
+          </w:p>
+        </w:tc>
+        <w:tc>
+          <w:tcPr>
+            <w:tcW w:type="dxa" w:w="2045"/>
+          </w:tcPr>
+          <w:p>
+            <w:r>
+              <w:t>10</w:t>
+            </w:r>
+          </w:p>
+        </w:tc>
+        <w:tc>
+          <w:tcPr>
+            <w:tcW w:type="dxa" w:w="2045"/>
+          </w:tcPr>
+          <w:p>
+            <w:r>
+              <w:t>22</w:t>
+            </w:r>
+          </w:p>
+        </w:tc>
+        <w:tc>
+          <w:tcPr>
+            <w:tcW w:type="dxa" w:w="2045"/>
+          </w:tcPr>
+          <w:p>
+            <w:r>
+              <w:t>13</w:t>
+            </w:r>
+          </w:p>
+        </w:tc>
+        <w:tc>
+          <w:tcPr>
+            <w:tcW w:type="dxa" w:w="2045"/>
+          </w:tcPr>
+          <w:p>
+            <w:r>
+              <w:t>18</w:t>
+            </w:r>
+          </w:p>
+        </w:tc>
+      </w:tr>
+      <w:tr>
+        <w:tc>
+          <w:tcPr>
+            <w:tcW w:type="dxa" w:w="2045"/>
+          </w:tcPr>
+          <w:p>
+            <w:r>
+              <w:t>V2</w:t>
+            </w:r>
+          </w:p>
+        </w:tc>
+        <w:tc>
+          <w:tcPr>
+            <w:tcW w:type="dxa" w:w="2045"/>
+          </w:tcPr>
+          <w:p>
+            <w:r>
+              <w:t>14</w:t>
+            </w:r>
+          </w:p>
+        </w:tc>
+        <w:tc>
+          <w:tcPr>
+            <w:tcW w:type="dxa" w:w="2045"/>
+          </w:tcPr>
+          <w:p>
+            <w:r>
+              <w:t>22</w:t>
+            </w:r>
+          </w:p>
+        </w:tc>
+        <w:tc>
+          <w:tcPr>
+            <w:tcW w:type="dxa" w:w="2045"/>
+          </w:tcPr>
+          <w:p>
+            <w:r>
+              <w:t>17</w:t>
+            </w:r>
+          </w:p>
+        </w:tc>
+        <w:tc>
+          <w:tcPr>
+            <w:tcW w:type="dxa" w:w="2045"/>
+          </w:tcPr>
+          <w:p>
+            <w:r>
+              <w:t>22</w:t>
+            </w:r>
+          </w:p>
+        </w:tc>
+      </w:tr>
+      <w:tr>
+        <w:tc>
+          <w:tcPr>
+            <w:tcW w:type="dxa" w:w="2045"/>
+          </w:tcPr>
+          <w:p>
+            <w:r>
+              <w:t>V3</w:t>
+            </w:r>
+          </w:p>
+        </w:tc>
+        <w:tc>
+          <w:tcPr>
+            <w:tcW w:type="dxa" w:w="2045"/>
+          </w:tcPr>
+          <w:p>
+            <w:r>
+              <w:t>18</w:t>
+            </w:r>
+          </w:p>
+        </w:tc>
+        <w:tc>
+          <w:tcPr>
+            <w:tcW w:type="dxa" w:w="2045"/>
+          </w:tcPr>
+          <w:p>
+            <w:r>
+              <w:t>22</w:t>
+            </w:r>
+          </w:p>
+        </w:tc>
+        <w:tc>
+          <w:tcPr>
+            <w:tcW w:type="dxa" w:w="2045"/>
+          </w:tcPr>
+          <w:p>
+            <w:r>
+              <w:t>21</w:t>
+            </w:r>
+          </w:p>
+        </w:tc>
+        <w:tc>
+          <w:tcPr>
+            <w:tcW w:type="dxa" w:w="2045"/>
+          </w:tcPr>
+          <w:p>
+            <w:r>
+              <w:t>26</w:t>
+            </w:r>
+          </w:p>
+        </w:tc>
+      </w:tr>
+      <w:tr>
+        <w:tc>
+          <w:tcPr>
+            <w:tcW w:type="dxa" w:w="2045"/>
+          </w:tcPr>
+          <w:p>
+            <w:r>
+              <w:t>V4</w:t>
+            </w:r>
+          </w:p>
+        </w:tc>
+        <w:tc>
+          <w:tcPr>
+            <w:tcW w:type="dxa" w:w="2045"/>
+          </w:tcPr>
+          <w:p>
+            <w:r>
+              <w:t>22</w:t>
+            </w:r>
+          </w:p>
+        </w:tc>
+        <w:tc>
+          <w:tcPr>
+            <w:tcW w:type="dxa" w:w="2045"/>
+          </w:tcPr>
+          <w:p>
+            <w:r>
+              <w:t>22</w:t>
+            </w:r>
+          </w:p>
+        </w:tc>
+        <w:tc>
+          <w:tcPr>
+            <w:tcW w:type="dxa" w:w="2045"/>
+          </w:tcPr>
+          <w:p>
+            <w:r>
+              <w:t>25</w:t>
+            </w:r>
+          </w:p>
+        </w:tc>
+        <w:tc>
+          <w:tcPr>
+            <w:tcW w:type="dxa" w:w="2045"/>
+          </w:tcPr>
+          <w:p>
+            <w:r>
+              <w:t>30</w:t>
+            </w:r>
+          </w:p>
+        </w:tc>
+      </w:tr>
+    </w:tbl>
+    <w:p>
+      <w:pPr>
+        <w:pStyle w:val="Heading2"/>
+      </w:pPr>
+      <w:r>
+        <w:t>Collect the gap-only explanation</w:t>
       </w:r>
     </w:p>
     <w:p>
@@ -801,7 +1685,35 @@
         <w:pStyle w:val="Heading3"/>
       </w:pPr>
       <w:r>
-        <w:t>Preparation for the connected explanation</w:t>
+        <w:t>Does a training-validation gap alone prove overfitting? Explain the steps or evidence behind your response.</w:t>
+      </w:r>
+    </w:p>
+    <w:p>
+      <w:r>
+        <w:t>________________________________________________________________</w:t>
+      </w:r>
+    </w:p>
+    <w:p>
+      <w:r>
+        <w:t>________________________________________________________________</w:t>
+      </w:r>
+    </w:p>
+    <w:p>
+      <w:r>
+        <w:t>________________________________________________________________</w:t>
+      </w:r>
+    </w:p>
+    <w:p>
+      <w:r>
+        <w:t>________________________________________________________________</w:t>
+      </w:r>
+    </w:p>
+    <w:p>
+      <w:pPr>
+        <w:pStyle w:val="Heading2"/>
+      </w:pPr>
+      <w:r>
+        <w:t>Introduce the separate pictured comparison</w:t>
       </w:r>
     </w:p>
     <w:p>
@@ -812,31 +1724,66 @@
         <w:rPr>
           <w:b w:val="0"/>
         </w:rPr>
-        <w:t xml:space="preserve">Teach two 45-minute sessions. This week focuses on </w:t>
+        <w:t xml:space="preserve">A fictional project compares three book-length </w:t>
       </w:r>
       <w:r>
         <w:rPr>
           <w:b/>
         </w:rPr>
-        <w:t>overfitting</w:t>
+        <w:t>prediction</w:t>
       </w:r>
       <w:r>
         <w:rPr>
           <w:b w:val="0"/>
         </w:rPr>
-        <w:t xml:space="preserve"> and model </w:t>
+        <w:t xml:space="preserve"> models on the same development sets.</w:t>
+      </w:r>
+    </w:p>
+    <w:p>
+      <w:pPr>
+        <w:spacing w:line="336" w:lineRule="auto" w:after="180"/>
+      </w:pPr>
+      <w:r>
+        <w:rPr>
+          <w:b w:val="0"/>
+        </w:rPr>
+        <w:t xml:space="preserve">Mean absolute errors in pages: Simple </w:t>
       </w:r>
       <w:r>
         <w:rPr>
           <w:b/>
         </w:rPr>
-        <w:t>capacity</w:t>
+        <w:t>training</w:t>
       </w:r>
       <w:r>
         <w:rPr>
           <w:b w:val="0"/>
         </w:rPr>
-        <w:t>. Model the worked example first, collect the new W 4 case independently before feedback, and use the fresh retry to check transfer.</w:t>
+        <w:t xml:space="preserve"> 5, validation 6; Medium </w:t>
+      </w:r>
+      <w:r>
+        <w:rPr>
+          <w:b/>
+        </w:rPr>
+        <w:t>training</w:t>
+      </w:r>
+      <w:r>
+        <w:rPr>
+          <w:b w:val="0"/>
+        </w:rPr>
+        <w:t xml:space="preserve"> 2, validation 3; Complex </w:t>
+      </w:r>
+      <w:r>
+        <w:rPr>
+          <w:b/>
+        </w:rPr>
+        <w:t>training</w:t>
+      </w:r>
+      <w:r>
+        <w:rPr>
+          <w:b w:val="0"/>
+        </w:rPr>
+        <w:t xml:space="preserve"> 0, validation 7.</w:t>
       </w:r>
     </w:p>
     <w:p>
@@ -847,7 +1794,491 @@
         <w:rPr>
           <w:b w:val="0"/>
         </w:rPr>
-        <w:t>Award credit for traceable reasoning and bounded claims, including justified uncertainty.</w:t>
+        <w:t>Select lowest validation error; untouched final tests are not used for selection.</w:t>
+      </w:r>
+    </w:p>
+    <w:p>
+      <w:pPr>
+        <w:pStyle w:val="Heading2"/>
+      </w:pPr>
+      <w:r>
+        <w:t>Trace selection and its limits</w:t>
+      </w:r>
+    </w:p>
+    <w:p>
+      <w:r>
+        <w:drawing>
+          <wp:inline xmlns:a="http://schemas.openxmlformats.org/drawingml/2006/main" xmlns:pic="http://schemas.openxmlformats.org/drawingml/2006/picture">
+            <wp:extent cx="5486400" cy="4005072"/>
+            <wp:docPr id="1" name="Picture 1" descr="Training comparison: Complex fits training perfectly with zero error. → Validation comparison: Medium has error 3, versus Simple 6 and Complex 7. → Choose for development: Select Medium under the declared lowest-validation-error rule. → Final evaluation: Freeze the selection, then evaluate new reserved cases."/>
+            <wp:cNvGraphicFramePr>
+              <a:graphicFrameLocks noChangeAspect="1"/>
+            </wp:cNvGraphicFramePr>
+            <a:graphic>
+              <a:graphicData uri="http://schemas.openxmlformats.org/drawingml/2006/picture">
+                <pic:pic>
+                  <pic:nvPicPr>
+                    <pic:cNvPr id="0" name="academy-story-ai-2-16-02.png"/>
+                    <pic:cNvPicPr/>
+                  </pic:nvPicPr>
+                  <pic:blipFill>
+                    <a:blip r:embed="rId9"/>
+                    <a:stretch>
+                      <a:fillRect/>
+                    </a:stretch>
+                  </pic:blipFill>
+                  <pic:spPr>
+                    <a:xfrm>
+                      <a:off x="0" y="0"/>
+                      <a:ext cx="5486400" cy="4005072"/>
+                    </a:xfrm>
+                    <a:prstGeom prst="rect"/>
+                  </pic:spPr>
+                </pic:pic>
+              </a:graphicData>
+            </a:graphic>
+          </wp:inline>
+        </w:drawing>
+      </w:r>
+    </w:p>
+    <w:p>
+      <w:pPr>
+        <w:spacing w:line="336" w:lineRule="auto" w:after="180"/>
+      </w:pPr>
+      <w:r>
+        <w:rPr>
+          <w:b w:val="0"/>
+        </w:rPr>
+        <w:t xml:space="preserve">A flexible model can fit quirks of its </w:t>
+      </w:r>
+      <w:r>
+        <w:rPr>
+          <w:b/>
+        </w:rPr>
+        <w:t>training</w:t>
+      </w:r>
+      <w:r>
+        <w:rPr>
+          <w:b w:val="0"/>
+        </w:rPr>
+        <w:t xml:space="preserve"> set without predicting new examples well. Here Complex’s </w:t>
+      </w:r>
+      <w:r>
+        <w:rPr>
+          <w:b/>
+        </w:rPr>
+        <w:t>training</w:t>
+      </w:r>
+      <w:r>
+        <w:rPr>
+          <w:b w:val="0"/>
+        </w:rPr>
+        <w:t xml:space="preserve"> success occurs alongside the worst validation error.</w:t>
+      </w:r>
+    </w:p>
+    <w:p>
+      <w:pPr>
+        <w:spacing w:line="336" w:lineRule="auto" w:after="180"/>
+      </w:pPr>
+      <w:r>
+        <w:rPr>
+          <w:b w:val="0"/>
+        </w:rPr>
+        <w:t xml:space="preserve">The numbers are invented comparisons, not a claim that </w:t>
+      </w:r>
+      <w:r>
+        <w:rPr>
+          <w:b/>
+        </w:rPr>
+        <w:t>complexity</w:t>
+      </w:r>
+      <w:r>
+        <w:rPr>
+          <w:b w:val="0"/>
+        </w:rPr>
+        <w:t xml:space="preserve"> always hurts. Choosing Medium uses development </w:t>
+      </w:r>
+      <w:r>
+        <w:rPr>
+          <w:b/>
+        </w:rPr>
+        <w:t>evidence</w:t>
+      </w:r>
+      <w:r>
+        <w:rPr>
+          <w:b w:val="0"/>
+        </w:rPr>
+        <w:t>; its validation score must not be advertised as an untouched final-test result.</w:t>
+      </w:r>
+    </w:p>
+    <w:p>
+      <w:pPr>
+        <w:spacing w:line="336" w:lineRule="auto" w:after="180"/>
+      </w:pPr>
+      <w:r>
+        <w:rPr>
+          <w:b w:val="0"/>
+        </w:rPr>
+        <w:t xml:space="preserve">A single small validation set may be noisy; selection </w:t>
+      </w:r>
+      <w:r>
+        <w:rPr>
+          <w:b/>
+        </w:rPr>
+        <w:t>evidence</w:t>
+      </w:r>
+      <w:r>
+        <w:rPr>
+          <w:b w:val="0"/>
+        </w:rPr>
+        <w:t xml:space="preserve"> does not prove future population performance.</w:t>
+      </w:r>
+    </w:p>
+    <w:p>
+      <w:pPr>
+        <w:pStyle w:val="Heading2"/>
+      </w:pPr>
+      <w:r>
+        <w:t>Interpret a better flexible-model development score</w:t>
+      </w:r>
+    </w:p>
+    <w:p>
+      <w:pPr>
+        <w:spacing w:line="336" w:lineRule="auto" w:after="180"/>
+      </w:pPr>
+      <w:r>
+        <w:rPr>
+          <w:b w:val="0"/>
+        </w:rPr>
+        <w:t>Change: Complex’s validation error becomes 2 on a newly documented, fair development comparison.</w:t>
+      </w:r>
+    </w:p>
+    <w:p>
+      <w:pPr>
+        <w:spacing w:line="336" w:lineRule="auto" w:after="180"/>
+      </w:pPr>
+      <w:r>
+        <w:rPr>
+          <w:b/>
+        </w:rPr>
+        <w:t>Prediction</w:t>
+      </w:r>
+      <w:r>
+        <w:rPr>
+          <w:b w:val="0"/>
+        </w:rPr>
+        <w:t>: The stated rule now selects Complex.</w:t>
+      </w:r>
+    </w:p>
+    <w:p>
+      <w:pPr>
+        <w:spacing w:line="336" w:lineRule="auto" w:after="180"/>
+      </w:pPr>
+      <w:r>
+        <w:rPr>
+          <w:b w:val="0"/>
+        </w:rPr>
+        <w:t>Reason: The rule compares validation errors; it does not ban complex models.</w:t>
+      </w:r>
+    </w:p>
+    <w:p>
+      <w:pPr>
+        <w:pStyle w:val="Heading2"/>
+      </w:pPr>
+      <w:r>
+        <w:t>Ask for evidence rather than a stronger claim</w:t>
+      </w:r>
+    </w:p>
+    <w:p>
+      <w:pPr>
+        <w:spacing w:line="336" w:lineRule="auto" w:after="180"/>
+      </w:pPr>
+      <w:r>
+        <w:rPr>
+          <w:b w:val="0"/>
+        </w:rPr>
+        <w:t xml:space="preserve">Before continuing, underline the decision rule and circle the </w:t>
+      </w:r>
+      <w:r>
+        <w:rPr>
+          <w:b/>
+        </w:rPr>
+        <w:t>evidence</w:t>
+      </w:r>
+      <w:r>
+        <w:rPr>
+          <w:b w:val="0"/>
+        </w:rPr>
+        <w:t xml:space="preserve"> that supports the conclusion. Explain the example to a partner without replacing the counts or conditions with a stronger claim.</w:t>
+      </w:r>
+    </w:p>
+    <w:p>
+      <w:pPr>
+        <w:spacing w:line="336" w:lineRule="auto" w:after="180"/>
+      </w:pPr>
+      <w:r>
+        <w:rPr>
+          <w:b w:val="0"/>
+        </w:rPr>
+        <w:t>Keep the distinction between an observed result and a proposed next step.</w:t>
+      </w:r>
+    </w:p>
+    <w:p>
+      <w:pPr>
+        <w:spacing w:line="336" w:lineRule="auto" w:after="180"/>
+      </w:pPr>
+      <w:r>
+        <w:rPr>
+          <w:b w:val="0"/>
+        </w:rPr>
+        <w:t>Use the diagram and verbal explanation together. Ask learners to match a sentence to a specific visual step; do not assign learners fixed visual or auditory learning styles.</w:t>
+      </w:r>
+    </w:p>
+    <w:p>
+      <w:pPr>
+        <w:spacing w:line="336" w:lineRule="auto" w:after="180"/>
+      </w:pPr>
+      <w:r>
+        <w:rPr>
+          <w:b w:val="0"/>
+        </w:rPr>
+        <w:t xml:space="preserve">Cover the result. Ask learners to name the </w:t>
+      </w:r>
+      <w:r>
+        <w:rPr>
+          <w:b/>
+        </w:rPr>
+        <w:t>input</w:t>
+      </w:r>
+      <w:r>
+        <w:rPr>
+          <w:b w:val="0"/>
+        </w:rPr>
+        <w:t xml:space="preserve">s and predict the next step. Uncover one step, connect the icon to the actual procedure, and explain its </w:t>
+      </w:r>
+      <w:r>
+        <w:rPr>
+          <w:b/>
+        </w:rPr>
+        <w:t>evidence</w:t>
+      </w:r>
+      <w:r>
+        <w:rPr>
+          <w:b w:val="0"/>
+        </w:rPr>
+        <w:t>. Then change the supplied condition and compare.</w:t>
+      </w:r>
+    </w:p>
+    <w:p>
+      <w:pPr>
+        <w:spacing w:line="336" w:lineRule="auto" w:after="180"/>
+      </w:pPr>
+      <w:r>
+        <w:rPr>
+          <w:b w:val="0"/>
+        </w:rPr>
+        <w:t>The picture is a representation; it does not document execution of a real AI model.</w:t>
+      </w:r>
+    </w:p>
+    <w:p>
+      <w:pPr>
+        <w:pStyle w:val="Heading2"/>
+      </w:pPr>
+      <w:r>
+        <w:t>Earlier wording, alternatives and picture transcripts · reference / check after trying</w:t>
+      </w:r>
+    </w:p>
+    <w:p>
+      <w:pPr>
+        <w:spacing w:line="336" w:lineRule="auto" w:after="180"/>
+      </w:pPr>
+      <w:r>
+        <w:rPr>
+          <w:b w:val="0"/>
+        </w:rPr>
+        <w:t>Explain the mechanism</w:t>
+      </w:r>
+    </w:p>
+    <w:p>
+      <w:pPr>
+        <w:spacing w:line="336" w:lineRule="auto" w:after="180"/>
+      </w:pPr>
+      <w:r>
+        <w:rPr>
+          <w:b/>
+        </w:rPr>
+        <w:t>Input</w:t>
+      </w:r>
+      <w:r>
+        <w:rPr>
+          <w:b w:val="0"/>
+        </w:rPr>
+        <w:t xml:space="preserve"> → </w:t>
+      </w:r>
+      <w:r>
+        <w:rPr>
+          <w:b/>
+        </w:rPr>
+        <w:t>Process</w:t>
+      </w:r>
+      <w:r>
+        <w:rPr>
+          <w:b w:val="0"/>
+        </w:rPr>
+        <w:t xml:space="preserve"> → </w:t>
+      </w:r>
+      <w:r>
+        <w:rPr>
+          <w:b/>
+        </w:rPr>
+        <w:t>Output</w:t>
+      </w:r>
+    </w:p>
+    <w:p>
+      <w:pPr>
+        <w:spacing w:line="336" w:lineRule="auto" w:after="180"/>
+      </w:pPr>
+      <w:r>
+        <w:rPr>
+          <w:b w:val="0"/>
+        </w:rPr>
+        <w:t>Trace the information. At each stage, ask what changed and how you could test it.</w:t>
+      </w:r>
+    </w:p>
+    <w:p>
+      <w:pPr>
+        <w:spacing w:line="336" w:lineRule="auto" w:after="180"/>
+      </w:pPr>
+      <w:r>
+        <w:rPr>
+          <w:b w:val="0"/>
+        </w:rPr>
+        <w:t>Which stage could fail even when the other two are correct? Explain:</w:t>
+      </w:r>
+    </w:p>
+    <w:p>
+      <w:pPr>
+        <w:spacing w:line="336" w:lineRule="auto" w:after="180"/>
+      </w:pPr>
+      <w:r>
+        <w:rPr>
+          <w:b w:val="0"/>
+        </w:rPr>
+        <w:t xml:space="preserve">Predict first. Then check each step. A correct answer without visible reasoning is incomplete </w:t>
+      </w:r>
+      <w:r>
+        <w:rPr>
+          <w:b/>
+        </w:rPr>
+        <w:t>evidence</w:t>
+      </w:r>
+      <w:r>
+        <w:rPr>
+          <w:b w:val="0"/>
+        </w:rPr>
+        <w:t>.</w:t>
+      </w:r>
+    </w:p>
+    <w:p>
+      <w:pPr>
+        <w:spacing w:line="336" w:lineRule="auto" w:after="180"/>
+      </w:pPr>
+      <w:r>
+        <w:rPr>
+          <w:b w:val="0"/>
+        </w:rPr>
+        <w:t>1. Simple rule: difficulty ≤ reader level + 1.</w:t>
+      </w:r>
+    </w:p>
+    <w:p>
+      <w:pPr>
+        <w:spacing w:line="336" w:lineRule="auto" w:after="180"/>
+      </w:pPr>
+      <w:r>
+        <w:rPr>
+          <w:b w:val="0"/>
+        </w:rPr>
+        <w:t xml:space="preserve">2. Memorized rule: seven title-specific </w:t>
+      </w:r>
+      <w:r>
+        <w:rPr>
+          <w:b/>
+        </w:rPr>
+        <w:t>exception</w:t>
+      </w:r>
+      <w:r>
+        <w:rPr>
+          <w:b w:val="0"/>
+        </w:rPr>
+        <w:t>s.</w:t>
+      </w:r>
+    </w:p>
+    <w:p>
+      <w:pPr>
+        <w:spacing w:line="336" w:lineRule="auto" w:after="180"/>
+      </w:pPr>
+      <w:r>
+        <w:rPr>
+          <w:b w:val="0"/>
+        </w:rPr>
+        <w:t xml:space="preserve">3. Both fit the seen books; only new books reveal </w:t>
+      </w:r>
+      <w:r>
+        <w:rPr>
+          <w:b/>
+        </w:rPr>
+        <w:t>generalization</w:t>
+      </w:r>
+      <w:r>
+        <w:rPr>
+          <w:b w:val="0"/>
+        </w:rPr>
+        <w:t>.</w:t>
+      </w:r>
+    </w:p>
+    <w:p>
+      <w:pPr>
+        <w:spacing w:line="336" w:lineRule="auto" w:after="180"/>
+      </w:pPr>
+      <w:r>
+        <w:rPr>
+          <w:b w:val="0"/>
+        </w:rPr>
+        <w:t>4. Prefer the simplest rule that performs well on fair validation cases.</w:t>
+      </w:r>
+    </w:p>
+    <w:p>
+      <w:pPr>
+        <w:spacing w:line="336" w:lineRule="auto" w:after="180"/>
+      </w:pPr>
+      <w:r>
+        <w:rPr>
+          <w:b w:val="0"/>
+        </w:rPr>
+        <w:t>Recalculate, retrace, or restate the reasoning in your own representation:</w:t>
+      </w:r>
+    </w:p>
+    <w:p>
+      <w:pPr>
+        <w:spacing w:line="336" w:lineRule="auto" w:after="180"/>
+      </w:pPr>
+      <w:r>
+        <w:rPr>
+          <w:b w:val="0"/>
+        </w:rPr>
+        <w:t xml:space="preserve">CHECK Did the </w:t>
+      </w:r>
+      <w:r>
+        <w:rPr>
+          <w:b/>
+        </w:rPr>
+        <w:t>evidence</w:t>
+      </w:r>
+      <w:r>
+        <w:rPr>
+          <w:b w:val="0"/>
+        </w:rPr>
+        <w:t xml:space="preserve"> answer the exact question? Did the total, path, or source record stay consistent?</w:t>
       </w:r>
     </w:p>
     <w:p>
@@ -855,7 +2286,7 @@
         <w:pStyle w:val="Heading3"/>
       </w:pPr>
       <w:r>
-        <w:t>Readiness answer</w:t>
+        <w:t>Concrete teaching case</w:t>
       </w:r>
     </w:p>
     <w:p>
@@ -866,7 +2297,7 @@
         <w:rPr>
           <w:b w:val="0"/>
         </w:rPr>
-        <w:t xml:space="preserve">No; it may fit peculiarities of the </w:t>
+        <w:t xml:space="preserve">Rule A memorises six </w:t>
       </w:r>
       <w:r>
         <w:rPr>
@@ -878,7 +2309,7 @@
         <w:rPr>
           <w:b w:val="0"/>
         </w:rPr>
-        <w:t xml:space="preserve"> sample.</w:t>
+        <w:t xml:space="preserve"> book names. It scores 6/6 familiar and 2/6 new. Rule B uses relevant traits but is untested.</w:t>
       </w:r>
     </w:p>
     <w:p>
@@ -889,7 +2320,27 @@
         <w:rPr>
           <w:b w:val="0"/>
         </w:rPr>
-        <w:t>Printed student lesson and workbook</w:t>
+        <w:t xml:space="preserve">What does the </w:t>
+      </w:r>
+      <w:r>
+        <w:rPr>
+          <w:b/>
+        </w:rPr>
+        <w:t>evidence</w:t>
+      </w:r>
+      <w:r>
+        <w:rPr>
+          <w:b w:val="0"/>
+        </w:rPr>
+        <w:t xml:space="preserve"> support?</w:t>
+      </w:r>
+    </w:p>
+    <w:p>
+      <w:pPr>
+        <w:pStyle w:val="Heading3"/>
+      </w:pPr>
+      <w:r>
+        <w:t>Exact explanation to model</w:t>
       </w:r>
     </w:p>
     <w:p>
@@ -900,41 +2351,7 @@
         <w:rPr>
           <w:b w:val="0"/>
         </w:rPr>
-        <w:t>Paper, pencils and a calculator for fractions</w:t>
-      </w:r>
-    </w:p>
-    <w:p>
-      <w:pPr>
-        <w:spacing w:line="336" w:lineRule="auto" w:after="180"/>
-      </w:pPr>
-      <w:r>
-        <w:rPr>
-          <w:b w:val="0"/>
-        </w:rPr>
-        <w:t xml:space="preserve">The fictional examples and a blank </w:t>
-      </w:r>
-      <w:r>
-        <w:rPr>
-          <w:b/>
-        </w:rPr>
-        <w:t>evidence</w:t>
-      </w:r>
-      <w:r>
-        <w:rPr>
-          <w:b w:val="0"/>
-        </w:rPr>
-        <w:t xml:space="preserve"> table</w:t>
-      </w:r>
-    </w:p>
-    <w:p>
-      <w:pPr>
-        <w:spacing w:line="336" w:lineRule="auto" w:after="180"/>
-      </w:pPr>
-      <w:r>
-        <w:rPr>
-          <w:b w:val="0"/>
-        </w:rPr>
-        <w:t>Saved classroom project records for critique; no personal student dataset required</w:t>
+        <w:t>A shows weak transfer. B might generalise better but requires testing; simplicity is not proof.</w:t>
       </w:r>
     </w:p>
     <w:p>
@@ -942,601 +2359,7 @@
         <w:pStyle w:val="Heading3"/>
       </w:pPr>
       <w:r>
-        <w:t>End goal for the pictorial case</w:t>
-      </w:r>
-    </w:p>
-    <w:p>
-      <w:pPr>
-        <w:spacing w:line="336" w:lineRule="auto" w:after="180"/>
-      </w:pPr>
-      <w:r>
-        <w:rPr>
-          <w:b w:val="0"/>
-        </w:rPr>
-        <w:t xml:space="preserve">By the end, I can use development performance rather than </w:t>
-      </w:r>
-      <w:r>
-        <w:rPr>
-          <w:b/>
-        </w:rPr>
-        <w:t>training</w:t>
-      </w:r>
-      <w:r>
-        <w:rPr>
-          <w:b w:val="0"/>
-        </w:rPr>
-        <w:t xml:space="preserve"> fit alone to choose model </w:t>
-      </w:r>
-      <w:r>
-        <w:rPr>
-          <w:b/>
-        </w:rPr>
-        <w:t>complexity</w:t>
-      </w:r>
-      <w:r>
-        <w:rPr>
-          <w:b w:val="0"/>
-        </w:rPr>
-        <w:t>.</w:t>
-      </w:r>
-    </w:p>
-    <w:p>
-      <w:pPr>
-        <w:spacing w:line="336" w:lineRule="auto" w:after="180"/>
-      </w:pPr>
-      <w:r>
-        <w:rPr>
-          <w:b w:val="0"/>
-        </w:rPr>
-        <w:t>This added worked case illustrates the week’s main idea. Retain all original and connected topics; schedule its practice within the teaching cycle.</w:t>
-      </w:r>
-    </w:p>
-    <w:p>
-      <w:pPr>
-        <w:pStyle w:val="Heading1"/>
-      </w:pPr>
-      <w:r>
-        <w:t>02. Explain the mechanism</w:t>
-      </w:r>
-    </w:p>
-    <w:p>
-      <w:r>
-        <w:t>Model Overfitting Intuition using the supplied case, labelled mechanism and reasoning. Make the scope of each conclusion explicit.</w:t>
-      </w:r>
-    </w:p>
-    <w:p>
-      <w:pPr>
-        <w:spacing w:line="336" w:lineRule="auto" w:after="180"/>
-      </w:pPr>
-      <w:r>
-        <w:rPr>
-          <w:b/>
-        </w:rPr>
-        <w:t>Input</w:t>
-      </w:r>
-      <w:r>
-        <w:rPr>
-          <w:b w:val="0"/>
-        </w:rPr>
-        <w:t xml:space="preserve"> → </w:t>
-      </w:r>
-      <w:r>
-        <w:rPr>
-          <w:b/>
-        </w:rPr>
-        <w:t>Process</w:t>
-      </w:r>
-      <w:r>
-        <w:rPr>
-          <w:b w:val="0"/>
-        </w:rPr>
-        <w:t xml:space="preserve"> → </w:t>
-      </w:r>
-      <w:r>
-        <w:rPr>
-          <w:b/>
-        </w:rPr>
-        <w:t>Output</w:t>
-      </w:r>
-    </w:p>
-    <w:p>
-      <w:pPr>
-        <w:spacing w:line="336" w:lineRule="auto" w:after="180"/>
-      </w:pPr>
-      <w:r>
-        <w:rPr>
-          <w:b w:val="0"/>
-        </w:rPr>
-        <w:t>Trace the information. At each stage, ask what changed and how you could test it.</w:t>
-      </w:r>
-    </w:p>
-    <w:p>
-      <w:pPr>
-        <w:spacing w:line="336" w:lineRule="auto" w:after="180"/>
-      </w:pPr>
-      <w:r>
-        <w:rPr>
-          <w:b w:val="0"/>
-        </w:rPr>
-        <w:t>Which stage could fail even when the other two are correct? Explain:</w:t>
-      </w:r>
-    </w:p>
-    <w:p>
-      <w:pPr>
-        <w:spacing w:line="336" w:lineRule="auto" w:after="180"/>
-      </w:pPr>
-      <w:r>
-        <w:rPr>
-          <w:b w:val="0"/>
-        </w:rPr>
-        <w:t xml:space="preserve">Predict first. Then check each step. A correct answer without visible reasoning is incomplete </w:t>
-      </w:r>
-      <w:r>
-        <w:rPr>
-          <w:b/>
-        </w:rPr>
-        <w:t>evidence</w:t>
-      </w:r>
-      <w:r>
-        <w:rPr>
-          <w:b w:val="0"/>
-        </w:rPr>
-        <w:t>.</w:t>
-      </w:r>
-    </w:p>
-    <w:p>
-      <w:pPr>
-        <w:spacing w:line="336" w:lineRule="auto" w:after="180"/>
-        <w:shd w:fill="F4F9FC"/>
-      </w:pPr>
-      <w:r>
-        <w:rPr>
-          <w:b w:val="0"/>
-        </w:rPr>
-        <w:t>1. Simple rule: difficulty ≤ reader level + 1.</w:t>
-      </w:r>
-    </w:p>
-    <w:p>
-      <w:pPr>
-        <w:spacing w:line="336" w:lineRule="auto" w:after="180"/>
-        <w:shd w:fill="F4F9FC"/>
-      </w:pPr>
-      <w:r>
-        <w:rPr>
-          <w:b w:val="0"/>
-        </w:rPr>
-        <w:t xml:space="preserve">2. Memorized rule: seven title-specific </w:t>
-      </w:r>
-      <w:r>
-        <w:rPr>
-          <w:b/>
-        </w:rPr>
-        <w:t>exception</w:t>
-      </w:r>
-      <w:r>
-        <w:rPr>
-          <w:b w:val="0"/>
-        </w:rPr>
-        <w:t>s.</w:t>
-      </w:r>
-    </w:p>
-    <w:p>
-      <w:pPr>
-        <w:spacing w:line="336" w:lineRule="auto" w:after="180"/>
-        <w:shd w:fill="F4F9FC"/>
-      </w:pPr>
-      <w:r>
-        <w:rPr>
-          <w:b w:val="0"/>
-        </w:rPr>
-        <w:t xml:space="preserve">3. Both fit the seen books; only new books reveal </w:t>
-      </w:r>
-      <w:r>
-        <w:rPr>
-          <w:b/>
-        </w:rPr>
-        <w:t>generalization</w:t>
-      </w:r>
-      <w:r>
-        <w:rPr>
-          <w:b w:val="0"/>
-        </w:rPr>
-        <w:t>.</w:t>
-      </w:r>
-    </w:p>
-    <w:p>
-      <w:pPr>
-        <w:spacing w:line="336" w:lineRule="auto" w:after="180"/>
-        <w:shd w:fill="F4F9FC"/>
-      </w:pPr>
-      <w:r>
-        <w:rPr>
-          <w:b w:val="0"/>
-        </w:rPr>
-        <w:t>4. Prefer the simplest rule that performs well on fair validation cases.</w:t>
-      </w:r>
-    </w:p>
-    <w:p>
-      <w:pPr>
-        <w:spacing w:line="336" w:lineRule="auto" w:after="180"/>
-      </w:pPr>
-      <w:r>
-        <w:rPr>
-          <w:b w:val="0"/>
-        </w:rPr>
-        <w:t>Recalculate, retrace, or restate the reasoning in your own representation:</w:t>
-      </w:r>
-    </w:p>
-    <w:p>
-      <w:pPr>
-        <w:spacing w:line="336" w:lineRule="auto" w:after="180"/>
-        <w:shd w:fill="F5F1FB"/>
-      </w:pPr>
-      <w:r>
-        <w:rPr>
-          <w:b w:val="0"/>
-        </w:rPr>
-        <w:t xml:space="preserve">CHECK Did the </w:t>
-      </w:r>
-      <w:r>
-        <w:rPr>
-          <w:b/>
-        </w:rPr>
-        <w:t>evidence</w:t>
-      </w:r>
-      <w:r>
-        <w:rPr>
-          <w:b w:val="0"/>
-        </w:rPr>
-        <w:t xml:space="preserve"> answer the exact question? Did the total, path, or source record stay consistent?</w:t>
-      </w:r>
-    </w:p>
-    <w:p>
-      <w:pPr>
-        <w:pStyle w:val="Heading3"/>
-      </w:pPr>
-      <w:r>
-        <w:t>Concrete teaching case</w:t>
-      </w:r>
-    </w:p>
-    <w:p>
-      <w:pPr>
-        <w:pStyle w:val="Heading3"/>
-      </w:pPr>
-      <w:r>
-        <w:t>The teaching case</w:t>
-      </w:r>
-    </w:p>
-    <w:p>
-      <w:pPr>
-        <w:spacing w:line="336" w:lineRule="auto" w:after="180"/>
-        <w:shd w:fill="F1F6FC"/>
-      </w:pPr>
-      <w:r>
-        <w:rPr>
-          <w:b w:val="0"/>
-        </w:rPr>
-        <w:t xml:space="preserve">Rule A memorises six </w:t>
-      </w:r>
-      <w:r>
-        <w:rPr>
-          <w:b/>
-        </w:rPr>
-        <w:t>training</w:t>
-      </w:r>
-      <w:r>
-        <w:rPr>
-          <w:b w:val="0"/>
-        </w:rPr>
-        <w:t xml:space="preserve"> book names. It scores 6/6 familiar and 2/6 new. Rule B uses relevant traits but is untested.</w:t>
-      </w:r>
-    </w:p>
-    <w:p>
-      <w:pPr>
-        <w:spacing w:line="336" w:lineRule="auto" w:after="180"/>
-        <w:shd w:fill="F5F1FB"/>
-      </w:pPr>
-      <w:r>
-        <w:rPr>
-          <w:b w:val="0"/>
-        </w:rPr>
-        <w:t xml:space="preserve">What does the </w:t>
-      </w:r>
-      <w:r>
-        <w:rPr>
-          <w:b/>
-        </w:rPr>
-        <w:t>evidence</w:t>
-      </w:r>
-      <w:r>
-        <w:rPr>
-          <w:b w:val="0"/>
-        </w:rPr>
-        <w:t xml:space="preserve"> support?</w:t>
-      </w:r>
-    </w:p>
-    <w:p>
-      <w:pPr>
-        <w:pStyle w:val="Heading3"/>
-      </w:pPr>
-      <w:r>
-        <w:t>Exact explanation to model</w:t>
-      </w:r>
-    </w:p>
-    <w:p>
-      <w:pPr>
-        <w:pStyle w:val="Heading3"/>
-      </w:pPr>
-      <w:r>
-        <w:t>Why the result follows</w:t>
-      </w:r>
-    </w:p>
-    <w:p>
-      <w:pPr>
-        <w:spacing w:line="336" w:lineRule="auto" w:after="180"/>
-        <w:shd w:fill="F1F6FC"/>
-      </w:pPr>
-      <w:r>
-        <w:rPr>
-          <w:b w:val="0"/>
-        </w:rPr>
-        <w:t>A shows weak transfer. B might generalise better but requires testing; simplicity is not proof.</w:t>
-      </w:r>
-    </w:p>
-    <w:p>
-      <w:pPr>
-        <w:pStyle w:val="Heading3"/>
-      </w:pPr>
-      <w:r>
         <w:t>Explain the added worked example</w:t>
-      </w:r>
-    </w:p>
-    <w:p>
-      <w:pPr>
-        <w:pStyle w:val="Heading3"/>
-      </w:pPr>
-      <w:r>
-        <w:t>Explain the added worked example · 1</w:t>
-      </w:r>
-    </w:p>
-    <w:p>
-      <w:pPr>
-        <w:spacing w:line="336" w:lineRule="auto" w:after="180"/>
-      </w:pPr>
-      <w:r>
-        <w:rPr>
-          <w:b w:val="0"/>
-        </w:rPr>
-        <w:t xml:space="preserve">A more flexible model can represent complicated relationships and accidental details. </w:t>
-      </w:r>
-      <w:r>
-        <w:rPr>
-          <w:b/>
-        </w:rPr>
-        <w:t>Capacity</w:t>
-      </w:r>
-      <w:r>
-        <w:rPr>
-          <w:b w:val="0"/>
-        </w:rPr>
-        <w:t xml:space="preserve"> can help when there is enough relevant </w:t>
-      </w:r>
-      <w:r>
-        <w:rPr>
-          <w:b/>
-        </w:rPr>
-        <w:t>evidence</w:t>
-      </w:r>
-      <w:r>
-        <w:rPr>
-          <w:b w:val="0"/>
-        </w:rPr>
-        <w:t xml:space="preserve">, but perfect </w:t>
-      </w:r>
-      <w:r>
-        <w:rPr>
-          <w:b/>
-        </w:rPr>
-        <w:t>training</w:t>
-      </w:r>
-      <w:r>
-        <w:rPr>
-          <w:b w:val="0"/>
-        </w:rPr>
-        <w:t xml:space="preserve"> performance is not the goal.</w:t>
-      </w:r>
-    </w:p>
-    <w:p>
-      <w:pPr>
-        <w:spacing w:line="336" w:lineRule="auto" w:after="180"/>
-      </w:pPr>
-      <w:r>
-        <w:rPr>
-          <w:b w:val="0"/>
-        </w:rPr>
-        <w:t xml:space="preserve">Compare </w:t>
-      </w:r>
-      <w:r>
-        <w:rPr>
-          <w:b/>
-        </w:rPr>
-        <w:t>training</w:t>
-      </w:r>
-      <w:r>
-        <w:rPr>
-          <w:b w:val="0"/>
-        </w:rPr>
-        <w:t xml:space="preserve"> and validation using the same metric while checking leakage and representativeness.</w:t>
-      </w:r>
-    </w:p>
-    <w:p>
-      <w:pPr>
-        <w:spacing w:line="336" w:lineRule="auto" w:after="180"/>
-      </w:pPr>
-      <w:r>
-        <w:rPr>
-          <w:b w:val="0"/>
-        </w:rPr>
-        <w:t>Use fictional classroom data throughout this investigation. Keep the task, units, reference labels and data split visible as you reason.</w:t>
-      </w:r>
-    </w:p>
-    <w:p>
-      <w:pPr>
-        <w:spacing w:line="336" w:lineRule="auto" w:after="180"/>
-      </w:pPr>
-      <w:r>
-        <w:rPr>
-          <w:b w:val="0"/>
-        </w:rPr>
-        <w:t xml:space="preserve">Earlier weeks supplied the model-building </w:t>
-      </w:r>
-      <w:r>
-        <w:rPr>
-          <w:b/>
-        </w:rPr>
-        <w:t>process</w:t>
-      </w:r>
-      <w:r>
-        <w:rPr>
-          <w:b w:val="0"/>
-        </w:rPr>
-        <w:t xml:space="preserve">; this week examines </w:t>
-      </w:r>
-      <w:r>
-        <w:rPr>
-          <w:b/>
-        </w:rPr>
-        <w:t>overfitting</w:t>
-      </w:r>
-      <w:r>
-        <w:rPr>
-          <w:b w:val="0"/>
-        </w:rPr>
-        <w:t xml:space="preserve"> and model </w:t>
-      </w:r>
-      <w:r>
-        <w:rPr>
-          <w:b/>
-        </w:rPr>
-        <w:t>capacity</w:t>
-      </w:r>
-      <w:r>
-        <w:rPr>
-          <w:b w:val="0"/>
-        </w:rPr>
-        <w:t>.</w:t>
-      </w:r>
-    </w:p>
-    <w:p>
-      <w:pPr>
-        <w:pStyle w:val="Heading3"/>
-      </w:pPr>
-      <w:r>
-        <w:t>Explain the added worked example · 2</w:t>
-      </w:r>
-    </w:p>
-    <w:p>
-      <w:pPr>
-        <w:spacing w:line="336" w:lineRule="auto" w:after="180"/>
-      </w:pPr>
-      <w:r>
-        <w:rPr>
-          <w:b w:val="0"/>
-        </w:rPr>
-        <w:t xml:space="preserve">MAE means mean absolute error: find the size of each prediction mistake without its plus or minus sign, then average those sizes. Lower MAE means smaller average mistakes in the stated units. On the same regression split, a constant has </w:t>
-      </w:r>
-      <w:r>
-        <w:rPr>
-          <w:b/>
-        </w:rPr>
-        <w:t>training</w:t>
-      </w:r>
-      <w:r>
-        <w:rPr>
-          <w:b w:val="0"/>
-        </w:rPr>
-        <w:t xml:space="preserve"> MAE 5 and validation 6, a line has </w:t>
-      </w:r>
-      <w:r>
-        <w:rPr>
-          <w:b/>
-        </w:rPr>
-        <w:t>training</w:t>
-      </w:r>
-      <w:r>
-        <w:rPr>
-          <w:b w:val="0"/>
-        </w:rPr>
-        <w:t xml:space="preserve"> 2 and validation 3, and a highly flexible curve has </w:t>
-      </w:r>
-      <w:r>
-        <w:rPr>
-          <w:b/>
-        </w:rPr>
-        <w:t>training</w:t>
-      </w:r>
-      <w:r>
-        <w:rPr>
-          <w:b w:val="0"/>
-        </w:rPr>
-        <w:t xml:space="preserve"> 0 and validation 8. Under smallest validation MAE, choose the line.</w:t>
-      </w:r>
-    </w:p>
-    <w:p>
-      <w:pPr>
-        <w:spacing w:line="336" w:lineRule="auto" w:after="180"/>
-      </w:pPr>
-      <w:r>
-        <w:rPr>
-          <w:b w:val="0"/>
-        </w:rPr>
-        <w:t xml:space="preserve">The curve has the lowest </w:t>
-      </w:r>
-      <w:r>
-        <w:rPr>
-          <w:b/>
-        </w:rPr>
-        <w:t>training</w:t>
-      </w:r>
-      <w:r>
-        <w:rPr>
-          <w:b w:val="0"/>
-        </w:rPr>
-        <w:t xml:space="preserve"> loss but the worst validation result.</w:t>
-      </w:r>
-    </w:p>
-    <w:p>
-      <w:pPr>
-        <w:spacing w:line="336" w:lineRule="auto" w:after="180"/>
-      </w:pPr>
-      <w:r>
-        <w:rPr>
-          <w:b w:val="0"/>
-        </w:rPr>
-        <w:t xml:space="preserve">Before continuing, underline the decision rule and circle the </w:t>
-      </w:r>
-      <w:r>
-        <w:rPr>
-          <w:b/>
-        </w:rPr>
-        <w:t>evidence</w:t>
-      </w:r>
-      <w:r>
-        <w:rPr>
-          <w:b w:val="0"/>
-        </w:rPr>
-        <w:t xml:space="preserve"> that supports the conclusion. Explain the example to a partner without replacing the counts or conditions with a stronger claim.</w:t>
-      </w:r>
-    </w:p>
-    <w:p>
-      <w:pPr>
-        <w:spacing w:line="336" w:lineRule="auto" w:after="180"/>
-      </w:pPr>
-      <w:r>
-        <w:rPr>
-          <w:b w:val="0"/>
-        </w:rPr>
-        <w:t>Keep the distinction between an observed result and a proposed next step.</w:t>
       </w:r>
     </w:p>
     <w:p>
@@ -1869,34 +2692,6 @@
         <w:t>The curve result is consistent with overfitting, but a gap alone does not prove its cause. A changed population, bad labels or a split error could also produce a gap. Inspect the procedure before claiming a diagnosis. The constant may miss useful structure, but these numbers alone do not identify the true relationship.</w:t>
       </w:r>
     </w:p>
-    <w:p>
-      <w:pPr>
-        <w:pStyle w:val="Heading3"/>
-      </w:pPr>
-      <w:r>
-        <w:t>Does a training-validation gap alone prove overfitting? Explain the steps or evidence behind your response.</w:t>
-      </w:r>
-    </w:p>
-    <w:p>
-      <w:r>
-        <w:t>________________________________________________________________</w:t>
-      </w:r>
-    </w:p>
-    <w:p>
-      <w:r>
-        <w:t>________________________________________________________________</w:t>
-      </w:r>
-    </w:p>
-    <w:p>
-      <w:r>
-        <w:t>________________________________________________________________</w:t>
-      </w:r>
-    </w:p>
-    <w:p>
-      <w:r>
-        <w:t>________________________________________________________________</w:t>
-      </w:r>
-    </w:p>
     <w:tbl>
       <w:tblPr>
         <w:tblStyle w:val="LightShading-Accent1"/>
@@ -2001,17 +2796,6 @@
     </w:tbl>
     <w:p>
       <w:pPr>
-        <w:spacing w:line="336" w:lineRule="auto" w:after="180"/>
-      </w:pPr>
-      <w:r>
-        <w:rPr>
-          <w:b w:val="0"/>
-        </w:rPr>
-        <w:t>Use the diagram and verbal explanation together. Ask learners to match a sentence to a specific visual step; do not assign learners fixed visual or auditory learning styles.</w:t>
-      </w:r>
-    </w:p>
-    <w:p>
-      <w:pPr>
         <w:pStyle w:val="Heading3"/>
       </w:pPr>
       <w:r>
@@ -2020,109 +2804,10 @@
     </w:p>
     <w:p>
       <w:pPr>
-        <w:spacing w:line="336" w:lineRule="auto" w:after="180"/>
-      </w:pPr>
-      <w:r>
-        <w:rPr>
-          <w:b w:val="0"/>
-        </w:rPr>
-        <w:t xml:space="preserve">A fictional project compares three book-length </w:t>
-      </w:r>
-      <w:r>
-        <w:rPr>
-          <w:b/>
-        </w:rPr>
-        <w:t>prediction</w:t>
-      </w:r>
-      <w:r>
-        <w:rPr>
-          <w:b w:val="0"/>
-        </w:rPr>
-        <w:t xml:space="preserve"> models on the same development sets.</w:t>
-      </w:r>
-    </w:p>
-    <w:p>
-      <w:pPr>
         <w:pStyle w:val="Heading3"/>
       </w:pPr>
       <w:r>
         <w:t>The facts we will use</w:t>
-      </w:r>
-    </w:p>
-    <w:p>
-      <w:pPr>
-        <w:pStyle w:val="Heading3"/>
-      </w:pPr>
-      <w:r>
-        <w:t>Supplied facts</w:t>
-      </w:r>
-    </w:p>
-    <w:p>
-      <w:pPr>
-        <w:spacing w:line="336" w:lineRule="auto" w:after="180"/>
-        <w:shd w:fill="F1F6FC"/>
-      </w:pPr>
-      <w:r>
-        <w:rPr>
-          <w:b w:val="0"/>
-        </w:rPr>
-        <w:t xml:space="preserve">Mean absolute errors in pages: Simple </w:t>
-      </w:r>
-      <w:r>
-        <w:rPr>
-          <w:b/>
-        </w:rPr>
-        <w:t>training</w:t>
-      </w:r>
-      <w:r>
-        <w:rPr>
-          <w:b w:val="0"/>
-        </w:rPr>
-        <w:t xml:space="preserve"> 5, validation 6; Medium </w:t>
-      </w:r>
-      <w:r>
-        <w:rPr>
-          <w:b/>
-        </w:rPr>
-        <w:t>training</w:t>
-      </w:r>
-      <w:r>
-        <w:rPr>
-          <w:b w:val="0"/>
-        </w:rPr>
-        <w:t xml:space="preserve"> 2, validation 3; Complex </w:t>
-      </w:r>
-      <w:r>
-        <w:rPr>
-          <w:b/>
-        </w:rPr>
-        <w:t>training</w:t>
-      </w:r>
-      <w:r>
-        <w:rPr>
-          <w:b w:val="0"/>
-        </w:rPr>
-        <w:t xml:space="preserve"> 0, validation 7.</w:t>
-      </w:r>
-    </w:p>
-    <w:p>
-      <w:pPr>
-        <w:pStyle w:val="Heading3"/>
-      </w:pPr>
-      <w:r>
-        <w:t>Supplied facts</w:t>
-      </w:r>
-    </w:p>
-    <w:p>
-      <w:pPr>
-        <w:spacing w:line="336" w:lineRule="auto" w:after="180"/>
-        <w:shd w:fill="F1F6FC"/>
-      </w:pPr>
-      <w:r>
-        <w:rPr>
-          <w:b w:val="0"/>
-        </w:rPr>
-        <w:t>Select lowest validation error; untouched final tests are not used for selection.</w:t>
       </w:r>
     </w:p>
     <w:p>
@@ -2130,7 +2815,7 @@
         <w:drawing>
           <wp:inline xmlns:a="http://schemas.openxmlformats.org/drawingml/2006/main" xmlns:pic="http://schemas.openxmlformats.org/drawingml/2006/picture">
             <wp:extent cx="5486400" cy="3657600"/>
-            <wp:docPr id="1" name="Picture 1" descr="Training and validation errors"/>
+            <wp:docPr id="2" name="Picture 2" descr="Training and validation errors"/>
             <wp:cNvGraphicFramePr>
               <a:graphicFrameLocks noChangeAspect="1"/>
             </wp:cNvGraphicFramePr>
@@ -2142,7 +2827,7 @@
                     <pic:cNvPicPr/>
                   </pic:nvPicPr>
                   <pic:blipFill>
-                    <a:blip r:embed="rId9"/>
+                    <a:blip r:embed="rId10"/>
                     <a:stretch>
                       <a:fillRect/>
                     </a:stretch>
@@ -2166,7 +2851,7 @@
         <w:drawing>
           <wp:inline xmlns:a="http://schemas.openxmlformats.org/drawingml/2006/main" xmlns:pic="http://schemas.openxmlformats.org/drawingml/2006/picture">
             <wp:extent cx="5191636" cy="5943599"/>
-            <wp:docPr id="2" name="Picture 2" descr="Overfitting Intuition. Training comparison: Complex fits training perfectly with zero error.. Validation comparison: Medium has error 3, versus Simple 6 and Complex 7.. Choose for development: Select Medium under the declared lowest-validation-error rule.. Final evaluation: Freeze the selection, then evaluate new reserved cases."/>
+            <wp:docPr id="3" name="Picture 3" descr="Overfitting Intuition. Training comparison: Complex fits training perfectly with zero error.. Validation comparison: Medium has error 3, versus Simple 6 and Complex 7.. Choose for development: Select Medium under the declared lowest-validation-error rule.. Final evaluation: Freeze the selection, then evaluate new reserved cases."/>
             <wp:cNvGraphicFramePr>
               <a:graphicFrameLocks noChangeAspect="1"/>
             </wp:cNvGraphicFramePr>
@@ -2178,7 +2863,7 @@
                     <pic:cNvPicPr/>
                   </pic:nvPicPr>
                   <pic:blipFill>
-                    <a:blip r:embed="rId10"/>
+                    <a:blip r:embed="rId11"/>
                     <a:stretch>
                       <a:fillRect/>
                     </a:stretch>
@@ -2347,19 +3032,55 @@
         <w:pStyle w:val="Heading3"/>
       </w:pPr>
       <w:r>
-        <w:t>Why the result follows</w:t>
+        <w:t>What this example does not establish</w:t>
+      </w:r>
+    </w:p>
+    <w:p>
+      <w:pPr>
+        <w:pStyle w:val="Heading3"/>
+      </w:pPr>
+      <w:r>
+        <w:t>Change one thing in the pictured case</w:t>
+      </w:r>
+    </w:p>
+    <w:p>
+      <w:pPr>
+        <w:pStyle w:val="Heading3"/>
+      </w:pPr>
+      <w:r>
+        <w:t>Ask while showing the picture</w:t>
+      </w:r>
+    </w:p>
+    <w:p>
+      <w:pPr>
+        <w:pStyle w:val="Heading1"/>
+      </w:pPr>
+      <w:r>
+        <w:t>03. Guide the reasoning, then remove help</w:t>
+      </w:r>
+    </w:p>
+    <w:p>
+      <w:r>
+        <w:t>Collect a response from each learner before discussing the worked key.</w:t>
+      </w:r>
+    </w:p>
+    <w:p>
+      <w:pPr>
+        <w:pStyle w:val="Heading2"/>
+      </w:pPr>
+      <w:r>
+        <w:t>Prompt before revealing</w:t>
       </w:r>
     </w:p>
     <w:p>
       <w:pPr>
         <w:spacing w:line="336" w:lineRule="auto" w:after="180"/>
-        <w:shd w:fill="F1F6FC"/>
       </w:pPr>
       <w:r>
         <w:rPr>
           <w:b w:val="0"/>
         </w:rPr>
-        <w:t xml:space="preserve">A flexible model can fit quirks of its </w:t>
+        <w:t xml:space="preserve">Completion task: Does a </w:t>
       </w:r>
       <w:r>
         <w:rPr>
@@ -2371,55 +3092,322 @@
         <w:rPr>
           <w:b w:val="0"/>
         </w:rPr>
-        <w:t xml:space="preserve"> set without predicting new examples well. Here Complex’s </w:t>
+        <w:t xml:space="preserve">-validation gap alone prove </w:t>
       </w:r>
       <w:r>
         <w:rPr>
           <w:b/>
         </w:rPr>
+        <w:t>overfitting</w:t>
+      </w:r>
+      <w:r>
+        <w:rPr>
+          <w:b w:val="0"/>
+        </w:rPr>
+        <w:t>?</w:t>
+      </w:r>
+    </w:p>
+    <w:p>
+      <w:pPr>
+        <w:pStyle w:val="Heading2"/>
+      </w:pPr>
+      <w:r>
+        <w:t>Expected reasoning and fading help</w:t>
+      </w:r>
+    </w:p>
+    <w:p>
+      <w:pPr>
+        <w:spacing w:line="336" w:lineRule="auto" w:after="180"/>
+      </w:pPr>
+      <w:r>
+        <w:rPr>
+          <w:b w:val="0"/>
+        </w:rPr>
+        <w:t xml:space="preserve">Teacher check: Teacher explanation: No. It is consistent with </w:t>
+      </w:r>
+      <w:r>
+        <w:rPr>
+          <w:b/>
+        </w:rPr>
+        <w:t>overfitting</w:t>
+      </w:r>
+      <w:r>
+        <w:rPr>
+          <w:b w:val="0"/>
+        </w:rPr>
+        <w:t xml:space="preserve"> but may also reflect shift, data quality or split problems.</w:t>
+      </w:r>
+    </w:p>
+    <w:p>
+      <w:pPr>
+        <w:spacing w:line="336" w:lineRule="auto" w:after="180"/>
+      </w:pPr>
+      <w:r>
+        <w:rPr>
+          <w:b w:val="0"/>
+        </w:rPr>
+        <w:t xml:space="preserve">Start by identifying the given </w:t>
+      </w:r>
+      <w:r>
+        <w:rPr>
+          <w:b/>
+        </w:rPr>
+        <w:t>input</w:t>
+      </w:r>
+      <w:r>
+        <w:rPr>
+          <w:b w:val="0"/>
+        </w:rPr>
+        <w:t>s together. Leave the intermediate steps blank. If needed, model one step, then withdraw that help on the next step. Move to a full trace only when the partial trace is understood.</w:t>
+      </w:r>
+    </w:p>
+    <w:p>
+      <w:pPr>
+        <w:spacing w:line="336" w:lineRule="auto" w:after="180"/>
+      </w:pPr>
+      <w:r>
+        <w:rPr>
+          <w:b w:val="0"/>
+        </w:rPr>
+        <w:t>For partners, alternate explainer and checker; collect a response from every learner before discussion.</w:t>
+      </w:r>
+    </w:p>
+    <w:p>
+      <w:pPr>
+        <w:pStyle w:val="Heading2"/>
+      </w:pPr>
+      <w:r>
+        <w:t>Check the misconception before discussion</w:t>
+      </w:r>
+    </w:p>
+    <w:p>
+      <w:pPr>
+        <w:spacing w:line="336" w:lineRule="auto" w:after="180"/>
+      </w:pPr>
+      <w:r>
+        <w:rPr>
+          <w:b w:val="0"/>
+        </w:rPr>
+        <w:t xml:space="preserve">Use the worked case for </w:t>
+      </w:r>
+      <w:r>
+        <w:rPr>
+          <w:b/>
+        </w:rPr>
+        <w:t>Overfitting</w:t>
+      </w:r>
+      <w:r>
+        <w:rPr>
+          <w:b w:val="0"/>
+        </w:rPr>
+        <w:t xml:space="preserve"> and model </w:t>
+      </w:r>
+      <w:r>
+        <w:rPr>
+          <w:b/>
+        </w:rPr>
+        <w:t>capacity</w:t>
+      </w:r>
+      <w:r>
+        <w:rPr>
+          <w:b w:val="0"/>
+        </w:rPr>
+        <w:t>. Proposed explanation: “A final answer is enough”. Decide whether this explanation is supported.</w:t>
+      </w:r>
+    </w:p>
+    <w:p>
+      <w:pPr>
+        <w:spacing w:line="336" w:lineRule="auto" w:after="180"/>
+      </w:pPr>
+      <w:r>
+        <w:rPr>
+          <w:b w:val="0"/>
+        </w:rPr>
+        <w:t>Point to the step or supplied fact that decides; explain your repair if needed.</w:t>
+      </w:r>
+    </w:p>
+    <w:p>
+      <w:pPr>
+        <w:spacing w:line="336" w:lineRule="auto" w:after="180"/>
+      </w:pPr>
+      <w:r>
+        <w:rPr>
+          <w:b w:val="0"/>
+        </w:rPr>
+        <w:t xml:space="preserve">Expected correction: Ask for the relevant counts, units, procedure or saved record. For this week: Choose the line with validation MAE 3. The curve </w:t>
+      </w:r>
+      <w:r>
+        <w:rPr>
+          <w:b/>
+        </w:rPr>
         <w:t>training</w:t>
       </w:r>
       <w:r>
         <w:rPr>
           <w:b w:val="0"/>
         </w:rPr>
-        <w:t xml:space="preserve"> success occurs alongside the worst validation error.</w:t>
+        <w:t xml:space="preserve"> MAE 0 does not compensate for validation MAE 8.</w:t>
       </w:r>
     </w:p>
     <w:p>
       <w:pPr>
         <w:spacing w:line="336" w:lineRule="auto" w:after="180"/>
-        <w:shd w:fill="F1F6FC"/>
       </w:pPr>
       <w:r>
         <w:rPr>
           <w:b w:val="0"/>
         </w:rPr>
-        <w:t xml:space="preserve">The numbers are invented comparisons, not a claim that </w:t>
+        <w:t>Collect explanations, not only yes/no votes. If a misunderstanding is common, re-model the relevant step for the class.</w:t>
+      </w:r>
+    </w:p>
+    <w:p>
+      <w:pPr>
+        <w:spacing w:line="336" w:lineRule="auto" w:after="180"/>
+      </w:pPr>
+      <w:r>
+        <w:rPr>
+          <w:b w:val="0"/>
+        </w:rPr>
+        <w:t>If it affects a few learners, give a short targeted group explanation while others solve a more demanding variation.</w:t>
+      </w:r>
+    </w:p>
+    <w:p>
+      <w:pPr>
+        <w:pStyle w:val="Heading2"/>
+      </w:pPr>
+      <w:r>
+        <w:t>Use the pictorial check</w:t>
+      </w:r>
+    </w:p>
+    <w:p>
+      <w:pPr>
+        <w:spacing w:line="336" w:lineRule="auto" w:after="180"/>
+      </w:pPr>
+      <w:r>
+        <w:rPr>
+          <w:b w:val="0"/>
+        </w:rPr>
+        <w:t xml:space="preserve">Does zero </w:t>
       </w:r>
       <w:r>
         <w:rPr>
           <w:b/>
         </w:rPr>
-        <w:t>complexity</w:t>
+        <w:t>training</w:t>
       </w:r>
       <w:r>
         <w:rPr>
           <w:b w:val="0"/>
         </w:rPr>
-        <w:t xml:space="preserve"> always hurts. Choosing Medium uses development </w:t>
+        <w:t xml:space="preserve"> error justify choosing Complex in the original record?</w:t>
+      </w:r>
+    </w:p>
+    <w:p>
+      <w:pPr>
+        <w:spacing w:line="336" w:lineRule="auto" w:after="180"/>
+      </w:pPr>
+      <w:r>
+        <w:rPr>
+          <w:b w:val="0"/>
+        </w:rPr>
+        <w:t>No. The declared criterion is validation error; Medium’s 3 is lowest, while Complex’s validation error is 7.</w:t>
+      </w:r>
+    </w:p>
+    <w:p>
+      <w:pPr>
+        <w:spacing w:line="336" w:lineRule="auto" w:after="180"/>
+      </w:pPr>
+      <w:r>
+        <w:rPr>
+          <w:b w:val="0"/>
+        </w:rPr>
+        <w:t>Changed-case reasoning: The stated rule now selects Complex. The rule compares validation errors; it does not ban complex models.</w:t>
+      </w:r>
+    </w:p>
+    <w:p>
+      <w:pPr>
+        <w:spacing w:line="336" w:lineRule="auto" w:after="180"/>
+      </w:pPr>
+      <w:r>
+        <w:rPr>
+          <w:b w:val="0"/>
+        </w:rPr>
+        <w:t xml:space="preserve">Collect each learner’s explanation before discussion. Use the first missing connection between </w:t>
       </w:r>
       <w:r>
         <w:rPr>
           <w:b/>
         </w:rPr>
+        <w:t>input</w:t>
+      </w:r>
+      <w:r>
+        <w:rPr>
+          <w:b w:val="0"/>
+        </w:rPr>
+        <w:t xml:space="preserve">, deciding step and result to choose support. This question is worked-case practice, not fresh mastery </w:t>
+      </w:r>
+      <w:r>
+        <w:rPr>
+          <w:b/>
+        </w:rPr>
         <w:t>evidence</w:t>
       </w:r>
       <w:r>
         <w:rPr>
           <w:b w:val="0"/>
         </w:rPr>
-        <w:t>; its validation score must not be advertised as an untouched final-test result.</w:t>
+        <w:t>.</w:t>
+      </w:r>
+    </w:p>
+    <w:p>
+      <w:pPr>
+        <w:pStyle w:val="Heading2"/>
+      </w:pPr>
+      <w:r>
+        <w:t>Keep each learner explaining</w:t>
+      </w:r>
+    </w:p>
+    <w:p>
+      <w:pPr>
+        <w:pStyle w:val="ListBullet"/>
+      </w:pPr>
+      <w:r>
+        <w:t>Ask: Which facts are given, and which would we have to assume? Learners mark relevant details before discussing answers.</w:t>
+      </w:r>
+    </w:p>
+    <w:p>
+      <w:pPr>
+        <w:pStyle w:val="ListBullet"/>
+      </w:pPr>
+      <w:r>
+        <w:t>Say: Predict first. Show the rule, information path or calculation that would produce the result. A correct guess is not yet an explanation.</w:t>
+      </w:r>
+    </w:p>
+    <w:p>
+      <w:pPr>
+        <w:pStyle w:val="ListBullet"/>
+      </w:pPr>
+      <w:r>
+        <w:t>In pairs, one learner solves while the other checks evidence; exchange roles. Remove the worked answer before independent assessment.</w:t>
+      </w:r>
+    </w:p>
+    <w:p>
+      <w:pPr>
+        <w:pStyle w:val="Heading2"/>
+      </w:pPr>
+      <w:r>
+        <w:t>Earlier wording, alternatives and picture transcripts · reference / check after trying</w:t>
+      </w:r>
+    </w:p>
+    <w:p>
+      <w:pPr>
+        <w:spacing w:line="336" w:lineRule="auto" w:after="180"/>
+      </w:pPr>
+      <w:r>
+        <w:rPr>
+          <w:b w:val="0"/>
+        </w:rPr>
+        <w:t>Demonstrate and guide practice</w:t>
       </w:r>
     </w:p>
     <w:p>
@@ -2427,7 +3415,87 @@
         <w:pStyle w:val="Heading3"/>
       </w:pPr>
       <w:r>
-        <w:t>What this example does not establish</w:t>
+        <w:t>Board sequence</w:t>
+      </w:r>
+    </w:p>
+    <w:p>
+      <w:pPr>
+        <w:spacing w:line="336" w:lineRule="auto" w:after="180"/>
+      </w:pPr>
+      <w:r>
+        <w:rPr>
+          <w:b w:val="0"/>
+        </w:rPr>
+        <w:t xml:space="preserve">Write the given facts: Rule A memorises six </w:t>
+      </w:r>
+      <w:r>
+        <w:rPr>
+          <w:b/>
+        </w:rPr>
+        <w:t>training</w:t>
+      </w:r>
+      <w:r>
+        <w:rPr>
+          <w:b w:val="0"/>
+        </w:rPr>
+        <w:t xml:space="preserve"> book names. It scores 6/6 familiar and 2/6 new. Rule B uses relevant traits but is untested.</w:t>
+      </w:r>
+    </w:p>
+    <w:p>
+      <w:pPr>
+        <w:spacing w:line="336" w:lineRule="auto" w:after="180"/>
+      </w:pPr>
+      <w:r>
+        <w:rPr>
+          <w:b w:val="0"/>
+        </w:rPr>
+        <w:t xml:space="preserve">Write the question to explain: What does the </w:t>
+      </w:r>
+      <w:r>
+        <w:rPr>
+          <w:b/>
+        </w:rPr>
+        <w:t>evidence</w:t>
+      </w:r>
+      <w:r>
+        <w:rPr>
+          <w:b w:val="0"/>
+        </w:rPr>
+        <w:t xml:space="preserve"> support?</w:t>
+      </w:r>
+    </w:p>
+    <w:p>
+      <w:pPr>
+        <w:spacing w:line="336" w:lineRule="auto" w:after="180"/>
+      </w:pPr>
+      <w:r>
+        <w:rPr>
+          <w:b w:val="0"/>
+        </w:rPr>
+        <w:t xml:space="preserve">Reveal after </w:t>
+      </w:r>
+      <w:r>
+        <w:rPr>
+          <w:b/>
+        </w:rPr>
+        <w:t>prediction</w:t>
+      </w:r>
+      <w:r>
+        <w:rPr>
+          <w:b w:val="0"/>
+        </w:rPr>
+        <w:t>s: A shows weak transfer. B might generalise better but requires testing; simplicity is not proof.</w:t>
+      </w:r>
+    </w:p>
+    <w:p>
+      <w:pPr>
+        <w:spacing w:line="336" w:lineRule="auto" w:after="180"/>
+      </w:pPr>
+      <w:r>
+        <w:rPr>
+          <w:b w:val="0"/>
+        </w:rPr>
+        <w:t>Use the earlier changed question as optional later practice. Reserve Apply independently for the first independent attempt before hints or feedback.</w:t>
       </w:r>
     </w:p>
     <w:p>
@@ -2435,398 +3503,18 @@
         <w:pStyle w:val="Heading3"/>
       </w:pPr>
       <w:r>
-        <w:t>Keep the stated limit</w:t>
+        <w:t>Classroom dialogue</w:t>
       </w:r>
     </w:p>
     <w:p>
       <w:pPr>
         <w:spacing w:line="336" w:lineRule="auto" w:after="180"/>
-        <w:shd w:fill="FFF5E6"/>
       </w:pPr>
       <w:r>
         <w:rPr>
           <w:b w:val="0"/>
         </w:rPr>
-        <w:t xml:space="preserve">A single small validation set may be noisy; selection </w:t>
-      </w:r>
-      <w:r>
-        <w:rPr>
-          <w:b/>
-        </w:rPr>
-        <w:t>evidence</w:t>
-      </w:r>
-      <w:r>
-        <w:rPr>
-          <w:b w:val="0"/>
-        </w:rPr>
-        <w:t xml:space="preserve"> does not prove future population performance.</w:t>
-      </w:r>
-    </w:p>
-    <w:p>
-      <w:pPr>
-        <w:pStyle w:val="Heading3"/>
-      </w:pPr>
-      <w:r>
-        <w:t>Change one thing in the pictured case</w:t>
-      </w:r>
-    </w:p>
-    <w:p>
-      <w:pPr>
-        <w:pStyle w:val="Heading3"/>
-      </w:pPr>
-      <w:r>
-        <w:t>Change one thing</w:t>
-      </w:r>
-    </w:p>
-    <w:p>
-      <w:pPr>
-        <w:spacing w:line="336" w:lineRule="auto" w:after="180"/>
-        <w:shd w:fill="F5F1FB"/>
-      </w:pPr>
-      <w:r>
-        <w:rPr>
-          <w:b w:val="0"/>
-        </w:rPr>
-        <w:t>Change: Complex’s validation error becomes 2 on a newly documented, fair development comparison.</w:t>
-      </w:r>
-    </w:p>
-    <w:p>
-      <w:pPr>
-        <w:pStyle w:val="Heading3"/>
-      </w:pPr>
-      <w:r>
-        <w:t>Predicted result</w:t>
-      </w:r>
-    </w:p>
-    <w:p>
-      <w:pPr>
-        <w:spacing w:line="336" w:lineRule="auto" w:after="180"/>
-        <w:shd w:fill="F1F6FC"/>
-      </w:pPr>
-      <w:r>
-        <w:rPr>
-          <w:b/>
-        </w:rPr>
-        <w:t>Prediction</w:t>
-      </w:r>
-      <w:r>
-        <w:rPr>
-          <w:b w:val="0"/>
-        </w:rPr>
-        <w:t>: The stated rule now selects Complex.</w:t>
-      </w:r>
-    </w:p>
-    <w:p>
-      <w:pPr>
-        <w:pStyle w:val="Heading3"/>
-      </w:pPr>
-      <w:r>
-        <w:t>Why the result follows</w:t>
-      </w:r>
-    </w:p>
-    <w:p>
-      <w:pPr>
-        <w:spacing w:line="336" w:lineRule="auto" w:after="180"/>
-        <w:shd w:fill="F1F6FC"/>
-      </w:pPr>
-      <w:r>
-        <w:rPr>
-          <w:b w:val="0"/>
-        </w:rPr>
-        <w:t>Reason: The rule compares validation errors; it does not ban complex models.</w:t>
-      </w:r>
-    </w:p>
-    <w:p>
-      <w:pPr>
-        <w:pStyle w:val="Heading3"/>
-      </w:pPr>
-      <w:r>
-        <w:t>Ask while showing the picture</w:t>
-      </w:r>
-    </w:p>
-    <w:p>
-      <w:pPr>
-        <w:pStyle w:val="Heading3"/>
-      </w:pPr>
-      <w:r>
-        <w:t>Ask while showing the picture · 3</w:t>
-      </w:r>
-    </w:p>
-    <w:p>
-      <w:pPr>
-        <w:spacing w:line="336" w:lineRule="auto" w:after="180"/>
-      </w:pPr>
-      <w:r>
-        <w:rPr>
-          <w:b w:val="0"/>
-        </w:rPr>
-        <w:t xml:space="preserve">Cover the result. Ask learners to name the </w:t>
-      </w:r>
-      <w:r>
-        <w:rPr>
-          <w:b/>
-        </w:rPr>
-        <w:t>input</w:t>
-      </w:r>
-      <w:r>
-        <w:rPr>
-          <w:b w:val="0"/>
-        </w:rPr>
-        <w:t xml:space="preserve">s and predict the next step. Uncover one step, connect the icon to the actual procedure, and explain its </w:t>
-      </w:r>
-      <w:r>
-        <w:rPr>
-          <w:b/>
-        </w:rPr>
-        <w:t>evidence</w:t>
-      </w:r>
-      <w:r>
-        <w:rPr>
-          <w:b w:val="0"/>
-        </w:rPr>
-        <w:t>. Then change the supplied condition and compare.</w:t>
-      </w:r>
-    </w:p>
-    <w:p>
-      <w:pPr>
-        <w:spacing w:line="336" w:lineRule="auto" w:after="180"/>
-      </w:pPr>
-      <w:r>
-        <w:rPr>
-          <w:b w:val="0"/>
-        </w:rPr>
-        <w:t>The picture is a representation; it does not document execution of a real AI model.</w:t>
-      </w:r>
-    </w:p>
-    <w:p>
-      <w:pPr>
-        <w:pStyle w:val="Heading1"/>
-      </w:pPr>
-      <w:r>
-        <w:t>03. Demonstrate and guide practice</w:t>
-      </w:r>
-    </w:p>
-    <w:p>
-      <w:r>
-        <w:t>Demonstrate Overfitting Intuition, reduce support deliberately and check individual reasoning before discussing answers.</w:t>
-      </w:r>
-    </w:p>
-    <w:p>
-      <w:pPr>
-        <w:pStyle w:val="Heading3"/>
-      </w:pPr>
-      <w:r>
-        <w:t>Board sequence</w:t>
-      </w:r>
-    </w:p>
-    <w:p>
-      <w:pPr>
-        <w:pStyle w:val="Heading3"/>
-      </w:pPr>
-      <w:r>
-        <w:t>1. Put the facts on the board</w:t>
-      </w:r>
-    </w:p>
-    <w:p>
-      <w:pPr>
-        <w:spacing w:line="336" w:lineRule="auto" w:after="180"/>
-        <w:shd w:fill="F4F9FC"/>
-      </w:pPr>
-      <w:r>
-        <w:rPr>
-          <w:b w:val="0"/>
-        </w:rPr>
-        <w:t xml:space="preserve">Write the given facts: Rule A memorises six </w:t>
-      </w:r>
-      <w:r>
-        <w:rPr>
-          <w:b/>
-        </w:rPr>
-        <w:t>training</w:t>
-      </w:r>
-      <w:r>
-        <w:rPr>
-          <w:b w:val="0"/>
-        </w:rPr>
-        <w:t xml:space="preserve"> book names. It scores 6/6 familiar and 2/6 new. Rule B uses relevant traits but is untested.</w:t>
-      </w:r>
-    </w:p>
-    <w:p>
-      <w:pPr>
-        <w:pStyle w:val="Heading3"/>
-      </w:pPr>
-      <w:r>
-        <w:t>2. State the decision to explain</w:t>
-      </w:r>
-    </w:p>
-    <w:p>
-      <w:pPr>
-        <w:spacing w:line="336" w:lineRule="auto" w:after="180"/>
-        <w:shd w:fill="F5F1FB"/>
-      </w:pPr>
-      <w:r>
-        <w:rPr>
-          <w:b w:val="0"/>
-        </w:rPr>
-        <w:t xml:space="preserve">Write the question to explain: What does the </w:t>
-      </w:r>
-      <w:r>
-        <w:rPr>
-          <w:b/>
-        </w:rPr>
-        <w:t>evidence</w:t>
-      </w:r>
-      <w:r>
-        <w:rPr>
-          <w:b w:val="0"/>
-        </w:rPr>
-        <w:t xml:space="preserve"> support?</w:t>
-      </w:r>
-    </w:p>
-    <w:p>
-      <w:pPr>
-        <w:pStyle w:val="Heading3"/>
-      </w:pPr>
-      <w:r>
-        <w:t>3. Reveal the worked reasoning</w:t>
-      </w:r>
-    </w:p>
-    <w:p>
-      <w:pPr>
-        <w:spacing w:line="336" w:lineRule="auto" w:after="180"/>
-        <w:shd w:fill="F1F6FC"/>
-      </w:pPr>
-      <w:r>
-        <w:rPr>
-          <w:b w:val="0"/>
-        </w:rPr>
-        <w:t xml:space="preserve">Reveal after </w:t>
-      </w:r>
-      <w:r>
-        <w:rPr>
-          <w:b/>
-        </w:rPr>
-        <w:t>prediction</w:t>
-      </w:r>
-      <w:r>
-        <w:rPr>
-          <w:b w:val="0"/>
-        </w:rPr>
-        <w:t>s: A shows weak transfer. B might generalise better but requires testing; simplicity is not proof.</w:t>
-      </w:r>
-    </w:p>
-    <w:p>
-      <w:pPr>
-        <w:pStyle w:val="Heading3"/>
-      </w:pPr>
-      <w:r>
-        <w:t>Hold back the independent task</w:t>
-      </w:r>
-    </w:p>
-    <w:p>
-      <w:pPr>
-        <w:spacing w:line="336" w:lineRule="auto" w:after="180"/>
-        <w:shd w:fill="F5F1FB"/>
-      </w:pPr>
-      <w:r>
-        <w:rPr>
-          <w:b w:val="0"/>
-        </w:rPr>
-        <w:t xml:space="preserve">Keep for an independent attempt: Rule A memorises six </w:t>
-      </w:r>
-      <w:r>
-        <w:rPr>
-          <w:b/>
-        </w:rPr>
-        <w:t>training</w:t>
-      </w:r>
-      <w:r>
-        <w:rPr>
-          <w:b w:val="0"/>
-        </w:rPr>
-        <w:t xml:space="preserve"> book IDs. Rule B uses a relevant topic feature. Why might A fail on a new ID? What test is needed?</w:t>
-      </w:r>
-    </w:p>
-    <w:p>
-      <w:pPr>
-        <w:pStyle w:val="Heading3"/>
-      </w:pPr>
-      <w:r>
-        <w:t>Classroom dialogue</w:t>
-      </w:r>
-    </w:p>
-    <w:p>
-      <w:pPr>
-        <w:pStyle w:val="Heading3"/>
-      </w:pPr>
-      <w:r>
-        <w:t>Ask the class</w:t>
-      </w:r>
-    </w:p>
-    <w:p>
-      <w:pPr>
-        <w:spacing w:line="336" w:lineRule="auto" w:after="180"/>
-        <w:shd w:fill="F5F1FB"/>
-      </w:pPr>
-      <w:r>
-        <w:rPr>
-          <w:b w:val="0"/>
-        </w:rPr>
-        <w:t>Ask: Which facts are given, and which would we have to assume? Learners mark relevant details before discussing answers.</w:t>
-      </w:r>
-    </w:p>
-    <w:p>
-      <w:pPr>
-        <w:pStyle w:val="Heading3"/>
-      </w:pPr>
-      <w:r>
-        <w:t>Language to model</w:t>
-      </w:r>
-    </w:p>
-    <w:p>
-      <w:pPr>
-        <w:spacing w:line="336" w:lineRule="auto" w:after="180"/>
-        <w:shd w:fill="F1F6F8"/>
-      </w:pPr>
-      <w:r>
-        <w:rPr>
-          <w:b w:val="0"/>
-        </w:rPr>
-        <w:t>Say: Predict first. Show the rule, information path or calculation that would produce the result. A correct guess is not yet an explanation.</w:t>
-      </w:r>
-    </w:p>
-    <w:p>
-      <w:pPr>
-        <w:spacing w:line="336" w:lineRule="auto" w:after="180"/>
-      </w:pPr>
-      <w:r>
-        <w:rPr>
-          <w:b w:val="0"/>
-        </w:rPr>
         <w:t>Reveal reasoning one step at a time. Explain why a tempting alternative fails. Write units and denominators for arithmetic, trace conditions for decisions, and identify supporting sources for claims.</w:t>
-      </w:r>
-    </w:p>
-    <w:p>
-      <w:pPr>
-        <w:spacing w:line="336" w:lineRule="auto" w:after="180"/>
-      </w:pPr>
-      <w:r>
-        <w:rPr>
-          <w:b w:val="0"/>
-        </w:rPr>
-        <w:t xml:space="preserve">In pairs, one learner solves while the other checks </w:t>
-      </w:r>
-      <w:r>
-        <w:rPr>
-          <w:b/>
-        </w:rPr>
-        <w:t>evidence</w:t>
-      </w:r>
-      <w:r>
-        <w:rPr>
-          <w:b w:val="0"/>
-        </w:rPr>
-        <w:t>; exchange roles. Remove the worked answer before independent assessment.</w:t>
       </w:r>
     </w:p>
     <w:p>
@@ -3104,448 +3792,103 @@
         <w:pStyle w:val="Heading3"/>
       </w:pPr>
       <w:r>
-        <w:t>Completion practice</w:t>
+        <w:t>Individual reasoning check</w:t>
+      </w:r>
+    </w:p>
+    <w:p>
+      <w:pPr>
+        <w:pStyle w:val="Heading3"/>
+      </w:pPr>
+      <w:r>
+        <w:t>Pictorial practice question</w:t>
+      </w:r>
+    </w:p>
+    <w:p>
+      <w:pPr>
+        <w:pStyle w:val="Heading3"/>
+      </w:pPr>
+      <w:r>
+        <w:t>Reasoned teacher answer</w:t>
+      </w:r>
+    </w:p>
+    <w:p>
+      <w:pPr>
+        <w:pStyle w:val="Heading1"/>
+      </w:pPr>
+      <w:r>
+        <w:t>04. Run the supplied investigation</w:t>
+      </w:r>
+    </w:p>
+    <w:p>
+      <w:r>
+        <w:t>Keep expected results, observed paper traces and remaining limits distinguishable.</w:t>
+      </w:r>
+    </w:p>
+    <w:p>
+      <w:pPr>
+        <w:pStyle w:val="Heading2"/>
+      </w:pPr>
+      <w:r>
+        <w:t>Supplied materials and answer guidance</w:t>
       </w:r>
     </w:p>
     <w:p>
       <w:pPr>
         <w:spacing w:line="336" w:lineRule="auto" w:after="180"/>
-        <w:shd w:fill="F5F1FB"/>
       </w:pPr>
       <w:r>
         <w:rPr>
           <w:b w:val="0"/>
         </w:rPr>
-        <w:t xml:space="preserve">Completion task: Does a </w:t>
-      </w:r>
-      <w:r>
-        <w:rPr>
-          <w:b/>
-        </w:rPr>
-        <w:t>training</w:t>
-      </w:r>
-      <w:r>
-        <w:rPr>
-          <w:b w:val="0"/>
-        </w:rPr>
-        <w:t xml:space="preserve">-validation gap alone prove </w:t>
-      </w:r>
-      <w:r>
-        <w:rPr>
-          <w:b/>
-        </w:rPr>
-        <w:t>overfitting</w:t>
-      </w:r>
-      <w:r>
-        <w:rPr>
-          <w:b w:val="0"/>
-        </w:rPr>
-        <w:t>?</w:t>
-      </w:r>
-    </w:p>
-    <w:p>
-      <w:pPr>
-        <w:pStyle w:val="Heading3"/>
-      </w:pPr>
-      <w:r>
-        <w:t>Reasoning to listen for</w:t>
-      </w:r>
-    </w:p>
-    <w:p>
-      <w:pPr>
-        <w:spacing w:line="336" w:lineRule="auto" w:after="180"/>
-        <w:shd w:fill="F1F6FC"/>
-      </w:pPr>
-      <w:r>
-        <w:rPr>
-          <w:b w:val="0"/>
-        </w:rPr>
-        <w:t xml:space="preserve">Teacher check: Teacher explanation: No. It is consistent with </w:t>
-      </w:r>
-      <w:r>
-        <w:rPr>
-          <w:b/>
-        </w:rPr>
-        <w:t>overfitting</w:t>
-      </w:r>
-      <w:r>
-        <w:rPr>
-          <w:b w:val="0"/>
-        </w:rPr>
-        <w:t xml:space="preserve"> but may also reflect shift, data quality or split problems.</w:t>
-      </w:r>
-    </w:p>
-    <w:p>
-      <w:pPr>
-        <w:spacing w:line="336" w:lineRule="auto" w:after="180"/>
-      </w:pPr>
-      <w:r>
-        <w:rPr>
-          <w:b w:val="0"/>
-        </w:rPr>
-        <w:t xml:space="preserve">Start by identifying the given </w:t>
-      </w:r>
-      <w:r>
-        <w:rPr>
-          <w:b/>
-        </w:rPr>
-        <w:t>input</w:t>
-      </w:r>
-      <w:r>
-        <w:rPr>
-          <w:b w:val="0"/>
-        </w:rPr>
-        <w:t>s together. Leave the intermediate steps blank. If needed, model one step, then withdraw that help on the next step. Move to a full trace only when the partial trace is understood.</w:t>
-      </w:r>
-    </w:p>
-    <w:p>
-      <w:pPr>
-        <w:spacing w:line="336" w:lineRule="auto" w:after="180"/>
-      </w:pPr>
-      <w:r>
-        <w:rPr>
-          <w:b w:val="0"/>
-        </w:rPr>
-        <w:t>For partners, alternate explainer and checker; collect a response from every learner before discussion.</w:t>
-      </w:r>
-    </w:p>
-    <w:p>
-      <w:pPr>
-        <w:pStyle w:val="Heading3"/>
-      </w:pPr>
-      <w:r>
-        <w:t>Individual reasoning check</w:t>
-      </w:r>
-    </w:p>
-    <w:p>
-      <w:pPr>
-        <w:spacing w:line="336" w:lineRule="auto" w:after="180"/>
-      </w:pPr>
-      <w:r>
-        <w:rPr>
-          <w:b w:val="0"/>
-        </w:rPr>
-        <w:t xml:space="preserve">Use the worked case for </w:t>
-      </w:r>
-      <w:r>
-        <w:rPr>
-          <w:b/>
-        </w:rPr>
-        <w:t>Overfitting</w:t>
-      </w:r>
-      <w:r>
-        <w:rPr>
-          <w:b w:val="0"/>
-        </w:rPr>
-        <w:t xml:space="preserve"> and model </w:t>
-      </w:r>
-      <w:r>
-        <w:rPr>
-          <w:b/>
-        </w:rPr>
-        <w:t>capacity</w:t>
-      </w:r>
-      <w:r>
-        <w:rPr>
-          <w:b w:val="0"/>
-        </w:rPr>
-        <w:t>. Proposed explanation: “A final answer is enough”. Decide whether this explanation is supported.</w:t>
-      </w:r>
-    </w:p>
-    <w:p>
-      <w:pPr>
-        <w:spacing w:line="336" w:lineRule="auto" w:after="180"/>
-      </w:pPr>
-      <w:r>
-        <w:rPr>
-          <w:b w:val="0"/>
-        </w:rPr>
-        <w:t>Point to the step or supplied fact that decides; explain your repair if needed.</w:t>
-      </w:r>
-    </w:p>
-    <w:p>
-      <w:pPr>
-        <w:pStyle w:val="Heading3"/>
-      </w:pPr>
-      <w:r>
-        <w:t>Expected repair</w:t>
-      </w:r>
-    </w:p>
-    <w:p>
-      <w:pPr>
-        <w:spacing w:line="336" w:lineRule="auto" w:after="180"/>
-        <w:shd w:fill="F1F6FC"/>
-      </w:pPr>
-      <w:r>
-        <w:rPr>
-          <w:b w:val="0"/>
-        </w:rPr>
-        <w:t xml:space="preserve">Expected correction: Ask for the relevant counts, units, procedure or saved record. For this week: Choose the line with validation MAE 3. The curve </w:t>
-      </w:r>
-      <w:r>
-        <w:rPr>
-          <w:b/>
-        </w:rPr>
-        <w:t>training</w:t>
-      </w:r>
-      <w:r>
-        <w:rPr>
-          <w:b w:val="0"/>
-        </w:rPr>
-        <w:t xml:space="preserve"> MAE 0 does not compensate for validation MAE 8.</w:t>
-      </w:r>
-    </w:p>
-    <w:p>
-      <w:pPr>
-        <w:spacing w:line="336" w:lineRule="auto" w:after="180"/>
-      </w:pPr>
-      <w:r>
-        <w:rPr>
-          <w:b w:val="0"/>
-        </w:rPr>
-        <w:t>Collect explanations, not only yes/no votes. If a misunderstanding is common, re-model the relevant step for the class.</w:t>
-      </w:r>
-    </w:p>
-    <w:p>
-      <w:pPr>
-        <w:spacing w:line="336" w:lineRule="auto" w:after="180"/>
-      </w:pPr>
-      <w:r>
-        <w:rPr>
-          <w:b w:val="0"/>
-        </w:rPr>
-        <w:t>If it affects a few learners, give a short targeted group explanation while others solve a more demanding variation.</w:t>
-      </w:r>
-    </w:p>
-    <w:p>
-      <w:pPr>
-        <w:pStyle w:val="Heading3"/>
-      </w:pPr>
-      <w:r>
-        <w:t>Pictorial practice question</w:t>
-      </w:r>
-    </w:p>
-    <w:p>
-      <w:pPr>
-        <w:spacing w:line="336" w:lineRule="auto" w:after="180"/>
-        <w:shd w:fill="F5F1FB"/>
-      </w:pPr>
-      <w:r>
-        <w:rPr>
-          <w:b w:val="0"/>
-        </w:rPr>
-        <w:t xml:space="preserve">Does zero </w:t>
-      </w:r>
-      <w:r>
-        <w:rPr>
-          <w:b/>
-        </w:rPr>
-        <w:t>training</w:t>
-      </w:r>
-      <w:r>
-        <w:rPr>
-          <w:b w:val="0"/>
-        </w:rPr>
-        <w:t xml:space="preserve"> error justify choosing Complex in the original record?</w:t>
-      </w:r>
-    </w:p>
-    <w:p>
-      <w:pPr>
-        <w:pStyle w:val="Heading3"/>
-      </w:pPr>
-      <w:r>
-        <w:t>Reasoned teacher answer</w:t>
-      </w:r>
-    </w:p>
-    <w:p>
-      <w:pPr>
-        <w:spacing w:line="336" w:lineRule="auto" w:after="180"/>
-      </w:pPr>
-      <w:r>
-        <w:rPr>
-          <w:b w:val="0"/>
-        </w:rPr>
-        <w:t>No. The declared criterion is validation error; Medium’s 3 is lowest, while Complex’s validation error is 7.</w:t>
-      </w:r>
-    </w:p>
-    <w:p>
-      <w:pPr>
-        <w:spacing w:line="336" w:lineRule="auto" w:after="180"/>
-      </w:pPr>
-      <w:r>
-        <w:rPr>
-          <w:b w:val="0"/>
-        </w:rPr>
-        <w:t>Changed-case reasoning: The stated rule now selects Complex. The rule compares validation errors; it does not ban complex models.</w:t>
-      </w:r>
-    </w:p>
-    <w:p>
-      <w:pPr>
-        <w:spacing w:line="336" w:lineRule="auto" w:after="180"/>
-      </w:pPr>
-      <w:r>
-        <w:rPr>
-          <w:b w:val="0"/>
-        </w:rPr>
-        <w:t xml:space="preserve">Collect each learner’s explanation before discussion. Use the first missing connection between </w:t>
-      </w:r>
-      <w:r>
-        <w:rPr>
-          <w:b/>
-        </w:rPr>
-        <w:t>input</w:t>
-      </w:r>
-      <w:r>
-        <w:rPr>
-          <w:b w:val="0"/>
-        </w:rPr>
-        <w:t xml:space="preserve">, deciding step and result to choose support. This question is worked-case practice, not fresh mastery </w:t>
-      </w:r>
-      <w:r>
-        <w:rPr>
-          <w:b/>
-        </w:rPr>
-        <w:t>evidence</w:t>
-      </w:r>
-      <w:r>
-        <w:rPr>
-          <w:b w:val="0"/>
-        </w:rPr>
-        <w:t>.</w:t>
-      </w:r>
-    </w:p>
-    <w:p>
-      <w:pPr>
-        <w:pStyle w:val="Heading1"/>
-      </w:pPr>
-      <w:r>
-        <w:t>04. Run the weekly evidence lab</w:t>
-      </w:r>
-    </w:p>
-    <w:p>
-      <w:r>
-        <w:t>Run the Overfitting Intuition investigation and use the first unsupported step to choose a teaching response.</w:t>
-      </w:r>
-    </w:p>
-    <w:p>
-      <w:pPr>
-        <w:spacing w:line="336" w:lineRule="auto" w:after="180"/>
-      </w:pPr>
-      <w:r>
-        <w:rPr>
-          <w:b w:val="0"/>
-        </w:rPr>
-        <w:t>Words You Can Use to Reason</w:t>
-      </w:r>
-    </w:p>
-    <w:p>
-      <w:pPr>
-        <w:spacing w:line="336" w:lineRule="auto" w:after="180"/>
-      </w:pPr>
-      <w:r>
-        <w:rPr>
-          <w:b w:val="0"/>
-        </w:rPr>
-        <w:t>A definition matters when you can recognize the idea, use it, and contrast it with a near-miss.</w:t>
-      </w:r>
-    </w:p>
-    <w:p>
-      <w:pPr>
-        <w:spacing w:line="336" w:lineRule="auto" w:after="180"/>
-      </w:pPr>
-      <w:r>
-        <w:rPr>
-          <w:b w:val="0"/>
-        </w:rPr>
+        <w:t>Four-book audit: Constant absolute errors12,8,4,0 sum24/4=6pages; Line3,3,3,3 sum12/4=3; Flexible8,8,8,8 sum32/4=8. Choose Line under smallest validation MAE; training summaries are supplied rather than recomputed. Separate pictured comparison selects Medium3 versus6/7; a hypothetical Complex validation2 would change that selection. Do not merge those records or claim simpler always wins. Inspect data quality, grouping, shift and repeated development results before diagnosing memorised noise. Reserve A/B/C for independent W4.</w:t>
+      </w:r>
+    </w:p>
+    <w:p>
+      <w:pPr>
+        <w:pStyle w:val="Heading2"/>
+      </w:pPr>
+      <w:r>
+        <w:t>Run and record</w:t>
+      </w:r>
+    </w:p>
+    <w:p>
+      <w:pPr>
+        <w:pStyle w:val="ListNumber"/>
+      </w:pPr>
+      <w:r>
         <w:t>Predict → Test → Record → Explain</w:t>
       </w:r>
     </w:p>
     <w:p>
       <w:pPr>
-        <w:spacing w:line="336" w:lineRule="auto" w:after="180"/>
-      </w:pPr>
-      <w:r>
-        <w:rPr>
-          <w:b w:val="0"/>
-        </w:rPr>
+        <w:pStyle w:val="ListNumber"/>
+      </w:pPr>
+      <w:r>
         <w:t>Keep expected and actual results separate. Surprises are useful data when recorded honestly.</w:t>
       </w:r>
     </w:p>
     <w:p>
       <w:pPr>
-        <w:spacing w:line="336" w:lineRule="auto" w:after="180"/>
-      </w:pPr>
-      <w:r>
-        <w:rPr>
-          <w:b w:val="0"/>
-        </w:rPr>
-        <w:t xml:space="preserve">Compare simple and </w:t>
-      </w:r>
-      <w:r>
-        <w:rPr>
-          <w:b/>
-        </w:rPr>
-        <w:t>exception</w:t>
-      </w:r>
-      <w:r>
-        <w:rPr>
-          <w:b w:val="0"/>
-        </w:rPr>
-        <w:t xml:space="preserve">-heavy rules on </w:t>
-      </w:r>
-      <w:r>
-        <w:rPr>
-          <w:b/>
-        </w:rPr>
-        <w:t>training</w:t>
-      </w:r>
-      <w:r>
-        <w:rPr>
-          <w:b w:val="0"/>
-        </w:rPr>
-        <w:t xml:space="preserve"> cards, then on sealed new cards. Count where performance changes and explain why.</w:t>
-      </w:r>
-    </w:p>
-    <w:p>
-      <w:pPr>
-        <w:spacing w:line="336" w:lineRule="auto" w:after="180"/>
-        <w:shd w:fill="F5F1FB"/>
-      </w:pPr>
-      <w:r>
-        <w:rPr>
-          <w:b w:val="0"/>
-        </w:rPr>
+        <w:pStyle w:val="ListNumber"/>
+      </w:pPr>
+      <w:r>
+        <w:t>Audit the supplied four-book validation predictions: retain each absolute error, sum and denominator, compare with the supplied training summaries and explain a controlled next step. No sealed-card dataset or real model fitting is supplied for this investigation.</w:t>
+      </w:r>
+    </w:p>
+    <w:p>
+      <w:pPr>
+        <w:pStyle w:val="ListNumber"/>
+      </w:pPr>
+      <w:r>
         <w:t>What did the hardest test teach you that the normal test did not?</w:t>
       </w:r>
     </w:p>
     <w:p>
       <w:pPr>
-        <w:pStyle w:val="Heading3"/>
-      </w:pPr>
-      <w:r>
-        <w:t>Make the lab runnable</w:t>
-      </w:r>
-    </w:p>
-    <w:p>
-      <w:pPr>
-        <w:spacing w:line="336" w:lineRule="auto" w:after="180"/>
-      </w:pPr>
-      <w:r>
-        <w:rPr>
-          <w:b w:val="0"/>
-        </w:rPr>
-        <w:t>Use the concrete case as the shared normal case and the independent question as a second case. Each pair creates a boundary or missing-information case and predicts its result before testing.</w:t>
-      </w:r>
-    </w:p>
-    <w:p>
-      <w:pPr>
-        <w:spacing w:line="336" w:lineRule="auto" w:after="180"/>
-      </w:pPr>
-      <w:r>
-        <w:rPr>
-          <w:b w:val="0"/>
-        </w:rPr>
-        <w:t>Keep the expected result separate from an observed mistake.</w:t>
+        <w:pStyle w:val="Heading2"/>
+      </w:pPr>
+      <w:r>
+        <w:t>Keep an inspectable record</w:t>
       </w:r>
     </w:p>
     <w:tbl>
@@ -3696,10 +4039,10 @@
     </w:tbl>
     <w:p>
       <w:pPr>
-        <w:pStyle w:val="Heading3"/>
-      </w:pPr>
-      <w:r>
-        <w:t>Diagnose and reteach</w:t>
+        <w:pStyle w:val="Heading2"/>
+      </w:pPr>
+      <w:r>
+        <w:t>Diagnose the first misunderstanding</w:t>
       </w:r>
     </w:p>
     <w:p>
@@ -3710,7 +4053,19 @@
         <w:rPr>
           <w:b w:val="0"/>
         </w:rPr>
-        <w:t>For guessing, return to given facts and request a trace. For vocabulary without application, use one example and one non-example. For arithmetic errors, check the setup before the calculation.</w:t>
+        <w:t xml:space="preserve">A final answer is enough: Ask for the relevant counts, units, procedure or saved record. For this week: Choose the line with validation MAE 3. The curve </w:t>
+      </w:r>
+      <w:r>
+        <w:rPr>
+          <w:b/>
+        </w:rPr>
+        <w:t>training</w:t>
+      </w:r>
+      <w:r>
+        <w:rPr>
+          <w:b w:val="0"/>
+        </w:rPr>
+        <w:t xml:space="preserve"> MAE 0 does not compensate for validation MAE 8.</w:t>
       </w:r>
     </w:p>
     <w:p>
@@ -3721,15 +4076,7 @@
         <w:rPr>
           <w:b w:val="0"/>
         </w:rPr>
-        <w:t>Finish with a different uncoached case before recording mastery.</w:t>
-      </w:r>
-    </w:p>
-    <w:p>
-      <w:pPr>
-        <w:pStyle w:val="Heading3"/>
-      </w:pPr>
-      <w:r>
-        <w:t>Address these additional misconceptions</w:t>
+        <w:t>A stronger claim makes a stronger project: Check data provenance, split grouping, label quality and repeated development results; inspect representative residuals without using final test feedback to tune.</w:t>
       </w:r>
     </w:p>
     <w:p>
@@ -3740,84 +4087,50 @@
         <w:rPr>
           <w:b w:val="0"/>
         </w:rPr>
-        <w:t xml:space="preserve">A final answer is enough: Ask for the relevant counts, units, procedure or saved record. For this week: Choose the line with validation MAE 3. The curve </w:t>
+        <w:t xml:space="preserve">The new case can be copied from the example: The independent task changes the </w:t>
       </w:r>
       <w:r>
         <w:rPr>
           <w:b/>
         </w:rPr>
+        <w:t>evidence</w:t>
+      </w:r>
+      <w:r>
+        <w:rPr>
+          <w:b w:val="0"/>
+        </w:rPr>
+        <w:t>. Require a fresh explanation: B wins the validation tie by the declared simplicity rule.</w:t>
+      </w:r>
+    </w:p>
+    <w:p>
+      <w:pPr>
+        <w:spacing w:line="336" w:lineRule="auto" w:after="180"/>
+      </w:pPr>
+      <w:r>
+        <w:rPr>
+          <w:b w:val="0"/>
+        </w:rPr>
+        <w:t xml:space="preserve">C is not selected merely for its zero </w:t>
+      </w:r>
+      <w:r>
+        <w:rPr>
+          <w:b/>
+        </w:rPr>
         <w:t>training</w:t>
       </w:r>
       <w:r>
         <w:rPr>
           <w:b w:val="0"/>
         </w:rPr>
-        <w:t xml:space="preserve"> MAE 0 does not compensate for validation MAE 8.</w:t>
-      </w:r>
-    </w:p>
-    <w:p>
-      <w:pPr>
-        <w:spacing w:line="336" w:lineRule="auto" w:after="180"/>
-      </w:pPr>
-      <w:r>
-        <w:rPr>
-          <w:b w:val="0"/>
-        </w:rPr>
-        <w:t>A stronger claim makes a stronger project: Check data provenance, split grouping, label quality and repeated development results; inspect representative residuals without using final test feedback to tune.</w:t>
-      </w:r>
-    </w:p>
-    <w:p>
-      <w:pPr>
-        <w:spacing w:line="336" w:lineRule="auto" w:after="180"/>
-      </w:pPr>
-      <w:r>
-        <w:rPr>
-          <w:b w:val="0"/>
-        </w:rPr>
-        <w:t xml:space="preserve">The new case can be copied from the example: The independent task changes the </w:t>
-      </w:r>
-      <w:r>
-        <w:rPr>
-          <w:b/>
-        </w:rPr>
-        <w:t>evidence</w:t>
-      </w:r>
-      <w:r>
-        <w:rPr>
-          <w:b w:val="0"/>
-        </w:rPr>
-        <w:t>. Require a fresh explanation: B wins the validation tie by the declared simplicity rule.</w:t>
-      </w:r>
-    </w:p>
-    <w:p>
-      <w:pPr>
-        <w:spacing w:line="336" w:lineRule="auto" w:after="180"/>
-      </w:pPr>
-      <w:r>
-        <w:rPr>
-          <w:b w:val="0"/>
-        </w:rPr>
-        <w:t xml:space="preserve">C is not selected merely for its zero </w:t>
-      </w:r>
-      <w:r>
-        <w:rPr>
-          <w:b/>
-        </w:rPr>
-        <w:t>training</w:t>
-      </w:r>
-      <w:r>
-        <w:rPr>
-          <w:b w:val="0"/>
-        </w:rPr>
         <w:t xml:space="preserve"> error.</w:t>
       </w:r>
     </w:p>
     <w:p>
       <w:pPr>
-        <w:pStyle w:val="Heading3"/>
-      </w:pPr>
-      <w:r>
-        <w:t>Match the support to the first error</w:t>
+        <w:pStyle w:val="Heading2"/>
+      </w:pPr>
+      <w:r>
+        <w:t>Choose support from the response</w:t>
       </w:r>
     </w:p>
     <w:tbl>
@@ -3990,15 +4303,608 @@
     </w:p>
     <w:p>
       <w:pPr>
+        <w:pStyle w:val="Heading2"/>
+      </w:pPr>
+      <w:r>
+        <w:t>Earlier wording, alternatives and picture transcripts · reference / check after trying</w:t>
+      </w:r>
+    </w:p>
+    <w:p>
+      <w:pPr>
+        <w:spacing w:line="336" w:lineRule="auto" w:after="180"/>
+      </w:pPr>
+      <w:r>
+        <w:rPr>
+          <w:b w:val="0"/>
+        </w:rPr>
+        <w:t>Run the weekly evidence lab</w:t>
+      </w:r>
+    </w:p>
+    <w:p>
+      <w:pPr>
+        <w:spacing w:line="336" w:lineRule="auto" w:after="180"/>
+      </w:pPr>
+      <w:r>
+        <w:rPr>
+          <w:b w:val="0"/>
+        </w:rPr>
+        <w:t>Words You Can Use to Reason</w:t>
+      </w:r>
+    </w:p>
+    <w:p>
+      <w:pPr>
+        <w:spacing w:line="336" w:lineRule="auto" w:after="180"/>
+      </w:pPr>
+      <w:r>
+        <w:rPr>
+          <w:b w:val="0"/>
+        </w:rPr>
+        <w:t>A definition matters when you can recognize the idea, use it, and contrast it with a near-miss.</w:t>
+      </w:r>
+    </w:p>
+    <w:p>
+      <w:pPr>
+        <w:pStyle w:val="Heading3"/>
+      </w:pPr>
+      <w:r>
+        <w:t>Make the lab runnable</w:t>
+      </w:r>
+    </w:p>
+    <w:p>
+      <w:pPr>
+        <w:spacing w:line="336" w:lineRule="auto" w:after="180"/>
+      </w:pPr>
+      <w:r>
+        <w:rPr>
+          <w:b w:val="0"/>
+        </w:rPr>
+        <w:t>Use the supplied investigation for shared practice. Keep predictions and observed paper-trace results separate. Reserve Apply independently for the individual first attempt before feedback; do not use the reserved case as a paired lab task.</w:t>
+      </w:r>
+    </w:p>
+    <w:p>
+      <w:pPr>
+        <w:pStyle w:val="Heading3"/>
+      </w:pPr>
+      <w:r>
+        <w:t>Diagnose and reteach</w:t>
+      </w:r>
+    </w:p>
+    <w:p>
+      <w:pPr>
+        <w:spacing w:line="336" w:lineRule="auto" w:after="180"/>
+      </w:pPr>
+      <w:r>
+        <w:rPr>
+          <w:b w:val="0"/>
+        </w:rPr>
+        <w:t>For guessing, return to given facts and request a trace. For vocabulary without application, use one example and one non-example. For arithmetic errors, check the setup before the calculation.</w:t>
+      </w:r>
+    </w:p>
+    <w:p>
+      <w:pPr>
+        <w:spacing w:line="336" w:lineRule="auto" w:after="180"/>
+      </w:pPr>
+      <w:r>
+        <w:rPr>
+          <w:b w:val="0"/>
+        </w:rPr>
+        <w:t>Finish with a different uncoached case before recording mastery.</w:t>
+      </w:r>
+    </w:p>
+    <w:p>
+      <w:pPr>
+        <w:pStyle w:val="Heading3"/>
+      </w:pPr>
+      <w:r>
+        <w:t>Address these additional misconceptions</w:t>
+      </w:r>
+    </w:p>
+    <w:p>
+      <w:pPr>
+        <w:pStyle w:val="Heading3"/>
+      </w:pPr>
+      <w:r>
+        <w:t>Match the support to the first error</w:t>
+      </w:r>
+    </w:p>
+    <w:p>
+      <w:pPr>
         <w:pStyle w:val="Heading1"/>
       </w:pPr>
       <w:r>
-        <w:t>05. Assess and explain the answers</w:t>
-      </w:r>
-    </w:p>
-    <w:p>
-      <w:r>
-        <w:t>Use the Overfitting Intuition questions, teacher keys and criteria after the relevant attempts. Previously discussed cases are practice; protect the separately selected independent task.</w:t>
+        <w:t>05. Assess the selected new case</w:t>
+      </w:r>
+    </w:p>
+    <w:p>
+      <w:r>
+        <w:t>Keep this key until after the first attempt; accept valid alternatives with defensible reasoning.</w:t>
+      </w:r>
+    </w:p>
+    <w:p>
+      <w:pPr>
+        <w:pStyle w:val="Heading2"/>
+      </w:pPr>
+      <w:r>
+        <w:t>Selected independent question and key</w:t>
+      </w:r>
+    </w:p>
+    <w:p>
+      <w:pPr>
+        <w:spacing w:line="336" w:lineRule="auto" w:after="180"/>
+      </w:pPr>
+      <w:r>
+        <w:rPr>
+          <w:b w:val="0"/>
+        </w:rPr>
+        <w:t xml:space="preserve">Selected case: Models A </w:t>
+      </w:r>
+      <w:r>
+        <w:rPr>
+          <w:b/>
+        </w:rPr>
+        <w:t>training</w:t>
+      </w:r>
+      <w:r>
+        <w:rPr>
+          <w:b w:val="0"/>
+        </w:rPr>
+        <w:t xml:space="preserve"> 4 validation 5, B </w:t>
+      </w:r>
+      <w:r>
+        <w:rPr>
+          <w:b/>
+        </w:rPr>
+        <w:t>training</w:t>
+      </w:r>
+      <w:r>
+        <w:rPr>
+          <w:b w:val="0"/>
+        </w:rPr>
+        <w:t xml:space="preserve"> 1 validation 2, C </w:t>
+      </w:r>
+      <w:r>
+        <w:rPr>
+          <w:b/>
+        </w:rPr>
+        <w:t>training</w:t>
+      </w:r>
+      <w:r>
+        <w:rPr>
+          <w:b w:val="0"/>
+        </w:rPr>
+        <w:t xml:space="preserve"> 0 validation 2. Lowest validation MAE then simpler; B is simpler than C. Choose and justify.</w:t>
+      </w:r>
+    </w:p>
+    <w:p>
+      <w:pPr>
+        <w:spacing w:line="336" w:lineRule="auto" w:after="180"/>
+      </w:pPr>
+      <w:r>
+        <w:rPr>
+          <w:b w:val="0"/>
+        </w:rPr>
+        <w:t xml:space="preserve">Teacher explanation: B wins the validation tie by the declared simplicity rule. C is not selected merely for its zero </w:t>
+      </w:r>
+      <w:r>
+        <w:rPr>
+          <w:b/>
+        </w:rPr>
+        <w:t>training</w:t>
+      </w:r>
+      <w:r>
+        <w:rPr>
+          <w:b w:val="0"/>
+        </w:rPr>
+        <w:t xml:space="preserve"> error.</w:t>
+      </w:r>
+    </w:p>
+    <w:p>
+      <w:pPr>
+        <w:pStyle w:val="Heading2"/>
+      </w:pPr>
+      <w:r>
+        <w:t>Judge explanation, trace and limits</w:t>
+      </w:r>
+    </w:p>
+    <w:tbl>
+      <w:tblPr>
+        <w:tblStyle w:val="LightShading-Accent1"/>
+        <w:tblW w:type="auto" w:w="0"/>
+        <w:tblLook w:firstColumn="1" w:firstRow="1" w:lastColumn="0" w:lastRow="0" w:noHBand="0" w:noVBand="1" w:val="04A0"/>
+      </w:tblPr>
+      <w:tblGrid>
+        <w:gridCol w:w="5112"/>
+        <w:gridCol w:w="5112"/>
+      </w:tblGrid>
+      <w:tr>
+        <w:trPr>
+          <w:tblHeader/>
+        </w:trPr>
+        <w:tc>
+          <w:tcPr>
+            <w:tcW w:type="dxa" w:w="5112"/>
+          </w:tcPr>
+          <w:p>
+            <w:r>
+              <w:t>Dimension</w:t>
+            </w:r>
+          </w:p>
+        </w:tc>
+        <w:tc>
+          <w:tcPr>
+            <w:tcW w:type="dxa" w:w="5112"/>
+          </w:tcPr>
+          <w:p>
+            <w:r>
+              <w:t>Evidence required</w:t>
+            </w:r>
+          </w:p>
+        </w:tc>
+      </w:tr>
+      <w:tr>
+        <w:tc>
+          <w:tcPr>
+            <w:tcW w:type="dxa" w:w="5112"/>
+          </w:tcPr>
+          <w:p>
+            <w:r>
+              <w:t>Explanation</w:t>
+            </w:r>
+          </w:p>
+        </w:tc>
+        <w:tc>
+          <w:tcPr>
+            <w:tcW w:type="dxa" w:w="5112"/>
+          </w:tcPr>
+          <w:p>
+            <w:r>
+              <w:t>Names the applicable idea or procedure and ties it to the supplied facts.</w:t>
+            </w:r>
+          </w:p>
+        </w:tc>
+      </w:tr>
+      <w:tr>
+        <w:tc>
+          <w:tcPr>
+            <w:tcW w:type="dxa" w:w="5112"/>
+          </w:tcPr>
+          <w:p>
+            <w:r>
+              <w:t>Trace and result</w:t>
+            </w:r>
+          </w:p>
+        </w:tc>
+        <w:tc>
+          <w:tcPr>
+            <w:tcW w:type="dxa" w:w="5112"/>
+          </w:tcPr>
+          <w:p>
+            <w:r>
+              <w:t>Preserves the given inputs and shows the relevant intermediate steps; distinguishes a prediction from an observed execution.</w:t>
+            </w:r>
+          </w:p>
+        </w:tc>
+      </w:tr>
+      <w:tr>
+        <w:tc>
+          <w:tcPr>
+            <w:tcW w:type="dxa" w:w="5112"/>
+          </w:tcPr>
+          <w:p>
+            <w:r>
+              <w:t>Limits</w:t>
+            </w:r>
+          </w:p>
+        </w:tc>
+        <w:tc>
+          <w:tcPr>
+            <w:tcW w:type="dxa" w:w="5112"/>
+          </w:tcPr>
+          <w:p>
+            <w:r>
+              <w:t>States the assumptions, missing evidence or conditions under which the result would change.</w:t>
+            </w:r>
+          </w:p>
+        </w:tc>
+      </w:tr>
+    </w:tbl>
+    <w:p>
+      <w:pPr>
+        <w:spacing w:line="336" w:lineRule="auto" w:after="180"/>
+      </w:pPr>
+      <w:r>
+        <w:rPr>
+          <w:b w:val="0"/>
+        </w:rPr>
+        <w:t>Record each dimension as not yet, with support, or independent. Accept a valid alternative procedure with a defensible trace.</w:t>
+      </w:r>
+    </w:p>
+    <w:p>
+      <w:pPr>
+        <w:spacing w:line="336" w:lineRule="auto" w:after="180"/>
+      </w:pPr>
+      <w:r>
+        <w:rPr>
+          <w:b w:val="0"/>
+        </w:rPr>
+        <w:t xml:space="preserve">Do not penalise an honestly recorded model failure if the learner correctly explains its </w:t>
+      </w:r>
+      <w:r>
+        <w:rPr>
+          <w:b/>
+        </w:rPr>
+        <w:t>evidence</w:t>
+      </w:r>
+      <w:r>
+        <w:rPr>
+          <w:b w:val="0"/>
+        </w:rPr>
+        <w:t xml:space="preserve"> and limits.</w:t>
+      </w:r>
+    </w:p>
+    <w:p>
+      <w:pPr>
+        <w:pStyle w:val="Heading2"/>
+      </w:pPr>
+      <w:r>
+        <w:t>Give one usable repair action</w:t>
+      </w:r>
+    </w:p>
+    <w:p>
+      <w:pPr>
+        <w:spacing w:line="336" w:lineRule="auto" w:after="180"/>
+      </w:pPr>
+      <w:r>
+        <w:rPr>
+          <w:b w:val="0"/>
+        </w:rPr>
+        <w:t>Name the earliest unsupported step and give one action to repair it. Have the learner make that repair now and explain why. Then assess the relevant skill on a fresh, fully specified case.</w:t>
+      </w:r>
+    </w:p>
+    <w:p>
+      <w:pPr>
+        <w:spacing w:line="336" w:lineRule="auto" w:after="180"/>
+      </w:pPr>
+      <w:r>
+        <w:rPr>
+          <w:b w:val="0"/>
+        </w:rPr>
+        <w:t>Confirm it was not previously practised with feedback; solve and check the new case before assigning it. A follow-up design prompt is a starting brief, not automatically an equivalent test.</w:t>
+      </w:r>
+    </w:p>
+    <w:p>
+      <w:pPr>
+        <w:pStyle w:val="Heading2"/>
+      </w:pPr>
+      <w:r>
+        <w:t>W1 Select from evidence</w:t>
+      </w:r>
+    </w:p>
+    <w:p>
+      <w:pPr>
+        <w:spacing w:line="336" w:lineRule="auto" w:after="180"/>
+      </w:pPr>
+      <w:r>
+        <w:rPr>
+          <w:b w:val="0"/>
+        </w:rPr>
+        <w:t xml:space="preserve">Choose among the three worked candidates and explain the </w:t>
+      </w:r>
+      <w:r>
+        <w:rPr>
+          <w:b/>
+        </w:rPr>
+        <w:t>training</w:t>
+      </w:r>
+      <w:r>
+        <w:rPr>
+          <w:b w:val="0"/>
+        </w:rPr>
+        <w:t xml:space="preserve"> trap.</w:t>
+      </w:r>
+    </w:p>
+    <w:p>
+      <w:pPr>
+        <w:spacing w:line="336" w:lineRule="auto" w:after="180"/>
+      </w:pPr>
+      <w:r>
+        <w:rPr>
+          <w:b w:val="0"/>
+        </w:rPr>
+        <w:t xml:space="preserve">Teacher explanation: Choose the line with validation MAE 3. The curve </w:t>
+      </w:r>
+      <w:r>
+        <w:rPr>
+          <w:b/>
+        </w:rPr>
+        <w:t>training</w:t>
+      </w:r>
+      <w:r>
+        <w:rPr>
+          <w:b w:val="0"/>
+        </w:rPr>
+        <w:t xml:space="preserve"> MAE 0 does not compensate for validation MAE 8.</w:t>
+      </w:r>
+    </w:p>
+    <w:p>
+      <w:pPr>
+        <w:pStyle w:val="Heading2"/>
+      </w:pPr>
+      <w:r>
+        <w:t>W2 Interpret a gap</w:t>
+      </w:r>
+    </w:p>
+    <w:p>
+      <w:pPr>
+        <w:spacing w:line="336" w:lineRule="auto" w:after="180"/>
+      </w:pPr>
+      <w:r>
+        <w:rPr>
+          <w:b w:val="0"/>
+        </w:rPr>
+        <w:t xml:space="preserve">Does a </w:t>
+      </w:r>
+      <w:r>
+        <w:rPr>
+          <w:b/>
+        </w:rPr>
+        <w:t>training</w:t>
+      </w:r>
+      <w:r>
+        <w:rPr>
+          <w:b w:val="0"/>
+        </w:rPr>
+        <w:t xml:space="preserve">-validation gap alone prove </w:t>
+      </w:r>
+      <w:r>
+        <w:rPr>
+          <w:b/>
+        </w:rPr>
+        <w:t>overfitting</w:t>
+      </w:r>
+      <w:r>
+        <w:rPr>
+          <w:b w:val="0"/>
+        </w:rPr>
+        <w:t>?</w:t>
+      </w:r>
+    </w:p>
+    <w:p>
+      <w:pPr>
+        <w:spacing w:line="336" w:lineRule="auto" w:after="180"/>
+      </w:pPr>
+      <w:r>
+        <w:rPr>
+          <w:b w:val="0"/>
+        </w:rPr>
+        <w:t xml:space="preserve">Teacher explanation: No. It is consistent with </w:t>
+      </w:r>
+      <w:r>
+        <w:rPr>
+          <w:b/>
+        </w:rPr>
+        <w:t>overfitting</w:t>
+      </w:r>
+      <w:r>
+        <w:rPr>
+          <w:b w:val="0"/>
+        </w:rPr>
+        <w:t xml:space="preserve"> but may also reflect shift, data quality or split problems.</w:t>
+      </w:r>
+    </w:p>
+    <w:p>
+      <w:pPr>
+        <w:pStyle w:val="Heading2"/>
+      </w:pPr>
+      <w:r>
+        <w:t>W3 Propose a controlled change</w:t>
+      </w:r>
+    </w:p>
+    <w:p>
+      <w:pPr>
+        <w:spacing w:line="336" w:lineRule="auto" w:after="180"/>
+      </w:pPr>
+      <w:r>
+        <w:rPr>
+          <w:b w:val="0"/>
+        </w:rPr>
+        <w:t>Describe one fair next development comparison.</w:t>
+      </w:r>
+    </w:p>
+    <w:p>
+      <w:pPr>
+        <w:spacing w:line="336" w:lineRule="auto" w:after="180"/>
+      </w:pPr>
+      <w:r>
+        <w:rPr>
+          <w:b w:val="0"/>
+        </w:rPr>
+        <w:t xml:space="preserve">Teacher explanation: Compare a simpler curve against the current curve on the same validation rows, retaining the same metric and </w:t>
+      </w:r>
+      <w:r>
+        <w:rPr>
+          <w:b/>
+        </w:rPr>
+        <w:t>training</w:t>
+      </w:r>
+      <w:r>
+        <w:rPr>
+          <w:b w:val="0"/>
+        </w:rPr>
+        <w:t xml:space="preserve">-only </w:t>
+      </w:r>
+      <w:r>
+        <w:rPr>
+          <w:b/>
+        </w:rPr>
+        <w:t>fitting</w:t>
+      </w:r>
+      <w:r>
+        <w:rPr>
+          <w:b w:val="0"/>
+        </w:rPr>
+        <w:t>; log the change.</w:t>
+      </w:r>
+    </w:p>
+    <w:p>
+      <w:pPr>
+        <w:pStyle w:val="Heading2"/>
+      </w:pPr>
+      <w:r>
+        <w:t>W5 Limit a diagnosis</w:t>
+      </w:r>
+    </w:p>
+    <w:p>
+      <w:pPr>
+        <w:spacing w:line="336" w:lineRule="auto" w:after="180"/>
+      </w:pPr>
+      <w:r>
+        <w:rPr>
+          <w:b w:val="0"/>
+        </w:rPr>
+        <w:t xml:space="preserve">What extra </w:t>
+      </w:r>
+      <w:r>
+        <w:rPr>
+          <w:b/>
+        </w:rPr>
+        <w:t>evidence</w:t>
+      </w:r>
+      <w:r>
+        <w:rPr>
+          <w:b w:val="0"/>
+        </w:rPr>
+        <w:t xml:space="preserve"> would you inspect before concluding a model memorized noise?</w:t>
+      </w:r>
+    </w:p>
+    <w:p>
+      <w:pPr>
+        <w:spacing w:line="336" w:lineRule="auto" w:after="180"/>
+      </w:pPr>
+      <w:r>
+        <w:rPr>
+          <w:b w:val="0"/>
+        </w:rPr>
+        <w:t>Teacher explanation: Check data provenance, split grouping, label quality and repeated development results; inspect representative residuals without using final test feedback to tune.</w:t>
+      </w:r>
+    </w:p>
+    <w:p>
+      <w:pPr>
+        <w:pStyle w:val="Heading2"/>
+      </w:pPr>
+      <w:r>
+        <w:t>Earlier wording, alternatives and picture transcripts · reference / check after trying</w:t>
+      </w:r>
+    </w:p>
+    <w:p>
+      <w:pPr>
+        <w:spacing w:line="336" w:lineRule="auto" w:after="180"/>
+      </w:pPr>
+      <w:r>
+        <w:rPr>
+          <w:b w:val="0"/>
+        </w:rPr>
+        <w:t>Assess and explain the answers</w:t>
       </w:r>
     </w:p>
     <w:p>
@@ -4011,22 +4917,44 @@
     </w:p>
     <w:p>
       <w:pPr>
+        <w:spacing w:line="336" w:lineRule="auto" w:after="180"/>
+      </w:pPr>
+      <w:r>
+        <w:rPr>
+          <w:b w:val="0"/>
+        </w:rPr>
+        <w:t>A shows weak transfer. B might generalise better but requires testing; simplicity is not proof.</w:t>
+      </w:r>
+    </w:p>
+    <w:p>
+      <w:pPr>
         <w:pStyle w:val="Heading3"/>
       </w:pPr>
       <w:r>
-        <w:t>Teacher key · Worked case answer</w:t>
+        <w:t>Additional transfer practice question</w:t>
       </w:r>
     </w:p>
     <w:p>
       <w:pPr>
         <w:spacing w:line="336" w:lineRule="auto" w:after="180"/>
-        <w:shd w:fill="F1F6FC"/>
       </w:pPr>
       <w:r>
         <w:rPr>
           <w:b w:val="0"/>
         </w:rPr>
-        <w:t>A shows weak transfer. B might generalise better but requires testing; simplicity is not proof.</w:t>
+        <w:t xml:space="preserve">Rule A memorises six </w:t>
+      </w:r>
+      <w:r>
+        <w:rPr>
+          <w:b/>
+        </w:rPr>
+        <w:t>training</w:t>
+      </w:r>
+      <w:r>
+        <w:rPr>
+          <w:b w:val="0"/>
+        </w:rPr>
+        <w:t xml:space="preserve"> book IDs. Rule B uses a relevant topic feature. Why might A fail on a new ID? What test is needed?</w:t>
       </w:r>
     </w:p>
     <w:p>
@@ -4034,61 +4962,12 @@
         <w:pStyle w:val="Heading3"/>
       </w:pPr>
       <w:r>
-        <w:t>Independent question</w:t>
-      </w:r>
-    </w:p>
-    <w:p>
-      <w:pPr>
-        <w:pStyle w:val="Heading3"/>
-      </w:pPr>
-      <w:r>
-        <w:t>Independent question · withhold the key</w:t>
+        <w:t>Reasoned practice answer</w:t>
       </w:r>
     </w:p>
     <w:p>
       <w:pPr>
         <w:spacing w:line="336" w:lineRule="auto" w:after="180"/>
-        <w:shd w:fill="F5F1FB"/>
-      </w:pPr>
-      <w:r>
-        <w:rPr>
-          <w:b w:val="0"/>
-        </w:rPr>
-        <w:t xml:space="preserve">Rule A memorises six </w:t>
-      </w:r>
-      <w:r>
-        <w:rPr>
-          <w:b/>
-        </w:rPr>
-        <w:t>training</w:t>
-      </w:r>
-      <w:r>
-        <w:rPr>
-          <w:b w:val="0"/>
-        </w:rPr>
-        <w:t xml:space="preserve"> book IDs. Rule B uses a relevant topic feature. Why might A fail on a new ID? What test is needed?</w:t>
-      </w:r>
-    </w:p>
-    <w:p>
-      <w:pPr>
-        <w:pStyle w:val="Heading3"/>
-      </w:pPr>
-      <w:r>
-        <w:t>Expected independent answer</w:t>
-      </w:r>
-    </w:p>
-    <w:p>
-      <w:pPr>
-        <w:pStyle w:val="Heading3"/>
-      </w:pPr>
-      <w:r>
-        <w:t>Teacher key · Expected independent answer</w:t>
-      </w:r>
-    </w:p>
-    <w:p>
-      <w:pPr>
-        <w:spacing w:line="336" w:lineRule="auto" w:after="180"/>
-        <w:shd w:fill="F1F6FC"/>
       </w:pPr>
       <w:r>
         <w:rPr>
@@ -4406,34 +5285,134 @@
     </w:p>
     <w:p>
       <w:pPr>
+        <w:spacing w:line="336" w:lineRule="auto" w:after="180"/>
+      </w:pPr>
+      <w:r>
+        <w:rPr>
+          <w:b w:val="0"/>
+        </w:rPr>
+        <w:t>B has better validation performance and is the stronger candidate here. A's large gap suggests poor transfer.</w:t>
+      </w:r>
+    </w:p>
+    <w:p>
+      <w:pPr>
+        <w:spacing w:line="336" w:lineRule="auto" w:after="180"/>
+      </w:pPr>
+      <w:r>
+        <w:rPr>
+          <w:b w:val="0"/>
+        </w:rPr>
+        <w:t>Evaluate the selected rule on fresh final cases; neither simplicity nor one small validation set proves universal superiority.</w:t>
+      </w:r>
+    </w:p>
+    <w:p>
+      <w:pPr>
         <w:pStyle w:val="Heading3"/>
       </w:pPr>
       <w:r>
-        <w:t>Teacher key · Original transfer answer</w:t>
+        <w:t>Explanations for the additional workbook examples</w:t>
+      </w:r>
+    </w:p>
+    <w:p>
+      <w:pPr>
+        <w:pStyle w:val="Heading3"/>
+      </w:pPr>
+      <w:r>
+        <w:t>W1 Select from evidence</w:t>
+      </w:r>
+    </w:p>
+    <w:p>
+      <w:pPr>
+        <w:pStyle w:val="Heading3"/>
+      </w:pPr>
+      <w:r>
+        <w:t>W2 Interpret a gap</w:t>
+      </w:r>
+    </w:p>
+    <w:p>
+      <w:pPr>
+        <w:pStyle w:val="Heading3"/>
+      </w:pPr>
+      <w:r>
+        <w:t>W3 Propose a controlled change</w:t>
+      </w:r>
+    </w:p>
+    <w:p>
+      <w:pPr>
+        <w:pStyle w:val="Heading3"/>
+      </w:pPr>
+      <w:r>
+        <w:t>W4 Apply independently</w:t>
       </w:r>
     </w:p>
     <w:p>
       <w:pPr>
         <w:spacing w:line="336" w:lineRule="auto" w:after="180"/>
-        <w:shd w:fill="F1F6FC"/>
       </w:pPr>
       <w:r>
         <w:rPr>
           <w:b w:val="0"/>
         </w:rPr>
-        <w:t>B has better validation performance and is the stronger candidate here. A's large gap suggests poor transfer.</w:t>
+        <w:t xml:space="preserve">Models A </w:t>
+      </w:r>
+      <w:r>
+        <w:rPr>
+          <w:b/>
+        </w:rPr>
+        <w:t>training</w:t>
+      </w:r>
+      <w:r>
+        <w:rPr>
+          <w:b w:val="0"/>
+        </w:rPr>
+        <w:t xml:space="preserve"> 4 validation 5, B </w:t>
+      </w:r>
+      <w:r>
+        <w:rPr>
+          <w:b/>
+        </w:rPr>
+        <w:t>training</w:t>
+      </w:r>
+      <w:r>
+        <w:rPr>
+          <w:b w:val="0"/>
+        </w:rPr>
+        <w:t xml:space="preserve"> 1 validation 2, C </w:t>
+      </w:r>
+      <w:r>
+        <w:rPr>
+          <w:b/>
+        </w:rPr>
+        <w:t>training</w:t>
+      </w:r>
+      <w:r>
+        <w:rPr>
+          <w:b w:val="0"/>
+        </w:rPr>
+        <w:t xml:space="preserve"> 0 validation 2. Lowest validation MAE then simpler; B is simpler than C. Choose and justify.</w:t>
       </w:r>
     </w:p>
     <w:p>
       <w:pPr>
         <w:spacing w:line="336" w:lineRule="auto" w:after="180"/>
-        <w:shd w:fill="F1F6FC"/>
       </w:pPr>
       <w:r>
         <w:rPr>
           <w:b w:val="0"/>
         </w:rPr>
-        <w:t>Evaluate the selected rule on fresh final cases; neither simplicity nor one small validation set proves universal superiority.</w:t>
+        <w:t xml:space="preserve">Teacher explanation: B wins the validation tie by the declared simplicity rule. C is not selected merely for its zero </w:t>
+      </w:r>
+      <w:r>
+        <w:rPr>
+          <w:b/>
+        </w:rPr>
+        <w:t>training</w:t>
+      </w:r>
+      <w:r>
+        <w:rPr>
+          <w:b w:val="0"/>
+        </w:rPr>
+        <w:t xml:space="preserve"> error.</w:t>
       </w:r>
     </w:p>
     <w:p>
@@ -4441,7 +5420,7 @@
         <w:pStyle w:val="Heading3"/>
       </w:pPr>
       <w:r>
-        <w:t>Explanations for the additional workbook examples</w:t>
+        <w:t>W5 Limit a diagnosis</w:t>
       </w:r>
     </w:p>
     <w:p>
@@ -4449,7 +5428,7 @@
         <w:pStyle w:val="Heading3"/>
       </w:pPr>
       <w:r>
-        <w:t>W1 Select from evidence</w:t>
+        <w:t>Assess independent transfer</w:t>
       </w:r>
     </w:p>
     <w:p>
@@ -4457,51 +5436,204 @@
         <w:pStyle w:val="Heading3"/>
       </w:pPr>
       <w:r>
-        <w:t>Workbook question · W1</w:t>
+        <w:t>Selected case answer</w:t>
+      </w:r>
+    </w:p>
+    <w:p>
+      <w:pPr>
+        <w:pStyle w:val="Heading3"/>
+      </w:pPr>
+      <w:r>
+        <w:t>Feedback that the learner uses</w:t>
+      </w:r>
+    </w:p>
+    <w:p>
+      <w:pPr>
+        <w:pStyle w:val="Heading1"/>
+      </w:pPr>
+      <w:r>
+        <w:t>06. Connect, adapt and return</w:t>
+      </w:r>
+    </w:p>
+    <w:p>
+      <w:r>
+        <w:t>Retain the project evidence and revisit the reasoning on a changed case.</w:t>
+      </w:r>
+    </w:p>
+    <w:p>
+      <w:pPr>
+        <w:pStyle w:val="Heading2"/>
+      </w:pPr>
+      <w:r>
+        <w:t>Project evidence to keep</w:t>
       </w:r>
     </w:p>
     <w:p>
       <w:pPr>
         <w:spacing w:line="336" w:lineRule="auto" w:after="180"/>
-        <w:shd w:fill="F5F1FB"/>
       </w:pPr>
       <w:r>
         <w:rPr>
           <w:b w:val="0"/>
         </w:rPr>
-        <w:t xml:space="preserve">Choose among the three worked candidates and explain the </w:t>
+        <w:t>Avoid title-by-title patches; improve features or thresholds that transfer.</w:t>
+      </w:r>
+    </w:p>
+    <w:p>
+      <w:pPr>
+        <w:spacing w:line="336" w:lineRule="auto" w:after="180"/>
+      </w:pPr>
+      <w:r>
+        <w:rPr>
+          <w:b w:val="0"/>
+        </w:rPr>
+        <w:t xml:space="preserve">Keep the decision, </w:t>
       </w:r>
       <w:r>
         <w:rPr>
           <w:b/>
         </w:rPr>
+        <w:t>input</w:t>
+      </w:r>
+      <w:r>
+        <w:rPr>
+          <w:b w:val="0"/>
+        </w:rPr>
+        <w:t xml:space="preserve">, result, explanation and remaining limitation in the project </w:t>
+      </w:r>
+      <w:r>
+        <w:rPr>
+          <w:b/>
+        </w:rPr>
+        <w:t>evidence</w:t>
+      </w:r>
+      <w:r>
+        <w:rPr>
+          <w:b w:val="0"/>
+        </w:rPr>
+        <w:t xml:space="preserve"> record. Retrieve this record next week rather than restarting the project.</w:t>
+      </w:r>
+    </w:p>
+    <w:p>
+      <w:pPr>
+        <w:spacing w:line="336" w:lineRule="auto" w:after="180"/>
+      </w:pPr>
+      <w:r>
+        <w:rPr>
+          <w:b w:val="0"/>
+        </w:rPr>
+        <w:t>Compare recommender revisions on fixed development cases, reserving new cases for the final presentation.</w:t>
+      </w:r>
+    </w:p>
+    <w:p>
+      <w:pPr>
+        <w:pStyle w:val="Heading2"/>
+      </w:pPr>
+      <w:r>
+        <w:t>Support while preserving the reasoning goal</w:t>
+      </w:r>
+    </w:p>
+    <w:p>
+      <w:pPr>
+        <w:spacing w:line="336" w:lineRule="auto" w:after="180"/>
+      </w:pPr>
+      <w:r>
+        <w:rPr>
+          <w:b w:val="0"/>
+        </w:rPr>
+        <w:t>Trace one record or condition at a time with counters and labelled columns. Stretch: introduce a tie, boundary or missing field and declare its handling policy before rerunning.</w:t>
+      </w:r>
+    </w:p>
+    <w:p>
+      <w:pPr>
+        <w:spacing w:line="336" w:lineRule="auto" w:after="180"/>
+      </w:pPr>
+      <w:r>
+        <w:rPr>
+          <w:b w:val="0"/>
+        </w:rPr>
+        <w:t xml:space="preserve">Provide a blank </w:t>
+      </w:r>
+      <w:r>
+        <w:rPr>
+          <w:b/>
+        </w:rPr>
+        <w:t>evidence</w:t>
+      </w:r>
+      <w:r>
+        <w:rPr>
+          <w:b w:val="0"/>
+        </w:rPr>
+        <w:t xml:space="preserve"> table and allow a verbal explanation before writing. Highlight the given conditions without supplying the W 4 conclusion. Use </w:t>
+      </w:r>
+      <w:r>
+        <w:rPr>
+          <w:b/>
+        </w:rPr>
+        <w:t>capacity</w:t>
+      </w:r>
+      <w:r>
+        <w:rPr>
+          <w:b w:val="0"/>
+        </w:rPr>
+        <w:t xml:space="preserve"> and </w:t>
+      </w:r>
+      <w:r>
+        <w:rPr>
+          <w:b/>
+        </w:rPr>
+        <w:t>overfitting</w:t>
+      </w:r>
+      <w:r>
+        <w:rPr>
+          <w:b w:val="0"/>
+        </w:rPr>
+        <w:t xml:space="preserve"> in full sentences.</w:t>
+      </w:r>
+    </w:p>
+    <w:p>
+      <w:pPr>
+        <w:spacing w:line="336" w:lineRule="auto" w:after="180"/>
+      </w:pPr>
+      <w:r>
+        <w:rPr>
+          <w:b w:val="0"/>
+        </w:rPr>
+        <w:t>Extension: alter one condition in the worked example and explain which conclusion changes and which remains supported.</w:t>
+      </w:r>
+    </w:p>
+    <w:p>
+      <w:pPr>
+        <w:spacing w:line="336" w:lineRule="auto" w:after="180"/>
+      </w:pPr>
+      <w:r>
+        <w:rPr>
+          <w:b w:val="0"/>
+        </w:rPr>
+        <w:t xml:space="preserve">For independent W 4, require: B wins the validation tie by the declared simplicity rule. C is not selected merely for its zero </w:t>
+      </w:r>
+      <w:r>
+        <w:rPr>
+          <w:b/>
+        </w:rPr>
         <w:t>training</w:t>
       </w:r>
       <w:r>
         <w:rPr>
           <w:b w:val="0"/>
         </w:rPr>
-        <w:t xml:space="preserve"> trap.</w:t>
-      </w:r>
-    </w:p>
-    <w:p>
-      <w:pPr>
-        <w:pStyle w:val="Heading3"/>
-      </w:pPr>
-      <w:r>
-        <w:t>Teacher reasoning · W1</w:t>
+        <w:t xml:space="preserve"> error.</w:t>
       </w:r>
     </w:p>
     <w:p>
       <w:pPr>
         <w:spacing w:line="336" w:lineRule="auto" w:after="180"/>
-        <w:shd w:fill="F1F6FC"/>
       </w:pPr>
       <w:r>
         <w:rPr>
           <w:b w:val="0"/>
         </w:rPr>
-        <w:t xml:space="preserve">Teacher explanation: Choose the line with validation MAE 3. The curve </w:t>
+        <w:t xml:space="preserve">Fresh retry </w:t>
       </w:r>
       <w:r>
         <w:rPr>
@@ -4513,901 +5645,26 @@
         <w:rPr>
           <w:b w:val="0"/>
         </w:rPr>
-        <w:t xml:space="preserve"> MAE 0 does not compensate for validation MAE 8.</w:t>
-      </w:r>
-    </w:p>
-    <w:p>
-      <w:pPr>
-        <w:pStyle w:val="Heading3"/>
-      </w:pPr>
-      <w:r>
-        <w:t>W2 Interpret a gap</w:t>
-      </w:r>
-    </w:p>
-    <w:p>
-      <w:pPr>
-        <w:pStyle w:val="Heading3"/>
-      </w:pPr>
-      <w:r>
-        <w:t>Workbook question · W2</w:t>
+        <w:t>/validation D 3/4 E 0/7 F 2/3: choose F under lowest validation loss. Explain why E is not automatically best. Mark each criterion as independent, supported or not yet demonstrated.</w:t>
       </w:r>
     </w:p>
     <w:p>
       <w:pPr>
         <w:spacing w:line="336" w:lineRule="auto" w:after="180"/>
-        <w:shd w:fill="F5F1FB"/>
       </w:pPr>
       <w:r>
         <w:rPr>
           <w:b w:val="0"/>
         </w:rPr>
-        <w:t xml:space="preserve">Does a </w:t>
-      </w:r>
-      <w:r>
-        <w:rPr>
-          <w:b/>
-        </w:rPr>
-        <w:t>training</w:t>
-      </w:r>
-      <w:r>
-        <w:rPr>
-          <w:b w:val="0"/>
-        </w:rPr>
-        <w:t xml:space="preserve">-validation gap alone prove </w:t>
-      </w:r>
-      <w:r>
-        <w:rPr>
-          <w:b/>
-        </w:rPr>
-        <w:t>overfitting</w:t>
-      </w:r>
-      <w:r>
-        <w:rPr>
-          <w:b w:val="0"/>
-        </w:rPr>
-        <w:t>?</w:t>
-      </w:r>
-    </w:p>
-    <w:p>
-      <w:pPr>
-        <w:pStyle w:val="Heading3"/>
-      </w:pPr>
-      <w:r>
-        <w:t>Teacher reasoning · W2</w:t>
-      </w:r>
-    </w:p>
-    <w:p>
-      <w:pPr>
-        <w:spacing w:line="336" w:lineRule="auto" w:after="180"/>
-        <w:shd w:fill="F1F6FC"/>
-      </w:pPr>
-      <w:r>
-        <w:rPr>
-          <w:b w:val="0"/>
-        </w:rPr>
-        <w:t xml:space="preserve">Teacher explanation: No. It is consistent with </w:t>
-      </w:r>
-      <w:r>
-        <w:rPr>
-          <w:b/>
-        </w:rPr>
-        <w:t>overfitting</w:t>
-      </w:r>
-      <w:r>
-        <w:rPr>
-          <w:b w:val="0"/>
-        </w:rPr>
-        <w:t xml:space="preserve"> but may also reflect shift, data quality or split problems.</w:t>
-      </w:r>
-    </w:p>
-    <w:p>
-      <w:pPr>
-        <w:pStyle w:val="Heading3"/>
-      </w:pPr>
-      <w:r>
-        <w:t>W3 Propose a controlled change</w:t>
-      </w:r>
-    </w:p>
-    <w:p>
-      <w:pPr>
-        <w:pStyle w:val="Heading3"/>
-      </w:pPr>
-      <w:r>
-        <w:t>Workbook question · W3</w:t>
-      </w:r>
-    </w:p>
-    <w:p>
-      <w:pPr>
-        <w:spacing w:line="336" w:lineRule="auto" w:after="180"/>
-        <w:shd w:fill="F5F1FB"/>
-      </w:pPr>
-      <w:r>
-        <w:rPr>
-          <w:b w:val="0"/>
-        </w:rPr>
-        <w:t>Describe one fair next development comparison.</w:t>
-      </w:r>
-    </w:p>
-    <w:p>
-      <w:pPr>
-        <w:pStyle w:val="Heading3"/>
-      </w:pPr>
-      <w:r>
-        <w:t>Teacher reasoning · W3</w:t>
-      </w:r>
-    </w:p>
-    <w:p>
-      <w:pPr>
-        <w:spacing w:line="336" w:lineRule="auto" w:after="180"/>
-        <w:shd w:fill="F1F6FC"/>
-      </w:pPr>
-      <w:r>
-        <w:rPr>
-          <w:b w:val="0"/>
-        </w:rPr>
-        <w:t xml:space="preserve">Teacher explanation: Compare a simpler curve against the current curve on the same validation rows, retaining the same metric and </w:t>
-      </w:r>
-      <w:r>
-        <w:rPr>
-          <w:b/>
-        </w:rPr>
-        <w:t>training</w:t>
-      </w:r>
-      <w:r>
-        <w:rPr>
-          <w:b w:val="0"/>
-        </w:rPr>
-        <w:t xml:space="preserve">-only </w:t>
-      </w:r>
-      <w:r>
-        <w:rPr>
-          <w:b/>
-        </w:rPr>
-        <w:t>fitting</w:t>
-      </w:r>
-      <w:r>
-        <w:rPr>
-          <w:b w:val="0"/>
-        </w:rPr>
-        <w:t>; log the change.</w:t>
-      </w:r>
-    </w:p>
-    <w:p>
-      <w:pPr>
-        <w:pStyle w:val="Heading3"/>
-      </w:pPr>
-      <w:r>
-        <w:t>W4 Apply independently</w:t>
-      </w:r>
-    </w:p>
-    <w:p>
-      <w:pPr>
-        <w:pStyle w:val="Heading3"/>
-      </w:pPr>
-      <w:r>
-        <w:t>Workbook question · W4</w:t>
-      </w:r>
-    </w:p>
-    <w:p>
-      <w:pPr>
-        <w:spacing w:line="336" w:lineRule="auto" w:after="180"/>
-        <w:shd w:fill="F5F1FB"/>
-      </w:pPr>
-      <w:r>
-        <w:rPr>
-          <w:b w:val="0"/>
-        </w:rPr>
-        <w:t xml:space="preserve">Models A </w:t>
-      </w:r>
-      <w:r>
-        <w:rPr>
-          <w:b/>
-        </w:rPr>
-        <w:t>training</w:t>
-      </w:r>
-      <w:r>
-        <w:rPr>
-          <w:b w:val="0"/>
-        </w:rPr>
-        <w:t xml:space="preserve"> 4 validation 5, B </w:t>
-      </w:r>
-      <w:r>
-        <w:rPr>
-          <w:b/>
-        </w:rPr>
-        <w:t>training</w:t>
-      </w:r>
-      <w:r>
-        <w:rPr>
-          <w:b w:val="0"/>
-        </w:rPr>
-        <w:t xml:space="preserve"> 1 validation 2, C </w:t>
-      </w:r>
-      <w:r>
-        <w:rPr>
-          <w:b/>
-        </w:rPr>
-        <w:t>training</w:t>
-      </w:r>
-      <w:r>
-        <w:rPr>
-          <w:b w:val="0"/>
-        </w:rPr>
-        <w:t xml:space="preserve"> 0 validation 2. Lowest validation MAE then simpler; B is simpler than C. Choose and justify.</w:t>
-      </w:r>
-    </w:p>
-    <w:p>
-      <w:pPr>
-        <w:pStyle w:val="Heading3"/>
-      </w:pPr>
-      <w:r>
-        <w:t>Teacher reasoning · W4</w:t>
-      </w:r>
-    </w:p>
-    <w:p>
-      <w:pPr>
-        <w:spacing w:line="336" w:lineRule="auto" w:after="180"/>
-        <w:shd w:fill="F1F6FC"/>
-      </w:pPr>
-      <w:r>
-        <w:rPr>
-          <w:b w:val="0"/>
-        </w:rPr>
-        <w:t xml:space="preserve">Teacher explanation: B wins the validation tie by the declared simplicity rule. C is not selected merely for its zero </w:t>
-      </w:r>
-      <w:r>
-        <w:rPr>
-          <w:b/>
-        </w:rPr>
-        <w:t>training</w:t>
-      </w:r>
-      <w:r>
-        <w:rPr>
-          <w:b w:val="0"/>
-        </w:rPr>
-        <w:t xml:space="preserve"> error.</w:t>
-      </w:r>
-    </w:p>
-    <w:p>
-      <w:pPr>
-        <w:pStyle w:val="Heading3"/>
-      </w:pPr>
-      <w:r>
-        <w:t>W5 Limit a diagnosis</w:t>
-      </w:r>
-    </w:p>
-    <w:p>
-      <w:pPr>
-        <w:pStyle w:val="Heading3"/>
-      </w:pPr>
-      <w:r>
-        <w:t>Workbook question · W5</w:t>
-      </w:r>
-    </w:p>
-    <w:p>
-      <w:pPr>
-        <w:spacing w:line="336" w:lineRule="auto" w:after="180"/>
-        <w:shd w:fill="F5F1FB"/>
-      </w:pPr>
-      <w:r>
-        <w:rPr>
-          <w:b w:val="0"/>
-        </w:rPr>
-        <w:t xml:space="preserve">What extra </w:t>
-      </w:r>
-      <w:r>
-        <w:rPr>
-          <w:b/>
-        </w:rPr>
-        <w:t>evidence</w:t>
-      </w:r>
-      <w:r>
-        <w:rPr>
-          <w:b w:val="0"/>
-        </w:rPr>
-        <w:t xml:space="preserve"> would you inspect before concluding a model memorized noise?</w:t>
-      </w:r>
-    </w:p>
-    <w:p>
-      <w:pPr>
-        <w:pStyle w:val="Heading3"/>
-      </w:pPr>
-      <w:r>
-        <w:t>Teacher reasoning · W5</w:t>
-      </w:r>
-    </w:p>
-    <w:p>
-      <w:pPr>
-        <w:spacing w:line="336" w:lineRule="auto" w:after="180"/>
-        <w:shd w:fill="F1F6FC"/>
-      </w:pPr>
-      <w:r>
-        <w:rPr>
-          <w:b w:val="0"/>
-        </w:rPr>
-        <w:t>Teacher explanation: Check data provenance, split grouping, label quality and repeated development results; inspect representative residuals without using final test feedback to tune.</w:t>
-      </w:r>
-    </w:p>
-    <w:p>
-      <w:pPr>
-        <w:pStyle w:val="Heading3"/>
-      </w:pPr>
-      <w:r>
-        <w:t>Assess independent transfer</w:t>
-      </w:r>
-    </w:p>
-    <w:p>
-      <w:pPr>
-        <w:pStyle w:val="Heading3"/>
-      </w:pPr>
-      <w:r>
-        <w:t>Independent question · withhold the key</w:t>
-      </w:r>
-    </w:p>
-    <w:p>
-      <w:pPr>
-        <w:spacing w:line="336" w:lineRule="auto" w:after="180"/>
-        <w:shd w:fill="F5F1FB"/>
-      </w:pPr>
-      <w:r>
-        <w:rPr>
-          <w:b w:val="0"/>
-        </w:rPr>
-        <w:t xml:space="preserve">Selected case: Models A </w:t>
-      </w:r>
-      <w:r>
-        <w:rPr>
-          <w:b/>
-        </w:rPr>
-        <w:t>training</w:t>
-      </w:r>
-      <w:r>
-        <w:rPr>
-          <w:b w:val="0"/>
-        </w:rPr>
-        <w:t xml:space="preserve"> 4 validation 5, B </w:t>
-      </w:r>
-      <w:r>
-        <w:rPr>
-          <w:b/>
-        </w:rPr>
-        <w:t>training</w:t>
-      </w:r>
-      <w:r>
-        <w:rPr>
-          <w:b w:val="0"/>
-        </w:rPr>
-        <w:t xml:space="preserve"> 1 validation 2, C </w:t>
-      </w:r>
-      <w:r>
-        <w:rPr>
-          <w:b/>
-        </w:rPr>
-        <w:t>training</w:t>
-      </w:r>
-      <w:r>
-        <w:rPr>
-          <w:b w:val="0"/>
-        </w:rPr>
-        <w:t xml:space="preserve"> 0 validation 2. Lowest validation MAE then simpler; B is simpler than C. Choose and justify.</w:t>
-      </w:r>
-    </w:p>
-    <w:p>
-      <w:pPr>
-        <w:pStyle w:val="Heading3"/>
-      </w:pPr>
-      <w:r>
-        <w:t>Selected case answer</w:t>
-      </w:r>
-    </w:p>
-    <w:p>
-      <w:pPr>
-        <w:pStyle w:val="Heading3"/>
-      </w:pPr>
-      <w:r>
-        <w:t>Teacher key · Selected case answer</w:t>
-      </w:r>
-    </w:p>
-    <w:p>
-      <w:pPr>
-        <w:spacing w:line="336" w:lineRule="auto" w:after="180"/>
-        <w:shd w:fill="F1F6FC"/>
-      </w:pPr>
-      <w:r>
-        <w:rPr>
-          <w:b w:val="0"/>
-        </w:rPr>
-        <w:t xml:space="preserve">Teacher explanation: B wins the validation tie by the declared simplicity rule. C is not selected merely for its zero </w:t>
-      </w:r>
-      <w:r>
-        <w:rPr>
-          <w:b/>
-        </w:rPr>
-        <w:t>training</w:t>
-      </w:r>
-      <w:r>
-        <w:rPr>
-          <w:b w:val="0"/>
-        </w:rPr>
-        <w:t xml:space="preserve"> error.</w:t>
-      </w:r>
-    </w:p>
-    <w:tbl>
-      <w:tblPr>
-        <w:tblStyle w:val="LightShading-Accent1"/>
-        <w:tblW w:type="auto" w:w="0"/>
-        <w:tblLook w:firstColumn="1" w:firstRow="1" w:lastColumn="0" w:lastRow="0" w:noHBand="0" w:noVBand="1" w:val="04A0"/>
-      </w:tblPr>
-      <w:tblGrid>
-        <w:gridCol w:w="5112"/>
-        <w:gridCol w:w="5112"/>
-      </w:tblGrid>
-      <w:tr>
-        <w:trPr>
-          <w:tblHeader/>
-        </w:trPr>
-        <w:tc>
-          <w:tcPr>
-            <w:tcW w:type="dxa" w:w="5112"/>
-          </w:tcPr>
-          <w:p>
-            <w:r>
-              <w:t>Dimension</w:t>
-            </w:r>
-          </w:p>
-        </w:tc>
-        <w:tc>
-          <w:tcPr>
-            <w:tcW w:type="dxa" w:w="5112"/>
-          </w:tcPr>
-          <w:p>
-            <w:r>
-              <w:t>Evidence required</w:t>
-            </w:r>
-          </w:p>
-        </w:tc>
-      </w:tr>
-      <w:tr>
-        <w:tc>
-          <w:tcPr>
-            <w:tcW w:type="dxa" w:w="5112"/>
-          </w:tcPr>
-          <w:p>
-            <w:r>
-              <w:t>Explanation</w:t>
-            </w:r>
-          </w:p>
-        </w:tc>
-        <w:tc>
-          <w:tcPr>
-            <w:tcW w:type="dxa" w:w="5112"/>
-          </w:tcPr>
-          <w:p>
-            <w:r>
-              <w:t>Names the applicable idea or procedure and ties it to the supplied facts.</w:t>
-            </w:r>
-          </w:p>
-        </w:tc>
-      </w:tr>
-      <w:tr>
-        <w:tc>
-          <w:tcPr>
-            <w:tcW w:type="dxa" w:w="5112"/>
-          </w:tcPr>
-          <w:p>
-            <w:r>
-              <w:t>Trace and result</w:t>
-            </w:r>
-          </w:p>
-        </w:tc>
-        <w:tc>
-          <w:tcPr>
-            <w:tcW w:type="dxa" w:w="5112"/>
-          </w:tcPr>
-          <w:p>
-            <w:r>
-              <w:t>Preserves the given inputs and shows the relevant intermediate steps; distinguishes a prediction from an observed execution.</w:t>
-            </w:r>
-          </w:p>
-        </w:tc>
-      </w:tr>
-      <w:tr>
-        <w:tc>
-          <w:tcPr>
-            <w:tcW w:type="dxa" w:w="5112"/>
-          </w:tcPr>
-          <w:p>
-            <w:r>
-              <w:t>Limits</w:t>
-            </w:r>
-          </w:p>
-        </w:tc>
-        <w:tc>
-          <w:tcPr>
-            <w:tcW w:type="dxa" w:w="5112"/>
-          </w:tcPr>
-          <w:p>
-            <w:r>
-              <w:t>States the assumptions, missing evidence or conditions under which the result would change.</w:t>
-            </w:r>
-          </w:p>
-        </w:tc>
-      </w:tr>
-    </w:tbl>
-    <w:p>
-      <w:pPr>
-        <w:pStyle w:val="Heading3"/>
-      </w:pPr>
-      <w:r>
-        <w:t>Teacher key · Selected case answer</w:t>
-      </w:r>
-    </w:p>
-    <w:p>
-      <w:pPr>
-        <w:spacing w:line="336" w:lineRule="auto" w:after="180"/>
-        <w:shd w:fill="F1F6FC"/>
-      </w:pPr>
-      <w:r>
-        <w:rPr>
-          <w:b w:val="0"/>
-        </w:rPr>
-        <w:t>Record each dimension as not yet, with support, or independent. Accept a valid alternative procedure with a defensible trace.</w:t>
-      </w:r>
-    </w:p>
-    <w:p>
-      <w:pPr>
-        <w:spacing w:line="336" w:lineRule="auto" w:after="180"/>
-        <w:shd w:fill="F1F6FC"/>
-      </w:pPr>
-      <w:r>
-        <w:rPr>
-          <w:b w:val="0"/>
-        </w:rPr>
-        <w:t xml:space="preserve">Do not penalise an honestly recorded model failure if the learner correctly explains its </w:t>
-      </w:r>
-      <w:r>
-        <w:rPr>
-          <w:b/>
-        </w:rPr>
-        <w:t>evidence</w:t>
-      </w:r>
-      <w:r>
-        <w:rPr>
-          <w:b w:val="0"/>
-        </w:rPr>
-        <w:t xml:space="preserve"> and limits.</w:t>
-      </w:r>
-    </w:p>
-    <w:p>
-      <w:pPr>
-        <w:pStyle w:val="Heading3"/>
-      </w:pPr>
-      <w:r>
-        <w:t>Feedback that the learner uses</w:t>
-      </w:r>
-    </w:p>
-    <w:p>
-      <w:pPr>
-        <w:spacing w:line="336" w:lineRule="auto" w:after="180"/>
-      </w:pPr>
-      <w:r>
-        <w:rPr>
-          <w:b w:val="0"/>
-        </w:rPr>
-        <w:t>Name the earliest unsupported step and give one action to repair it. Have the learner make that repair now and explain why. Then assess the relevant skill on a fresh, fully specified case.</w:t>
-      </w:r>
-    </w:p>
-    <w:p>
-      <w:pPr>
-        <w:spacing w:line="336" w:lineRule="auto" w:after="180"/>
-      </w:pPr>
-      <w:r>
-        <w:rPr>
-          <w:b w:val="0"/>
-        </w:rPr>
-        <w:t>Confirm it was not previously practised with feedback; solve and check the new case before assigning it. A follow-up design prompt is a starting brief, not automatically an equivalent test.</w:t>
-      </w:r>
-    </w:p>
-    <w:p>
-      <w:pPr>
-        <w:pStyle w:val="Heading1"/>
-      </w:pPr>
-      <w:r>
-        <w:t>06. Connect and extend learning</w:t>
-      </w:r>
-    </w:p>
-    <w:p>
-      <w:r>
-        <w:t>Connect Overfitting Intuition to Transparent Book Recommender, adapt support and plan a later changed-case check.</w:t>
-      </w:r>
-    </w:p>
-    <w:p>
-      <w:pPr>
-        <w:pStyle w:val="Heading3"/>
-      </w:pPr>
-      <w:r>
-        <w:t>Transparent Book Recommender</w:t>
-      </w:r>
-    </w:p>
-    <w:p>
-      <w:pPr>
-        <w:spacing w:line="336" w:lineRule="auto" w:after="180"/>
-      </w:pPr>
-      <w:r>
-        <w:rPr>
-          <w:b w:val="0"/>
-        </w:rPr>
-        <w:t>Avoid title-by-title patches; improve features or thresholds that transfer.</w:t>
-      </w:r>
-    </w:p>
-    <w:p>
-      <w:pPr>
-        <w:spacing w:line="336" w:lineRule="auto" w:after="180"/>
-      </w:pPr>
-      <w:r>
-        <w:rPr>
-          <w:b w:val="0"/>
-        </w:rPr>
-        <w:t xml:space="preserve">Keep the decision, </w:t>
-      </w:r>
-      <w:r>
-        <w:rPr>
-          <w:b/>
-        </w:rPr>
-        <w:t>input</w:t>
-      </w:r>
-      <w:r>
-        <w:rPr>
-          <w:b w:val="0"/>
-        </w:rPr>
-        <w:t xml:space="preserve">, result, explanation and remaining limitation in the project </w:t>
-      </w:r>
-      <w:r>
-        <w:rPr>
-          <w:b/>
-        </w:rPr>
-        <w:t>evidence</w:t>
-      </w:r>
-      <w:r>
-        <w:rPr>
-          <w:b w:val="0"/>
-        </w:rPr>
-        <w:t xml:space="preserve"> record. Retrieve this record next week rather than restarting the project.</w:t>
-      </w:r>
-    </w:p>
-    <w:p>
-      <w:pPr>
-        <w:pStyle w:val="Heading3"/>
-      </w:pPr>
-      <w:r>
-        <w:t>Support and stretch</w:t>
-      </w:r>
-    </w:p>
-    <w:p>
-      <w:pPr>
-        <w:spacing w:line="336" w:lineRule="auto" w:after="180"/>
-      </w:pPr>
-      <w:r>
-        <w:rPr>
-          <w:b w:val="0"/>
-        </w:rPr>
-        <w:t>Trace one record or condition at a time with counters and labelled columns. Stretch: introduce a tie, boundary or missing field and declare its handling policy before rerunning.</w:t>
-      </w:r>
-    </w:p>
-    <w:p>
-      <w:pPr>
-        <w:pStyle w:val="Heading3"/>
-      </w:pPr>
-      <w:r>
-        <w:t>Exit reflection</w:t>
-      </w:r>
-    </w:p>
-    <w:p>
-      <w:pPr>
-        <w:spacing w:line="336" w:lineRule="auto" w:after="180"/>
-      </w:pPr>
-      <w:r>
-        <w:rPr>
-          <w:b w:val="0"/>
-        </w:rPr>
-        <w:t xml:space="preserve">Ask for one decision the learner can now justify and one situation requiring more </w:t>
-      </w:r>
-      <w:r>
-        <w:rPr>
-          <w:b/>
-        </w:rPr>
-        <w:t>evidence</w:t>
-      </w:r>
-      <w:r>
-        <w:rPr>
-          <w:b w:val="0"/>
-        </w:rPr>
-        <w:t xml:space="preserve"> or human review. Confidence ratings are separate from correct independent performance.</w:t>
-      </w:r>
-    </w:p>
-    <w:p>
-      <w:pPr>
-        <w:pStyle w:val="Heading3"/>
-      </w:pPr>
-      <w:r>
-        <w:t>Bridge to the next week</w:t>
-      </w:r>
-    </w:p>
-    <w:p>
-      <w:pPr>
-        <w:spacing w:line="336" w:lineRule="auto" w:after="180"/>
-      </w:pPr>
-      <w:r>
-        <w:rPr>
-          <w:b w:val="0"/>
-        </w:rPr>
-        <w:t xml:space="preserve">Next: Week 17: Noise and Outliers. Retrieve today’s </w:t>
-      </w:r>
-      <w:r>
-        <w:rPr>
-          <w:b/>
-        </w:rPr>
-        <w:t>evidence</w:t>
-      </w:r>
-      <w:r>
-        <w:rPr>
-          <w:b w:val="0"/>
-        </w:rPr>
-        <w:t xml:space="preserve"> and identify what carries forward and what is new.</w:t>
-      </w:r>
-    </w:p>
-    <w:p>
-      <w:pPr>
-        <w:pStyle w:val="Heading3"/>
-      </w:pPr>
-      <w:r>
-        <w:t>Support and fresh reassessment</w:t>
-      </w:r>
-    </w:p>
-    <w:p>
-      <w:pPr>
-        <w:spacing w:line="336" w:lineRule="auto" w:after="180"/>
-      </w:pPr>
-      <w:r>
-        <w:rPr>
-          <w:b w:val="0"/>
-        </w:rPr>
-        <w:t xml:space="preserve">Provide a blank </w:t>
-      </w:r>
-      <w:r>
-        <w:rPr>
-          <w:b/>
-        </w:rPr>
-        <w:t>evidence</w:t>
-      </w:r>
-      <w:r>
-        <w:rPr>
-          <w:b w:val="0"/>
-        </w:rPr>
-        <w:t xml:space="preserve"> table and allow a verbal explanation before writing. Highlight the given conditions without supplying the W 4 conclusion. Use </w:t>
-      </w:r>
-      <w:r>
-        <w:rPr>
-          <w:b/>
-        </w:rPr>
-        <w:t>capacity</w:t>
-      </w:r>
-      <w:r>
-        <w:rPr>
-          <w:b w:val="0"/>
-        </w:rPr>
-        <w:t xml:space="preserve"> and </w:t>
-      </w:r>
-      <w:r>
-        <w:rPr>
-          <w:b/>
-        </w:rPr>
-        <w:t>overfitting</w:t>
-      </w:r>
-      <w:r>
-        <w:rPr>
-          <w:b w:val="0"/>
-        </w:rPr>
-        <w:t xml:space="preserve"> in full sentences.</w:t>
-      </w:r>
-    </w:p>
-    <w:p>
-      <w:pPr>
-        <w:spacing w:line="336" w:lineRule="auto" w:after="180"/>
-      </w:pPr>
-      <w:r>
-        <w:rPr>
-          <w:b w:val="0"/>
-        </w:rPr>
-        <w:t>Extension: alter one condition in the worked example and explain which conclusion changes and which remains supported.</w:t>
-      </w:r>
-    </w:p>
-    <w:p>
-      <w:pPr>
-        <w:spacing w:line="336" w:lineRule="auto" w:after="180"/>
-      </w:pPr>
-      <w:r>
-        <w:rPr>
-          <w:b w:val="0"/>
-        </w:rPr>
-        <w:t xml:space="preserve">For independent W 4, require: B wins the validation tie by the declared simplicity rule. C is not selected merely for its zero </w:t>
-      </w:r>
-      <w:r>
-        <w:rPr>
-          <w:b/>
-        </w:rPr>
-        <w:t>training</w:t>
-      </w:r>
-      <w:r>
-        <w:rPr>
-          <w:b w:val="0"/>
-        </w:rPr>
-        <w:t xml:space="preserve"> error.</w:t>
-      </w:r>
-    </w:p>
-    <w:p>
-      <w:pPr>
-        <w:spacing w:line="336" w:lineRule="auto" w:after="180"/>
-      </w:pPr>
-      <w:r>
-        <w:rPr>
-          <w:b w:val="0"/>
-        </w:rPr>
-        <w:t xml:space="preserve">Fresh retry </w:t>
-      </w:r>
-      <w:r>
-        <w:rPr>
-          <w:b/>
-        </w:rPr>
-        <w:t>training</w:t>
-      </w:r>
-      <w:r>
-        <w:rPr>
-          <w:b w:val="0"/>
-        </w:rPr>
-        <w:t>/validation D 3/4 E 0/7 F 2/3: choose F under lowest validation loss. Explain why E is not automatically best. Mark each criterion as independent, supported or not yet demonstrated.</w:t>
-      </w:r>
-    </w:p>
-    <w:p>
-      <w:pPr>
-        <w:spacing w:line="336" w:lineRule="auto" w:after="180"/>
-      </w:pPr>
-      <w:r>
-        <w:rPr>
-          <w:b w:val="0"/>
-        </w:rPr>
         <w:t>Reassess the reasoning after feedback; do not replace the first attempt silently.</w:t>
       </w:r>
     </w:p>
     <w:p>
       <w:pPr>
-        <w:spacing w:line="336" w:lineRule="auto" w:after="180"/>
-      </w:pPr>
-      <w:r>
-        <w:rPr>
-          <w:b w:val="0"/>
-        </w:rPr>
-        <w:t xml:space="preserve">Next week: Learning curves and variability. Carry forward the saved </w:t>
-      </w:r>
-      <w:r>
-        <w:rPr>
-          <w:b/>
-        </w:rPr>
-        <w:t>evidence</w:t>
-      </w:r>
-      <w:r>
-        <w:rPr>
-          <w:b w:val="0"/>
-        </w:rPr>
-        <w:t xml:space="preserve"> and the distinction between development choices and justified claims.</w:t>
-      </w:r>
-    </w:p>
-    <w:p>
-      <w:pPr>
-        <w:pStyle w:val="Heading3"/>
-      </w:pPr>
-      <w:r>
-        <w:t>Plan the delayed return</w:t>
+        <w:pStyle w:val="Heading2"/>
+      </w:pPr>
+      <w:r>
+        <w:t>Plan the delayed check</w:t>
       </w:r>
     </w:p>
     <w:p>
@@ -5624,48 +5881,176 @@
     </w:p>
     <w:p>
       <w:pPr>
+        <w:pStyle w:val="Heading2"/>
+      </w:pPr>
+      <w:r>
+        <w:t>Bridge to next week</w:t>
+      </w:r>
+    </w:p>
+    <w:p>
+      <w:pPr>
+        <w:spacing w:line="336" w:lineRule="auto" w:after="180"/>
+      </w:pPr>
+      <w:r>
+        <w:rPr>
+          <w:b w:val="0"/>
+        </w:rPr>
+        <w:t xml:space="preserve">Ask for one decision the learner can now justify and one situation requiring more </w:t>
+      </w:r>
+      <w:r>
+        <w:rPr>
+          <w:b/>
+        </w:rPr>
+        <w:t>evidence</w:t>
+      </w:r>
+      <w:r>
+        <w:rPr>
+          <w:b w:val="0"/>
+        </w:rPr>
+        <w:t xml:space="preserve"> or human review. Confidence ratings are separate from correct independent performance.</w:t>
+      </w:r>
+    </w:p>
+    <w:p>
+      <w:pPr>
+        <w:spacing w:line="336" w:lineRule="auto" w:after="180"/>
+      </w:pPr>
+      <w:r>
+        <w:rPr>
+          <w:b w:val="0"/>
+        </w:rPr>
+        <w:t xml:space="preserve">Next: Week 17: Noise and Outliers. Retrieve today’s </w:t>
+      </w:r>
+      <w:r>
+        <w:rPr>
+          <w:b/>
+        </w:rPr>
+        <w:t>evidence</w:t>
+      </w:r>
+      <w:r>
+        <w:rPr>
+          <w:b w:val="0"/>
+        </w:rPr>
+        <w:t xml:space="preserve"> and identify what carries forward and what is new.</w:t>
+      </w:r>
+    </w:p>
+    <w:p>
+      <w:pPr>
+        <w:spacing w:line="336" w:lineRule="auto" w:after="180"/>
+      </w:pPr>
+      <w:r>
+        <w:rPr>
+          <w:b w:val="0"/>
+        </w:rPr>
+        <w:t>Next is Week 17: Noise and Outliers. Carry forward the saved split, metric and comparison record; investigate unusual observations without assuming every large error is invalid data.</w:t>
+      </w:r>
+    </w:p>
+    <w:p>
+      <w:pPr>
+        <w:pStyle w:val="Heading2"/>
+      </w:pPr>
+      <w:r>
+        <w:t>Earlier wording, alternatives and picture transcripts · reference / check after trying</w:t>
+      </w:r>
+    </w:p>
+    <w:p>
+      <w:pPr>
+        <w:spacing w:line="336" w:lineRule="auto" w:after="180"/>
+      </w:pPr>
+      <w:r>
+        <w:rPr>
+          <w:b w:val="0"/>
+        </w:rPr>
+        <w:t>Connect and extend learning</w:t>
+      </w:r>
+    </w:p>
+    <w:p>
+      <w:pPr>
         <w:pStyle w:val="Heading3"/>
       </w:pPr>
       <w:r>
+        <w:t>Transparent Book Recommender</w:t>
+      </w:r>
+    </w:p>
+    <w:p>
+      <w:pPr>
+        <w:pStyle w:val="Heading3"/>
+      </w:pPr>
+      <w:r>
+        <w:t>Support and stretch</w:t>
+      </w:r>
+    </w:p>
+    <w:p>
+      <w:pPr>
+        <w:pStyle w:val="Heading3"/>
+      </w:pPr>
+      <w:r>
+        <w:t>Exit reflection</w:t>
+      </w:r>
+    </w:p>
+    <w:p>
+      <w:pPr>
+        <w:pStyle w:val="Heading3"/>
+      </w:pPr>
+      <w:r>
+        <w:t>Bridge to the next week</w:t>
+      </w:r>
+    </w:p>
+    <w:p>
+      <w:pPr>
+        <w:pStyle w:val="Heading3"/>
+      </w:pPr>
+      <w:r>
+        <w:t>Support and fresh reassessment</w:t>
+      </w:r>
+    </w:p>
+    <w:p>
+      <w:pPr>
+        <w:pStyle w:val="Heading3"/>
+      </w:pPr>
+      <w:r>
+        <w:t>Plan the delayed return</w:t>
+      </w:r>
+    </w:p>
+    <w:p>
+      <w:pPr>
+        <w:pStyle w:val="Heading3"/>
+      </w:pPr>
+      <w:r>
         <w:t>Project evidence from this case</w:t>
       </w:r>
     </w:p>
     <w:p>
       <w:pPr>
+        <w:pStyle w:val="Heading1"/>
+      </w:pPr>
+      <w:r>
+        <w:t>Reference bank and extra practice</w:t>
+      </w:r>
+    </w:p>
+    <w:p>
+      <w:pPr>
+        <w:pStyle w:val="Heading1"/>
+      </w:pPr>
+      <w:r>
+        <w:t>07. Reference: alternative planning checklist</w:t>
+      </w:r>
+    </w:p>
+    <w:p>
+      <w:r>
+        <w:t>Use as a reminder alongside the main route rather than teaching the cycle twice.</w:t>
+      </w:r>
+    </w:p>
+    <w:p>
+      <w:pPr>
+        <w:pStyle w:val="Heading2"/>
+      </w:pPr>
+      <w:r>
+        <w:t>Preparation and schedule</w:t>
+      </w:r>
+    </w:p>
+    <w:p>
+      <w:pPr>
         <w:spacing w:line="336" w:lineRule="auto" w:after="180"/>
-      </w:pPr>
-      <w:r>
-        <w:rPr>
-          <w:b w:val="0"/>
-        </w:rPr>
-        <w:t>Compare recommender revisions on fixed development cases, reserving new cases for the final presentation.</w:t>
-      </w:r>
-    </w:p>
-    <w:p>
-      <w:pPr>
-        <w:pStyle w:val="Heading1"/>
-      </w:pPr>
-      <w:r>
-        <w:t>07. Prepare, teach and assess</w:t>
-      </w:r>
-    </w:p>
-    <w:p>
-      <w:r>
-        <w:t>Use this preparation summary alongside the detailed Overfitting Intuition lesson; it is a checklist rather than a replacement for the full sequence.</w:t>
-      </w:r>
-    </w:p>
-    <w:p>
-      <w:pPr>
-        <w:pStyle w:val="Heading3"/>
-      </w:pPr>
-      <w:r>
-        <w:t>Teaching target</w:t>
-      </w:r>
-    </w:p>
-    <w:p>
-      <w:pPr>
-        <w:spacing w:line="336" w:lineRule="auto" w:after="180"/>
-        <w:shd w:fill="EDF7F3"/>
       </w:pPr>
       <w:r>
         <w:rPr>
@@ -5872,8 +6257,15 @@
     </w:tbl>
     <w:p>
       <w:pPr>
+        <w:pStyle w:val="Heading2"/>
+      </w:pPr>
+      <w:r>
+        <w:t>Practice and assessment reminders</w:t>
+      </w:r>
+    </w:p>
+    <w:p>
+      <w:pPr>
         <w:spacing w:line="336" w:lineRule="auto" w:after="180"/>
-        <w:shd w:fill="F5F1FB"/>
       </w:pPr>
       <w:r>
         <w:rPr>
@@ -5908,16 +6300,7 @@
     </w:p>
     <w:p>
       <w:pPr>
-        <w:pStyle w:val="Heading3"/>
-      </w:pPr>
-      <w:r>
-        <w:t>Supported practice answer</w:t>
-      </w:r>
-    </w:p>
-    <w:p>
-      <w:pPr>
         <w:spacing w:line="336" w:lineRule="auto" w:after="180"/>
-        <w:shd w:fill="F1F6FC"/>
       </w:pPr>
       <w:r>
         <w:rPr>
@@ -5986,16 +6369,7 @@
     </w:p>
     <w:p>
       <w:pPr>
-        <w:pStyle w:val="Heading3"/>
-      </w:pPr>
-      <w:r>
-        <w:t>Repair the misconception</w:t>
-      </w:r>
-    </w:p>
-    <w:p>
-      <w:pPr>
         <w:spacing w:line="336" w:lineRule="auto" w:after="180"/>
-        <w:shd w:fill="FFF5E6"/>
       </w:pPr>
       <w:r>
         <w:rPr>
@@ -6018,16 +6392,7 @@
     </w:p>
     <w:p>
       <w:pPr>
-        <w:pStyle w:val="Heading3"/>
-      </w:pPr>
-      <w:r>
-        <w:t>Support without giving away the answer</w:t>
-      </w:r>
-    </w:p>
-    <w:p>
-      <w:pPr>
         <w:spacing w:line="336" w:lineRule="auto" w:after="180"/>
-        <w:shd w:fill="F1F6F8"/>
       </w:pPr>
       <w:r>
         <w:rPr>
@@ -6050,16 +6415,7 @@
     </w:p>
     <w:p>
       <w:pPr>
-        <w:pStyle w:val="Heading3"/>
-      </w:pPr>
-      <w:r>
-        <w:t>Extend the reasoning</w:t>
-      </w:r>
-    </w:p>
-    <w:p>
-      <w:pPr>
         <w:spacing w:line="336" w:lineRule="auto" w:after="180"/>
-        <w:shd w:fill="F5F1FB"/>
       </w:pPr>
       <w:r>
         <w:rPr>
@@ -6083,7 +6439,6 @@
     <w:p>
       <w:pPr>
         <w:spacing w:line="336" w:lineRule="auto" w:after="180"/>
-        <w:shd w:fill="F5F1FB"/>
       </w:pPr>
       <w:r>
         <w:rPr>
@@ -6094,16 +6449,7 @@
     </w:p>
     <w:p>
       <w:pPr>
-        <w:pStyle w:val="Heading3"/>
-      </w:pPr>
-      <w:r>
-        <w:t>Protect the independent attempt</w:t>
-      </w:r>
-    </w:p>
-    <w:p>
-      <w:pPr>
         <w:spacing w:line="336" w:lineRule="auto" w:after="180"/>
-        <w:shd w:fill="FFF5E6"/>
       </w:pPr>
       <w:r>
         <w:rPr>
@@ -6298,16 +6644,7 @@
     </w:tbl>
     <w:p>
       <w:pPr>
-        <w:pStyle w:val="Heading3"/>
-      </w:pPr>
-      <w:r>
-        <w:t>Project checkpoint</w:t>
-      </w:r>
-    </w:p>
-    <w:p>
-      <w:pPr>
         <w:spacing w:line="336" w:lineRule="auto" w:after="180"/>
-        <w:shd w:fill="EDF7F3"/>
       </w:pPr>
       <w:r>
         <w:rPr>
@@ -6344,12 +6681,20 @@
         <w:pStyle w:val="Heading1"/>
       </w:pPr>
       <w:r>
-        <w:t>08. Use feedback, labs and repair paths</w:t>
-      </w:r>
-    </w:p>
-    <w:p>
-      <w:r>
-        <w:t>Use feedback, earlier review and portfolios purposefully. Apply the coding routine only when this lesson has an executable lab.</w:t>
+        <w:t>08. Reference: feedback and records</w:t>
+      </w:r>
+    </w:p>
+    <w:p>
+      <w:r>
+        <w:t>Use digital tools where they help retain an explanation and its evidence.</w:t>
+      </w:r>
+    </w:p>
+    <w:p>
+      <w:pPr>
+        <w:pStyle w:val="Heading2"/>
+      </w:pPr>
+      <w:r>
+        <w:t>Keep practice and independent evidence separate</w:t>
       </w:r>
     </w:p>
     <w:p>
@@ -6388,10 +6733,52 @@
     </w:p>
     <w:p>
       <w:pPr>
-        <w:pStyle w:val="Heading3"/>
-      </w:pPr>
-      <w:r>
-        <w:t>For later coding lessons</w:t>
+        <w:pStyle w:val="Heading2"/>
+      </w:pPr>
+      <w:r>
+        <w:t>Repair and portfolio records</w:t>
+      </w:r>
+    </w:p>
+    <w:p>
+      <w:pPr>
+        <w:spacing w:line="336" w:lineRule="auto" w:after="180"/>
+      </w:pPr>
+      <w:r>
+        <w:rPr>
+          <w:b w:val="0"/>
+        </w:rPr>
+        <w:t>Use the earlier worked-explanation links to address a specific missing building block, then return to the current question. Adapt this suggestion after observing the learner; it is not an automatic diagnosis.</w:t>
+      </w:r>
+    </w:p>
+    <w:p>
+      <w:pPr>
+        <w:spacing w:line="336" w:lineRule="auto" w:after="180"/>
+      </w:pPr>
+      <w:r>
+        <w:rPr>
+          <w:b w:val="0"/>
+        </w:rPr>
+        <w:t xml:space="preserve">Collect the completed-work portfolio as </w:t>
+      </w:r>
+      <w:r>
+        <w:rPr>
+          <w:b/>
+        </w:rPr>
+        <w:t>evidence</w:t>
+      </w:r>
+      <w:r>
+        <w:rPr>
+          <w:b w:val="0"/>
+        </w:rPr>
+        <w:t>. Record support separately from correctness, and assess explanation, trace/test and limitations. Progress ticks and quiz selections alone do not establish mastery.</w:t>
+      </w:r>
+    </w:p>
+    <w:p>
+      <w:pPr>
+        <w:pStyle w:val="Heading2"/>
+      </w:pPr>
+      <w:r>
+        <w:t>Earlier wording, alternatives and picture transcripts · reference / check after trying</w:t>
       </w:r>
     </w:p>
     <w:p>
@@ -6402,7 +6789,6 @@
     <w:p>
       <w:pPr>
         <w:spacing w:line="336" w:lineRule="auto" w:after="180"/>
-        <w:shd w:fill="F1F6F8"/>
       </w:pPr>
       <w:r>
         <w:rPr>
@@ -6425,77 +6811,20 @@
     </w:p>
     <w:p>
       <w:pPr>
-        <w:spacing w:line="336" w:lineRule="auto" w:after="180"/>
-      </w:pPr>
-      <w:r>
-        <w:rPr>
-          <w:b w:val="0"/>
-        </w:rPr>
-        <w:t>Use the earlier worked-explanation links to address a specific missing building block, then return to the current question. Adapt this suggestion after observing the learner; it is not an automatic diagnosis.</w:t>
-      </w:r>
-    </w:p>
-    <w:p>
-      <w:pPr>
-        <w:spacing w:line="336" w:lineRule="auto" w:after="180"/>
-      </w:pPr>
-      <w:r>
-        <w:rPr>
-          <w:b w:val="0"/>
-        </w:rPr>
-        <w:t xml:space="preserve">Collect the completed-work portfolio as </w:t>
-      </w:r>
-      <w:r>
-        <w:rPr>
-          <w:b/>
-        </w:rPr>
-        <w:t>evidence</w:t>
-      </w:r>
-      <w:r>
-        <w:rPr>
-          <w:b w:val="0"/>
-        </w:rPr>
-        <w:t>. Record support separately from correctness, and assess explanation, trace/test and limitations. Progress ticks and quiz selections alone do not establish mastery.</w:t>
-      </w:r>
-    </w:p>
-    <w:p>
-      <w:pPr>
         <w:pStyle w:val="Heading1"/>
       </w:pPr>
       <w:r>
-        <w:t>09. Visual concept journey</w:t>
-      </w:r>
-    </w:p>
-    <w:p>
-      <w:r>
-        <w:t>Show one Overfitting Intuition graphic at a time, request a prediction and discuss its trace before the independent assessment.</w:t>
-      </w:r>
-    </w:p>
-    <w:p>
-      <w:pPr>
-        <w:spacing w:line="336" w:lineRule="auto" w:after="180"/>
-      </w:pPr>
-      <w:r>
-        <w:rPr>
-          <w:b w:val="0"/>
-        </w:rPr>
-        <w:t xml:space="preserve">Use one picture at a time. Hide a worked result before asking for a </w:t>
-      </w:r>
-      <w:r>
-        <w:rPr>
-          <w:b/>
-        </w:rPr>
-        <w:t>prediction</w:t>
-      </w:r>
-      <w:r>
-        <w:rPr>
-          <w:b w:val="0"/>
-        </w:rPr>
-        <w:t>, then reveal it for feedback. These are supported teaching cases; retain the separate independent assessment for a fresh first attempt.</w:t>
-      </w:r>
-    </w:p>
-    <w:p>
-      <w:pPr>
-        <w:pStyle w:val="Heading3"/>
+        <w:t>09. Reference: teach with the six pictures</w:t>
+      </w:r>
+    </w:p>
+    <w:p>
+      <w:r>
+        <w:t>Choose the picture for the teaching move and connect it to the explanation.</w:t>
+      </w:r>
+    </w:p>
+    <w:p>
+      <w:pPr>
+        <w:pStyle w:val="Heading2"/>
       </w:pPr>
       <w:r>
         <w:t>01. Overfitting Intuition: the case</w:t>
@@ -6506,7 +6835,7 @@
         <w:drawing>
           <wp:inline xmlns:a="http://schemas.openxmlformats.org/drawingml/2006/main" xmlns:pic="http://schemas.openxmlformats.org/drawingml/2006/picture">
             <wp:extent cx="5486400" cy="3142488"/>
-            <wp:docPr id="3" name="Picture 3" descr="A fictional project compares three book-length prediction models on the same development sets. Supplied facts: Mean absolute errors in pages: Simple training 5, validation 6; Medium training 2, validation 3; Complex training 0, validation 7. Select lowest validation error; untouched final tests are not used for selection."/>
+            <wp:docPr id="4" name="Picture 4" descr="A fictional project compares three book-length prediction models on the same development sets. Supplied facts: Mean absolute errors in pages: Simple training 5, validation 6; Medium training 2, validation 3; Complex training 0, validation 7. Select lowest validation error; untouched final tests are not used for selection."/>
             <wp:cNvGraphicFramePr>
               <a:graphicFrameLocks noChangeAspect="1"/>
             </wp:cNvGraphicFramePr>
@@ -6518,7 +6847,7 @@
                     <pic:cNvPicPr/>
                   </pic:nvPicPr>
                   <pic:blipFill>
-                    <a:blip r:embed="rId11"/>
+                    <a:blip r:embed="rId12"/>
                     <a:stretch>
                       <a:fillRect/>
                     </a:stretch>
@@ -6621,7 +6950,6 @@
     <w:p>
       <w:pPr>
         <w:spacing w:line="336" w:lineRule="auto" w:after="180"/>
-        <w:shd w:fill="F5F1FB"/>
       </w:pPr>
       <w:r>
         <w:rPr>
@@ -6632,16 +6960,7 @@
     </w:p>
     <w:p>
       <w:pPr>
-        <w:pStyle w:val="Heading3"/>
-      </w:pPr>
-      <w:r>
-        <w:t>Discuss while showing the picture</w:t>
-      </w:r>
-    </w:p>
-    <w:p>
-      <w:pPr>
         <w:spacing w:line="336" w:lineRule="auto" w:after="180"/>
-        <w:shd w:fill="F1F6F8"/>
       </w:pPr>
       <w:r>
         <w:rPr>
@@ -6652,7 +6971,7 @@
     </w:p>
     <w:p>
       <w:pPr>
-        <w:pStyle w:val="Heading3"/>
+        <w:pStyle w:val="Heading2"/>
       </w:pPr>
       <w:r>
         <w:t>02. Follow the deciding steps</w:t>
@@ -6663,7 +6982,7 @@
         <w:drawing>
           <wp:inline xmlns:a="http://schemas.openxmlformats.org/drawingml/2006/main" xmlns:pic="http://schemas.openxmlformats.org/drawingml/2006/picture">
             <wp:extent cx="5486400" cy="4005072"/>
-            <wp:docPr id="4" name="Picture 4" descr="Training comparison: Complex fits training perfectly with zero error. → Validation comparison: Medium has error 3, versus Simple 6 and Complex 7. → Choose for development: Select Medium under the declared lowest-validation-error rule. → Final evaluation: Freeze the selection, then evaluate new reserved cases."/>
+            <wp:docPr id="5" name="Picture 5" descr="Training comparison: Complex fits training perfectly with zero error. → Validation comparison: Medium has error 3, versus Simple 6 and Complex 7. → Choose for development: Select Medium under the declared lowest-validation-error rule. → Final evaluation: Freeze the selection, then evaluate new reserved cases."/>
             <wp:cNvGraphicFramePr>
               <a:graphicFrameLocks noChangeAspect="1"/>
             </wp:cNvGraphicFramePr>
@@ -6675,7 +6994,7 @@
                     <pic:cNvPicPr/>
                   </pic:nvPicPr>
                   <pic:blipFill>
-                    <a:blip r:embed="rId12"/>
+                    <a:blip r:embed="rId9"/>
                     <a:stretch>
                       <a:fillRect/>
                     </a:stretch>
@@ -6726,7 +7045,6 @@
     <w:p>
       <w:pPr>
         <w:spacing w:line="336" w:lineRule="auto" w:after="180"/>
-        <w:shd w:fill="F5F1FB"/>
       </w:pPr>
       <w:r>
         <w:rPr>
@@ -6749,16 +7067,7 @@
     </w:p>
     <w:p>
       <w:pPr>
-        <w:pStyle w:val="Heading3"/>
-      </w:pPr>
-      <w:r>
-        <w:t>Discuss while showing the picture</w:t>
-      </w:r>
-    </w:p>
-    <w:p>
-      <w:pPr>
         <w:spacing w:line="336" w:lineRule="auto" w:after="180"/>
-        <w:shd w:fill="F1F6F8"/>
       </w:pPr>
       <w:r>
         <w:rPr>
@@ -6781,7 +7090,7 @@
     </w:p>
     <w:p>
       <w:pPr>
-        <w:pStyle w:val="Heading3"/>
+        <w:pStyle w:val="Heading2"/>
       </w:pPr>
       <w:r>
         <w:t>03. Training and validation errors</w:t>
@@ -6792,7 +7101,7 @@
         <w:drawing>
           <wp:inline xmlns:a="http://schemas.openxmlformats.org/drawingml/2006/main" xmlns:pic="http://schemas.openxmlformats.org/drawingml/2006/picture">
             <wp:extent cx="5486400" cy="3617976"/>
-            <wp:docPr id="5" name="Picture 5" descr="Training and validation errors. Simple: Training MAE pages = 5, Validation MAE pages = 6. Medium: Training MAE pages = 2, Validation MAE pages = 3. Complex: Training MAE pages = 0, Validation MAE pages = 7."/>
+            <wp:docPr id="6" name="Picture 6" descr="Training and validation errors. Simple: Training MAE pages = 5, Validation MAE pages = 6. Medium: Training MAE pages = 2, Validation MAE pages = 3. Complex: Training MAE pages = 0, Validation MAE pages = 7."/>
             <wp:cNvGraphicFramePr>
               <a:graphicFrameLocks noChangeAspect="1"/>
             </wp:cNvGraphicFramePr>
@@ -6879,7 +7188,6 @@
     <w:p>
       <w:pPr>
         <w:spacing w:line="336" w:lineRule="auto" w:after="180"/>
-        <w:shd w:fill="F5F1FB"/>
       </w:pPr>
       <w:r>
         <w:rPr>
@@ -6890,16 +7198,7 @@
     </w:p>
     <w:p>
       <w:pPr>
-        <w:pStyle w:val="Heading3"/>
-      </w:pPr>
-      <w:r>
-        <w:t>Discuss while showing the picture</w:t>
-      </w:r>
-    </w:p>
-    <w:p>
-      <w:pPr>
         <w:spacing w:line="336" w:lineRule="auto" w:after="180"/>
-        <w:shd w:fill="F1F6F8"/>
       </w:pPr>
       <w:r>
         <w:rPr>
@@ -6911,7 +7210,6 @@
     <w:p>
       <w:pPr>
         <w:spacing w:line="336" w:lineRule="auto" w:after="180"/>
-        <w:shd w:fill="F1F6F8"/>
       </w:pPr>
       <w:r>
         <w:rPr>
@@ -6922,7 +7220,7 @@
     </w:p>
     <w:p>
       <w:pPr>
-        <w:pStyle w:val="Heading3"/>
+        <w:pStyle w:val="Heading2"/>
       </w:pPr>
       <w:r>
         <w:t>04. Change one thing. Trace what follows.</w:t>
@@ -6933,7 +7231,7 @@
         <w:drawing>
           <wp:inline xmlns:a="http://schemas.openxmlformats.org/drawingml/2006/main" xmlns:pic="http://schemas.openxmlformats.org/drawingml/2006/picture">
             <wp:extent cx="5486400" cy="3041904"/>
-            <wp:docPr id="6" name="Picture 6" descr="Original case: Freeze the selection, then evaluate new reserved cases. Changed condition: Complex’s validation error becomes 2 on a newly documented, fair development comparison. Expected result: The stated rule now selects Complex. Reason: The rule compares validation errors; it does not ban complex models."/>
+            <wp:docPr id="7" name="Picture 7" descr="Original case: Freeze the selection, then evaluate new reserved cases. Changed condition: Complex’s validation error becomes 2 on a newly documented, fair development comparison. Expected result: The stated rule now selects Complex. Reason: The rule compares validation errors; it does not ban complex models."/>
             <wp:cNvGraphicFramePr>
               <a:graphicFrameLocks noChangeAspect="1"/>
             </wp:cNvGraphicFramePr>
@@ -6989,7 +7287,6 @@
     <w:p>
       <w:pPr>
         <w:spacing w:line="336" w:lineRule="auto" w:after="180"/>
-        <w:shd w:fill="F5F1FB"/>
       </w:pPr>
       <w:r>
         <w:rPr>
@@ -7000,16 +7297,7 @@
     </w:p>
     <w:p>
       <w:pPr>
-        <w:pStyle w:val="Heading3"/>
-      </w:pPr>
-      <w:r>
-        <w:t>Discuss while showing the picture</w:t>
-      </w:r>
-    </w:p>
-    <w:p>
-      <w:pPr>
         <w:spacing w:line="336" w:lineRule="auto" w:after="180"/>
-        <w:shd w:fill="F1F6F8"/>
       </w:pPr>
       <w:r>
         <w:rPr>
@@ -7021,7 +7309,6 @@
     <w:p>
       <w:pPr>
         <w:spacing w:line="336" w:lineRule="auto" w:after="180"/>
-        <w:shd w:fill="F1F6F8"/>
       </w:pPr>
       <w:r>
         <w:rPr>
@@ -7032,7 +7319,7 @@
     </w:p>
     <w:p>
       <w:pPr>
-        <w:pStyle w:val="Heading3"/>
+        <w:pStyle w:val="Heading2"/>
       </w:pPr>
       <w:r>
         <w:t>05. Connect the explanation to its limit</w:t>
@@ -7043,7 +7330,7 @@
         <w:drawing>
           <wp:inline xmlns:a="http://schemas.openxmlformats.org/drawingml/2006/main" xmlns:pic="http://schemas.openxmlformats.org/drawingml/2006/picture">
             <wp:extent cx="5486400" cy="2834640"/>
-            <wp:docPr id="7" name="Picture 7" descr="A flexible model can fit quirks of its training set without predicting new examples well. Here Complex’s training success occurs alongside the worst validation error. The numbers are invented comparisons, not a claim that complexity always hurts. Choosing Medium uses development evidence; its validation score must not be advertised as an untouched final-test result. Limit: A single small validation set may be noisy; selection evidence does not prove future population performance."/>
+            <wp:docPr id="8" name="Picture 8" descr="A flexible model can fit quirks of its training set without predicting new examples well. Here Complex’s training success occurs alongside the worst validation error. The numbers are invented comparisons, not a claim that complexity always hurts. Choosing Medium uses development evidence; its validation score must not be advertised as an untouched final-test result. Limit: A single small validation set may be noisy; selection evidence does not prove future population performance."/>
             <wp:cNvGraphicFramePr>
               <a:graphicFrameLocks noChangeAspect="1"/>
             </wp:cNvGraphicFramePr>
@@ -7170,7 +7457,6 @@
     <w:p>
       <w:pPr>
         <w:spacing w:line="336" w:lineRule="auto" w:after="180"/>
-        <w:shd w:fill="F5F1FB"/>
       </w:pPr>
       <w:r>
         <w:rPr>
@@ -7181,16 +7467,7 @@
     </w:p>
     <w:p>
       <w:pPr>
-        <w:pStyle w:val="Heading3"/>
-      </w:pPr>
-      <w:r>
-        <w:t>Discuss while showing the picture</w:t>
-      </w:r>
-    </w:p>
-    <w:p>
-      <w:pPr>
         <w:spacing w:line="336" w:lineRule="auto" w:after="180"/>
-        <w:shd w:fill="F1F6F8"/>
       </w:pPr>
       <w:r>
         <w:rPr>
@@ -7202,7 +7479,6 @@
     <w:p>
       <w:pPr>
         <w:spacing w:line="336" w:lineRule="auto" w:after="180"/>
-        <w:shd w:fill="F1F6F8"/>
       </w:pPr>
       <w:r>
         <w:rPr>
@@ -7225,7 +7501,7 @@
     </w:p>
     <w:p>
       <w:pPr>
-        <w:pStyle w:val="Heading3"/>
+        <w:pStyle w:val="Heading2"/>
       </w:pPr>
       <w:r>
         <w:t>06. Make the idea visible in your project</w:t>
@@ -7236,7 +7512,7 @@
         <w:drawing>
           <wp:inline xmlns:a="http://schemas.openxmlformats.org/drawingml/2006/main" xmlns:pic="http://schemas.openxmlformats.org/drawingml/2006/picture">
             <wp:extent cx="5486400" cy="3380232"/>
-            <wp:docPr id="8" name="Picture 8" descr="Compare recommender revisions on fixed development cases, reserving new cases for the final presentation. Draw your input, deciding step, result and limit. Supported question: Does zero training error justify choosing Complex in the original record?"/>
+            <wp:docPr id="9" name="Picture 9" descr="Compare recommender revisions on fixed development cases, reserving new cases for the final presentation. Draw your input, deciding step, result and limit. Supported question: Does zero training error justify choosing Complex in the original record?"/>
             <wp:cNvGraphicFramePr>
               <a:graphicFrameLocks noChangeAspect="1"/>
             </wp:cNvGraphicFramePr>
@@ -7270,7 +7546,6 @@
     <w:p>
       <w:pPr>
         <w:spacing w:line="336" w:lineRule="auto" w:after="180"/>
-        <w:shd w:fill="F5F1FB"/>
       </w:pPr>
       <w:r>
         <w:rPr>
@@ -7294,7 +7569,6 @@
     <w:p>
       <w:pPr>
         <w:spacing w:line="336" w:lineRule="auto" w:after="180"/>
-        <w:shd w:fill="F5F1FB"/>
       </w:pPr>
       <w:r>
         <w:rPr>
@@ -7318,7 +7592,6 @@
     <w:p>
       <w:pPr>
         <w:spacing w:line="336" w:lineRule="auto" w:after="180"/>
-        <w:shd w:fill="F5F1FB"/>
       </w:pPr>
       <w:r>
         <w:rPr>
@@ -7341,46 +7614,115 @@
     </w:p>
     <w:p>
       <w:pPr>
+        <w:spacing w:line="336" w:lineRule="auto" w:after="180"/>
+      </w:pPr>
+      <w:r>
+        <w:rPr>
+          <w:b w:val="0"/>
+        </w:rPr>
+        <w:t xml:space="preserve">Teacher prompt: Draw your project trace and justify the deciding step using </w:t>
+      </w:r>
+      <w:r>
+        <w:rPr>
+          <w:b/>
+        </w:rPr>
+        <w:t>evidence</w:t>
+      </w:r>
+      <w:r>
+        <w:rPr>
+          <w:b w:val="0"/>
+        </w:rPr>
+        <w:t>. Ask learners to describe one label or arrow in ordinary words. Use the adjacent transcript if the image is difficult to see.</w:t>
+      </w:r>
+    </w:p>
+    <w:p>
+      <w:pPr>
+        <w:spacing w:line="336" w:lineRule="auto" w:after="180"/>
+      </w:pPr>
+      <w:r>
+        <w:rPr>
+          <w:b w:val="0"/>
+        </w:rPr>
+        <w:t>Supported practice key: No. The declared criterion is validation error; Medium’s 3 is lowest, while Complex’s validation error is 7.</w:t>
+      </w:r>
+    </w:p>
+    <w:p>
+      <w:pPr>
+        <w:pStyle w:val="Heading2"/>
+      </w:pPr>
+      <w:r>
+        <w:t>Earlier wording, alternatives and picture transcripts · reference / check after trying</w:t>
+      </w:r>
+    </w:p>
+    <w:p>
+      <w:pPr>
+        <w:spacing w:line="336" w:lineRule="auto" w:after="180"/>
+      </w:pPr>
+      <w:r>
+        <w:rPr>
+          <w:b w:val="0"/>
+        </w:rPr>
+        <w:t xml:space="preserve">Use one picture at a time. Hide a worked result before asking for a </w:t>
+      </w:r>
+      <w:r>
+        <w:rPr>
+          <w:b/>
+        </w:rPr>
+        <w:t>prediction</w:t>
+      </w:r>
+      <w:r>
+        <w:rPr>
+          <w:b w:val="0"/>
+        </w:rPr>
+        <w:t>, then reveal it for feedback. These are supported teaching cases; retain the separate independent assessment for a fresh first attempt.</w:t>
+      </w:r>
+    </w:p>
+    <w:p>
+      <w:pPr>
         <w:pStyle w:val="Heading3"/>
       </w:pPr>
       <w:r>
-        <w:t>Discuss while showing the picture</w:t>
-      </w:r>
-    </w:p>
-    <w:p>
-      <w:pPr>
-        <w:spacing w:line="336" w:lineRule="auto" w:after="180"/>
-        <w:shd w:fill="F1F6F8"/>
-      </w:pPr>
-      <w:r>
-        <w:rPr>
-          <w:b w:val="0"/>
-        </w:rPr>
-        <w:t xml:space="preserve">Teacher prompt: Draw your project trace and justify the deciding step using </w:t>
-      </w:r>
-      <w:r>
-        <w:rPr>
-          <w:b/>
-        </w:rPr>
-        <w:t>evidence</w:t>
-      </w:r>
-      <w:r>
-        <w:rPr>
-          <w:b w:val="0"/>
-        </w:rPr>
-        <w:t>. Ask learners to describe one label or arrow in ordinary words. Use the adjacent transcript if the image is difficult to see.</w:t>
-      </w:r>
-    </w:p>
-    <w:p>
-      <w:pPr>
-        <w:spacing w:line="336" w:lineRule="auto" w:after="180"/>
-        <w:shd w:fill="F1F6F8"/>
-      </w:pPr>
-      <w:r>
-        <w:rPr>
-          <w:b w:val="0"/>
-        </w:rPr>
-        <w:t>Supported practice key: No. The declared criterion is validation error; Medium’s 3 is lowest, while Complex’s validation error is 7.</w:t>
+        <w:t>01. Overfitting Intuition: the case</w:t>
+      </w:r>
+    </w:p>
+    <w:p>
+      <w:pPr>
+        <w:pStyle w:val="Heading3"/>
+      </w:pPr>
+      <w:r>
+        <w:t>02. Follow the deciding steps</w:t>
+      </w:r>
+    </w:p>
+    <w:p>
+      <w:pPr>
+        <w:pStyle w:val="Heading3"/>
+      </w:pPr>
+      <w:r>
+        <w:t>03. Training and validation errors</w:t>
+      </w:r>
+    </w:p>
+    <w:p>
+      <w:pPr>
+        <w:pStyle w:val="Heading3"/>
+      </w:pPr>
+      <w:r>
+        <w:t>04. Change one thing. Trace what follows.</w:t>
+      </w:r>
+    </w:p>
+    <w:p>
+      <w:pPr>
+        <w:pStyle w:val="Heading3"/>
+      </w:pPr>
+      <w:r>
+        <w:t>05. Connect the explanation to its limit</w:t>
+      </w:r>
+    </w:p>
+    <w:p>
+      <w:pPr>
+        <w:pStyle w:val="Heading3"/>
+      </w:pPr>
+      <w:r>
+        <w:t>06. Make the idea visible in your project</w:t>
       </w:r>
     </w:p>
     <w:sectPr>
